--- a/paper_assets/docs/NHSJS/Supplementary Information.docx
+++ b/paper_assets/docs/NHSJS/Supplementary Information.docx
@@ -47,7 +47,7 @@
         <w:rPr>
           <w:i/>
         </w:rPr>
-        <w:t>Table S1. Evaluation windows and analysed runs per model.</w:t>
+        <w:t>Table S1. Evaluation windows and analyzed runs per model.</w:t>
       </w:r>
     </w:p>
     <w:tbl>
@@ -1016,7 +1016,7 @@
         <w:rPr>
           <w:i w:val="0"/>
         </w:rPr>
-        <w:t>Every generated run file is accounted for below. A run is "analysed" if it parsed, carried complete metadata, produced a portfolio, and returned a computed ROI for a 12-month holding period under one of the three reported models.</w:t>
+        <w:t>Every generated run file is accounted for below. A run is "analyzed" if it parsed, carried complete metadata, produced a portfolio, and returned a computed ROI for a 12-month holding period under one of the three reported models.</w:t>
       </w:r>
     </w:p>
     <w:p>
@@ -1024,7 +1024,7 @@
         <w:rPr>
           <w:i/>
         </w:rPr>
-        <w:t>Table S2a. Run accounting from generated files to the analysed set.</w:t>
+        <w:t>Table S2a. Run accounting from generated files to the analyzed set.</w:t>
       </w:r>
     </w:p>
     <w:tbl>
@@ -1243,7 +1243,7 @@
               <w:rPr>
                 <w:sz w:val="16"/>
               </w:rPr>
-              <w:t>ANALYSED (reported in the manuscript)</w:t>
+              <w:t>ANALYZED (reported in the manuscript)</w:t>
             </w:r>
           </w:p>
         </w:tc>
@@ -2354,7 +2354,7 @@
         <w:rPr>
           <w:i/>
         </w:rPr>
-        <w:t>Table S3-GPT-4o. Analysed runs per window and configuration, GPT-4o. Empty cells: 0.</w:t>
+        <w:t>Table S3-GPT-4o. Analyzed runs per window and configuration, GPT-4o. Empty cells: 0.</w:t>
       </w:r>
     </w:p>
     <w:tbl>
@@ -4413,7 +4413,7 @@
         <w:rPr>
           <w:i/>
         </w:rPr>
-        <w:t>Table S3-GPT-4o-mini. Analysed runs per window and configuration, GPT-4o-mini. Empty cells: 0.</w:t>
+        <w:t>Table S3-GPT-4o-mini. Analyzed runs per window and configuration, GPT-4o-mini. Empty cells: 0.</w:t>
       </w:r>
     </w:p>
     <w:tbl>
@@ -6472,7 +6472,7 @@
         <w:rPr>
           <w:i/>
         </w:rPr>
-        <w:t>Table S3-GPT-5.1. Analysed runs per window and configuration, GPT-5.1. Empty cells: 0.</w:t>
+        <w:t>Table S3-GPT-5.1. Analyzed runs per window and configuration, GPT-5.1. Empty cells: 0.</w:t>
       </w:r>
     </w:p>
     <w:tbl>
@@ -7959,7 +7959,7 @@
         <w:rPr>
           <w:i w:val="0"/>
         </w:rPr>
-        <w:t>Risk statistics are computed from daily adjusted closing prices reconstructed from each portfolio's tickers, weights and dates. Runs whose price series covered fewer than 200 trading days (29 of 2839, 1%) are excluded here, because annualising a short series inflates the ratios.</w:t>
+        <w:t>Risk statistics are computed from daily adjusted closing prices reconstructed from each portfolio's tickers, weights and dates. Runs whose price series covered fewer than 200 trading days (29 of 2839, 1%) are excluded here, because annualizing a short series inflates the ratios.</w:t>
       </w:r>
     </w:p>
     <w:p>

--- a/paper_assets/docs/NHSJS/Supplementary Information.docx
+++ b/paper_assets/docs/NHSJS/Supplementary Information.docx
@@ -1016,7 +1016,7 @@
         <w:rPr>
           <w:i w:val="0"/>
         </w:rPr>
-        <w:t>Every generated run file is accounted for below. A run is "analyzed" if it parsed, carried complete metadata, produced a portfolio, and returned a computed ROI for a 12-month holding period under one of the three reported models.</w:t>
+        <w:t>Every generated run file is accounted for below. A run is "analyzed" if it parsed, carried complete metadata, produced a portfolio, and returned a computed ROI for a 12-month holding period under one of the three reported models. Run depth is not uniform across windows: for GPT-4o-mini the September 2024 window was generated at greater depth than the others and contributes 309 of that model’s 1,212 analyzed runs (Table S3-GPT-4o-mini).</w:t>
       </w:r>
     </w:p>
     <w:p>
@@ -7959,7 +7959,7 @@
         <w:rPr>
           <w:i w:val="0"/>
         </w:rPr>
-        <w:t>Risk statistics are computed from daily adjusted closing prices reconstructed from each portfolio's tickers, weights and dates. Runs whose price series covered fewer than 200 trading days (29 of 2839, 1%) are excluded here, because annualizing a short series inflates the ratios.</w:t>
+        <w:t>All statistics in this section are computed over the analyzed set defined in Table S3. Risk statistics are computed from daily adjusted closing prices reconstructed from each portfolio’s tickers, weights and dates, holding share counts fixed at the window start; series are annualized over 252 trading days against a zero risk-free rate. Sharpe, Sortino and Calmar are medians across runs; annualized volatility and maximum drawdown are means. Every reconstructed series covered at least 200 trading days, so no run is excluded on that basis. The S&amp;P 500 comparison uses the SPY exchange-traded fund on the same adjusted-close basis over the same windows; its median Sharpe is 0.98 over the nine GPT-5.1 windows and 0.95 over all thirteen.</w:t>
       </w:r>
     </w:p>
     <w:p>
@@ -8209,72 +8209,72 @@
               <w:rPr>
                 <w:sz w:val="16"/>
               </w:rPr>
-              <w:t>1.49</w:t>
-            </w:r>
-          </w:p>
-        </w:tc>
-        <w:tc>
-          <w:tcPr>
-            <w:tcW w:type="dxa" w:w="877"/>
-          </w:tcPr>
-          <w:p>
-            <w:r>
-              <w:rPr>
-                <w:sz w:val="16"/>
-              </w:rPr>
-              <w:t>2.10</w:t>
-            </w:r>
-          </w:p>
-        </w:tc>
-        <w:tc>
-          <w:tcPr>
-            <w:tcW w:type="dxa" w:w="877"/>
-          </w:tcPr>
-          <w:p>
-            <w:r>
-              <w:rPr>
-                <w:sz w:val="16"/>
-              </w:rPr>
-              <w:t>28.72</w:t>
-            </w:r>
-          </w:p>
-        </w:tc>
-        <w:tc>
-          <w:tcPr>
-            <w:tcW w:type="dxa" w:w="877"/>
-          </w:tcPr>
-          <w:p>
-            <w:r>
-              <w:rPr>
-                <w:sz w:val="16"/>
-              </w:rPr>
-              <w:t>-24.74</w:t>
-            </w:r>
-          </w:p>
-        </w:tc>
-        <w:tc>
-          <w:tcPr>
-            <w:tcW w:type="dxa" w:w="877"/>
-          </w:tcPr>
-          <w:p>
-            <w:r>
-              <w:rPr>
-                <w:sz w:val="16"/>
-              </w:rPr>
-              <w:t>1.92</w:t>
-            </w:r>
-          </w:p>
-        </w:tc>
-        <w:tc>
-          <w:tcPr>
-            <w:tcW w:type="dxa" w:w="877"/>
-          </w:tcPr>
-          <w:p>
-            <w:r>
-              <w:rPr>
-                <w:sz w:val="16"/>
-              </w:rPr>
-              <w:t>31.00</w:t>
+              <w:t>1.34</w:t>
+            </w:r>
+          </w:p>
+        </w:tc>
+        <w:tc>
+          <w:tcPr>
+            <w:tcW w:type="dxa" w:w="877"/>
+          </w:tcPr>
+          <w:p>
+            <w:r>
+              <w:rPr>
+                <w:sz w:val="16"/>
+              </w:rPr>
+              <w:t>2.04</w:t>
+            </w:r>
+          </w:p>
+        </w:tc>
+        <w:tc>
+          <w:tcPr>
+            <w:tcW w:type="dxa" w:w="877"/>
+          </w:tcPr>
+          <w:p>
+            <w:r>
+              <w:rPr>
+                <w:sz w:val="16"/>
+              </w:rPr>
+              <w:t>27.76</w:t>
+            </w:r>
+          </w:p>
+        </w:tc>
+        <w:tc>
+          <w:tcPr>
+            <w:tcW w:type="dxa" w:w="877"/>
+          </w:tcPr>
+          <w:p>
+            <w:r>
+              <w:rPr>
+                <w:sz w:val="16"/>
+              </w:rPr>
+              <w:t>-22.37</w:t>
+            </w:r>
+          </w:p>
+        </w:tc>
+        <w:tc>
+          <w:tcPr>
+            <w:tcW w:type="dxa" w:w="877"/>
+          </w:tcPr>
+          <w:p>
+            <w:r>
+              <w:rPr>
+                <w:sz w:val="16"/>
+              </w:rPr>
+              <w:t>1.58</w:t>
+            </w:r>
+          </w:p>
+        </w:tc>
+        <w:tc>
+          <w:tcPr>
+            <w:tcW w:type="dxa" w:w="877"/>
+          </w:tcPr>
+          <w:p>
+            <w:r>
+              <w:rPr>
+                <w:sz w:val="16"/>
+              </w:rPr>
+              <w:t>25.03</w:t>
             </w:r>
           </w:p>
         </w:tc>
@@ -8354,72 +8354,72 @@
               <w:rPr>
                 <w:sz w:val="16"/>
               </w:rPr>
-              <w:t>1.60</w:t>
-            </w:r>
-          </w:p>
-        </w:tc>
-        <w:tc>
-          <w:tcPr>
-            <w:tcW w:type="dxa" w:w="877"/>
-          </w:tcPr>
-          <w:p>
-            <w:r>
-              <w:rPr>
-                <w:sz w:val="16"/>
-              </w:rPr>
-              <w:t>2.21</w:t>
-            </w:r>
-          </w:p>
-        </w:tc>
-        <w:tc>
-          <w:tcPr>
-            <w:tcW w:type="dxa" w:w="877"/>
-          </w:tcPr>
-          <w:p>
-            <w:r>
-              <w:rPr>
-                <w:sz w:val="16"/>
-              </w:rPr>
-              <w:t>24.46</w:t>
-            </w:r>
-          </w:p>
-        </w:tc>
-        <w:tc>
-          <w:tcPr>
-            <w:tcW w:type="dxa" w:w="877"/>
-          </w:tcPr>
-          <w:p>
-            <w:r>
-              <w:rPr>
-                <w:sz w:val="16"/>
-              </w:rPr>
-              <w:t>-22.66</w:t>
-            </w:r>
-          </w:p>
-        </w:tc>
-        <w:tc>
-          <w:tcPr>
-            <w:tcW w:type="dxa" w:w="877"/>
-          </w:tcPr>
-          <w:p>
-            <w:r>
-              <w:rPr>
-                <w:sz w:val="16"/>
-              </w:rPr>
-              <w:t>1.98</w:t>
-            </w:r>
-          </w:p>
-        </w:tc>
-        <w:tc>
-          <w:tcPr>
-            <w:tcW w:type="dxa" w:w="877"/>
-          </w:tcPr>
-          <w:p>
-            <w:r>
-              <w:rPr>
-                <w:sz w:val="16"/>
-              </w:rPr>
-              <w:t>21.70</w:t>
+              <w:t>1.40</w:t>
+            </w:r>
+          </w:p>
+        </w:tc>
+        <w:tc>
+          <w:tcPr>
+            <w:tcW w:type="dxa" w:w="877"/>
+          </w:tcPr>
+          <w:p>
+            <w:r>
+              <w:rPr>
+                <w:sz w:val="16"/>
+              </w:rPr>
+              <w:t>2.14</w:t>
+            </w:r>
+          </w:p>
+        </w:tc>
+        <w:tc>
+          <w:tcPr>
+            <w:tcW w:type="dxa" w:w="877"/>
+          </w:tcPr>
+          <w:p>
+            <w:r>
+              <w:rPr>
+                <w:sz w:val="16"/>
+              </w:rPr>
+              <w:t>23.93</w:t>
+            </w:r>
+          </w:p>
+        </w:tc>
+        <w:tc>
+          <w:tcPr>
+            <w:tcW w:type="dxa" w:w="877"/>
+          </w:tcPr>
+          <w:p>
+            <w:r>
+              <w:rPr>
+                <w:sz w:val="16"/>
+              </w:rPr>
+              <w:t>-21.74</w:t>
+            </w:r>
+          </w:p>
+        </w:tc>
+        <w:tc>
+          <w:tcPr>
+            <w:tcW w:type="dxa" w:w="877"/>
+          </w:tcPr>
+          <w:p>
+            <w:r>
+              <w:rPr>
+                <w:sz w:val="16"/>
+              </w:rPr>
+              <w:t>1.66</w:t>
+            </w:r>
+          </w:p>
+        </w:tc>
+        <w:tc>
+          <w:tcPr>
+            <w:tcW w:type="dxa" w:w="877"/>
+          </w:tcPr>
+          <w:p>
+            <w:r>
+              <w:rPr>
+                <w:sz w:val="16"/>
+              </w:rPr>
+              <w:t>21.48</w:t>
             </w:r>
           </w:p>
         </w:tc>
@@ -8499,72 +8499,72 @@
               <w:rPr>
                 <w:sz w:val="16"/>
               </w:rPr>
-              <w:t>1.61</w:t>
-            </w:r>
-          </w:p>
-        </w:tc>
-        <w:tc>
-          <w:tcPr>
-            <w:tcW w:type="dxa" w:w="877"/>
-          </w:tcPr>
-          <w:p>
-            <w:r>
-              <w:rPr>
-                <w:sz w:val="16"/>
-              </w:rPr>
-              <w:t>2.44</w:t>
-            </w:r>
-          </w:p>
-        </w:tc>
-        <w:tc>
-          <w:tcPr>
-            <w:tcW w:type="dxa" w:w="877"/>
-          </w:tcPr>
-          <w:p>
-            <w:r>
-              <w:rPr>
-                <w:sz w:val="16"/>
-              </w:rPr>
-              <w:t>25.84</w:t>
-            </w:r>
-          </w:p>
-        </w:tc>
-        <w:tc>
-          <w:tcPr>
-            <w:tcW w:type="dxa" w:w="877"/>
-          </w:tcPr>
-          <w:p>
-            <w:r>
-              <w:rPr>
-                <w:sz w:val="16"/>
-              </w:rPr>
-              <w:t>-23.92</w:t>
-            </w:r>
-          </w:p>
-        </w:tc>
-        <w:tc>
-          <w:tcPr>
-            <w:tcW w:type="dxa" w:w="877"/>
-          </w:tcPr>
-          <w:p>
-            <w:r>
-              <w:rPr>
-                <w:sz w:val="16"/>
-              </w:rPr>
-              <w:t>2.00</w:t>
-            </w:r>
-          </w:p>
-        </w:tc>
-        <w:tc>
-          <w:tcPr>
-            <w:tcW w:type="dxa" w:w="877"/>
-          </w:tcPr>
-          <w:p>
-            <w:r>
-              <w:rPr>
-                <w:sz w:val="16"/>
-              </w:rPr>
-              <w:t>25.48</w:t>
+              <w:t>1.43</w:t>
+            </w:r>
+          </w:p>
+        </w:tc>
+        <w:tc>
+          <w:tcPr>
+            <w:tcW w:type="dxa" w:w="877"/>
+          </w:tcPr>
+          <w:p>
+            <w:r>
+              <w:rPr>
+                <w:sz w:val="16"/>
+              </w:rPr>
+              <w:t>2.31</w:t>
+            </w:r>
+          </w:p>
+        </w:tc>
+        <w:tc>
+          <w:tcPr>
+            <w:tcW w:type="dxa" w:w="877"/>
+          </w:tcPr>
+          <w:p>
+            <w:r>
+              <w:rPr>
+                <w:sz w:val="16"/>
+              </w:rPr>
+              <w:t>24.87</w:t>
+            </w:r>
+          </w:p>
+        </w:tc>
+        <w:tc>
+          <w:tcPr>
+            <w:tcW w:type="dxa" w:w="877"/>
+          </w:tcPr>
+          <w:p>
+            <w:r>
+              <w:rPr>
+                <w:sz w:val="16"/>
+              </w:rPr>
+              <w:t>-22.59</w:t>
+            </w:r>
+          </w:p>
+        </w:tc>
+        <w:tc>
+          <w:tcPr>
+            <w:tcW w:type="dxa" w:w="877"/>
+          </w:tcPr>
+          <w:p>
+            <w:r>
+              <w:rPr>
+                <w:sz w:val="16"/>
+              </w:rPr>
+              <w:t>1.70</w:t>
+            </w:r>
+          </w:p>
+        </w:tc>
+        <w:tc>
+          <w:tcPr>
+            <w:tcW w:type="dxa" w:w="877"/>
+          </w:tcPr>
+          <w:p>
+            <w:r>
+              <w:rPr>
+                <w:sz w:val="16"/>
+              </w:rPr>
+              <w:t>22.74</w:t>
             </w:r>
           </w:p>
         </w:tc>
@@ -8644,72 +8644,72 @@
               <w:rPr>
                 <w:sz w:val="16"/>
               </w:rPr>
-              <w:t>1.69</w:t>
-            </w:r>
-          </w:p>
-        </w:tc>
-        <w:tc>
-          <w:tcPr>
-            <w:tcW w:type="dxa" w:w="877"/>
-          </w:tcPr>
-          <w:p>
-            <w:r>
-              <w:rPr>
-                <w:sz w:val="16"/>
-              </w:rPr>
-              <w:t>2.58</w:t>
-            </w:r>
-          </w:p>
-        </w:tc>
-        <w:tc>
-          <w:tcPr>
-            <w:tcW w:type="dxa" w:w="877"/>
-          </w:tcPr>
-          <w:p>
-            <w:r>
-              <w:rPr>
-                <w:sz w:val="16"/>
-              </w:rPr>
-              <w:t>26.71</w:t>
-            </w:r>
-          </w:p>
-        </w:tc>
-        <w:tc>
-          <w:tcPr>
-            <w:tcW w:type="dxa" w:w="877"/>
-          </w:tcPr>
-          <w:p>
-            <w:r>
-              <w:rPr>
-                <w:sz w:val="16"/>
-              </w:rPr>
-              <w:t>-23.50</w:t>
-            </w:r>
-          </w:p>
-        </w:tc>
-        <w:tc>
-          <w:tcPr>
-            <w:tcW w:type="dxa" w:w="877"/>
-          </w:tcPr>
-          <w:p>
-            <w:r>
-              <w:rPr>
-                <w:sz w:val="16"/>
-              </w:rPr>
-              <w:t>2.21</w:t>
-            </w:r>
-          </w:p>
-        </w:tc>
-        <w:tc>
-          <w:tcPr>
-            <w:tcW w:type="dxa" w:w="877"/>
-          </w:tcPr>
-          <w:p>
-            <w:r>
-              <w:rPr>
-                <w:sz w:val="16"/>
-              </w:rPr>
-              <w:t>29.18</w:t>
+              <w:t>1.54</w:t>
+            </w:r>
+          </w:p>
+        </w:tc>
+        <w:tc>
+          <w:tcPr>
+            <w:tcW w:type="dxa" w:w="877"/>
+          </w:tcPr>
+          <w:p>
+            <w:r>
+              <w:rPr>
+                <w:sz w:val="16"/>
+              </w:rPr>
+              <w:t>2.45</w:t>
+            </w:r>
+          </w:p>
+        </w:tc>
+        <w:tc>
+          <w:tcPr>
+            <w:tcW w:type="dxa" w:w="877"/>
+          </w:tcPr>
+          <w:p>
+            <w:r>
+              <w:rPr>
+                <w:sz w:val="16"/>
+              </w:rPr>
+              <w:t>25.98</w:t>
+            </w:r>
+          </w:p>
+        </w:tc>
+        <w:tc>
+          <w:tcPr>
+            <w:tcW w:type="dxa" w:w="877"/>
+          </w:tcPr>
+          <w:p>
+            <w:r>
+              <w:rPr>
+                <w:sz w:val="16"/>
+              </w:rPr>
+              <w:t>-23.00</w:t>
+            </w:r>
+          </w:p>
+        </w:tc>
+        <w:tc>
+          <w:tcPr>
+            <w:tcW w:type="dxa" w:w="877"/>
+          </w:tcPr>
+          <w:p>
+            <w:r>
+              <w:rPr>
+                <w:sz w:val="16"/>
+              </w:rPr>
+              <w:t>1.92</w:t>
+            </w:r>
+          </w:p>
+        </w:tc>
+        <w:tc>
+          <w:tcPr>
+            <w:tcW w:type="dxa" w:w="877"/>
+          </w:tcPr>
+          <w:p>
+            <w:r>
+              <w:rPr>
+                <w:sz w:val="16"/>
+              </w:rPr>
+              <w:t>35.00</w:t>
             </w:r>
           </w:p>
         </w:tc>
@@ -8789,72 +8789,72 @@
               <w:rPr>
                 <w:sz w:val="16"/>
               </w:rPr>
-              <w:t>1.94</w:t>
-            </w:r>
-          </w:p>
-        </w:tc>
-        <w:tc>
-          <w:tcPr>
-            <w:tcW w:type="dxa" w:w="877"/>
-          </w:tcPr>
-          <w:p>
-            <w:r>
-              <w:rPr>
-                <w:sz w:val="16"/>
-              </w:rPr>
-              <w:t>2.77</w:t>
-            </w:r>
-          </w:p>
-        </w:tc>
-        <w:tc>
-          <w:tcPr>
-            <w:tcW w:type="dxa" w:w="877"/>
-          </w:tcPr>
-          <w:p>
-            <w:r>
-              <w:rPr>
-                <w:sz w:val="16"/>
-              </w:rPr>
-              <w:t>26.95</w:t>
-            </w:r>
-          </w:p>
-        </w:tc>
-        <w:tc>
-          <w:tcPr>
-            <w:tcW w:type="dxa" w:w="877"/>
-          </w:tcPr>
-          <w:p>
-            <w:r>
-              <w:rPr>
-                <w:sz w:val="16"/>
-              </w:rPr>
-              <w:t>-24.09</w:t>
-            </w:r>
-          </w:p>
-        </w:tc>
-        <w:tc>
-          <w:tcPr>
-            <w:tcW w:type="dxa" w:w="877"/>
-          </w:tcPr>
-          <w:p>
-            <w:r>
-              <w:rPr>
-                <w:sz w:val="16"/>
-              </w:rPr>
-              <w:t>2.28</w:t>
-            </w:r>
-          </w:p>
-        </w:tc>
-        <w:tc>
-          <w:tcPr>
-            <w:tcW w:type="dxa" w:w="877"/>
-          </w:tcPr>
-          <w:p>
-            <w:r>
-              <w:rPr>
-                <w:sz w:val="16"/>
-              </w:rPr>
-              <w:t>39.43</w:t>
+              <w:t>1.61</w:t>
+            </w:r>
+          </w:p>
+        </w:tc>
+        <w:tc>
+          <w:tcPr>
+            <w:tcW w:type="dxa" w:w="877"/>
+          </w:tcPr>
+          <w:p>
+            <w:r>
+              <w:rPr>
+                <w:sz w:val="16"/>
+              </w:rPr>
+              <w:t>2.52</w:t>
+            </w:r>
+          </w:p>
+        </w:tc>
+        <w:tc>
+          <w:tcPr>
+            <w:tcW w:type="dxa" w:w="877"/>
+          </w:tcPr>
+          <w:p>
+            <w:r>
+              <w:rPr>
+                <w:sz w:val="16"/>
+              </w:rPr>
+              <w:t>26.62</w:t>
+            </w:r>
+          </w:p>
+        </w:tc>
+        <w:tc>
+          <w:tcPr>
+            <w:tcW w:type="dxa" w:w="877"/>
+          </w:tcPr>
+          <w:p>
+            <w:r>
+              <w:rPr>
+                <w:sz w:val="16"/>
+              </w:rPr>
+              <w:t>-23.63</w:t>
+            </w:r>
+          </w:p>
+        </w:tc>
+        <w:tc>
+          <w:tcPr>
+            <w:tcW w:type="dxa" w:w="877"/>
+          </w:tcPr>
+          <w:p>
+            <w:r>
+              <w:rPr>
+                <w:sz w:val="16"/>
+              </w:rPr>
+              <w:t>2.02</w:t>
+            </w:r>
+          </w:p>
+        </w:tc>
+        <w:tc>
+          <w:tcPr>
+            <w:tcW w:type="dxa" w:w="877"/>
+          </w:tcPr>
+          <w:p>
+            <w:r>
+              <w:rPr>
+                <w:sz w:val="16"/>
+              </w:rPr>
+              <w:t>37.21</w:t>
             </w:r>
           </w:p>
         </w:tc>
@@ -8934,72 +8934,72 @@
               <w:rPr>
                 <w:sz w:val="16"/>
               </w:rPr>
-              <w:t>1.86</w:t>
-            </w:r>
-          </w:p>
-        </w:tc>
-        <w:tc>
-          <w:tcPr>
-            <w:tcW w:type="dxa" w:w="877"/>
-          </w:tcPr>
-          <w:p>
-            <w:r>
-              <w:rPr>
-                <w:sz w:val="16"/>
-              </w:rPr>
-              <w:t>2.60</w:t>
-            </w:r>
-          </w:p>
-        </w:tc>
-        <w:tc>
-          <w:tcPr>
-            <w:tcW w:type="dxa" w:w="877"/>
-          </w:tcPr>
-          <w:p>
-            <w:r>
-              <w:rPr>
-                <w:sz w:val="16"/>
-              </w:rPr>
-              <w:t>27.07</w:t>
-            </w:r>
-          </w:p>
-        </w:tc>
-        <w:tc>
-          <w:tcPr>
-            <w:tcW w:type="dxa" w:w="877"/>
-          </w:tcPr>
-          <w:p>
-            <w:r>
-              <w:rPr>
-                <w:sz w:val="16"/>
-              </w:rPr>
-              <w:t>-23.94</w:t>
-            </w:r>
-          </w:p>
-        </w:tc>
-        <w:tc>
-          <w:tcPr>
-            <w:tcW w:type="dxa" w:w="877"/>
-          </w:tcPr>
-          <w:p>
-            <w:r>
-              <w:rPr>
-                <w:sz w:val="16"/>
-              </w:rPr>
-              <w:t>2.23</w:t>
-            </w:r>
-          </w:p>
-        </w:tc>
-        <w:tc>
-          <w:tcPr>
-            <w:tcW w:type="dxa" w:w="877"/>
-          </w:tcPr>
-          <w:p>
-            <w:r>
-              <w:rPr>
-                <w:sz w:val="16"/>
-              </w:rPr>
-              <w:t>35.10</w:t>
+              <w:t>1.55</w:t>
+            </w:r>
+          </w:p>
+        </w:tc>
+        <w:tc>
+          <w:tcPr>
+            <w:tcW w:type="dxa" w:w="877"/>
+          </w:tcPr>
+          <w:p>
+            <w:r>
+              <w:rPr>
+                <w:sz w:val="16"/>
+              </w:rPr>
+              <w:t>2.40</w:t>
+            </w:r>
+          </w:p>
+        </w:tc>
+        <w:tc>
+          <w:tcPr>
+            <w:tcW w:type="dxa" w:w="877"/>
+          </w:tcPr>
+          <w:p>
+            <w:r>
+              <w:rPr>
+                <w:sz w:val="16"/>
+              </w:rPr>
+              <w:t>26.97</w:t>
+            </w:r>
+          </w:p>
+        </w:tc>
+        <w:tc>
+          <w:tcPr>
+            <w:tcW w:type="dxa" w:w="877"/>
+          </w:tcPr>
+          <w:p>
+            <w:r>
+              <w:rPr>
+                <w:sz w:val="16"/>
+              </w:rPr>
+              <w:t>-24.24</w:t>
+            </w:r>
+          </w:p>
+        </w:tc>
+        <w:tc>
+          <w:tcPr>
+            <w:tcW w:type="dxa" w:w="877"/>
+          </w:tcPr>
+          <w:p>
+            <w:r>
+              <w:rPr>
+                <w:sz w:val="16"/>
+              </w:rPr>
+              <w:t>1.81</w:t>
+            </w:r>
+          </w:p>
+        </w:tc>
+        <w:tc>
+          <w:tcPr>
+            <w:tcW w:type="dxa" w:w="877"/>
+          </w:tcPr>
+          <w:p>
+            <w:r>
+              <w:rPr>
+                <w:sz w:val="16"/>
+              </w:rPr>
+              <w:t>30.67</w:t>
             </w:r>
           </w:p>
         </w:tc>
@@ -9079,72 +9079,72 @@
               <w:rPr>
                 <w:sz w:val="16"/>
               </w:rPr>
-              <w:t>1.99</w:t>
-            </w:r>
-          </w:p>
-        </w:tc>
-        <w:tc>
-          <w:tcPr>
-            <w:tcW w:type="dxa" w:w="877"/>
-          </w:tcPr>
-          <w:p>
-            <w:r>
-              <w:rPr>
-                <w:sz w:val="16"/>
-              </w:rPr>
-              <w:t>2.69</w:t>
-            </w:r>
-          </w:p>
-        </w:tc>
-        <w:tc>
-          <w:tcPr>
-            <w:tcW w:type="dxa" w:w="877"/>
-          </w:tcPr>
-          <w:p>
-            <w:r>
-              <w:rPr>
-                <w:sz w:val="16"/>
-              </w:rPr>
-              <w:t>28.34</w:t>
-            </w:r>
-          </w:p>
-        </w:tc>
-        <w:tc>
-          <w:tcPr>
-            <w:tcW w:type="dxa" w:w="877"/>
-          </w:tcPr>
-          <w:p>
-            <w:r>
-              <w:rPr>
-                <w:sz w:val="16"/>
-              </w:rPr>
-              <w:t>-24.80</w:t>
-            </w:r>
-          </w:p>
-        </w:tc>
-        <w:tc>
-          <w:tcPr>
-            <w:tcW w:type="dxa" w:w="877"/>
-          </w:tcPr>
-          <w:p>
-            <w:r>
-              <w:rPr>
-                <w:sz w:val="16"/>
-              </w:rPr>
-              <w:t>2.47</w:t>
-            </w:r>
-          </w:p>
-        </w:tc>
-        <w:tc>
-          <w:tcPr>
-            <w:tcW w:type="dxa" w:w="877"/>
-          </w:tcPr>
-          <w:p>
-            <w:r>
-              <w:rPr>
-                <w:sz w:val="16"/>
-              </w:rPr>
-              <w:t>40.48</w:t>
+              <w:t>1.70</w:t>
+            </w:r>
+          </w:p>
+        </w:tc>
+        <w:tc>
+          <w:tcPr>
+            <w:tcW w:type="dxa" w:w="877"/>
+          </w:tcPr>
+          <w:p>
+            <w:r>
+              <w:rPr>
+                <w:sz w:val="16"/>
+              </w:rPr>
+              <w:t>2.66</w:t>
+            </w:r>
+          </w:p>
+        </w:tc>
+        <w:tc>
+          <w:tcPr>
+            <w:tcW w:type="dxa" w:w="877"/>
+          </w:tcPr>
+          <w:p>
+            <w:r>
+              <w:rPr>
+                <w:sz w:val="16"/>
+              </w:rPr>
+              <w:t>28.07</w:t>
+            </w:r>
+          </w:p>
+        </w:tc>
+        <w:tc>
+          <w:tcPr>
+            <w:tcW w:type="dxa" w:w="877"/>
+          </w:tcPr>
+          <w:p>
+            <w:r>
+              <w:rPr>
+                <w:sz w:val="16"/>
+              </w:rPr>
+              <w:t>-23.24</w:t>
+            </w:r>
+          </w:p>
+        </w:tc>
+        <w:tc>
+          <w:tcPr>
+            <w:tcW w:type="dxa" w:w="877"/>
+          </w:tcPr>
+          <w:p>
+            <w:r>
+              <w:rPr>
+                <w:sz w:val="16"/>
+              </w:rPr>
+              <w:t>2.26</w:t>
+            </w:r>
+          </w:p>
+        </w:tc>
+        <w:tc>
+          <w:tcPr>
+            <w:tcW w:type="dxa" w:w="877"/>
+          </w:tcPr>
+          <w:p>
+            <w:r>
+              <w:rPr>
+                <w:sz w:val="16"/>
+              </w:rPr>
+              <w:t>41.53</w:t>
             </w:r>
           </w:p>
         </w:tc>
@@ -9224,72 +9224,72 @@
               <w:rPr>
                 <w:sz w:val="16"/>
               </w:rPr>
-              <w:t>1.35</w:t>
-            </w:r>
-          </w:p>
-        </w:tc>
-        <w:tc>
-          <w:tcPr>
-            <w:tcW w:type="dxa" w:w="877"/>
-          </w:tcPr>
-          <w:p>
-            <w:r>
-              <w:rPr>
-                <w:sz w:val="16"/>
-              </w:rPr>
-              <w:t>1.97</w:t>
-            </w:r>
-          </w:p>
-        </w:tc>
-        <w:tc>
-          <w:tcPr>
-            <w:tcW w:type="dxa" w:w="877"/>
-          </w:tcPr>
-          <w:p>
-            <w:r>
-              <w:rPr>
-                <w:sz w:val="16"/>
-              </w:rPr>
-              <w:t>22.85</w:t>
-            </w:r>
-          </w:p>
-        </w:tc>
-        <w:tc>
-          <w:tcPr>
-            <w:tcW w:type="dxa" w:w="877"/>
-          </w:tcPr>
-          <w:p>
-            <w:r>
-              <w:rPr>
-                <w:sz w:val="16"/>
-              </w:rPr>
-              <w:t>-22.72</w:t>
-            </w:r>
-          </w:p>
-        </w:tc>
-        <w:tc>
-          <w:tcPr>
-            <w:tcW w:type="dxa" w:w="877"/>
-          </w:tcPr>
-          <w:p>
-            <w:r>
-              <w:rPr>
-                <w:sz w:val="16"/>
-              </w:rPr>
-              <w:t>1.57</w:t>
-            </w:r>
-          </w:p>
-        </w:tc>
-        <w:tc>
-          <w:tcPr>
-            <w:tcW w:type="dxa" w:w="877"/>
-          </w:tcPr>
-          <w:p>
-            <w:r>
-              <w:rPr>
-                <w:sz w:val="16"/>
-              </w:rPr>
-              <w:t>14.94</w:t>
+              <w:t>1.30</w:t>
+            </w:r>
+          </w:p>
+        </w:tc>
+        <w:tc>
+          <w:tcPr>
+            <w:tcW w:type="dxa" w:w="877"/>
+          </w:tcPr>
+          <w:p>
+            <w:r>
+              <w:rPr>
+                <w:sz w:val="16"/>
+              </w:rPr>
+              <w:t>2.04</w:t>
+            </w:r>
+          </w:p>
+        </w:tc>
+        <w:tc>
+          <w:tcPr>
+            <w:tcW w:type="dxa" w:w="877"/>
+          </w:tcPr>
+          <w:p>
+            <w:r>
+              <w:rPr>
+                <w:sz w:val="16"/>
+              </w:rPr>
+              <w:t>22.44</w:t>
+            </w:r>
+          </w:p>
+        </w:tc>
+        <w:tc>
+          <w:tcPr>
+            <w:tcW w:type="dxa" w:w="877"/>
+          </w:tcPr>
+          <w:p>
+            <w:r>
+              <w:rPr>
+                <w:sz w:val="16"/>
+              </w:rPr>
+              <w:t>-21.62</w:t>
+            </w:r>
+          </w:p>
+        </w:tc>
+        <w:tc>
+          <w:tcPr>
+            <w:tcW w:type="dxa" w:w="877"/>
+          </w:tcPr>
+          <w:p>
+            <w:r>
+              <w:rPr>
+                <w:sz w:val="16"/>
+              </w:rPr>
+              <w:t>1.40</w:t>
+            </w:r>
+          </w:p>
+        </w:tc>
+        <w:tc>
+          <w:tcPr>
+            <w:tcW w:type="dxa" w:w="877"/>
+          </w:tcPr>
+          <w:p>
+            <w:r>
+              <w:rPr>
+                <w:sz w:val="16"/>
+              </w:rPr>
+              <w:t>12.19</w:t>
             </w:r>
           </w:p>
         </w:tc>
@@ -9369,72 +9369,72 @@
               <w:rPr>
                 <w:sz w:val="16"/>
               </w:rPr>
-              <w:t>1.49</w:t>
-            </w:r>
-          </w:p>
-        </w:tc>
-        <w:tc>
-          <w:tcPr>
-            <w:tcW w:type="dxa" w:w="877"/>
-          </w:tcPr>
-          <w:p>
-            <w:r>
-              <w:rPr>
-                <w:sz w:val="16"/>
-              </w:rPr>
-              <w:t>1.97</w:t>
-            </w:r>
-          </w:p>
-        </w:tc>
-        <w:tc>
-          <w:tcPr>
-            <w:tcW w:type="dxa" w:w="877"/>
-          </w:tcPr>
-          <w:p>
-            <w:r>
-              <w:rPr>
-                <w:sz w:val="16"/>
-              </w:rPr>
-              <w:t>24.50</w:t>
-            </w:r>
-          </w:p>
-        </w:tc>
-        <w:tc>
-          <w:tcPr>
-            <w:tcW w:type="dxa" w:w="877"/>
-          </w:tcPr>
-          <w:p>
-            <w:r>
-              <w:rPr>
-                <w:sz w:val="16"/>
-              </w:rPr>
-              <w:t>-23.47</w:t>
-            </w:r>
-          </w:p>
-        </w:tc>
-        <w:tc>
-          <w:tcPr>
-            <w:tcW w:type="dxa" w:w="877"/>
-          </w:tcPr>
-          <w:p>
-            <w:r>
-              <w:rPr>
-                <w:sz w:val="16"/>
-              </w:rPr>
-              <w:t>1.94</w:t>
-            </w:r>
-          </w:p>
-        </w:tc>
-        <w:tc>
-          <w:tcPr>
-            <w:tcW w:type="dxa" w:w="877"/>
-          </w:tcPr>
-          <w:p>
-            <w:r>
-              <w:rPr>
-                <w:sz w:val="16"/>
-              </w:rPr>
-              <w:t>18.80</w:t>
+              <w:t>1.35</w:t>
+            </w:r>
+          </w:p>
+        </w:tc>
+        <w:tc>
+          <w:tcPr>
+            <w:tcW w:type="dxa" w:w="877"/>
+          </w:tcPr>
+          <w:p>
+            <w:r>
+              <w:rPr>
+                <w:sz w:val="16"/>
+              </w:rPr>
+              <w:t>2.08</w:t>
+            </w:r>
+          </w:p>
+        </w:tc>
+        <w:tc>
+          <w:tcPr>
+            <w:tcW w:type="dxa" w:w="877"/>
+          </w:tcPr>
+          <w:p>
+            <w:r>
+              <w:rPr>
+                <w:sz w:val="16"/>
+              </w:rPr>
+              <w:t>24.38</w:t>
+            </w:r>
+          </w:p>
+        </w:tc>
+        <w:tc>
+          <w:tcPr>
+            <w:tcW w:type="dxa" w:w="877"/>
+          </w:tcPr>
+          <w:p>
+            <w:r>
+              <w:rPr>
+                <w:sz w:val="16"/>
+              </w:rPr>
+              <w:t>-21.82</w:t>
+            </w:r>
+          </w:p>
+        </w:tc>
+        <w:tc>
+          <w:tcPr>
+            <w:tcW w:type="dxa" w:w="877"/>
+          </w:tcPr>
+          <w:p>
+            <w:r>
+              <w:rPr>
+                <w:sz w:val="16"/>
+              </w:rPr>
+              <w:t>1.75</w:t>
+            </w:r>
+          </w:p>
+        </w:tc>
+        <w:tc>
+          <w:tcPr>
+            <w:tcW w:type="dxa" w:w="877"/>
+          </w:tcPr>
+          <w:p>
+            <w:r>
+              <w:rPr>
+                <w:sz w:val="16"/>
+              </w:rPr>
+              <w:t>19.95</w:t>
             </w:r>
           </w:p>
         </w:tc>
@@ -9514,72 +9514,72 @@
               <w:rPr>
                 <w:sz w:val="16"/>
               </w:rPr>
-              <w:t>1.58</w:t>
-            </w:r>
-          </w:p>
-        </w:tc>
-        <w:tc>
-          <w:tcPr>
-            <w:tcW w:type="dxa" w:w="877"/>
-          </w:tcPr>
-          <w:p>
-            <w:r>
-              <w:rPr>
-                <w:sz w:val="16"/>
-              </w:rPr>
-              <w:t>2.11</w:t>
-            </w:r>
-          </w:p>
-        </w:tc>
-        <w:tc>
-          <w:tcPr>
-            <w:tcW w:type="dxa" w:w="877"/>
-          </w:tcPr>
-          <w:p>
-            <w:r>
-              <w:rPr>
-                <w:sz w:val="16"/>
-              </w:rPr>
-              <w:t>25.96</w:t>
-            </w:r>
-          </w:p>
-        </w:tc>
-        <w:tc>
-          <w:tcPr>
-            <w:tcW w:type="dxa" w:w="877"/>
-          </w:tcPr>
-          <w:p>
-            <w:r>
-              <w:rPr>
-                <w:sz w:val="16"/>
-              </w:rPr>
-              <w:t>-23.71</w:t>
-            </w:r>
-          </w:p>
-        </w:tc>
-        <w:tc>
-          <w:tcPr>
-            <w:tcW w:type="dxa" w:w="877"/>
-          </w:tcPr>
-          <w:p>
-            <w:r>
-              <w:rPr>
-                <w:sz w:val="16"/>
-              </w:rPr>
-              <w:t>1.94</w:t>
-            </w:r>
-          </w:p>
-        </w:tc>
-        <w:tc>
-          <w:tcPr>
-            <w:tcW w:type="dxa" w:w="877"/>
-          </w:tcPr>
-          <w:p>
-            <w:r>
-              <w:rPr>
-                <w:sz w:val="16"/>
-              </w:rPr>
-              <w:t>23.84</w:t>
+              <w:t>1.43</w:t>
+            </w:r>
+          </w:p>
+        </w:tc>
+        <w:tc>
+          <w:tcPr>
+            <w:tcW w:type="dxa" w:w="877"/>
+          </w:tcPr>
+          <w:p>
+            <w:r>
+              <w:rPr>
+                <w:sz w:val="16"/>
+              </w:rPr>
+              <w:t>2.16</w:t>
+            </w:r>
+          </w:p>
+        </w:tc>
+        <w:tc>
+          <w:tcPr>
+            <w:tcW w:type="dxa" w:w="877"/>
+          </w:tcPr>
+          <w:p>
+            <w:r>
+              <w:rPr>
+                <w:sz w:val="16"/>
+              </w:rPr>
+              <w:t>25.59</w:t>
+            </w:r>
+          </w:p>
+        </w:tc>
+        <w:tc>
+          <w:tcPr>
+            <w:tcW w:type="dxa" w:w="877"/>
+          </w:tcPr>
+          <w:p>
+            <w:r>
+              <w:rPr>
+                <w:sz w:val="16"/>
+              </w:rPr>
+              <w:t>-22.33</w:t>
+            </w:r>
+          </w:p>
+        </w:tc>
+        <w:tc>
+          <w:tcPr>
+            <w:tcW w:type="dxa" w:w="877"/>
+          </w:tcPr>
+          <w:p>
+            <w:r>
+              <w:rPr>
+                <w:sz w:val="16"/>
+              </w:rPr>
+              <w:t>1.76</w:t>
+            </w:r>
+          </w:p>
+        </w:tc>
+        <w:tc>
+          <w:tcPr>
+            <w:tcW w:type="dxa" w:w="877"/>
+          </w:tcPr>
+          <w:p>
+            <w:r>
+              <w:rPr>
+                <w:sz w:val="16"/>
+              </w:rPr>
+              <w:t>23.37</w:t>
             </w:r>
           </w:p>
         </w:tc>
@@ -9781,124 +9781,124 @@
               <w:rPr>
                 <w:sz w:val="16"/>
               </w:rPr>
-              <w:t>42</w:t>
-            </w:r>
-          </w:p>
-        </w:tc>
-        <w:tc>
-          <w:tcPr>
-            <w:tcW w:type="dxa" w:w="877"/>
-          </w:tcPr>
-          <w:p>
-            <w:r>
-              <w:rPr>
-                <w:sz w:val="16"/>
-              </w:rPr>
-              <w:t>37.97</w:t>
-            </w:r>
-          </w:p>
-        </w:tc>
-        <w:tc>
-          <w:tcPr>
-            <w:tcW w:type="dxa" w:w="877"/>
-          </w:tcPr>
-          <w:p>
-            <w:r>
-              <w:rPr>
-                <w:sz w:val="16"/>
-              </w:rPr>
-              <w:t>34.51</w:t>
-            </w:r>
-          </w:p>
-        </w:tc>
-        <w:tc>
-          <w:tcPr>
-            <w:tcW w:type="dxa" w:w="877"/>
-          </w:tcPr>
-          <w:p>
-            <w:r>
-              <w:rPr>
-                <w:sz w:val="16"/>
-              </w:rPr>
-              <w:t>18.98</w:t>
-            </w:r>
-          </w:p>
-        </w:tc>
-        <w:tc>
-          <w:tcPr>
-            <w:tcW w:type="dxa" w:w="877"/>
-          </w:tcPr>
-          <w:p>
-            <w:r>
-              <w:rPr>
-                <w:sz w:val="16"/>
-              </w:rPr>
-              <w:t>1.35</w:t>
-            </w:r>
-          </w:p>
-        </w:tc>
-        <w:tc>
-          <w:tcPr>
-            <w:tcW w:type="dxa" w:w="877"/>
-          </w:tcPr>
-          <w:p>
-            <w:r>
-              <w:rPr>
-                <w:sz w:val="16"/>
-              </w:rPr>
-              <w:t>1.91</w:t>
-            </w:r>
-          </w:p>
-        </w:tc>
-        <w:tc>
-          <w:tcPr>
-            <w:tcW w:type="dxa" w:w="877"/>
-          </w:tcPr>
-          <w:p>
-            <w:r>
-              <w:rPr>
-                <w:sz w:val="16"/>
-              </w:rPr>
-              <w:t>28.04</w:t>
-            </w:r>
-          </w:p>
-        </w:tc>
-        <w:tc>
-          <w:tcPr>
-            <w:tcW w:type="dxa" w:w="877"/>
-          </w:tcPr>
-          <w:p>
-            <w:r>
-              <w:rPr>
-                <w:sz w:val="16"/>
-              </w:rPr>
-              <w:t>-24.65</w:t>
-            </w:r>
-          </w:p>
-        </w:tc>
-        <w:tc>
-          <w:tcPr>
-            <w:tcW w:type="dxa" w:w="877"/>
-          </w:tcPr>
-          <w:p>
-            <w:r>
-              <w:rPr>
-                <w:sz w:val="16"/>
-              </w:rPr>
-              <w:t>1.69</w:t>
-            </w:r>
-          </w:p>
-        </w:tc>
-        <w:tc>
-          <w:tcPr>
-            <w:tcW w:type="dxa" w:w="877"/>
-          </w:tcPr>
-          <w:p>
-            <w:r>
-              <w:rPr>
-                <w:sz w:val="16"/>
-              </w:rPr>
-              <w:t>21.16</w:t>
+              <w:t>39</w:t>
+            </w:r>
+          </w:p>
+        </w:tc>
+        <w:tc>
+          <w:tcPr>
+            <w:tcW w:type="dxa" w:w="877"/>
+          </w:tcPr>
+          <w:p>
+            <w:r>
+              <w:rPr>
+                <w:sz w:val="16"/>
+              </w:rPr>
+              <w:t>34.87</w:t>
+            </w:r>
+          </w:p>
+        </w:tc>
+        <w:tc>
+          <w:tcPr>
+            <w:tcW w:type="dxa" w:w="877"/>
+          </w:tcPr>
+          <w:p>
+            <w:r>
+              <w:rPr>
+                <w:sz w:val="16"/>
+              </w:rPr>
+              <w:t>33.33</w:t>
+            </w:r>
+          </w:p>
+        </w:tc>
+        <w:tc>
+          <w:tcPr>
+            <w:tcW w:type="dxa" w:w="877"/>
+          </w:tcPr>
+          <w:p>
+            <w:r>
+              <w:rPr>
+                <w:sz w:val="16"/>
+              </w:rPr>
+              <w:t>15.82</w:t>
+            </w:r>
+          </w:p>
+        </w:tc>
+        <w:tc>
+          <w:tcPr>
+            <w:tcW w:type="dxa" w:w="877"/>
+          </w:tcPr>
+          <w:p>
+            <w:r>
+              <w:rPr>
+                <w:sz w:val="16"/>
+              </w:rPr>
+              <w:t>1.17</w:t>
+            </w:r>
+          </w:p>
+        </w:tc>
+        <w:tc>
+          <w:tcPr>
+            <w:tcW w:type="dxa" w:w="877"/>
+          </w:tcPr>
+          <w:p>
+            <w:r>
+              <w:rPr>
+                <w:sz w:val="16"/>
+              </w:rPr>
+              <w:t>1.75</w:t>
+            </w:r>
+          </w:p>
+        </w:tc>
+        <w:tc>
+          <w:tcPr>
+            <w:tcW w:type="dxa" w:w="877"/>
+          </w:tcPr>
+          <w:p>
+            <w:r>
+              <w:rPr>
+                <w:sz w:val="16"/>
+              </w:rPr>
+              <w:t>27.34</w:t>
+            </w:r>
+          </w:p>
+        </w:tc>
+        <w:tc>
+          <w:tcPr>
+            <w:tcW w:type="dxa" w:w="877"/>
+          </w:tcPr>
+          <w:p>
+            <w:r>
+              <w:rPr>
+                <w:sz w:val="16"/>
+              </w:rPr>
+              <w:t>-23.49</w:t>
+            </w:r>
+          </w:p>
+        </w:tc>
+        <w:tc>
+          <w:tcPr>
+            <w:tcW w:type="dxa" w:w="877"/>
+          </w:tcPr>
+          <w:p>
+            <w:r>
+              <w:rPr>
+                <w:sz w:val="16"/>
+              </w:rPr>
+              <w:t>1.32</w:t>
+            </w:r>
+          </w:p>
+        </w:tc>
+        <w:tc>
+          <w:tcPr>
+            <w:tcW w:type="dxa" w:w="877"/>
+          </w:tcPr>
+          <w:p>
+            <w:r>
+              <w:rPr>
+                <w:sz w:val="16"/>
+              </w:rPr>
+              <w:t>16.13</w:t>
             </w:r>
           </w:p>
         </w:tc>
@@ -9926,124 +9926,124 @@
               <w:rPr>
                 <w:sz w:val="16"/>
               </w:rPr>
-              <w:t>97</w:t>
-            </w:r>
-          </w:p>
-        </w:tc>
-        <w:tc>
-          <w:tcPr>
-            <w:tcW w:type="dxa" w:w="877"/>
-          </w:tcPr>
-          <w:p>
-            <w:r>
-              <w:rPr>
-                <w:sz w:val="16"/>
-              </w:rPr>
-              <w:t>32.12</w:t>
-            </w:r>
-          </w:p>
-        </w:tc>
-        <w:tc>
-          <w:tcPr>
-            <w:tcW w:type="dxa" w:w="877"/>
-          </w:tcPr>
-          <w:p>
-            <w:r>
-              <w:rPr>
-                <w:sz w:val="16"/>
-              </w:rPr>
-              <w:t>32.78</w:t>
-            </w:r>
-          </w:p>
-        </w:tc>
-        <w:tc>
-          <w:tcPr>
-            <w:tcW w:type="dxa" w:w="877"/>
-          </w:tcPr>
-          <w:p>
-            <w:r>
-              <w:rPr>
-                <w:sz w:val="16"/>
-              </w:rPr>
-              <w:t>14.54</w:t>
-            </w:r>
-          </w:p>
-        </w:tc>
-        <w:tc>
-          <w:tcPr>
-            <w:tcW w:type="dxa" w:w="877"/>
-          </w:tcPr>
-          <w:p>
-            <w:r>
-              <w:rPr>
-                <w:sz w:val="16"/>
-              </w:rPr>
-              <w:t>1.32</w:t>
-            </w:r>
-          </w:p>
-        </w:tc>
-        <w:tc>
-          <w:tcPr>
-            <w:tcW w:type="dxa" w:w="877"/>
-          </w:tcPr>
-          <w:p>
-            <w:r>
-              <w:rPr>
-                <w:sz w:val="16"/>
-              </w:rPr>
-              <w:t>1.95</w:t>
-            </w:r>
-          </w:p>
-        </w:tc>
-        <w:tc>
-          <w:tcPr>
-            <w:tcW w:type="dxa" w:w="877"/>
-          </w:tcPr>
-          <w:p>
-            <w:r>
-              <w:rPr>
-                <w:sz w:val="16"/>
-              </w:rPr>
-              <w:t>27.46</w:t>
-            </w:r>
-          </w:p>
-        </w:tc>
-        <w:tc>
-          <w:tcPr>
-            <w:tcW w:type="dxa" w:w="877"/>
-          </w:tcPr>
-          <w:p>
-            <w:r>
-              <w:rPr>
-                <w:sz w:val="16"/>
-              </w:rPr>
-              <w:t>-24.63</w:t>
-            </w:r>
-          </w:p>
-        </w:tc>
-        <w:tc>
-          <w:tcPr>
-            <w:tcW w:type="dxa" w:w="877"/>
-          </w:tcPr>
-          <w:p>
-            <w:r>
-              <w:rPr>
-                <w:sz w:val="16"/>
-              </w:rPr>
-              <w:t>1.65</w:t>
-            </w:r>
-          </w:p>
-        </w:tc>
-        <w:tc>
-          <w:tcPr>
-            <w:tcW w:type="dxa" w:w="877"/>
-          </w:tcPr>
-          <w:p>
-            <w:r>
-              <w:rPr>
-                <w:sz w:val="16"/>
-              </w:rPr>
-              <w:t>17.25</w:t>
+              <w:t>94</w:t>
+            </w:r>
+          </w:p>
+        </w:tc>
+        <w:tc>
+          <w:tcPr>
+            <w:tcW w:type="dxa" w:w="877"/>
+          </w:tcPr>
+          <w:p>
+            <w:r>
+              <w:rPr>
+                <w:sz w:val="16"/>
+              </w:rPr>
+              <w:t>30.50</w:t>
+            </w:r>
+          </w:p>
+        </w:tc>
+        <w:tc>
+          <w:tcPr>
+            <w:tcW w:type="dxa" w:w="877"/>
+          </w:tcPr>
+          <w:p>
+            <w:r>
+              <w:rPr>
+                <w:sz w:val="16"/>
+              </w:rPr>
+              <w:t>32.64</w:t>
+            </w:r>
+          </w:p>
+        </w:tc>
+        <w:tc>
+          <w:tcPr>
+            <w:tcW w:type="dxa" w:w="877"/>
+          </w:tcPr>
+          <w:p>
+            <w:r>
+              <w:rPr>
+                <w:sz w:val="16"/>
+              </w:rPr>
+              <w:t>11.46</w:t>
+            </w:r>
+          </w:p>
+        </w:tc>
+        <w:tc>
+          <w:tcPr>
+            <w:tcW w:type="dxa" w:w="877"/>
+          </w:tcPr>
+          <w:p>
+            <w:r>
+              <w:rPr>
+                <w:sz w:val="16"/>
+              </w:rPr>
+              <w:t>1.16</w:t>
+            </w:r>
+          </w:p>
+        </w:tc>
+        <w:tc>
+          <w:tcPr>
+            <w:tcW w:type="dxa" w:w="877"/>
+          </w:tcPr>
+          <w:p>
+            <w:r>
+              <w:rPr>
+                <w:sz w:val="16"/>
+              </w:rPr>
+              <w:t>1.81</w:t>
+            </w:r>
+          </w:p>
+        </w:tc>
+        <w:tc>
+          <w:tcPr>
+            <w:tcW w:type="dxa" w:w="877"/>
+          </w:tcPr>
+          <w:p>
+            <w:r>
+              <w:rPr>
+                <w:sz w:val="16"/>
+              </w:rPr>
+              <w:t>26.76</w:t>
+            </w:r>
+          </w:p>
+        </w:tc>
+        <w:tc>
+          <w:tcPr>
+            <w:tcW w:type="dxa" w:w="877"/>
+          </w:tcPr>
+          <w:p>
+            <w:r>
+              <w:rPr>
+                <w:sz w:val="16"/>
+              </w:rPr>
+              <w:t>-23.90</w:t>
+            </w:r>
+          </w:p>
+        </w:tc>
+        <w:tc>
+          <w:tcPr>
+            <w:tcW w:type="dxa" w:w="877"/>
+          </w:tcPr>
+          <w:p>
+            <w:r>
+              <w:rPr>
+                <w:sz w:val="16"/>
+              </w:rPr>
+              <w:t>1.31</w:t>
+            </w:r>
+          </w:p>
+        </w:tc>
+        <w:tc>
+          <w:tcPr>
+            <w:tcW w:type="dxa" w:w="877"/>
+          </w:tcPr>
+          <w:p>
+            <w:r>
+              <w:rPr>
+                <w:sz w:val="16"/>
+              </w:rPr>
+              <w:t>11.64</w:t>
             </w:r>
           </w:p>
         </w:tc>
@@ -10071,124 +10071,124 @@
               <w:rPr>
                 <w:sz w:val="16"/>
               </w:rPr>
-              <w:t>113</w:t>
-            </w:r>
-          </w:p>
-        </w:tc>
-        <w:tc>
-          <w:tcPr>
-            <w:tcW w:type="dxa" w:w="877"/>
-          </w:tcPr>
-          <w:p>
-            <w:r>
-              <w:rPr>
-                <w:sz w:val="16"/>
-              </w:rPr>
-              <w:t>40.62</w:t>
-            </w:r>
-          </w:p>
-        </w:tc>
-        <w:tc>
-          <w:tcPr>
-            <w:tcW w:type="dxa" w:w="877"/>
-          </w:tcPr>
-          <w:p>
-            <w:r>
-              <w:rPr>
-                <w:sz w:val="16"/>
-              </w:rPr>
-              <w:t>42.45</w:t>
-            </w:r>
-          </w:p>
-        </w:tc>
-        <w:tc>
-          <w:tcPr>
-            <w:tcW w:type="dxa" w:w="877"/>
-          </w:tcPr>
-          <w:p>
-            <w:r>
-              <w:rPr>
-                <w:sz w:val="16"/>
-              </w:rPr>
-              <w:t>24.39</w:t>
-            </w:r>
-          </w:p>
-        </w:tc>
-        <w:tc>
-          <w:tcPr>
-            <w:tcW w:type="dxa" w:w="877"/>
-          </w:tcPr>
-          <w:p>
-            <w:r>
-              <w:rPr>
-                <w:sz w:val="16"/>
-              </w:rPr>
-              <w:t>1.60</w:t>
-            </w:r>
-          </w:p>
-        </w:tc>
-        <w:tc>
-          <w:tcPr>
-            <w:tcW w:type="dxa" w:w="877"/>
-          </w:tcPr>
-          <w:p>
-            <w:r>
-              <w:rPr>
-                <w:sz w:val="16"/>
-              </w:rPr>
-              <w:t>2.37</w:t>
-            </w:r>
-          </w:p>
-        </w:tc>
-        <w:tc>
-          <w:tcPr>
-            <w:tcW w:type="dxa" w:w="877"/>
-          </w:tcPr>
-          <w:p>
-            <w:r>
-              <w:rPr>
-                <w:sz w:val="16"/>
-              </w:rPr>
-              <w:t>29.25</w:t>
-            </w:r>
-          </w:p>
-        </w:tc>
-        <w:tc>
-          <w:tcPr>
-            <w:tcW w:type="dxa" w:w="877"/>
-          </w:tcPr>
-          <w:p>
-            <w:r>
-              <w:rPr>
-                <w:sz w:val="16"/>
-              </w:rPr>
-              <w:t>-26.10</w:t>
-            </w:r>
-          </w:p>
-        </w:tc>
-        <w:tc>
-          <w:tcPr>
-            <w:tcW w:type="dxa" w:w="877"/>
-          </w:tcPr>
-          <w:p>
-            <w:r>
-              <w:rPr>
-                <w:sz w:val="16"/>
-              </w:rPr>
-              <w:t>1.91</w:t>
-            </w:r>
-          </w:p>
-        </w:tc>
-        <w:tc>
-          <w:tcPr>
-            <w:tcW w:type="dxa" w:w="877"/>
-          </w:tcPr>
-          <w:p>
-            <w:r>
-              <w:rPr>
-                <w:sz w:val="16"/>
-              </w:rPr>
-              <w:t>28.56</w:t>
+              <w:t>108</w:t>
+            </w:r>
+          </w:p>
+        </w:tc>
+        <w:tc>
+          <w:tcPr>
+            <w:tcW w:type="dxa" w:w="877"/>
+          </w:tcPr>
+          <w:p>
+            <w:r>
+              <w:rPr>
+                <w:sz w:val="16"/>
+              </w:rPr>
+              <w:t>39.51</w:t>
+            </w:r>
+          </w:p>
+        </w:tc>
+        <w:tc>
+          <w:tcPr>
+            <w:tcW w:type="dxa" w:w="877"/>
+          </w:tcPr>
+          <w:p>
+            <w:r>
+              <w:rPr>
+                <w:sz w:val="16"/>
+              </w:rPr>
+              <w:t>42.10</w:t>
+            </w:r>
+          </w:p>
+        </w:tc>
+        <w:tc>
+          <w:tcPr>
+            <w:tcW w:type="dxa" w:w="877"/>
+          </w:tcPr>
+          <w:p>
+            <w:r>
+              <w:rPr>
+                <w:sz w:val="16"/>
+              </w:rPr>
+              <w:t>24.33</w:t>
+            </w:r>
+          </w:p>
+        </w:tc>
+        <w:tc>
+          <w:tcPr>
+            <w:tcW w:type="dxa" w:w="877"/>
+          </w:tcPr>
+          <w:p>
+            <w:r>
+              <w:rPr>
+                <w:sz w:val="16"/>
+              </w:rPr>
+              <w:t>1.38</w:t>
+            </w:r>
+          </w:p>
+        </w:tc>
+        <w:tc>
+          <w:tcPr>
+            <w:tcW w:type="dxa" w:w="877"/>
+          </w:tcPr>
+          <w:p>
+            <w:r>
+              <w:rPr>
+                <w:sz w:val="16"/>
+              </w:rPr>
+              <w:t>2.13</w:t>
+            </w:r>
+          </w:p>
+        </w:tc>
+        <w:tc>
+          <w:tcPr>
+            <w:tcW w:type="dxa" w:w="877"/>
+          </w:tcPr>
+          <w:p>
+            <w:r>
+              <w:rPr>
+                <w:sz w:val="16"/>
+              </w:rPr>
+              <w:t>28.41</w:t>
+            </w:r>
+          </w:p>
+        </w:tc>
+        <w:tc>
+          <w:tcPr>
+            <w:tcW w:type="dxa" w:w="877"/>
+          </w:tcPr>
+          <w:p>
+            <w:r>
+              <w:rPr>
+                <w:sz w:val="16"/>
+              </w:rPr>
+              <w:t>-25.21</w:t>
+            </w:r>
+          </w:p>
+        </w:tc>
+        <w:tc>
+          <w:tcPr>
+            <w:tcW w:type="dxa" w:w="877"/>
+          </w:tcPr>
+          <w:p>
+            <w:r>
+              <w:rPr>
+                <w:sz w:val="16"/>
+              </w:rPr>
+              <w:t>1.58</w:t>
+            </w:r>
+          </w:p>
+        </w:tc>
+        <w:tc>
+          <w:tcPr>
+            <w:tcW w:type="dxa" w:w="877"/>
+          </w:tcPr>
+          <w:p>
+            <w:r>
+              <w:rPr>
+                <w:sz w:val="16"/>
+              </w:rPr>
+              <w:t>20.96</w:t>
             </w:r>
           </w:p>
         </w:tc>
@@ -10216,124 +10216,124 @@
               <w:rPr>
                 <w:sz w:val="16"/>
               </w:rPr>
-              <w:t>109</w:t>
-            </w:r>
-          </w:p>
-        </w:tc>
-        <w:tc>
-          <w:tcPr>
-            <w:tcW w:type="dxa" w:w="877"/>
-          </w:tcPr>
-          <w:p>
-            <w:r>
-              <w:rPr>
-                <w:sz w:val="16"/>
-              </w:rPr>
-              <w:t>41.38</w:t>
-            </w:r>
-          </w:p>
-        </w:tc>
-        <w:tc>
-          <w:tcPr>
-            <w:tcW w:type="dxa" w:w="877"/>
-          </w:tcPr>
-          <w:p>
-            <w:r>
-              <w:rPr>
-                <w:sz w:val="16"/>
-              </w:rPr>
-              <w:t>42.05</w:t>
-            </w:r>
-          </w:p>
-        </w:tc>
-        <w:tc>
-          <w:tcPr>
-            <w:tcW w:type="dxa" w:w="877"/>
-          </w:tcPr>
-          <w:p>
-            <w:r>
-              <w:rPr>
-                <w:sz w:val="16"/>
-              </w:rPr>
-              <w:t>19.31</w:t>
-            </w:r>
-          </w:p>
-        </w:tc>
-        <w:tc>
-          <w:tcPr>
-            <w:tcW w:type="dxa" w:w="877"/>
-          </w:tcPr>
-          <w:p>
-            <w:r>
-              <w:rPr>
-                <w:sz w:val="16"/>
-              </w:rPr>
-              <w:t>1.51</w:t>
-            </w:r>
-          </w:p>
-        </w:tc>
-        <w:tc>
-          <w:tcPr>
-            <w:tcW w:type="dxa" w:w="877"/>
-          </w:tcPr>
-          <w:p>
-            <w:r>
-              <w:rPr>
-                <w:sz w:val="16"/>
-              </w:rPr>
-              <w:t>2.22</w:t>
-            </w:r>
-          </w:p>
-        </w:tc>
-        <w:tc>
-          <w:tcPr>
-            <w:tcW w:type="dxa" w:w="877"/>
-          </w:tcPr>
-          <w:p>
-            <w:r>
-              <w:rPr>
-                <w:sz w:val="16"/>
-              </w:rPr>
-              <w:t>27.94</w:t>
-            </w:r>
-          </w:p>
-        </w:tc>
-        <w:tc>
-          <w:tcPr>
-            <w:tcW w:type="dxa" w:w="877"/>
-          </w:tcPr>
-          <w:p>
-            <w:r>
-              <w:rPr>
-                <w:sz w:val="16"/>
-              </w:rPr>
-              <w:t>-26.52</w:t>
-            </w:r>
-          </w:p>
-        </w:tc>
-        <w:tc>
-          <w:tcPr>
-            <w:tcW w:type="dxa" w:w="877"/>
-          </w:tcPr>
-          <w:p>
-            <w:r>
-              <w:rPr>
-                <w:sz w:val="16"/>
-              </w:rPr>
-              <w:t>1.90</w:t>
-            </w:r>
-          </w:p>
-        </w:tc>
-        <w:tc>
-          <w:tcPr>
-            <w:tcW w:type="dxa" w:w="877"/>
-          </w:tcPr>
-          <w:p>
-            <w:r>
-              <w:rPr>
-                <w:sz w:val="16"/>
-              </w:rPr>
-              <w:t>27.79</w:t>
+              <w:t>104</w:t>
+            </w:r>
+          </w:p>
+        </w:tc>
+        <w:tc>
+          <w:tcPr>
+            <w:tcW w:type="dxa" w:w="877"/>
+          </w:tcPr>
+          <w:p>
+            <w:r>
+              <w:rPr>
+                <w:sz w:val="16"/>
+              </w:rPr>
+              <w:t>40.22</w:t>
+            </w:r>
+          </w:p>
+        </w:tc>
+        <w:tc>
+          <w:tcPr>
+            <w:tcW w:type="dxa" w:w="877"/>
+          </w:tcPr>
+          <w:p>
+            <w:r>
+              <w:rPr>
+                <w:sz w:val="16"/>
+              </w:rPr>
+              <w:t>41.99</w:t>
+            </w:r>
+          </w:p>
+        </w:tc>
+        <w:tc>
+          <w:tcPr>
+            <w:tcW w:type="dxa" w:w="877"/>
+          </w:tcPr>
+          <w:p>
+            <w:r>
+              <w:rPr>
+                <w:sz w:val="16"/>
+              </w:rPr>
+              <w:t>18.92</w:t>
+            </w:r>
+          </w:p>
+        </w:tc>
+        <w:tc>
+          <w:tcPr>
+            <w:tcW w:type="dxa" w:w="877"/>
+          </w:tcPr>
+          <w:p>
+            <w:r>
+              <w:rPr>
+                <w:sz w:val="16"/>
+              </w:rPr>
+              <w:t>1.32</w:t>
+            </w:r>
+          </w:p>
+        </w:tc>
+        <w:tc>
+          <w:tcPr>
+            <w:tcW w:type="dxa" w:w="877"/>
+          </w:tcPr>
+          <w:p>
+            <w:r>
+              <w:rPr>
+                <w:sz w:val="16"/>
+              </w:rPr>
+              <w:t>1.99</w:t>
+            </w:r>
+          </w:p>
+        </w:tc>
+        <w:tc>
+          <w:tcPr>
+            <w:tcW w:type="dxa" w:w="877"/>
+          </w:tcPr>
+          <w:p>
+            <w:r>
+              <w:rPr>
+                <w:sz w:val="16"/>
+              </w:rPr>
+              <w:t>29.10</w:t>
+            </w:r>
+          </w:p>
+        </w:tc>
+        <w:tc>
+          <w:tcPr>
+            <w:tcW w:type="dxa" w:w="877"/>
+          </w:tcPr>
+          <w:p>
+            <w:r>
+              <w:rPr>
+                <w:sz w:val="16"/>
+              </w:rPr>
+              <w:t>-25.06</w:t>
+            </w:r>
+          </w:p>
+        </w:tc>
+        <w:tc>
+          <w:tcPr>
+            <w:tcW w:type="dxa" w:w="877"/>
+          </w:tcPr>
+          <w:p>
+            <w:r>
+              <w:rPr>
+                <w:sz w:val="16"/>
+              </w:rPr>
+              <w:t>1.52</w:t>
+            </w:r>
+          </w:p>
+        </w:tc>
+        <w:tc>
+          <w:tcPr>
+            <w:tcW w:type="dxa" w:w="877"/>
+          </w:tcPr>
+          <w:p>
+            <w:r>
+              <w:rPr>
+                <w:sz w:val="16"/>
+              </w:rPr>
+              <w:t>21.59</w:t>
             </w:r>
           </w:p>
         </w:tc>
@@ -10361,124 +10361,124 @@
               <w:rPr>
                 <w:sz w:val="16"/>
               </w:rPr>
-              <w:t>112</w:t>
-            </w:r>
-          </w:p>
-        </w:tc>
-        <w:tc>
-          <w:tcPr>
-            <w:tcW w:type="dxa" w:w="877"/>
-          </w:tcPr>
-          <w:p>
-            <w:r>
-              <w:rPr>
-                <w:sz w:val="16"/>
-              </w:rPr>
-              <w:t>42.27</w:t>
-            </w:r>
-          </w:p>
-        </w:tc>
-        <w:tc>
-          <w:tcPr>
-            <w:tcW w:type="dxa" w:w="877"/>
-          </w:tcPr>
-          <w:p>
-            <w:r>
-              <w:rPr>
-                <w:sz w:val="16"/>
-              </w:rPr>
-              <w:t>42.40</w:t>
-            </w:r>
-          </w:p>
-        </w:tc>
-        <w:tc>
-          <w:tcPr>
-            <w:tcW w:type="dxa" w:w="877"/>
-          </w:tcPr>
-          <w:p>
-            <w:r>
-              <w:rPr>
-                <w:sz w:val="16"/>
-              </w:rPr>
-              <w:t>26.18</w:t>
-            </w:r>
-          </w:p>
-        </w:tc>
-        <w:tc>
-          <w:tcPr>
-            <w:tcW w:type="dxa" w:w="877"/>
-          </w:tcPr>
-          <w:p>
-            <w:r>
-              <w:rPr>
-                <w:sz w:val="16"/>
-              </w:rPr>
-              <w:t>1.58</w:t>
-            </w:r>
-          </w:p>
-        </w:tc>
-        <w:tc>
-          <w:tcPr>
-            <w:tcW w:type="dxa" w:w="877"/>
-          </w:tcPr>
-          <w:p>
-            <w:r>
-              <w:rPr>
-                <w:sz w:val="16"/>
-              </w:rPr>
-              <w:t>2.31</w:t>
-            </w:r>
-          </w:p>
-        </w:tc>
-        <w:tc>
-          <w:tcPr>
-            <w:tcW w:type="dxa" w:w="877"/>
-          </w:tcPr>
-          <w:p>
-            <w:r>
-              <w:rPr>
-                <w:sz w:val="16"/>
-              </w:rPr>
-              <w:t>29.95</w:t>
-            </w:r>
-          </w:p>
-        </w:tc>
-        <w:tc>
-          <w:tcPr>
-            <w:tcW w:type="dxa" w:w="877"/>
-          </w:tcPr>
-          <w:p>
-            <w:r>
-              <w:rPr>
-                <w:sz w:val="16"/>
-              </w:rPr>
-              <w:t>-28.11</w:t>
-            </w:r>
-          </w:p>
-        </w:tc>
-        <w:tc>
-          <w:tcPr>
-            <w:tcW w:type="dxa" w:w="877"/>
-          </w:tcPr>
-          <w:p>
-            <w:r>
-              <w:rPr>
-                <w:sz w:val="16"/>
-              </w:rPr>
-              <w:t>1.90</w:t>
-            </w:r>
-          </w:p>
-        </w:tc>
-        <w:tc>
-          <w:tcPr>
-            <w:tcW w:type="dxa" w:w="877"/>
-          </w:tcPr>
-          <w:p>
-            <w:r>
-              <w:rPr>
-                <w:sz w:val="16"/>
-              </w:rPr>
-              <w:t>31.51</w:t>
+              <w:t>107</w:t>
+            </w:r>
+          </w:p>
+        </w:tc>
+        <w:tc>
+          <w:tcPr>
+            <w:tcW w:type="dxa" w:w="877"/>
+          </w:tcPr>
+          <w:p>
+            <w:r>
+              <w:rPr>
+                <w:sz w:val="16"/>
+              </w:rPr>
+              <w:t>39.98</w:t>
+            </w:r>
+          </w:p>
+        </w:tc>
+        <w:tc>
+          <w:tcPr>
+            <w:tcW w:type="dxa" w:w="877"/>
+          </w:tcPr>
+          <w:p>
+            <w:r>
+              <w:rPr>
+                <w:sz w:val="16"/>
+              </w:rPr>
+              <w:t>41.12</w:t>
+            </w:r>
+          </w:p>
+        </w:tc>
+        <w:tc>
+          <w:tcPr>
+            <w:tcW w:type="dxa" w:w="877"/>
+          </w:tcPr>
+          <w:p>
+            <w:r>
+              <w:rPr>
+                <w:sz w:val="16"/>
+              </w:rPr>
+              <w:t>24.36</w:t>
+            </w:r>
+          </w:p>
+        </w:tc>
+        <w:tc>
+          <w:tcPr>
+            <w:tcW w:type="dxa" w:w="877"/>
+          </w:tcPr>
+          <w:p>
+            <w:r>
+              <w:rPr>
+                <w:sz w:val="16"/>
+              </w:rPr>
+              <w:t>1.31</w:t>
+            </w:r>
+          </w:p>
+        </w:tc>
+        <w:tc>
+          <w:tcPr>
+            <w:tcW w:type="dxa" w:w="877"/>
+          </w:tcPr>
+          <w:p>
+            <w:r>
+              <w:rPr>
+                <w:sz w:val="16"/>
+              </w:rPr>
+              <w:t>2.00</w:t>
+            </w:r>
+          </w:p>
+        </w:tc>
+        <w:tc>
+          <w:tcPr>
+            <w:tcW w:type="dxa" w:w="877"/>
+          </w:tcPr>
+          <w:p>
+            <w:r>
+              <w:rPr>
+                <w:sz w:val="16"/>
+              </w:rPr>
+              <w:t>29.93</w:t>
+            </w:r>
+          </w:p>
+        </w:tc>
+        <w:tc>
+          <w:tcPr>
+            <w:tcW w:type="dxa" w:w="877"/>
+          </w:tcPr>
+          <w:p>
+            <w:r>
+              <w:rPr>
+                <w:sz w:val="16"/>
+              </w:rPr>
+              <w:t>-26.70</w:t>
+            </w:r>
+          </w:p>
+        </w:tc>
+        <w:tc>
+          <w:tcPr>
+            <w:tcW w:type="dxa" w:w="877"/>
+          </w:tcPr>
+          <w:p>
+            <w:r>
+              <w:rPr>
+                <w:sz w:val="16"/>
+              </w:rPr>
+              <w:t>1.49</w:t>
+            </w:r>
+          </w:p>
+        </w:tc>
+        <w:tc>
+          <w:tcPr>
+            <w:tcW w:type="dxa" w:w="877"/>
+          </w:tcPr>
+          <w:p>
+            <w:r>
+              <w:rPr>
+                <w:sz w:val="16"/>
+              </w:rPr>
+              <w:t>21.46</w:t>
             </w:r>
           </w:p>
         </w:tc>
@@ -10506,124 +10506,124 @@
               <w:rPr>
                 <w:sz w:val="16"/>
               </w:rPr>
-              <w:t>113</w:t>
-            </w:r>
-          </w:p>
-        </w:tc>
-        <w:tc>
-          <w:tcPr>
-            <w:tcW w:type="dxa" w:w="877"/>
-          </w:tcPr>
-          <w:p>
-            <w:r>
-              <w:rPr>
-                <w:sz w:val="16"/>
-              </w:rPr>
-              <w:t>41.59</w:t>
-            </w:r>
-          </w:p>
-        </w:tc>
-        <w:tc>
-          <w:tcPr>
-            <w:tcW w:type="dxa" w:w="877"/>
-          </w:tcPr>
-          <w:p>
-            <w:r>
-              <w:rPr>
-                <w:sz w:val="16"/>
-              </w:rPr>
-              <w:t>40.38</w:t>
-            </w:r>
-          </w:p>
-        </w:tc>
-        <w:tc>
-          <w:tcPr>
-            <w:tcW w:type="dxa" w:w="877"/>
-          </w:tcPr>
-          <w:p>
-            <w:r>
-              <w:rPr>
-                <w:sz w:val="16"/>
-              </w:rPr>
-              <w:t>25.18</w:t>
-            </w:r>
-          </w:p>
-        </w:tc>
-        <w:tc>
-          <w:tcPr>
-            <w:tcW w:type="dxa" w:w="877"/>
-          </w:tcPr>
-          <w:p>
-            <w:r>
-              <w:rPr>
-                <w:sz w:val="16"/>
-              </w:rPr>
-              <w:t>1.54</w:t>
-            </w:r>
-          </w:p>
-        </w:tc>
-        <w:tc>
-          <w:tcPr>
-            <w:tcW w:type="dxa" w:w="877"/>
-          </w:tcPr>
-          <w:p>
-            <w:r>
-              <w:rPr>
-                <w:sz w:val="16"/>
-              </w:rPr>
-              <w:t>2.17</w:t>
-            </w:r>
-          </w:p>
-        </w:tc>
-        <w:tc>
-          <w:tcPr>
-            <w:tcW w:type="dxa" w:w="877"/>
-          </w:tcPr>
-          <w:p>
-            <w:r>
-              <w:rPr>
-                <w:sz w:val="16"/>
-              </w:rPr>
-              <w:t>29.95</w:t>
-            </w:r>
-          </w:p>
-        </w:tc>
-        <w:tc>
-          <w:tcPr>
-            <w:tcW w:type="dxa" w:w="877"/>
-          </w:tcPr>
-          <w:p>
-            <w:r>
-              <w:rPr>
-                <w:sz w:val="16"/>
-              </w:rPr>
-              <w:t>-27.34</w:t>
-            </w:r>
-          </w:p>
-        </w:tc>
-        <w:tc>
-          <w:tcPr>
-            <w:tcW w:type="dxa" w:w="877"/>
-          </w:tcPr>
-          <w:p>
-            <w:r>
-              <w:rPr>
-                <w:sz w:val="16"/>
-              </w:rPr>
-              <w:t>1.89</w:t>
-            </w:r>
-          </w:p>
-        </w:tc>
-        <w:tc>
-          <w:tcPr>
-            <w:tcW w:type="dxa" w:w="877"/>
-          </w:tcPr>
-          <w:p>
-            <w:r>
-              <w:rPr>
-                <w:sz w:val="16"/>
-              </w:rPr>
-              <w:t>27.83</w:t>
+              <w:t>108</w:t>
+            </w:r>
+          </w:p>
+        </w:tc>
+        <w:tc>
+          <w:tcPr>
+            <w:tcW w:type="dxa" w:w="877"/>
+          </w:tcPr>
+          <w:p>
+            <w:r>
+              <w:rPr>
+                <w:sz w:val="16"/>
+              </w:rPr>
+              <w:t>39.95</w:t>
+            </w:r>
+          </w:p>
+        </w:tc>
+        <w:tc>
+          <w:tcPr>
+            <w:tcW w:type="dxa" w:w="877"/>
+          </w:tcPr>
+          <w:p>
+            <w:r>
+              <w:rPr>
+                <w:sz w:val="16"/>
+              </w:rPr>
+              <w:t>39.46</w:t>
+            </w:r>
+          </w:p>
+        </w:tc>
+        <w:tc>
+          <w:tcPr>
+            <w:tcW w:type="dxa" w:w="877"/>
+          </w:tcPr>
+          <w:p>
+            <w:r>
+              <w:rPr>
+                <w:sz w:val="16"/>
+              </w:rPr>
+              <w:t>24.34</w:t>
+            </w:r>
+          </w:p>
+        </w:tc>
+        <w:tc>
+          <w:tcPr>
+            <w:tcW w:type="dxa" w:w="877"/>
+          </w:tcPr>
+          <w:p>
+            <w:r>
+              <w:rPr>
+                <w:sz w:val="16"/>
+              </w:rPr>
+              <w:t>1.33</w:t>
+            </w:r>
+          </w:p>
+        </w:tc>
+        <w:tc>
+          <w:tcPr>
+            <w:tcW w:type="dxa" w:w="877"/>
+          </w:tcPr>
+          <w:p>
+            <w:r>
+              <w:rPr>
+                <w:sz w:val="16"/>
+              </w:rPr>
+              <w:t>2.01</w:t>
+            </w:r>
+          </w:p>
+        </w:tc>
+        <w:tc>
+          <w:tcPr>
+            <w:tcW w:type="dxa" w:w="877"/>
+          </w:tcPr>
+          <w:p>
+            <w:r>
+              <w:rPr>
+                <w:sz w:val="16"/>
+              </w:rPr>
+              <w:t>30.10</w:t>
+            </w:r>
+          </w:p>
+        </w:tc>
+        <w:tc>
+          <w:tcPr>
+            <w:tcW w:type="dxa" w:w="877"/>
+          </w:tcPr>
+          <w:p>
+            <w:r>
+              <w:rPr>
+                <w:sz w:val="16"/>
+              </w:rPr>
+              <w:t>-26.37</w:t>
+            </w:r>
+          </w:p>
+        </w:tc>
+        <w:tc>
+          <w:tcPr>
+            <w:tcW w:type="dxa" w:w="877"/>
+          </w:tcPr>
+          <w:p>
+            <w:r>
+              <w:rPr>
+                <w:sz w:val="16"/>
+              </w:rPr>
+              <w:t>1.49</w:t>
+            </w:r>
+          </w:p>
+        </w:tc>
+        <w:tc>
+          <w:tcPr>
+            <w:tcW w:type="dxa" w:w="877"/>
+          </w:tcPr>
+          <w:p>
+            <w:r>
+              <w:rPr>
+                <w:sz w:val="16"/>
+              </w:rPr>
+              <w:t>21.43</w:t>
             </w:r>
           </w:p>
         </w:tc>
@@ -10651,124 +10651,124 @@
               <w:rPr>
                 <w:sz w:val="16"/>
               </w:rPr>
-              <w:t>104</w:t>
-            </w:r>
-          </w:p>
-        </w:tc>
-        <w:tc>
-          <w:tcPr>
-            <w:tcW w:type="dxa" w:w="877"/>
-          </w:tcPr>
-          <w:p>
-            <w:r>
-              <w:rPr>
-                <w:sz w:val="16"/>
-              </w:rPr>
-              <w:t>37.46</w:t>
-            </w:r>
-          </w:p>
-        </w:tc>
-        <w:tc>
-          <w:tcPr>
-            <w:tcW w:type="dxa" w:w="877"/>
-          </w:tcPr>
-          <w:p>
-            <w:r>
-              <w:rPr>
-                <w:sz w:val="16"/>
-              </w:rPr>
-              <w:t>33.12</w:t>
-            </w:r>
-          </w:p>
-        </w:tc>
-        <w:tc>
-          <w:tcPr>
-            <w:tcW w:type="dxa" w:w="877"/>
-          </w:tcPr>
-          <w:p>
-            <w:r>
-              <w:rPr>
-                <w:sz w:val="16"/>
-              </w:rPr>
-              <w:t>21.36</w:t>
-            </w:r>
-          </w:p>
-        </w:tc>
-        <w:tc>
-          <w:tcPr>
-            <w:tcW w:type="dxa" w:w="877"/>
-          </w:tcPr>
-          <w:p>
-            <w:r>
-              <w:rPr>
-                <w:sz w:val="16"/>
-              </w:rPr>
-              <w:t>1.29</w:t>
-            </w:r>
-          </w:p>
-        </w:tc>
-        <w:tc>
-          <w:tcPr>
-            <w:tcW w:type="dxa" w:w="877"/>
-          </w:tcPr>
-          <w:p>
-            <w:r>
-              <w:rPr>
-                <w:sz w:val="16"/>
-              </w:rPr>
-              <w:t>1.79</w:t>
-            </w:r>
-          </w:p>
-        </w:tc>
-        <w:tc>
-          <w:tcPr>
-            <w:tcW w:type="dxa" w:w="877"/>
-          </w:tcPr>
-          <w:p>
-            <w:r>
-              <w:rPr>
-                <w:sz w:val="16"/>
-              </w:rPr>
-              <w:t>27.82</w:t>
-            </w:r>
-          </w:p>
-        </w:tc>
-        <w:tc>
-          <w:tcPr>
-            <w:tcW w:type="dxa" w:w="877"/>
-          </w:tcPr>
-          <w:p>
-            <w:r>
-              <w:rPr>
-                <w:sz w:val="16"/>
-              </w:rPr>
-              <w:t>-25.06</w:t>
-            </w:r>
-          </w:p>
-        </w:tc>
-        <w:tc>
-          <w:tcPr>
-            <w:tcW w:type="dxa" w:w="877"/>
-          </w:tcPr>
-          <w:p>
-            <w:r>
-              <w:rPr>
-                <w:sz w:val="16"/>
-              </w:rPr>
-              <w:t>1.56</w:t>
-            </w:r>
-          </w:p>
-        </w:tc>
-        <w:tc>
-          <w:tcPr>
-            <w:tcW w:type="dxa" w:w="877"/>
-          </w:tcPr>
-          <w:p>
-            <w:r>
-              <w:rPr>
-                <w:sz w:val="16"/>
-              </w:rPr>
-              <w:t>20.74</w:t>
+              <w:t>99</w:t>
+            </w:r>
+          </w:p>
+        </w:tc>
+        <w:tc>
+          <w:tcPr>
+            <w:tcW w:type="dxa" w:w="877"/>
+          </w:tcPr>
+          <w:p>
+            <w:r>
+              <w:rPr>
+                <w:sz w:val="16"/>
+              </w:rPr>
+              <w:t>35.13</w:t>
+            </w:r>
+          </w:p>
+        </w:tc>
+        <w:tc>
+          <w:tcPr>
+            <w:tcW w:type="dxa" w:w="877"/>
+          </w:tcPr>
+          <w:p>
+            <w:r>
+              <w:rPr>
+                <w:sz w:val="16"/>
+              </w:rPr>
+              <w:t>32.65</w:t>
+            </w:r>
+          </w:p>
+        </w:tc>
+        <w:tc>
+          <w:tcPr>
+            <w:tcW w:type="dxa" w:w="877"/>
+          </w:tcPr>
+          <w:p>
+            <w:r>
+              <w:rPr>
+                <w:sz w:val="16"/>
+              </w:rPr>
+              <w:t>18.57</w:t>
+            </w:r>
+          </w:p>
+        </w:tc>
+        <w:tc>
+          <w:tcPr>
+            <w:tcW w:type="dxa" w:w="877"/>
+          </w:tcPr>
+          <w:p>
+            <w:r>
+              <w:rPr>
+                <w:sz w:val="16"/>
+              </w:rPr>
+              <w:t>1.14</w:t>
+            </w:r>
+          </w:p>
+        </w:tc>
+        <w:tc>
+          <w:tcPr>
+            <w:tcW w:type="dxa" w:w="877"/>
+          </w:tcPr>
+          <w:p>
+            <w:r>
+              <w:rPr>
+                <w:sz w:val="16"/>
+              </w:rPr>
+              <w:t>1.74</w:t>
+            </w:r>
+          </w:p>
+        </w:tc>
+        <w:tc>
+          <w:tcPr>
+            <w:tcW w:type="dxa" w:w="877"/>
+          </w:tcPr>
+          <w:p>
+            <w:r>
+              <w:rPr>
+                <w:sz w:val="16"/>
+              </w:rPr>
+              <w:t>27.44</w:t>
+            </w:r>
+          </w:p>
+        </w:tc>
+        <w:tc>
+          <w:tcPr>
+            <w:tcW w:type="dxa" w:w="877"/>
+          </w:tcPr>
+          <w:p>
+            <w:r>
+              <w:rPr>
+                <w:sz w:val="16"/>
+              </w:rPr>
+              <w:t>-24.36</w:t>
+            </w:r>
+          </w:p>
+        </w:tc>
+        <w:tc>
+          <w:tcPr>
+            <w:tcW w:type="dxa" w:w="877"/>
+          </w:tcPr>
+          <w:p>
+            <w:r>
+              <w:rPr>
+                <w:sz w:val="16"/>
+              </w:rPr>
+              <w:t>1.25</w:t>
+            </w:r>
+          </w:p>
+        </w:tc>
+        <w:tc>
+          <w:tcPr>
+            <w:tcW w:type="dxa" w:w="877"/>
+          </w:tcPr>
+          <w:p>
+            <w:r>
+              <w:rPr>
+                <w:sz w:val="16"/>
+              </w:rPr>
+              <w:t>16.82</w:t>
             </w:r>
           </w:p>
         </w:tc>
@@ -10796,124 +10796,124 @@
               <w:rPr>
                 <w:sz w:val="16"/>
               </w:rPr>
-              <w:t>88</w:t>
-            </w:r>
-          </w:p>
-        </w:tc>
-        <w:tc>
-          <w:tcPr>
-            <w:tcW w:type="dxa" w:w="877"/>
-          </w:tcPr>
-          <w:p>
-            <w:r>
-              <w:rPr>
-                <w:sz w:val="16"/>
-              </w:rPr>
-              <w:t>32.18</w:t>
-            </w:r>
-          </w:p>
-        </w:tc>
-        <w:tc>
-          <w:tcPr>
-            <w:tcW w:type="dxa" w:w="877"/>
-          </w:tcPr>
-          <w:p>
-            <w:r>
-              <w:rPr>
-                <w:sz w:val="16"/>
-              </w:rPr>
-              <w:t>31.93</w:t>
-            </w:r>
-          </w:p>
-        </w:tc>
-        <w:tc>
-          <w:tcPr>
-            <w:tcW w:type="dxa" w:w="877"/>
-          </w:tcPr>
-          <w:p>
-            <w:r>
-              <w:rPr>
-                <w:sz w:val="16"/>
-              </w:rPr>
-              <w:t>15.48</w:t>
-            </w:r>
-          </w:p>
-        </w:tc>
-        <w:tc>
-          <w:tcPr>
-            <w:tcW w:type="dxa" w:w="877"/>
-          </w:tcPr>
-          <w:p>
-            <w:r>
-              <w:rPr>
-                <w:sz w:val="16"/>
-              </w:rPr>
-              <w:t>1.33</w:t>
-            </w:r>
-          </w:p>
-        </w:tc>
-        <w:tc>
-          <w:tcPr>
-            <w:tcW w:type="dxa" w:w="877"/>
-          </w:tcPr>
-          <w:p>
-            <w:r>
-              <w:rPr>
-                <w:sz w:val="16"/>
-              </w:rPr>
-              <w:t>1.85</w:t>
-            </w:r>
-          </w:p>
-        </w:tc>
-        <w:tc>
-          <w:tcPr>
-            <w:tcW w:type="dxa" w:w="877"/>
-          </w:tcPr>
-          <w:p>
-            <w:r>
-              <w:rPr>
-                <w:sz w:val="16"/>
-              </w:rPr>
-              <w:t>23.49</w:t>
-            </w:r>
-          </w:p>
-        </w:tc>
-        <w:tc>
-          <w:tcPr>
-            <w:tcW w:type="dxa" w:w="877"/>
-          </w:tcPr>
-          <w:p>
-            <w:r>
-              <w:rPr>
-                <w:sz w:val="16"/>
-              </w:rPr>
-              <w:t>-21.93</w:t>
-            </w:r>
-          </w:p>
-        </w:tc>
-        <w:tc>
-          <w:tcPr>
-            <w:tcW w:type="dxa" w:w="877"/>
-          </w:tcPr>
-          <w:p>
-            <w:r>
-              <w:rPr>
-                <w:sz w:val="16"/>
-              </w:rPr>
-              <w:t>1.64</w:t>
-            </w:r>
-          </w:p>
-        </w:tc>
-        <w:tc>
-          <w:tcPr>
-            <w:tcW w:type="dxa" w:w="877"/>
-          </w:tcPr>
-          <w:p>
-            <w:r>
-              <w:rPr>
-                <w:sz w:val="16"/>
-              </w:rPr>
-              <w:t>14.16</w:t>
+              <w:t>85</w:t>
+            </w:r>
+          </w:p>
+        </w:tc>
+        <w:tc>
+          <w:tcPr>
+            <w:tcW w:type="dxa" w:w="877"/>
+          </w:tcPr>
+          <w:p>
+            <w:r>
+              <w:rPr>
+                <w:sz w:val="16"/>
+              </w:rPr>
+              <w:t>30.47</w:t>
+            </w:r>
+          </w:p>
+        </w:tc>
+        <w:tc>
+          <w:tcPr>
+            <w:tcW w:type="dxa" w:w="877"/>
+          </w:tcPr>
+          <w:p>
+            <w:r>
+              <w:rPr>
+                <w:sz w:val="16"/>
+              </w:rPr>
+              <w:t>30.64</w:t>
+            </w:r>
+          </w:p>
+        </w:tc>
+        <w:tc>
+          <w:tcPr>
+            <w:tcW w:type="dxa" w:w="877"/>
+          </w:tcPr>
+          <w:p>
+            <w:r>
+              <w:rPr>
+                <w:sz w:val="16"/>
+              </w:rPr>
+              <w:t>11.81</w:t>
+            </w:r>
+          </w:p>
+        </w:tc>
+        <w:tc>
+          <w:tcPr>
+            <w:tcW w:type="dxa" w:w="877"/>
+          </w:tcPr>
+          <w:p>
+            <w:r>
+              <w:rPr>
+                <w:sz w:val="16"/>
+              </w:rPr>
+              <w:t>1.24</w:t>
+            </w:r>
+          </w:p>
+        </w:tc>
+        <w:tc>
+          <w:tcPr>
+            <w:tcW w:type="dxa" w:w="877"/>
+          </w:tcPr>
+          <w:p>
+            <w:r>
+              <w:rPr>
+                <w:sz w:val="16"/>
+              </w:rPr>
+              <w:t>1.94</w:t>
+            </w:r>
+          </w:p>
+        </w:tc>
+        <w:tc>
+          <w:tcPr>
+            <w:tcW w:type="dxa" w:w="877"/>
+          </w:tcPr>
+          <w:p>
+            <w:r>
+              <w:rPr>
+                <w:sz w:val="16"/>
+              </w:rPr>
+              <w:t>23.08</w:t>
+            </w:r>
+          </w:p>
+        </w:tc>
+        <w:tc>
+          <w:tcPr>
+            <w:tcW w:type="dxa" w:w="877"/>
+          </w:tcPr>
+          <w:p>
+            <w:r>
+              <w:rPr>
+                <w:sz w:val="16"/>
+              </w:rPr>
+              <w:t>-21.21</w:t>
+            </w:r>
+          </w:p>
+        </w:tc>
+        <w:tc>
+          <w:tcPr>
+            <w:tcW w:type="dxa" w:w="877"/>
+          </w:tcPr>
+          <w:p>
+            <w:r>
+              <w:rPr>
+                <w:sz w:val="16"/>
+              </w:rPr>
+              <w:t>1.38</w:t>
+            </w:r>
+          </w:p>
+        </w:tc>
+        <w:tc>
+          <w:tcPr>
+            <w:tcW w:type="dxa" w:w="877"/>
+          </w:tcPr>
+          <w:p>
+            <w:r>
+              <w:rPr>
+                <w:sz w:val="16"/>
+              </w:rPr>
+              <w:t>11.49</w:t>
             </w:r>
           </w:p>
         </w:tc>
@@ -10941,124 +10941,124 @@
               <w:rPr>
                 <w:sz w:val="16"/>
               </w:rPr>
-              <w:t>90</w:t>
-            </w:r>
-          </w:p>
-        </w:tc>
-        <w:tc>
-          <w:tcPr>
-            <w:tcW w:type="dxa" w:w="877"/>
-          </w:tcPr>
-          <w:p>
-            <w:r>
-              <w:rPr>
-                <w:sz w:val="16"/>
-              </w:rPr>
-              <w:t>28.44</w:t>
-            </w:r>
-          </w:p>
-        </w:tc>
-        <w:tc>
-          <w:tcPr>
-            <w:tcW w:type="dxa" w:w="877"/>
-          </w:tcPr>
-          <w:p>
-            <w:r>
-              <w:rPr>
-                <w:sz w:val="16"/>
-              </w:rPr>
-              <w:t>25.91</w:t>
-            </w:r>
-          </w:p>
-        </w:tc>
-        <w:tc>
-          <w:tcPr>
-            <w:tcW w:type="dxa" w:w="877"/>
-          </w:tcPr>
-          <w:p>
-            <w:r>
-              <w:rPr>
-                <w:sz w:val="16"/>
-              </w:rPr>
-              <w:t>13.88</w:t>
-            </w:r>
-          </w:p>
-        </w:tc>
-        <w:tc>
-          <w:tcPr>
-            <w:tcW w:type="dxa" w:w="877"/>
-          </w:tcPr>
-          <w:p>
-            <w:r>
-              <w:rPr>
-                <w:sz w:val="16"/>
-              </w:rPr>
-              <w:t>1.10</w:t>
-            </w:r>
-          </w:p>
-        </w:tc>
-        <w:tc>
-          <w:tcPr>
-            <w:tcW w:type="dxa" w:w="877"/>
-          </w:tcPr>
-          <w:p>
-            <w:r>
-              <w:rPr>
-                <w:sz w:val="16"/>
-              </w:rPr>
-              <w:t>1.49</w:t>
-            </w:r>
-          </w:p>
-        </w:tc>
-        <w:tc>
-          <w:tcPr>
-            <w:tcW w:type="dxa" w:w="877"/>
-          </w:tcPr>
-          <w:p>
-            <w:r>
-              <w:rPr>
-                <w:sz w:val="16"/>
-              </w:rPr>
-              <w:t>25.54</w:t>
-            </w:r>
-          </w:p>
-        </w:tc>
-        <w:tc>
-          <w:tcPr>
-            <w:tcW w:type="dxa" w:w="877"/>
-          </w:tcPr>
-          <w:p>
-            <w:r>
-              <w:rPr>
-                <w:sz w:val="16"/>
-              </w:rPr>
-              <w:t>-23.87</w:t>
-            </w:r>
-          </w:p>
-        </w:tc>
-        <w:tc>
-          <w:tcPr>
-            <w:tcW w:type="dxa" w:w="877"/>
-          </w:tcPr>
-          <w:p>
-            <w:r>
-              <w:rPr>
-                <w:sz w:val="16"/>
-              </w:rPr>
-              <w:t>1.33</w:t>
-            </w:r>
-          </w:p>
-        </w:tc>
-        <w:tc>
-          <w:tcPr>
-            <w:tcW w:type="dxa" w:w="877"/>
-          </w:tcPr>
-          <w:p>
-            <w:r>
-              <w:rPr>
-                <w:sz w:val="16"/>
-              </w:rPr>
-              <w:t>12.42</w:t>
+              <w:t>87</w:t>
+            </w:r>
+          </w:p>
+        </w:tc>
+        <w:tc>
+          <w:tcPr>
+            <w:tcW w:type="dxa" w:w="877"/>
+          </w:tcPr>
+          <w:p>
+            <w:r>
+              <w:rPr>
+                <w:sz w:val="16"/>
+              </w:rPr>
+              <w:t>26.74</w:t>
+            </w:r>
+          </w:p>
+        </w:tc>
+        <w:tc>
+          <w:tcPr>
+            <w:tcW w:type="dxa" w:w="877"/>
+          </w:tcPr>
+          <w:p>
+            <w:r>
+              <w:rPr>
+                <w:sz w:val="16"/>
+              </w:rPr>
+              <w:t>25.66</w:t>
+            </w:r>
+          </w:p>
+        </w:tc>
+        <w:tc>
+          <w:tcPr>
+            <w:tcW w:type="dxa" w:w="877"/>
+          </w:tcPr>
+          <w:p>
+            <w:r>
+              <w:rPr>
+                <w:sz w:val="16"/>
+              </w:rPr>
+              <w:t>10.48</w:t>
+            </w:r>
+          </w:p>
+        </w:tc>
+        <w:tc>
+          <w:tcPr>
+            <w:tcW w:type="dxa" w:w="877"/>
+          </w:tcPr>
+          <w:p>
+            <w:r>
+              <w:rPr>
+                <w:sz w:val="16"/>
+              </w:rPr>
+              <w:t>1.06</w:t>
+            </w:r>
+          </w:p>
+        </w:tc>
+        <w:tc>
+          <w:tcPr>
+            <w:tcW w:type="dxa" w:w="877"/>
+          </w:tcPr>
+          <w:p>
+            <w:r>
+              <w:rPr>
+                <w:sz w:val="16"/>
+              </w:rPr>
+              <w:t>1.60</w:t>
+            </w:r>
+          </w:p>
+        </w:tc>
+        <w:tc>
+          <w:tcPr>
+            <w:tcW w:type="dxa" w:w="877"/>
+          </w:tcPr>
+          <w:p>
+            <w:r>
+              <w:rPr>
+                <w:sz w:val="16"/>
+              </w:rPr>
+              <w:t>25.42</w:t>
+            </w:r>
+          </w:p>
+        </w:tc>
+        <w:tc>
+          <w:tcPr>
+            <w:tcW w:type="dxa" w:w="877"/>
+          </w:tcPr>
+          <w:p>
+            <w:r>
+              <w:rPr>
+                <w:sz w:val="16"/>
+              </w:rPr>
+              <w:t>-23.50</w:t>
+            </w:r>
+          </w:p>
+        </w:tc>
+        <w:tc>
+          <w:tcPr>
+            <w:tcW w:type="dxa" w:w="877"/>
+          </w:tcPr>
+          <w:p>
+            <w:r>
+              <w:rPr>
+                <w:sz w:val="16"/>
+              </w:rPr>
+              <w:t>1.08</w:t>
+            </w:r>
+          </w:p>
+        </w:tc>
+        <w:tc>
+          <w:tcPr>
+            <w:tcW w:type="dxa" w:w="877"/>
+          </w:tcPr>
+          <w:p>
+            <w:r>
+              <w:rPr>
+                <w:sz w:val="16"/>
+              </w:rPr>
+              <w:t>8.92</w:t>
             </w:r>
           </w:p>
         </w:tc>
@@ -11086,124 +11086,124 @@
               <w:rPr>
                 <w:sz w:val="16"/>
               </w:rPr>
-              <w:t>93</w:t>
-            </w:r>
-          </w:p>
-        </w:tc>
-        <w:tc>
-          <w:tcPr>
-            <w:tcW w:type="dxa" w:w="877"/>
-          </w:tcPr>
-          <w:p>
-            <w:r>
-              <w:rPr>
-                <w:sz w:val="16"/>
-              </w:rPr>
-              <w:t>30.37</w:t>
-            </w:r>
-          </w:p>
-        </w:tc>
-        <w:tc>
-          <w:tcPr>
-            <w:tcW w:type="dxa" w:w="877"/>
-          </w:tcPr>
-          <w:p>
-            <w:r>
-              <w:rPr>
-                <w:sz w:val="16"/>
-              </w:rPr>
-              <w:t>26.57</w:t>
-            </w:r>
-          </w:p>
-        </w:tc>
-        <w:tc>
-          <w:tcPr>
-            <w:tcW w:type="dxa" w:w="877"/>
-          </w:tcPr>
-          <w:p>
-            <w:r>
-              <w:rPr>
-                <w:sz w:val="16"/>
-              </w:rPr>
-              <w:t>14.29</w:t>
-            </w:r>
-          </w:p>
-        </w:tc>
-        <w:tc>
-          <w:tcPr>
-            <w:tcW w:type="dxa" w:w="877"/>
-          </w:tcPr>
-          <w:p>
-            <w:r>
-              <w:rPr>
-                <w:sz w:val="16"/>
-              </w:rPr>
-              <w:t>1.12</w:t>
-            </w:r>
-          </w:p>
-        </w:tc>
-        <w:tc>
-          <w:tcPr>
-            <w:tcW w:type="dxa" w:w="877"/>
-          </w:tcPr>
-          <w:p>
-            <w:r>
-              <w:rPr>
-                <w:sz w:val="16"/>
-              </w:rPr>
-              <w:t>1.52</w:t>
-            </w:r>
-          </w:p>
-        </w:tc>
-        <w:tc>
-          <w:tcPr>
-            <w:tcW w:type="dxa" w:w="877"/>
-          </w:tcPr>
-          <w:p>
-            <w:r>
-              <w:rPr>
-                <w:sz w:val="16"/>
-              </w:rPr>
-              <w:t>26.11</w:t>
-            </w:r>
-          </w:p>
-        </w:tc>
-        <w:tc>
-          <w:tcPr>
-            <w:tcW w:type="dxa" w:w="877"/>
-          </w:tcPr>
-          <w:p>
-            <w:r>
-              <w:rPr>
-                <w:sz w:val="16"/>
-              </w:rPr>
-              <w:t>-24.49</w:t>
-            </w:r>
-          </w:p>
-        </w:tc>
-        <w:tc>
-          <w:tcPr>
-            <w:tcW w:type="dxa" w:w="877"/>
-          </w:tcPr>
-          <w:p>
-            <w:r>
-              <w:rPr>
-                <w:sz w:val="16"/>
-              </w:rPr>
-              <w:t>1.39</w:t>
-            </w:r>
-          </w:p>
-        </w:tc>
-        <w:tc>
-          <w:tcPr>
-            <w:tcW w:type="dxa" w:w="877"/>
-          </w:tcPr>
-          <w:p>
-            <w:r>
-              <w:rPr>
-                <w:sz w:val="16"/>
-              </w:rPr>
-              <w:t>13.71</w:t>
+              <w:t>90</w:t>
+            </w:r>
+          </w:p>
+        </w:tc>
+        <w:tc>
+          <w:tcPr>
+            <w:tcW w:type="dxa" w:w="877"/>
+          </w:tcPr>
+          <w:p>
+            <w:r>
+              <w:rPr>
+                <w:sz w:val="16"/>
+              </w:rPr>
+              <w:t>28.88</w:t>
+            </w:r>
+          </w:p>
+        </w:tc>
+        <w:tc>
+          <w:tcPr>
+            <w:tcW w:type="dxa" w:w="877"/>
+          </w:tcPr>
+          <w:p>
+            <w:r>
+              <w:rPr>
+                <w:sz w:val="16"/>
+              </w:rPr>
+              <w:t>26.41</w:t>
+            </w:r>
+          </w:p>
+        </w:tc>
+        <w:tc>
+          <w:tcPr>
+            <w:tcW w:type="dxa" w:w="877"/>
+          </w:tcPr>
+          <w:p>
+            <w:r>
+              <w:rPr>
+                <w:sz w:val="16"/>
+              </w:rPr>
+              <w:t>11.84</w:t>
+            </w:r>
+          </w:p>
+        </w:tc>
+        <w:tc>
+          <w:tcPr>
+            <w:tcW w:type="dxa" w:w="877"/>
+          </w:tcPr>
+          <w:p>
+            <w:r>
+              <w:rPr>
+                <w:sz w:val="16"/>
+              </w:rPr>
+              <w:t>1.04</w:t>
+            </w:r>
+          </w:p>
+        </w:tc>
+        <w:tc>
+          <w:tcPr>
+            <w:tcW w:type="dxa" w:w="877"/>
+          </w:tcPr>
+          <w:p>
+            <w:r>
+              <w:rPr>
+                <w:sz w:val="16"/>
+              </w:rPr>
+              <w:t>1.56</w:t>
+            </w:r>
+          </w:p>
+        </w:tc>
+        <w:tc>
+          <w:tcPr>
+            <w:tcW w:type="dxa" w:w="877"/>
+          </w:tcPr>
+          <w:p>
+            <w:r>
+              <w:rPr>
+                <w:sz w:val="16"/>
+              </w:rPr>
+              <w:t>25.95</w:t>
+            </w:r>
+          </w:p>
+        </w:tc>
+        <w:tc>
+          <w:tcPr>
+            <w:tcW w:type="dxa" w:w="877"/>
+          </w:tcPr>
+          <w:p>
+            <w:r>
+              <w:rPr>
+                <w:sz w:val="16"/>
+              </w:rPr>
+              <w:t>-24.43</w:t>
+            </w:r>
+          </w:p>
+        </w:tc>
+        <w:tc>
+          <w:tcPr>
+            <w:tcW w:type="dxa" w:w="877"/>
+          </w:tcPr>
+          <w:p>
+            <w:r>
+              <w:rPr>
+                <w:sz w:val="16"/>
+              </w:rPr>
+              <w:t>1.09</w:t>
+            </w:r>
+          </w:p>
+        </w:tc>
+        <w:tc>
+          <w:tcPr>
+            <w:tcW w:type="dxa" w:w="877"/>
+          </w:tcPr>
+          <w:p>
+            <w:r>
+              <w:rPr>
+                <w:sz w:val="16"/>
+              </w:rPr>
+              <w:t>11.88</w:t>
             </w:r>
           </w:p>
         </w:tc>
@@ -11405,124 +11405,124 @@
               <w:rPr>
                 <w:sz w:val="16"/>
               </w:rPr>
-              <w:t>45</w:t>
-            </w:r>
-          </w:p>
-        </w:tc>
-        <w:tc>
-          <w:tcPr>
-            <w:tcW w:type="dxa" w:w="877"/>
-          </w:tcPr>
-          <w:p>
-            <w:r>
-              <w:rPr>
-                <w:sz w:val="16"/>
-              </w:rPr>
-              <w:t>42.92</w:t>
-            </w:r>
-          </w:p>
-        </w:tc>
-        <w:tc>
-          <w:tcPr>
-            <w:tcW w:type="dxa" w:w="877"/>
-          </w:tcPr>
-          <w:p>
-            <w:r>
-              <w:rPr>
-                <w:sz w:val="16"/>
-              </w:rPr>
-              <w:t>39.40</w:t>
-            </w:r>
-          </w:p>
-        </w:tc>
-        <w:tc>
-          <w:tcPr>
-            <w:tcW w:type="dxa" w:w="877"/>
-          </w:tcPr>
-          <w:p>
-            <w:r>
-              <w:rPr>
-                <w:sz w:val="16"/>
-              </w:rPr>
-              <w:t>23.93</w:t>
-            </w:r>
-          </w:p>
-        </w:tc>
-        <w:tc>
-          <w:tcPr>
-            <w:tcW w:type="dxa" w:w="877"/>
-          </w:tcPr>
-          <w:p>
-            <w:r>
-              <w:rPr>
-                <w:sz w:val="16"/>
-              </w:rPr>
-              <w:t>1.43</w:t>
-            </w:r>
-          </w:p>
-        </w:tc>
-        <w:tc>
-          <w:tcPr>
-            <w:tcW w:type="dxa" w:w="877"/>
-          </w:tcPr>
-          <w:p>
-            <w:r>
-              <w:rPr>
-                <w:sz w:val="16"/>
-              </w:rPr>
-              <w:t>1.91</w:t>
-            </w:r>
-          </w:p>
-        </w:tc>
-        <w:tc>
-          <w:tcPr>
-            <w:tcW w:type="dxa" w:w="877"/>
-          </w:tcPr>
-          <w:p>
-            <w:r>
-              <w:rPr>
-                <w:sz w:val="16"/>
-              </w:rPr>
-              <w:t>28.98</w:t>
-            </w:r>
-          </w:p>
-        </w:tc>
-        <w:tc>
-          <w:tcPr>
-            <w:tcW w:type="dxa" w:w="877"/>
-          </w:tcPr>
-          <w:p>
-            <w:r>
-              <w:rPr>
-                <w:sz w:val="16"/>
-              </w:rPr>
-              <w:t>-26.62</w:t>
-            </w:r>
-          </w:p>
-        </w:tc>
-        <w:tc>
-          <w:tcPr>
-            <w:tcW w:type="dxa" w:w="877"/>
-          </w:tcPr>
-          <w:p>
-            <w:r>
-              <w:rPr>
-                <w:sz w:val="16"/>
-              </w:rPr>
-              <w:t>1.72</w:t>
-            </w:r>
-          </w:p>
-        </w:tc>
-        <w:tc>
-          <w:tcPr>
-            <w:tcW w:type="dxa" w:w="877"/>
-          </w:tcPr>
-          <w:p>
-            <w:r>
-              <w:rPr>
-                <w:sz w:val="16"/>
-              </w:rPr>
-              <w:t>23.68</w:t>
+              <w:t>42</w:t>
+            </w:r>
+          </w:p>
+        </w:tc>
+        <w:tc>
+          <w:tcPr>
+            <w:tcW w:type="dxa" w:w="877"/>
+          </w:tcPr>
+          <w:p>
+            <w:r>
+              <w:rPr>
+                <w:sz w:val="16"/>
+              </w:rPr>
+              <w:t>38.41</w:t>
+            </w:r>
+          </w:p>
+        </w:tc>
+        <w:tc>
+          <w:tcPr>
+            <w:tcW w:type="dxa" w:w="877"/>
+          </w:tcPr>
+          <w:p>
+            <w:r>
+              <w:rPr>
+                <w:sz w:val="16"/>
+              </w:rPr>
+              <w:t>37.61</w:t>
+            </w:r>
+          </w:p>
+        </w:tc>
+        <w:tc>
+          <w:tcPr>
+            <w:tcW w:type="dxa" w:w="877"/>
+          </w:tcPr>
+          <w:p>
+            <w:r>
+              <w:rPr>
+                <w:sz w:val="16"/>
+              </w:rPr>
+              <w:t>14.93</w:t>
+            </w:r>
+          </w:p>
+        </w:tc>
+        <w:tc>
+          <w:tcPr>
+            <w:tcW w:type="dxa" w:w="877"/>
+          </w:tcPr>
+          <w:p>
+            <w:r>
+              <w:rPr>
+                <w:sz w:val="16"/>
+              </w:rPr>
+              <w:t>1.22</w:t>
+            </w:r>
+          </w:p>
+        </w:tc>
+        <w:tc>
+          <w:tcPr>
+            <w:tcW w:type="dxa" w:w="877"/>
+          </w:tcPr>
+          <w:p>
+            <w:r>
+              <w:rPr>
+                <w:sz w:val="16"/>
+              </w:rPr>
+              <w:t>1.84</w:t>
+            </w:r>
+          </w:p>
+        </w:tc>
+        <w:tc>
+          <w:tcPr>
+            <w:tcW w:type="dxa" w:w="877"/>
+          </w:tcPr>
+          <w:p>
+            <w:r>
+              <w:rPr>
+                <w:sz w:val="16"/>
+              </w:rPr>
+              <w:t>28.37</w:t>
+            </w:r>
+          </w:p>
+        </w:tc>
+        <w:tc>
+          <w:tcPr>
+            <w:tcW w:type="dxa" w:w="877"/>
+          </w:tcPr>
+          <w:p>
+            <w:r>
+              <w:rPr>
+                <w:sz w:val="16"/>
+              </w:rPr>
+              <w:t>-24.86</w:t>
+            </w:r>
+          </w:p>
+        </w:tc>
+        <w:tc>
+          <w:tcPr>
+            <w:tcW w:type="dxa" w:w="877"/>
+          </w:tcPr>
+          <w:p>
+            <w:r>
+              <w:rPr>
+                <w:sz w:val="16"/>
+              </w:rPr>
+              <w:t>1.35</w:t>
+            </w:r>
+          </w:p>
+        </w:tc>
+        <w:tc>
+          <w:tcPr>
+            <w:tcW w:type="dxa" w:w="877"/>
+          </w:tcPr>
+          <w:p>
+            <w:r>
+              <w:rPr>
+                <w:sz w:val="16"/>
+              </w:rPr>
+              <w:t>19.39</w:t>
             </w:r>
           </w:p>
         </w:tc>
@@ -11550,124 +11550,124 @@
               <w:rPr>
                 <w:sz w:val="16"/>
               </w:rPr>
-              <w:t>141</w:t>
-            </w:r>
-          </w:p>
-        </w:tc>
-        <w:tc>
-          <w:tcPr>
-            <w:tcW w:type="dxa" w:w="877"/>
-          </w:tcPr>
-          <w:p>
-            <w:r>
-              <w:rPr>
-                <w:sz w:val="16"/>
-              </w:rPr>
-              <w:t>33.63</w:t>
-            </w:r>
-          </w:p>
-        </w:tc>
-        <w:tc>
-          <w:tcPr>
-            <w:tcW w:type="dxa" w:w="877"/>
-          </w:tcPr>
-          <w:p>
-            <w:r>
-              <w:rPr>
-                <w:sz w:val="16"/>
-              </w:rPr>
-              <w:t>35.11</w:t>
-            </w:r>
-          </w:p>
-        </w:tc>
-        <w:tc>
-          <w:tcPr>
-            <w:tcW w:type="dxa" w:w="877"/>
-          </w:tcPr>
-          <w:p>
-            <w:r>
-              <w:rPr>
-                <w:sz w:val="16"/>
-              </w:rPr>
-              <w:t>12.47</w:t>
-            </w:r>
-          </w:p>
-        </w:tc>
-        <w:tc>
-          <w:tcPr>
-            <w:tcW w:type="dxa" w:w="877"/>
-          </w:tcPr>
-          <w:p>
-            <w:r>
-              <w:rPr>
-                <w:sz w:val="16"/>
-              </w:rPr>
-              <w:t>1.37</w:t>
-            </w:r>
-          </w:p>
-        </w:tc>
-        <w:tc>
-          <w:tcPr>
-            <w:tcW w:type="dxa" w:w="877"/>
-          </w:tcPr>
-          <w:p>
-            <w:r>
-              <w:rPr>
-                <w:sz w:val="16"/>
-              </w:rPr>
-              <w:t>1.92</w:t>
-            </w:r>
-          </w:p>
-        </w:tc>
-        <w:tc>
-          <w:tcPr>
-            <w:tcW w:type="dxa" w:w="877"/>
-          </w:tcPr>
-          <w:p>
-            <w:r>
-              <w:rPr>
-                <w:sz w:val="16"/>
-              </w:rPr>
-              <w:t>30.13</w:t>
-            </w:r>
-          </w:p>
-        </w:tc>
-        <w:tc>
-          <w:tcPr>
-            <w:tcW w:type="dxa" w:w="877"/>
-          </w:tcPr>
-          <w:p>
-            <w:r>
-              <w:rPr>
-                <w:sz w:val="16"/>
-              </w:rPr>
-              <w:t>-27.47</w:t>
-            </w:r>
-          </w:p>
-        </w:tc>
-        <w:tc>
-          <w:tcPr>
-            <w:tcW w:type="dxa" w:w="877"/>
-          </w:tcPr>
-          <w:p>
-            <w:r>
-              <w:rPr>
-                <w:sz w:val="16"/>
-              </w:rPr>
-              <w:t>1.69</w:t>
-            </w:r>
-          </w:p>
-        </w:tc>
-        <w:tc>
-          <w:tcPr>
-            <w:tcW w:type="dxa" w:w="877"/>
-          </w:tcPr>
-          <w:p>
-            <w:r>
-              <w:rPr>
-                <w:sz w:val="16"/>
-              </w:rPr>
-              <w:t>23.92</w:t>
+              <w:t>138</w:t>
+            </w:r>
+          </w:p>
+        </w:tc>
+        <w:tc>
+          <w:tcPr>
+            <w:tcW w:type="dxa" w:w="877"/>
+          </w:tcPr>
+          <w:p>
+            <w:r>
+              <w:rPr>
+                <w:sz w:val="16"/>
+              </w:rPr>
+              <w:t>32.42</w:t>
+            </w:r>
+          </w:p>
+        </w:tc>
+        <w:tc>
+          <w:tcPr>
+            <w:tcW w:type="dxa" w:w="877"/>
+          </w:tcPr>
+          <w:p>
+            <w:r>
+              <w:rPr>
+                <w:sz w:val="16"/>
+              </w:rPr>
+              <w:t>34.88</w:t>
+            </w:r>
+          </w:p>
+        </w:tc>
+        <w:tc>
+          <w:tcPr>
+            <w:tcW w:type="dxa" w:w="877"/>
+          </w:tcPr>
+          <w:p>
+            <w:r>
+              <w:rPr>
+                <w:sz w:val="16"/>
+              </w:rPr>
+              <w:t>9.36</w:t>
+            </w:r>
+          </w:p>
+        </w:tc>
+        <w:tc>
+          <w:tcPr>
+            <w:tcW w:type="dxa" w:w="877"/>
+          </w:tcPr>
+          <w:p>
+            <w:r>
+              <w:rPr>
+                <w:sz w:val="16"/>
+              </w:rPr>
+              <w:t>1.17</w:t>
+            </w:r>
+          </w:p>
+        </w:tc>
+        <w:tc>
+          <w:tcPr>
+            <w:tcW w:type="dxa" w:w="877"/>
+          </w:tcPr>
+          <w:p>
+            <w:r>
+              <w:rPr>
+                <w:sz w:val="16"/>
+              </w:rPr>
+              <w:t>1.78</w:t>
+            </w:r>
+          </w:p>
+        </w:tc>
+        <w:tc>
+          <w:tcPr>
+            <w:tcW w:type="dxa" w:w="877"/>
+          </w:tcPr>
+          <w:p>
+            <w:r>
+              <w:rPr>
+                <w:sz w:val="16"/>
+              </w:rPr>
+              <w:t>29.17</w:t>
+            </w:r>
+          </w:p>
+        </w:tc>
+        <w:tc>
+          <w:tcPr>
+            <w:tcW w:type="dxa" w:w="877"/>
+          </w:tcPr>
+          <w:p>
+            <w:r>
+              <w:rPr>
+                <w:sz w:val="16"/>
+              </w:rPr>
+              <w:t>-26.37</w:t>
+            </w:r>
+          </w:p>
+        </w:tc>
+        <w:tc>
+          <w:tcPr>
+            <w:tcW w:type="dxa" w:w="877"/>
+          </w:tcPr>
+          <w:p>
+            <w:r>
+              <w:rPr>
+                <w:sz w:val="16"/>
+              </w:rPr>
+              <w:t>1.29</w:t>
+            </w:r>
+          </w:p>
+        </w:tc>
+        <w:tc>
+          <w:tcPr>
+            <w:tcW w:type="dxa" w:w="877"/>
+          </w:tcPr>
+          <w:p>
+            <w:r>
+              <w:rPr>
+                <w:sz w:val="16"/>
+              </w:rPr>
+              <w:t>15.10</w:t>
             </w:r>
           </w:p>
         </w:tc>
@@ -11695,124 +11695,124 @@
               <w:rPr>
                 <w:sz w:val="16"/>
               </w:rPr>
-              <w:t>134</w:t>
-            </w:r>
-          </w:p>
-        </w:tc>
-        <w:tc>
-          <w:tcPr>
-            <w:tcW w:type="dxa" w:w="877"/>
-          </w:tcPr>
-          <w:p>
-            <w:r>
-              <w:rPr>
-                <w:sz w:val="16"/>
-              </w:rPr>
-              <w:t>38.68</w:t>
-            </w:r>
-          </w:p>
-        </w:tc>
-        <w:tc>
-          <w:tcPr>
-            <w:tcW w:type="dxa" w:w="877"/>
-          </w:tcPr>
-          <w:p>
-            <w:r>
-              <w:rPr>
-                <w:sz w:val="16"/>
-              </w:rPr>
-              <w:t>40.58</w:t>
-            </w:r>
-          </w:p>
-        </w:tc>
-        <w:tc>
-          <w:tcPr>
-            <w:tcW w:type="dxa" w:w="877"/>
-          </w:tcPr>
-          <w:p>
-            <w:r>
-              <w:rPr>
-                <w:sz w:val="16"/>
-              </w:rPr>
-              <w:t>19.11</w:t>
-            </w:r>
-          </w:p>
-        </w:tc>
-        <w:tc>
-          <w:tcPr>
-            <w:tcW w:type="dxa" w:w="877"/>
-          </w:tcPr>
-          <w:p>
-            <w:r>
-              <w:rPr>
-                <w:sz w:val="16"/>
-              </w:rPr>
-              <w:t>1.51</w:t>
-            </w:r>
-          </w:p>
-        </w:tc>
-        <w:tc>
-          <w:tcPr>
-            <w:tcW w:type="dxa" w:w="877"/>
-          </w:tcPr>
-          <w:p>
-            <w:r>
-              <w:rPr>
-                <w:sz w:val="16"/>
-              </w:rPr>
-              <w:t>2.14</w:t>
-            </w:r>
-          </w:p>
-        </w:tc>
-        <w:tc>
-          <w:tcPr>
-            <w:tcW w:type="dxa" w:w="877"/>
-          </w:tcPr>
-          <w:p>
-            <w:r>
-              <w:rPr>
-                <w:sz w:val="16"/>
-              </w:rPr>
-              <w:t>30.76</w:t>
-            </w:r>
-          </w:p>
-        </w:tc>
-        <w:tc>
-          <w:tcPr>
-            <w:tcW w:type="dxa" w:w="877"/>
-          </w:tcPr>
-          <w:p>
-            <w:r>
-              <w:rPr>
-                <w:sz w:val="16"/>
-              </w:rPr>
-              <w:t>-27.34</w:t>
-            </w:r>
-          </w:p>
-        </w:tc>
-        <w:tc>
-          <w:tcPr>
-            <w:tcW w:type="dxa" w:w="877"/>
-          </w:tcPr>
-          <w:p>
-            <w:r>
-              <w:rPr>
-                <w:sz w:val="16"/>
-              </w:rPr>
-              <w:t>1.86</w:t>
-            </w:r>
-          </w:p>
-        </w:tc>
-        <w:tc>
-          <w:tcPr>
-            <w:tcW w:type="dxa" w:w="877"/>
-          </w:tcPr>
-          <w:p>
-            <w:r>
-              <w:rPr>
-                <w:sz w:val="16"/>
-              </w:rPr>
-              <w:t>30.95</w:t>
+              <w:t>129</w:t>
+            </w:r>
+          </w:p>
+        </w:tc>
+        <w:tc>
+          <w:tcPr>
+            <w:tcW w:type="dxa" w:w="877"/>
+          </w:tcPr>
+          <w:p>
+            <w:r>
+              <w:rPr>
+                <w:sz w:val="16"/>
+              </w:rPr>
+              <w:t>37.50</w:t>
+            </w:r>
+          </w:p>
+        </w:tc>
+        <w:tc>
+          <w:tcPr>
+            <w:tcW w:type="dxa" w:w="877"/>
+          </w:tcPr>
+          <w:p>
+            <w:r>
+              <w:rPr>
+                <w:sz w:val="16"/>
+              </w:rPr>
+              <w:t>40.48</w:t>
+            </w:r>
+          </w:p>
+        </w:tc>
+        <w:tc>
+          <w:tcPr>
+            <w:tcW w:type="dxa" w:w="877"/>
+          </w:tcPr>
+          <w:p>
+            <w:r>
+              <w:rPr>
+                <w:sz w:val="16"/>
+              </w:rPr>
+              <w:t>18.48</w:t>
+            </w:r>
+          </w:p>
+        </w:tc>
+        <w:tc>
+          <w:tcPr>
+            <w:tcW w:type="dxa" w:w="877"/>
+          </w:tcPr>
+          <w:p>
+            <w:r>
+              <w:rPr>
+                <w:sz w:val="16"/>
+              </w:rPr>
+              <w:t>1.26</w:t>
+            </w:r>
+          </w:p>
+        </w:tc>
+        <w:tc>
+          <w:tcPr>
+            <w:tcW w:type="dxa" w:w="877"/>
+          </w:tcPr>
+          <w:p>
+            <w:r>
+              <w:rPr>
+                <w:sz w:val="16"/>
+              </w:rPr>
+              <w:t>1.89</w:t>
+            </w:r>
+          </w:p>
+        </w:tc>
+        <w:tc>
+          <w:tcPr>
+            <w:tcW w:type="dxa" w:w="877"/>
+          </w:tcPr>
+          <w:p>
+            <w:r>
+              <w:rPr>
+                <w:sz w:val="16"/>
+              </w:rPr>
+              <w:t>30.37</w:t>
+            </w:r>
+          </w:p>
+        </w:tc>
+        <w:tc>
+          <w:tcPr>
+            <w:tcW w:type="dxa" w:w="877"/>
+          </w:tcPr>
+          <w:p>
+            <w:r>
+              <w:rPr>
+                <w:sz w:val="16"/>
+              </w:rPr>
+              <w:t>-26.55</w:t>
+            </w:r>
+          </w:p>
+        </w:tc>
+        <w:tc>
+          <w:tcPr>
+            <w:tcW w:type="dxa" w:w="877"/>
+          </w:tcPr>
+          <w:p>
+            <w:r>
+              <w:rPr>
+                <w:sz w:val="16"/>
+              </w:rPr>
+              <w:t>1.44</w:t>
+            </w:r>
+          </w:p>
+        </w:tc>
+        <w:tc>
+          <w:tcPr>
+            <w:tcW w:type="dxa" w:w="877"/>
+          </w:tcPr>
+          <w:p>
+            <w:r>
+              <w:rPr>
+                <w:sz w:val="16"/>
+              </w:rPr>
+              <w:t>18.93</w:t>
             </w:r>
           </w:p>
         </w:tc>
@@ -11840,124 +11840,124 @@
               <w:rPr>
                 <w:sz w:val="16"/>
               </w:rPr>
-              <w:t>126</w:t>
-            </w:r>
-          </w:p>
-        </w:tc>
-        <w:tc>
-          <w:tcPr>
-            <w:tcW w:type="dxa" w:w="877"/>
-          </w:tcPr>
-          <w:p>
-            <w:r>
-              <w:rPr>
-                <w:sz w:val="16"/>
-              </w:rPr>
-              <w:t>34.62</w:t>
-            </w:r>
-          </w:p>
-        </w:tc>
-        <w:tc>
-          <w:tcPr>
-            <w:tcW w:type="dxa" w:w="877"/>
-          </w:tcPr>
-          <w:p>
-            <w:r>
-              <w:rPr>
-                <w:sz w:val="16"/>
-              </w:rPr>
-              <w:t>36.16</w:t>
-            </w:r>
-          </w:p>
-        </w:tc>
-        <w:tc>
-          <w:tcPr>
-            <w:tcW w:type="dxa" w:w="877"/>
-          </w:tcPr>
-          <w:p>
-            <w:r>
-              <w:rPr>
-                <w:sz w:val="16"/>
-              </w:rPr>
-              <w:t>10.93</w:t>
-            </w:r>
-          </w:p>
-        </w:tc>
-        <w:tc>
-          <w:tcPr>
-            <w:tcW w:type="dxa" w:w="877"/>
-          </w:tcPr>
-          <w:p>
-            <w:r>
-              <w:rPr>
-                <w:sz w:val="16"/>
-              </w:rPr>
-              <w:t>1.32</w:t>
-            </w:r>
-          </w:p>
-        </w:tc>
-        <w:tc>
-          <w:tcPr>
-            <w:tcW w:type="dxa" w:w="877"/>
-          </w:tcPr>
-          <w:p>
-            <w:r>
-              <w:rPr>
-                <w:sz w:val="16"/>
-              </w:rPr>
-              <w:t>1.86</w:t>
-            </w:r>
-          </w:p>
-        </w:tc>
-        <w:tc>
-          <w:tcPr>
-            <w:tcW w:type="dxa" w:w="877"/>
-          </w:tcPr>
-          <w:p>
-            <w:r>
-              <w:rPr>
-                <w:sz w:val="16"/>
-              </w:rPr>
-              <w:t>29.92</w:t>
-            </w:r>
-          </w:p>
-        </w:tc>
-        <w:tc>
-          <w:tcPr>
-            <w:tcW w:type="dxa" w:w="877"/>
-          </w:tcPr>
-          <w:p>
-            <w:r>
-              <w:rPr>
-                <w:sz w:val="16"/>
-              </w:rPr>
-              <w:t>-26.23</w:t>
-            </w:r>
-          </w:p>
-        </w:tc>
-        <w:tc>
-          <w:tcPr>
-            <w:tcW w:type="dxa" w:w="877"/>
-          </w:tcPr>
-          <w:p>
-            <w:r>
-              <w:rPr>
-                <w:sz w:val="16"/>
-              </w:rPr>
-              <w:t>1.64</w:t>
-            </w:r>
-          </w:p>
-        </w:tc>
-        <w:tc>
-          <w:tcPr>
-            <w:tcW w:type="dxa" w:w="877"/>
-          </w:tcPr>
-          <w:p>
-            <w:r>
-              <w:rPr>
-                <w:sz w:val="16"/>
-              </w:rPr>
-              <w:t>21.41</w:t>
+              <w:t>121</w:t>
+            </w:r>
+          </w:p>
+        </w:tc>
+        <w:tc>
+          <w:tcPr>
+            <w:tcW w:type="dxa" w:w="877"/>
+          </w:tcPr>
+          <w:p>
+            <w:r>
+              <w:rPr>
+                <w:sz w:val="16"/>
+              </w:rPr>
+              <w:t>33.76</w:t>
+            </w:r>
+          </w:p>
+        </w:tc>
+        <w:tc>
+          <w:tcPr>
+            <w:tcW w:type="dxa" w:w="877"/>
+          </w:tcPr>
+          <w:p>
+            <w:r>
+              <w:rPr>
+                <w:sz w:val="16"/>
+              </w:rPr>
+              <w:t>35.23</w:t>
+            </w:r>
+          </w:p>
+        </w:tc>
+        <w:tc>
+          <w:tcPr>
+            <w:tcW w:type="dxa" w:w="877"/>
+          </w:tcPr>
+          <w:p>
+            <w:r>
+              <w:rPr>
+                <w:sz w:val="16"/>
+              </w:rPr>
+              <w:t>10.17</w:t>
+            </w:r>
+          </w:p>
+        </w:tc>
+        <w:tc>
+          <w:tcPr>
+            <w:tcW w:type="dxa" w:w="877"/>
+          </w:tcPr>
+          <w:p>
+            <w:r>
+              <w:rPr>
+                <w:sz w:val="16"/>
+              </w:rPr>
+              <w:t>1.15</w:t>
+            </w:r>
+          </w:p>
+        </w:tc>
+        <w:tc>
+          <w:tcPr>
+            <w:tcW w:type="dxa" w:w="877"/>
+          </w:tcPr>
+          <w:p>
+            <w:r>
+              <w:rPr>
+                <w:sz w:val="16"/>
+              </w:rPr>
+              <w:t>1.73</w:t>
+            </w:r>
+          </w:p>
+        </w:tc>
+        <w:tc>
+          <w:tcPr>
+            <w:tcW w:type="dxa" w:w="877"/>
+          </w:tcPr>
+          <w:p>
+            <w:r>
+              <w:rPr>
+                <w:sz w:val="16"/>
+              </w:rPr>
+              <w:t>29.90</w:t>
+            </w:r>
+          </w:p>
+        </w:tc>
+        <w:tc>
+          <w:tcPr>
+            <w:tcW w:type="dxa" w:w="877"/>
+          </w:tcPr>
+          <w:p>
+            <w:r>
+              <w:rPr>
+                <w:sz w:val="16"/>
+              </w:rPr>
+              <w:t>-26.01</w:t>
+            </w:r>
+          </w:p>
+        </w:tc>
+        <w:tc>
+          <w:tcPr>
+            <w:tcW w:type="dxa" w:w="877"/>
+          </w:tcPr>
+          <w:p>
+            <w:r>
+              <w:rPr>
+                <w:sz w:val="16"/>
+              </w:rPr>
+              <w:t>1.28</w:t>
+            </w:r>
+          </w:p>
+        </w:tc>
+        <w:tc>
+          <w:tcPr>
+            <w:tcW w:type="dxa" w:w="877"/>
+          </w:tcPr>
+          <w:p>
+            <w:r>
+              <w:rPr>
+                <w:sz w:val="16"/>
+              </w:rPr>
+              <w:t>15.14</w:t>
             </w:r>
           </w:p>
         </w:tc>
@@ -11985,124 +11985,124 @@
               <w:rPr>
                 <w:sz w:val="16"/>
               </w:rPr>
-              <w:t>136</w:t>
-            </w:r>
-          </w:p>
-        </w:tc>
-        <w:tc>
-          <w:tcPr>
-            <w:tcW w:type="dxa" w:w="877"/>
-          </w:tcPr>
-          <w:p>
-            <w:r>
-              <w:rPr>
-                <w:sz w:val="16"/>
-              </w:rPr>
-              <w:t>37.47</w:t>
-            </w:r>
-          </w:p>
-        </w:tc>
-        <w:tc>
-          <w:tcPr>
-            <w:tcW w:type="dxa" w:w="877"/>
-          </w:tcPr>
-          <w:p>
-            <w:r>
-              <w:rPr>
-                <w:sz w:val="16"/>
-              </w:rPr>
-              <w:t>38.24</w:t>
-            </w:r>
-          </w:p>
-        </w:tc>
-        <w:tc>
-          <w:tcPr>
-            <w:tcW w:type="dxa" w:w="877"/>
-          </w:tcPr>
-          <w:p>
-            <w:r>
-              <w:rPr>
-                <w:sz w:val="16"/>
-              </w:rPr>
-              <w:t>17.34</w:t>
-            </w:r>
-          </w:p>
-        </w:tc>
-        <w:tc>
-          <w:tcPr>
-            <w:tcW w:type="dxa" w:w="877"/>
-          </w:tcPr>
-          <w:p>
-            <w:r>
-              <w:rPr>
-                <w:sz w:val="16"/>
-              </w:rPr>
-              <w:t>1.43</w:t>
-            </w:r>
-          </w:p>
-        </w:tc>
-        <w:tc>
-          <w:tcPr>
-            <w:tcW w:type="dxa" w:w="877"/>
-          </w:tcPr>
-          <w:p>
-            <w:r>
-              <w:rPr>
-                <w:sz w:val="16"/>
-              </w:rPr>
-              <w:t>1.97</w:t>
-            </w:r>
-          </w:p>
-        </w:tc>
-        <w:tc>
-          <w:tcPr>
-            <w:tcW w:type="dxa" w:w="877"/>
-          </w:tcPr>
-          <w:p>
-            <w:r>
-              <w:rPr>
-                <w:sz w:val="16"/>
-              </w:rPr>
-              <w:t>30.06</w:t>
-            </w:r>
-          </w:p>
-        </w:tc>
-        <w:tc>
-          <w:tcPr>
-            <w:tcW w:type="dxa" w:w="877"/>
-          </w:tcPr>
-          <w:p>
-            <w:r>
-              <w:rPr>
-                <w:sz w:val="16"/>
-              </w:rPr>
-              <w:t>-27.98</w:t>
-            </w:r>
-          </w:p>
-        </w:tc>
-        <w:tc>
-          <w:tcPr>
-            <w:tcW w:type="dxa" w:w="877"/>
-          </w:tcPr>
-          <w:p>
-            <w:r>
-              <w:rPr>
-                <w:sz w:val="16"/>
-              </w:rPr>
-              <w:t>1.66</w:t>
-            </w:r>
-          </w:p>
-        </w:tc>
-        <w:tc>
-          <w:tcPr>
-            <w:tcW w:type="dxa" w:w="877"/>
-          </w:tcPr>
-          <w:p>
-            <w:r>
-              <w:rPr>
-                <w:sz w:val="16"/>
-              </w:rPr>
-              <w:t>25.21</w:t>
+              <w:t>131</w:t>
+            </w:r>
+          </w:p>
+        </w:tc>
+        <w:tc>
+          <w:tcPr>
+            <w:tcW w:type="dxa" w:w="877"/>
+          </w:tcPr>
+          <w:p>
+            <w:r>
+              <w:rPr>
+                <w:sz w:val="16"/>
+              </w:rPr>
+              <w:t>36.27</w:t>
+            </w:r>
+          </w:p>
+        </w:tc>
+        <w:tc>
+          <w:tcPr>
+            <w:tcW w:type="dxa" w:w="877"/>
+          </w:tcPr>
+          <w:p>
+            <w:r>
+              <w:rPr>
+                <w:sz w:val="16"/>
+              </w:rPr>
+              <w:t>37.35</w:t>
+            </w:r>
+          </w:p>
+        </w:tc>
+        <w:tc>
+          <w:tcPr>
+            <w:tcW w:type="dxa" w:w="877"/>
+          </w:tcPr>
+          <w:p>
+            <w:r>
+              <w:rPr>
+                <w:sz w:val="16"/>
+              </w:rPr>
+              <w:t>16.22</w:t>
+            </w:r>
+          </w:p>
+        </w:tc>
+        <w:tc>
+          <w:tcPr>
+            <w:tcW w:type="dxa" w:w="877"/>
+          </w:tcPr>
+          <w:p>
+            <w:r>
+              <w:rPr>
+                <w:sz w:val="16"/>
+              </w:rPr>
+              <w:t>1.19</w:t>
+            </w:r>
+          </w:p>
+        </w:tc>
+        <w:tc>
+          <w:tcPr>
+            <w:tcW w:type="dxa" w:w="877"/>
+          </w:tcPr>
+          <w:p>
+            <w:r>
+              <w:rPr>
+                <w:sz w:val="16"/>
+              </w:rPr>
+              <w:t>1.83</w:t>
+            </w:r>
+          </w:p>
+        </w:tc>
+        <w:tc>
+          <w:tcPr>
+            <w:tcW w:type="dxa" w:w="877"/>
+          </w:tcPr>
+          <w:p>
+            <w:r>
+              <w:rPr>
+                <w:sz w:val="16"/>
+              </w:rPr>
+              <w:t>29.55</w:t>
+            </w:r>
+          </w:p>
+        </w:tc>
+        <w:tc>
+          <w:tcPr>
+            <w:tcW w:type="dxa" w:w="877"/>
+          </w:tcPr>
+          <w:p>
+            <w:r>
+              <w:rPr>
+                <w:sz w:val="16"/>
+              </w:rPr>
+              <w:t>-26.93</w:t>
+            </w:r>
+          </w:p>
+        </w:tc>
+        <w:tc>
+          <w:tcPr>
+            <w:tcW w:type="dxa" w:w="877"/>
+          </w:tcPr>
+          <w:p>
+            <w:r>
+              <w:rPr>
+                <w:sz w:val="16"/>
+              </w:rPr>
+              <w:t>1.35</w:t>
+            </w:r>
+          </w:p>
+        </w:tc>
+        <w:tc>
+          <w:tcPr>
+            <w:tcW w:type="dxa" w:w="877"/>
+          </w:tcPr>
+          <w:p>
+            <w:r>
+              <w:rPr>
+                <w:sz w:val="16"/>
+              </w:rPr>
+              <w:t>17.84</w:t>
             </w:r>
           </w:p>
         </w:tc>
@@ -12130,124 +12130,124 @@
               <w:rPr>
                 <w:sz w:val="16"/>
               </w:rPr>
-              <w:t>136</w:t>
-            </w:r>
-          </w:p>
-        </w:tc>
-        <w:tc>
-          <w:tcPr>
-            <w:tcW w:type="dxa" w:w="877"/>
-          </w:tcPr>
-          <w:p>
-            <w:r>
-              <w:rPr>
-                <w:sz w:val="16"/>
-              </w:rPr>
-              <w:t>38.37</w:t>
-            </w:r>
-          </w:p>
-        </w:tc>
-        <w:tc>
-          <w:tcPr>
-            <w:tcW w:type="dxa" w:w="877"/>
-          </w:tcPr>
-          <w:p>
-            <w:r>
-              <w:rPr>
-                <w:sz w:val="16"/>
-              </w:rPr>
-              <w:t>34.94</w:t>
-            </w:r>
-          </w:p>
-        </w:tc>
-        <w:tc>
-          <w:tcPr>
-            <w:tcW w:type="dxa" w:w="877"/>
-          </w:tcPr>
-          <w:p>
-            <w:r>
-              <w:rPr>
-                <w:sz w:val="16"/>
-              </w:rPr>
-              <w:t>19.37</w:t>
-            </w:r>
-          </w:p>
-        </w:tc>
-        <w:tc>
-          <w:tcPr>
-            <w:tcW w:type="dxa" w:w="877"/>
-          </w:tcPr>
-          <w:p>
-            <w:r>
-              <w:rPr>
-                <w:sz w:val="16"/>
-              </w:rPr>
-              <w:t>1.33</w:t>
-            </w:r>
-          </w:p>
-        </w:tc>
-        <w:tc>
-          <w:tcPr>
-            <w:tcW w:type="dxa" w:w="877"/>
-          </w:tcPr>
-          <w:p>
-            <w:r>
-              <w:rPr>
-                <w:sz w:val="16"/>
-              </w:rPr>
-              <w:t>1.86</w:t>
-            </w:r>
-          </w:p>
-        </w:tc>
-        <w:tc>
-          <w:tcPr>
-            <w:tcW w:type="dxa" w:w="877"/>
-          </w:tcPr>
-          <w:p>
-            <w:r>
-              <w:rPr>
-                <w:sz w:val="16"/>
-              </w:rPr>
-              <w:t>28.57</w:t>
-            </w:r>
-          </w:p>
-        </w:tc>
-        <w:tc>
-          <w:tcPr>
-            <w:tcW w:type="dxa" w:w="877"/>
-          </w:tcPr>
-          <w:p>
-            <w:r>
-              <w:rPr>
-                <w:sz w:val="16"/>
-              </w:rPr>
-              <w:t>-26.46</w:t>
-            </w:r>
-          </w:p>
-        </w:tc>
-        <w:tc>
-          <w:tcPr>
-            <w:tcW w:type="dxa" w:w="877"/>
-          </w:tcPr>
-          <w:p>
-            <w:r>
-              <w:rPr>
-                <w:sz w:val="16"/>
-              </w:rPr>
-              <w:t>1.59</w:t>
-            </w:r>
-          </w:p>
-        </w:tc>
-        <w:tc>
-          <w:tcPr>
-            <w:tcW w:type="dxa" w:w="877"/>
-          </w:tcPr>
-          <w:p>
-            <w:r>
-              <w:rPr>
-                <w:sz w:val="16"/>
-              </w:rPr>
-              <w:t>23.06</w:t>
+              <w:t>132</w:t>
+            </w:r>
+          </w:p>
+        </w:tc>
+        <w:tc>
+          <w:tcPr>
+            <w:tcW w:type="dxa" w:w="877"/>
+          </w:tcPr>
+          <w:p>
+            <w:r>
+              <w:rPr>
+                <w:sz w:val="16"/>
+              </w:rPr>
+              <w:t>37.68</w:t>
+            </w:r>
+          </w:p>
+        </w:tc>
+        <w:tc>
+          <w:tcPr>
+            <w:tcW w:type="dxa" w:w="877"/>
+          </w:tcPr>
+          <w:p>
+            <w:r>
+              <w:rPr>
+                <w:sz w:val="16"/>
+              </w:rPr>
+              <w:t>34.47</w:t>
+            </w:r>
+          </w:p>
+        </w:tc>
+        <w:tc>
+          <w:tcPr>
+            <w:tcW w:type="dxa" w:w="877"/>
+          </w:tcPr>
+          <w:p>
+            <w:r>
+              <w:rPr>
+                <w:sz w:val="16"/>
+              </w:rPr>
+              <w:t>19.33</w:t>
+            </w:r>
+          </w:p>
+        </w:tc>
+        <w:tc>
+          <w:tcPr>
+            <w:tcW w:type="dxa" w:w="877"/>
+          </w:tcPr>
+          <w:p>
+            <w:r>
+              <w:rPr>
+                <w:sz w:val="16"/>
+              </w:rPr>
+              <w:t>1.18</w:t>
+            </w:r>
+          </w:p>
+        </w:tc>
+        <w:tc>
+          <w:tcPr>
+            <w:tcW w:type="dxa" w:w="877"/>
+          </w:tcPr>
+          <w:p>
+            <w:r>
+              <w:rPr>
+                <w:sz w:val="16"/>
+              </w:rPr>
+              <w:t>1.79</w:t>
+            </w:r>
+          </w:p>
+        </w:tc>
+        <w:tc>
+          <w:tcPr>
+            <w:tcW w:type="dxa" w:w="877"/>
+          </w:tcPr>
+          <w:p>
+            <w:r>
+              <w:rPr>
+                <w:sz w:val="16"/>
+              </w:rPr>
+              <w:t>28.35</w:t>
+            </w:r>
+          </w:p>
+        </w:tc>
+        <w:tc>
+          <w:tcPr>
+            <w:tcW w:type="dxa" w:w="877"/>
+          </w:tcPr>
+          <w:p>
+            <w:r>
+              <w:rPr>
+                <w:sz w:val="16"/>
+              </w:rPr>
+              <w:t>-25.56</w:t>
+            </w:r>
+          </w:p>
+        </w:tc>
+        <w:tc>
+          <w:tcPr>
+            <w:tcW w:type="dxa" w:w="877"/>
+          </w:tcPr>
+          <w:p>
+            <w:r>
+              <w:rPr>
+                <w:sz w:val="16"/>
+              </w:rPr>
+              <w:t>1.39</w:t>
+            </w:r>
+          </w:p>
+        </w:tc>
+        <w:tc>
+          <w:tcPr>
+            <w:tcW w:type="dxa" w:w="877"/>
+          </w:tcPr>
+          <w:p>
+            <w:r>
+              <w:rPr>
+                <w:sz w:val="16"/>
+              </w:rPr>
+              <w:t>19.11</w:t>
             </w:r>
           </w:p>
         </w:tc>
@@ -12275,124 +12275,124 @@
               <w:rPr>
                 <w:sz w:val="16"/>
               </w:rPr>
-              <w:t>123</w:t>
-            </w:r>
-          </w:p>
-        </w:tc>
-        <w:tc>
-          <w:tcPr>
-            <w:tcW w:type="dxa" w:w="877"/>
-          </w:tcPr>
-          <w:p>
-            <w:r>
-              <w:rPr>
-                <w:sz w:val="16"/>
-              </w:rPr>
-              <w:t>31.03</w:t>
-            </w:r>
-          </w:p>
-        </w:tc>
-        <w:tc>
-          <w:tcPr>
-            <w:tcW w:type="dxa" w:w="877"/>
-          </w:tcPr>
-          <w:p>
-            <w:r>
-              <w:rPr>
-                <w:sz w:val="16"/>
-              </w:rPr>
-              <w:t>29.10</w:t>
-            </w:r>
-          </w:p>
-        </w:tc>
-        <w:tc>
-          <w:tcPr>
-            <w:tcW w:type="dxa" w:w="877"/>
-          </w:tcPr>
-          <w:p>
-            <w:r>
-              <w:rPr>
-                <w:sz w:val="16"/>
-              </w:rPr>
-              <w:t>14.36</w:t>
-            </w:r>
-          </w:p>
-        </w:tc>
-        <w:tc>
-          <w:tcPr>
-            <w:tcW w:type="dxa" w:w="877"/>
-          </w:tcPr>
-          <w:p>
-            <w:r>
-              <w:rPr>
-                <w:sz w:val="16"/>
-              </w:rPr>
-              <w:t>1.19</w:t>
-            </w:r>
-          </w:p>
-        </w:tc>
-        <w:tc>
-          <w:tcPr>
-            <w:tcW w:type="dxa" w:w="877"/>
-          </w:tcPr>
-          <w:p>
-            <w:r>
-              <w:rPr>
-                <w:sz w:val="16"/>
-              </w:rPr>
-              <w:t>1.66</w:t>
-            </w:r>
-          </w:p>
-        </w:tc>
-        <w:tc>
-          <w:tcPr>
-            <w:tcW w:type="dxa" w:w="877"/>
-          </w:tcPr>
-          <w:p>
-            <w:r>
-              <w:rPr>
-                <w:sz w:val="16"/>
-              </w:rPr>
-              <w:t>26.76</w:t>
-            </w:r>
-          </w:p>
-        </w:tc>
-        <w:tc>
-          <w:tcPr>
-            <w:tcW w:type="dxa" w:w="877"/>
-          </w:tcPr>
-          <w:p>
-            <w:r>
-              <w:rPr>
-                <w:sz w:val="16"/>
-              </w:rPr>
-              <w:t>-24.76</w:t>
-            </w:r>
-          </w:p>
-        </w:tc>
-        <w:tc>
-          <w:tcPr>
-            <w:tcW w:type="dxa" w:w="877"/>
-          </w:tcPr>
-          <w:p>
-            <w:r>
-              <w:rPr>
-                <w:sz w:val="16"/>
-              </w:rPr>
-              <w:t>1.50</w:t>
-            </w:r>
-          </w:p>
-        </w:tc>
-        <w:tc>
-          <w:tcPr>
-            <w:tcW w:type="dxa" w:w="877"/>
-          </w:tcPr>
-          <w:p>
-            <w:r>
-              <w:rPr>
-                <w:sz w:val="16"/>
-              </w:rPr>
-              <w:t>15.81</w:t>
+              <w:t>124</w:t>
+            </w:r>
+          </w:p>
+        </w:tc>
+        <w:tc>
+          <w:tcPr>
+            <w:tcW w:type="dxa" w:w="877"/>
+          </w:tcPr>
+          <w:p>
+            <w:r>
+              <w:rPr>
+                <w:sz w:val="16"/>
+              </w:rPr>
+              <w:t>28.88</w:t>
+            </w:r>
+          </w:p>
+        </w:tc>
+        <w:tc>
+          <w:tcPr>
+            <w:tcW w:type="dxa" w:w="877"/>
+          </w:tcPr>
+          <w:p>
+            <w:r>
+              <w:rPr>
+                <w:sz w:val="16"/>
+              </w:rPr>
+              <w:t>28.25</w:t>
+            </w:r>
+          </w:p>
+        </w:tc>
+        <w:tc>
+          <w:tcPr>
+            <w:tcW w:type="dxa" w:w="877"/>
+          </w:tcPr>
+          <w:p>
+            <w:r>
+              <w:rPr>
+                <w:sz w:val="16"/>
+              </w:rPr>
+              <w:t>10.21</w:t>
+            </w:r>
+          </w:p>
+        </w:tc>
+        <w:tc>
+          <w:tcPr>
+            <w:tcW w:type="dxa" w:w="877"/>
+          </w:tcPr>
+          <w:p>
+            <w:r>
+              <w:rPr>
+                <w:sz w:val="16"/>
+              </w:rPr>
+              <w:t>1.08</w:t>
+            </w:r>
+          </w:p>
+        </w:tc>
+        <w:tc>
+          <w:tcPr>
+            <w:tcW w:type="dxa" w:w="877"/>
+          </w:tcPr>
+          <w:p>
+            <w:r>
+              <w:rPr>
+                <w:sz w:val="16"/>
+              </w:rPr>
+              <w:t>1.65</w:t>
+            </w:r>
+          </w:p>
+        </w:tc>
+        <w:tc>
+          <w:tcPr>
+            <w:tcW w:type="dxa" w:w="877"/>
+          </w:tcPr>
+          <w:p>
+            <w:r>
+              <w:rPr>
+                <w:sz w:val="16"/>
+              </w:rPr>
+              <w:t>26.01</w:t>
+            </w:r>
+          </w:p>
+        </w:tc>
+        <w:tc>
+          <w:tcPr>
+            <w:tcW w:type="dxa" w:w="877"/>
+          </w:tcPr>
+          <w:p>
+            <w:r>
+              <w:rPr>
+                <w:sz w:val="16"/>
+              </w:rPr>
+              <w:t>-23.92</w:t>
+            </w:r>
+          </w:p>
+        </w:tc>
+        <w:tc>
+          <w:tcPr>
+            <w:tcW w:type="dxa" w:w="877"/>
+          </w:tcPr>
+          <w:p>
+            <w:r>
+              <w:rPr>
+                <w:sz w:val="16"/>
+              </w:rPr>
+              <w:t>1.16</w:t>
+            </w:r>
+          </w:p>
+        </w:tc>
+        <w:tc>
+          <w:tcPr>
+            <w:tcW w:type="dxa" w:w="877"/>
+          </w:tcPr>
+          <w:p>
+            <w:r>
+              <w:rPr>
+                <w:sz w:val="16"/>
+              </w:rPr>
+              <w:t>10.66</w:t>
             </w:r>
           </w:p>
         </w:tc>
@@ -12420,124 +12420,124 @@
               <w:rPr>
                 <w:sz w:val="16"/>
               </w:rPr>
-              <w:t>122</w:t>
-            </w:r>
-          </w:p>
-        </w:tc>
-        <w:tc>
-          <w:tcPr>
-            <w:tcW w:type="dxa" w:w="877"/>
-          </w:tcPr>
-          <w:p>
-            <w:r>
-              <w:rPr>
-                <w:sz w:val="16"/>
-              </w:rPr>
-              <w:t>26.92</w:t>
-            </w:r>
-          </w:p>
-        </w:tc>
-        <w:tc>
-          <w:tcPr>
-            <w:tcW w:type="dxa" w:w="877"/>
-          </w:tcPr>
-          <w:p>
-            <w:r>
-              <w:rPr>
-                <w:sz w:val="16"/>
-              </w:rPr>
-              <w:t>26.11</w:t>
-            </w:r>
-          </w:p>
-        </w:tc>
-        <w:tc>
-          <w:tcPr>
-            <w:tcW w:type="dxa" w:w="877"/>
-          </w:tcPr>
-          <w:p>
-            <w:r>
-              <w:rPr>
-                <w:sz w:val="16"/>
-              </w:rPr>
-              <w:t>12.83</w:t>
-            </w:r>
-          </w:p>
-        </w:tc>
-        <w:tc>
-          <w:tcPr>
-            <w:tcW w:type="dxa" w:w="877"/>
-          </w:tcPr>
-          <w:p>
-            <w:r>
-              <w:rPr>
-                <w:sz w:val="16"/>
-              </w:rPr>
-              <w:t>1.04</w:t>
-            </w:r>
-          </w:p>
-        </w:tc>
-        <w:tc>
-          <w:tcPr>
-            <w:tcW w:type="dxa" w:w="877"/>
-          </w:tcPr>
-          <w:p>
-            <w:r>
-              <w:rPr>
-                <w:sz w:val="16"/>
-              </w:rPr>
-              <w:t>1.50</w:t>
-            </w:r>
-          </w:p>
-        </w:tc>
-        <w:tc>
-          <w:tcPr>
-            <w:tcW w:type="dxa" w:w="877"/>
-          </w:tcPr>
-          <w:p>
-            <w:r>
-              <w:rPr>
-                <w:sz w:val="16"/>
-              </w:rPr>
-              <w:t>26.00</w:t>
-            </w:r>
-          </w:p>
-        </w:tc>
-        <w:tc>
-          <w:tcPr>
-            <w:tcW w:type="dxa" w:w="877"/>
-          </w:tcPr>
-          <w:p>
-            <w:r>
-              <w:rPr>
-                <w:sz w:val="16"/>
-              </w:rPr>
-              <w:t>-26.63</w:t>
-            </w:r>
-          </w:p>
-        </w:tc>
-        <w:tc>
-          <w:tcPr>
-            <w:tcW w:type="dxa" w:w="877"/>
-          </w:tcPr>
-          <w:p>
-            <w:r>
-              <w:rPr>
-                <w:sz w:val="16"/>
-              </w:rPr>
-              <w:t>1.21</w:t>
-            </w:r>
-          </w:p>
-        </w:tc>
-        <w:tc>
-          <w:tcPr>
-            <w:tcW w:type="dxa" w:w="877"/>
-          </w:tcPr>
-          <w:p>
-            <w:r>
-              <w:rPr>
-                <w:sz w:val="16"/>
-              </w:rPr>
-              <w:t>10.52</w:t>
+              <w:t>119</w:t>
+            </w:r>
+          </w:p>
+        </w:tc>
+        <w:tc>
+          <w:tcPr>
+            <w:tcW w:type="dxa" w:w="877"/>
+          </w:tcPr>
+          <w:p>
+            <w:r>
+              <w:rPr>
+                <w:sz w:val="16"/>
+              </w:rPr>
+              <w:t>25.92</w:t>
+            </w:r>
+          </w:p>
+        </w:tc>
+        <w:tc>
+          <w:tcPr>
+            <w:tcW w:type="dxa" w:w="877"/>
+          </w:tcPr>
+          <w:p>
+            <w:r>
+              <w:rPr>
+                <w:sz w:val="16"/>
+              </w:rPr>
+              <w:t>25.85</w:t>
+            </w:r>
+          </w:p>
+        </w:tc>
+        <w:tc>
+          <w:tcPr>
+            <w:tcW w:type="dxa" w:w="877"/>
+          </w:tcPr>
+          <w:p>
+            <w:r>
+              <w:rPr>
+                <w:sz w:val="16"/>
+              </w:rPr>
+              <w:t>11.10</w:t>
+            </w:r>
+          </w:p>
+        </w:tc>
+        <w:tc>
+          <w:tcPr>
+            <w:tcW w:type="dxa" w:w="877"/>
+          </w:tcPr>
+          <w:p>
+            <w:r>
+              <w:rPr>
+                <w:sz w:val="16"/>
+              </w:rPr>
+              <w:t>1.00</w:t>
+            </w:r>
+          </w:p>
+        </w:tc>
+        <w:tc>
+          <w:tcPr>
+            <w:tcW w:type="dxa" w:w="877"/>
+          </w:tcPr>
+          <w:p>
+            <w:r>
+              <w:rPr>
+                <w:sz w:val="16"/>
+              </w:rPr>
+              <w:t>1.53</w:t>
+            </w:r>
+          </w:p>
+        </w:tc>
+        <w:tc>
+          <w:tcPr>
+            <w:tcW w:type="dxa" w:w="877"/>
+          </w:tcPr>
+          <w:p>
+            <w:r>
+              <w:rPr>
+                <w:sz w:val="16"/>
+              </w:rPr>
+              <w:t>25.69</w:t>
+            </w:r>
+          </w:p>
+        </w:tc>
+        <w:tc>
+          <w:tcPr>
+            <w:tcW w:type="dxa" w:w="877"/>
+          </w:tcPr>
+          <w:p>
+            <w:r>
+              <w:rPr>
+                <w:sz w:val="16"/>
+              </w:rPr>
+              <w:t>-25.39</w:t>
+            </w:r>
+          </w:p>
+        </w:tc>
+        <w:tc>
+          <w:tcPr>
+            <w:tcW w:type="dxa" w:w="877"/>
+          </w:tcPr>
+          <w:p>
+            <w:r>
+              <w:rPr>
+                <w:sz w:val="16"/>
+              </w:rPr>
+              <w:t>0.94</w:t>
+            </w:r>
+          </w:p>
+        </w:tc>
+        <w:tc>
+          <w:tcPr>
+            <w:tcW w:type="dxa" w:w="877"/>
+          </w:tcPr>
+          <w:p>
+            <w:r>
+              <w:rPr>
+                <w:sz w:val="16"/>
+              </w:rPr>
+              <w:t>7.29</w:t>
             </w:r>
           </w:p>
         </w:tc>
@@ -12565,46 +12565,98 @@
               <w:rPr>
                 <w:sz w:val="16"/>
               </w:rPr>
-              <w:t>130</w:t>
-            </w:r>
-          </w:p>
-        </w:tc>
-        <w:tc>
-          <w:tcPr>
-            <w:tcW w:type="dxa" w:w="877"/>
-          </w:tcPr>
-          <w:p>
-            <w:r>
-              <w:rPr>
-                <w:sz w:val="16"/>
-              </w:rPr>
-              <w:t>26.87</w:t>
-            </w:r>
-          </w:p>
-        </w:tc>
-        <w:tc>
-          <w:tcPr>
-            <w:tcW w:type="dxa" w:w="877"/>
-          </w:tcPr>
-          <w:p>
-            <w:r>
-              <w:rPr>
-                <w:sz w:val="16"/>
-              </w:rPr>
-              <w:t>24.62</w:t>
-            </w:r>
-          </w:p>
-        </w:tc>
-        <w:tc>
-          <w:tcPr>
-            <w:tcW w:type="dxa" w:w="877"/>
-          </w:tcPr>
-          <w:p>
-            <w:r>
-              <w:rPr>
-                <w:sz w:val="16"/>
-              </w:rPr>
-              <w:t>13.08</w:t>
+              <w:t>138</w:t>
+            </w:r>
+          </w:p>
+        </w:tc>
+        <w:tc>
+          <w:tcPr>
+            <w:tcW w:type="dxa" w:w="877"/>
+          </w:tcPr>
+          <w:p>
+            <w:r>
+              <w:rPr>
+                <w:sz w:val="16"/>
+              </w:rPr>
+              <w:t>25.94</w:t>
+            </w:r>
+          </w:p>
+        </w:tc>
+        <w:tc>
+          <w:tcPr>
+            <w:tcW w:type="dxa" w:w="877"/>
+          </w:tcPr>
+          <w:p>
+            <w:r>
+              <w:rPr>
+                <w:sz w:val="16"/>
+              </w:rPr>
+              <w:t>24.65</w:t>
+            </w:r>
+          </w:p>
+        </w:tc>
+        <w:tc>
+          <w:tcPr>
+            <w:tcW w:type="dxa" w:w="877"/>
+          </w:tcPr>
+          <w:p>
+            <w:r>
+              <w:rPr>
+                <w:sz w:val="16"/>
+              </w:rPr>
+              <w:t>9.55</w:t>
+            </w:r>
+          </w:p>
+        </w:tc>
+        <w:tc>
+          <w:tcPr>
+            <w:tcW w:type="dxa" w:w="877"/>
+          </w:tcPr>
+          <w:p>
+            <w:r>
+              <w:rPr>
+                <w:sz w:val="16"/>
+              </w:rPr>
+              <w:t>0.98</w:t>
+            </w:r>
+          </w:p>
+        </w:tc>
+        <w:tc>
+          <w:tcPr>
+            <w:tcW w:type="dxa" w:w="877"/>
+          </w:tcPr>
+          <w:p>
+            <w:r>
+              <w:rPr>
+                <w:sz w:val="16"/>
+              </w:rPr>
+              <w:t>1.51</w:t>
+            </w:r>
+          </w:p>
+        </w:tc>
+        <w:tc>
+          <w:tcPr>
+            <w:tcW w:type="dxa" w:w="877"/>
+          </w:tcPr>
+          <w:p>
+            <w:r>
+              <w:rPr>
+                <w:sz w:val="16"/>
+              </w:rPr>
+              <w:t>25.22</w:t>
+            </w:r>
+          </w:p>
+        </w:tc>
+        <w:tc>
+          <w:tcPr>
+            <w:tcW w:type="dxa" w:w="877"/>
+          </w:tcPr>
+          <w:p>
+            <w:r>
+              <w:rPr>
+                <w:sz w:val="16"/>
+              </w:rPr>
+              <w:t>-23.92</w:t>
             </w:r>
           </w:p>
         </w:tc>
@@ -12630,59 +12682,7 @@
               <w:rPr>
                 <w:sz w:val="16"/>
               </w:rPr>
-              <w:t>1.40</w:t>
-            </w:r>
-          </w:p>
-        </w:tc>
-        <w:tc>
-          <w:tcPr>
-            <w:tcW w:type="dxa" w:w="877"/>
-          </w:tcPr>
-          <w:p>
-            <w:r>
-              <w:rPr>
-                <w:sz w:val="16"/>
-              </w:rPr>
-              <w:t>25.98</w:t>
-            </w:r>
-          </w:p>
-        </w:tc>
-        <w:tc>
-          <w:tcPr>
-            <w:tcW w:type="dxa" w:w="877"/>
-          </w:tcPr>
-          <w:p>
-            <w:r>
-              <w:rPr>
-                <w:sz w:val="16"/>
-              </w:rPr>
-              <w:t>-24.66</w:t>
-            </w:r>
-          </w:p>
-        </w:tc>
-        <w:tc>
-          <w:tcPr>
-            <w:tcW w:type="dxa" w:w="877"/>
-          </w:tcPr>
-          <w:p>
-            <w:r>
-              <w:rPr>
-                <w:sz w:val="16"/>
-              </w:rPr>
-              <w:t>1.29</w:t>
-            </w:r>
-          </w:p>
-        </w:tc>
-        <w:tc>
-          <w:tcPr>
-            <w:tcW w:type="dxa" w:w="877"/>
-          </w:tcPr>
-          <w:p>
-            <w:r>
-              <w:rPr>
-                <w:sz w:val="16"/>
-              </w:rPr>
-              <w:t>10.68</w:t>
+              <w:t>7.93</w:t>
             </w:r>
           </w:p>
         </w:tc>
@@ -12710,124 +12710,124 @@
               <w:rPr>
                 <w:sz w:val="16"/>
               </w:rPr>
-              <w:t>130</w:t>
-            </w:r>
-          </w:p>
-        </w:tc>
-        <w:tc>
-          <w:tcPr>
-            <w:tcW w:type="dxa" w:w="877"/>
-          </w:tcPr>
-          <w:p>
-            <w:r>
-              <w:rPr>
-                <w:sz w:val="16"/>
-              </w:rPr>
-              <w:t>34.52</w:t>
-            </w:r>
-          </w:p>
-        </w:tc>
-        <w:tc>
-          <w:tcPr>
-            <w:tcW w:type="dxa" w:w="877"/>
-          </w:tcPr>
-          <w:p>
-            <w:r>
-              <w:rPr>
-                <w:sz w:val="16"/>
-              </w:rPr>
-              <w:t>31.56</w:t>
-            </w:r>
-          </w:p>
-        </w:tc>
-        <w:tc>
-          <w:tcPr>
-            <w:tcW w:type="dxa" w:w="877"/>
-          </w:tcPr>
-          <w:p>
-            <w:r>
-              <w:rPr>
-                <w:sz w:val="16"/>
-              </w:rPr>
-              <w:t>14.95</w:t>
-            </w:r>
-          </w:p>
-        </w:tc>
-        <w:tc>
-          <w:tcPr>
-            <w:tcW w:type="dxa" w:w="877"/>
-          </w:tcPr>
-          <w:p>
-            <w:r>
-              <w:rPr>
-                <w:sz w:val="16"/>
-              </w:rPr>
-              <w:t>1.24</w:t>
-            </w:r>
-          </w:p>
-        </w:tc>
-        <w:tc>
-          <w:tcPr>
-            <w:tcW w:type="dxa" w:w="877"/>
-          </w:tcPr>
-          <w:p>
-            <w:r>
-              <w:rPr>
-                <w:sz w:val="16"/>
-              </w:rPr>
-              <w:t>1.70</w:t>
-            </w:r>
-          </w:p>
-        </w:tc>
-        <w:tc>
-          <w:tcPr>
-            <w:tcW w:type="dxa" w:w="877"/>
-          </w:tcPr>
-          <w:p>
-            <w:r>
-              <w:rPr>
-                <w:sz w:val="16"/>
-              </w:rPr>
-              <w:t>25.71</w:t>
-            </w:r>
-          </w:p>
-        </w:tc>
-        <w:tc>
-          <w:tcPr>
-            <w:tcW w:type="dxa" w:w="877"/>
-          </w:tcPr>
-          <w:p>
-            <w:r>
-              <w:rPr>
-                <w:sz w:val="16"/>
-              </w:rPr>
-              <w:t>-24.10</w:t>
-            </w:r>
-          </w:p>
-        </w:tc>
-        <w:tc>
-          <w:tcPr>
-            <w:tcW w:type="dxa" w:w="877"/>
-          </w:tcPr>
-          <w:p>
-            <w:r>
-              <w:rPr>
-                <w:sz w:val="16"/>
-              </w:rPr>
-              <w:t>1.49</w:t>
-            </w:r>
-          </w:p>
-        </w:tc>
-        <w:tc>
-          <w:tcPr>
-            <w:tcW w:type="dxa" w:w="877"/>
-          </w:tcPr>
-          <w:p>
-            <w:r>
-              <w:rPr>
-                <w:sz w:val="16"/>
-              </w:rPr>
-              <w:t>14.78</w:t>
+              <w:t>138</w:t>
+            </w:r>
+          </w:p>
+        </w:tc>
+        <w:tc>
+          <w:tcPr>
+            <w:tcW w:type="dxa" w:w="877"/>
+          </w:tcPr>
+          <w:p>
+            <w:r>
+              <w:rPr>
+                <w:sz w:val="16"/>
+              </w:rPr>
+              <w:t>33.67</w:t>
+            </w:r>
+          </w:p>
+        </w:tc>
+        <w:tc>
+          <w:tcPr>
+            <w:tcW w:type="dxa" w:w="877"/>
+          </w:tcPr>
+          <w:p>
+            <w:r>
+              <w:rPr>
+                <w:sz w:val="16"/>
+              </w:rPr>
+              <w:t>31.28</w:t>
+            </w:r>
+          </w:p>
+        </w:tc>
+        <w:tc>
+          <w:tcPr>
+            <w:tcW w:type="dxa" w:w="877"/>
+          </w:tcPr>
+          <w:p>
+            <w:r>
+              <w:rPr>
+                <w:sz w:val="16"/>
+              </w:rPr>
+              <w:t>12.64</w:t>
+            </w:r>
+          </w:p>
+        </w:tc>
+        <w:tc>
+          <w:tcPr>
+            <w:tcW w:type="dxa" w:w="877"/>
+          </w:tcPr>
+          <w:p>
+            <w:r>
+              <w:rPr>
+                <w:sz w:val="16"/>
+              </w:rPr>
+              <w:t>1.11</w:t>
+            </w:r>
+          </w:p>
+        </w:tc>
+        <w:tc>
+          <w:tcPr>
+            <w:tcW w:type="dxa" w:w="877"/>
+          </w:tcPr>
+          <w:p>
+            <w:r>
+              <w:rPr>
+                <w:sz w:val="16"/>
+              </w:rPr>
+              <w:t>1.69</w:t>
+            </w:r>
+          </w:p>
+        </w:tc>
+        <w:tc>
+          <w:tcPr>
+            <w:tcW w:type="dxa" w:w="877"/>
+          </w:tcPr>
+          <w:p>
+            <w:r>
+              <w:rPr>
+                <w:sz w:val="16"/>
+              </w:rPr>
+              <w:t>25.23</w:t>
+            </w:r>
+          </w:p>
+        </w:tc>
+        <w:tc>
+          <w:tcPr>
+            <w:tcW w:type="dxa" w:w="877"/>
+          </w:tcPr>
+          <w:p>
+            <w:r>
+              <w:rPr>
+                <w:sz w:val="16"/>
+              </w:rPr>
+              <w:t>-23.81</w:t>
+            </w:r>
+          </w:p>
+        </w:tc>
+        <w:tc>
+          <w:tcPr>
+            <w:tcW w:type="dxa" w:w="877"/>
+          </w:tcPr>
+          <w:p>
+            <w:r>
+              <w:rPr>
+                <w:sz w:val="16"/>
+              </w:rPr>
+              <w:t>1.19</w:t>
+            </w:r>
+          </w:p>
+        </w:tc>
+        <w:tc>
+          <w:tcPr>
+            <w:tcW w:type="dxa" w:w="877"/>
+          </w:tcPr>
+          <w:p>
+            <w:r>
+              <w:rPr>
+                <w:sz w:val="16"/>
+              </w:rPr>
+              <w:t>12.76</w:t>
             </w:r>
           </w:p>
         </w:tc>

--- a/paper_assets/docs/NHSJS/Supplementary Information.docx
+++ b/paper_assets/docs/NHSJS/Supplementary Information.docx
@@ -53,20 +53,20 @@
     <w:tbl>
       <w:tblPr>
         <w:tblStyle w:val="LightGrid-Accent1"/>
-        <w:tblW w:type="auto" w:w="0"/>
+        <w:tblW w:type="dxa" w:w="9599"/>
         <w:tblLook w:firstColumn="1" w:firstRow="1" w:lastColumn="0" w:lastRow="0" w:noHBand="0" w:noVBand="1" w:val="04A0"/>
       </w:tblPr>
       <w:tblGrid>
-        <w:gridCol w:w="1930"/>
-        <w:gridCol w:w="1930"/>
-        <w:gridCol w:w="1930"/>
-        <w:gridCol w:w="1930"/>
-        <w:gridCol w:w="1930"/>
+        <w:gridCol w:w="1919"/>
+        <w:gridCol w:w="1920"/>
+        <w:gridCol w:w="1920"/>
+        <w:gridCol w:w="1920"/>
+        <w:gridCol w:w="1920"/>
       </w:tblGrid>
       <w:tr>
         <w:tc>
           <w:tcPr>
-            <w:tcW w:type="dxa" w:w="1930"/>
+            <w:tcW w:type="dxa" w:w="1919"/>
           </w:tcPr>
           <w:p>
             <w:r>
@@ -79,7 +79,7 @@
         </w:tc>
         <w:tc>
           <w:tcPr>
-            <w:tcW w:type="dxa" w:w="1930"/>
+            <w:tcW w:type="dxa" w:w="1920"/>
           </w:tcPr>
           <w:p>
             <w:r>
@@ -92,7 +92,7 @@
         </w:tc>
         <w:tc>
           <w:tcPr>
-            <w:tcW w:type="dxa" w:w="1930"/>
+            <w:tcW w:type="dxa" w:w="1920"/>
           </w:tcPr>
           <w:p>
             <w:r>
@@ -105,7 +105,7 @@
         </w:tc>
         <w:tc>
           <w:tcPr>
-            <w:tcW w:type="dxa" w:w="1930"/>
+            <w:tcW w:type="dxa" w:w="1920"/>
           </w:tcPr>
           <w:p>
             <w:r>
@@ -118,7 +118,7 @@
         </w:tc>
         <w:tc>
           <w:tcPr>
-            <w:tcW w:type="dxa" w:w="1930"/>
+            <w:tcW w:type="dxa" w:w="1920"/>
           </w:tcPr>
           <w:p>
             <w:r>
@@ -133,7 +133,7 @@
       <w:tr>
         <w:tc>
           <w:tcPr>
-            <w:tcW w:type="dxa" w:w="1930"/>
+            <w:tcW w:type="dxa" w:w="1919"/>
           </w:tcPr>
           <w:p>
             <w:r>
@@ -146,7 +146,7 @@
         </w:tc>
         <w:tc>
           <w:tcPr>
-            <w:tcW w:type="dxa" w:w="1930"/>
+            <w:tcW w:type="dxa" w:w="1920"/>
           </w:tcPr>
           <w:p>
             <w:r>
@@ -159,7 +159,7 @@
         </w:tc>
         <w:tc>
           <w:tcPr>
-            <w:tcW w:type="dxa" w:w="1930"/>
+            <w:tcW w:type="dxa" w:w="1920"/>
           </w:tcPr>
           <w:p>
             <w:r>
@@ -172,7 +172,7 @@
         </w:tc>
         <w:tc>
           <w:tcPr>
-            <w:tcW w:type="dxa" w:w="1930"/>
+            <w:tcW w:type="dxa" w:w="1920"/>
           </w:tcPr>
           <w:p>
             <w:r>
@@ -185,7 +185,7 @@
         </w:tc>
         <w:tc>
           <w:tcPr>
-            <w:tcW w:type="dxa" w:w="1930"/>
+            <w:tcW w:type="dxa" w:w="1920"/>
           </w:tcPr>
           <w:p>
             <w:r>
@@ -200,7 +200,7 @@
       <w:tr>
         <w:tc>
           <w:tcPr>
-            <w:tcW w:type="dxa" w:w="1930"/>
+            <w:tcW w:type="dxa" w:w="1919"/>
           </w:tcPr>
           <w:p>
             <w:r>
@@ -213,7 +213,7 @@
         </w:tc>
         <w:tc>
           <w:tcPr>
-            <w:tcW w:type="dxa" w:w="1930"/>
+            <w:tcW w:type="dxa" w:w="1920"/>
           </w:tcPr>
           <w:p>
             <w:r>
@@ -226,7 +226,7 @@
         </w:tc>
         <w:tc>
           <w:tcPr>
-            <w:tcW w:type="dxa" w:w="1930"/>
+            <w:tcW w:type="dxa" w:w="1920"/>
           </w:tcPr>
           <w:p>
             <w:r>
@@ -239,7 +239,7 @@
         </w:tc>
         <w:tc>
           <w:tcPr>
-            <w:tcW w:type="dxa" w:w="1930"/>
+            <w:tcW w:type="dxa" w:w="1920"/>
           </w:tcPr>
           <w:p>
             <w:r>
@@ -252,7 +252,7 @@
         </w:tc>
         <w:tc>
           <w:tcPr>
-            <w:tcW w:type="dxa" w:w="1930"/>
+            <w:tcW w:type="dxa" w:w="1920"/>
           </w:tcPr>
           <w:p>
             <w:r>
@@ -267,7 +267,7 @@
       <w:tr>
         <w:tc>
           <w:tcPr>
-            <w:tcW w:type="dxa" w:w="1930"/>
+            <w:tcW w:type="dxa" w:w="1919"/>
           </w:tcPr>
           <w:p>
             <w:r>
@@ -280,7 +280,7 @@
         </w:tc>
         <w:tc>
           <w:tcPr>
-            <w:tcW w:type="dxa" w:w="1930"/>
+            <w:tcW w:type="dxa" w:w="1920"/>
           </w:tcPr>
           <w:p>
             <w:r>
@@ -293,7 +293,7 @@
         </w:tc>
         <w:tc>
           <w:tcPr>
-            <w:tcW w:type="dxa" w:w="1930"/>
+            <w:tcW w:type="dxa" w:w="1920"/>
           </w:tcPr>
           <w:p>
             <w:r>
@@ -306,7 +306,7 @@
         </w:tc>
         <w:tc>
           <w:tcPr>
-            <w:tcW w:type="dxa" w:w="1930"/>
+            <w:tcW w:type="dxa" w:w="1920"/>
           </w:tcPr>
           <w:p>
             <w:r>
@@ -319,7 +319,7 @@
         </w:tc>
         <w:tc>
           <w:tcPr>
-            <w:tcW w:type="dxa" w:w="1930"/>
+            <w:tcW w:type="dxa" w:w="1920"/>
           </w:tcPr>
           <w:p>
             <w:r>
@@ -334,7 +334,7 @@
       <w:tr>
         <w:tc>
           <w:tcPr>
-            <w:tcW w:type="dxa" w:w="1930"/>
+            <w:tcW w:type="dxa" w:w="1919"/>
           </w:tcPr>
           <w:p>
             <w:r>
@@ -347,7 +347,7 @@
         </w:tc>
         <w:tc>
           <w:tcPr>
-            <w:tcW w:type="dxa" w:w="1930"/>
+            <w:tcW w:type="dxa" w:w="1920"/>
           </w:tcPr>
           <w:p>
             <w:r>
@@ -360,7 +360,7 @@
         </w:tc>
         <w:tc>
           <w:tcPr>
-            <w:tcW w:type="dxa" w:w="1930"/>
+            <w:tcW w:type="dxa" w:w="1920"/>
           </w:tcPr>
           <w:p>
             <w:r>
@@ -373,7 +373,7 @@
         </w:tc>
         <w:tc>
           <w:tcPr>
-            <w:tcW w:type="dxa" w:w="1930"/>
+            <w:tcW w:type="dxa" w:w="1920"/>
           </w:tcPr>
           <w:p>
             <w:r>
@@ -386,7 +386,7 @@
         </w:tc>
         <w:tc>
           <w:tcPr>
-            <w:tcW w:type="dxa" w:w="1930"/>
+            <w:tcW w:type="dxa" w:w="1920"/>
           </w:tcPr>
           <w:p>
             <w:r>
@@ -401,7 +401,7 @@
       <w:tr>
         <w:tc>
           <w:tcPr>
-            <w:tcW w:type="dxa" w:w="1930"/>
+            <w:tcW w:type="dxa" w:w="1919"/>
           </w:tcPr>
           <w:p>
             <w:r>
@@ -414,7 +414,7 @@
         </w:tc>
         <w:tc>
           <w:tcPr>
-            <w:tcW w:type="dxa" w:w="1930"/>
+            <w:tcW w:type="dxa" w:w="1920"/>
           </w:tcPr>
           <w:p>
             <w:r>
@@ -427,7 +427,7 @@
         </w:tc>
         <w:tc>
           <w:tcPr>
-            <w:tcW w:type="dxa" w:w="1930"/>
+            <w:tcW w:type="dxa" w:w="1920"/>
           </w:tcPr>
           <w:p>
             <w:r>
@@ -440,7 +440,7 @@
         </w:tc>
         <w:tc>
           <w:tcPr>
-            <w:tcW w:type="dxa" w:w="1930"/>
+            <w:tcW w:type="dxa" w:w="1920"/>
           </w:tcPr>
           <w:p>
             <w:r>
@@ -453,7 +453,7 @@
         </w:tc>
         <w:tc>
           <w:tcPr>
-            <w:tcW w:type="dxa" w:w="1930"/>
+            <w:tcW w:type="dxa" w:w="1920"/>
           </w:tcPr>
           <w:p>
             <w:r>
@@ -468,7 +468,7 @@
       <w:tr>
         <w:tc>
           <w:tcPr>
-            <w:tcW w:type="dxa" w:w="1930"/>
+            <w:tcW w:type="dxa" w:w="1919"/>
           </w:tcPr>
           <w:p>
             <w:r>
@@ -481,7 +481,7 @@
         </w:tc>
         <w:tc>
           <w:tcPr>
-            <w:tcW w:type="dxa" w:w="1930"/>
+            <w:tcW w:type="dxa" w:w="1920"/>
           </w:tcPr>
           <w:p>
             <w:r>
@@ -494,7 +494,7 @@
         </w:tc>
         <w:tc>
           <w:tcPr>
-            <w:tcW w:type="dxa" w:w="1930"/>
+            <w:tcW w:type="dxa" w:w="1920"/>
           </w:tcPr>
           <w:p>
             <w:r>
@@ -507,7 +507,7 @@
         </w:tc>
         <w:tc>
           <w:tcPr>
-            <w:tcW w:type="dxa" w:w="1930"/>
+            <w:tcW w:type="dxa" w:w="1920"/>
           </w:tcPr>
           <w:p>
             <w:r>
@@ -520,7 +520,7 @@
         </w:tc>
         <w:tc>
           <w:tcPr>
-            <w:tcW w:type="dxa" w:w="1930"/>
+            <w:tcW w:type="dxa" w:w="1920"/>
           </w:tcPr>
           <w:p>
             <w:r>
@@ -535,7 +535,7 @@
       <w:tr>
         <w:tc>
           <w:tcPr>
-            <w:tcW w:type="dxa" w:w="1930"/>
+            <w:tcW w:type="dxa" w:w="1919"/>
           </w:tcPr>
           <w:p>
             <w:r>
@@ -548,7 +548,7 @@
         </w:tc>
         <w:tc>
           <w:tcPr>
-            <w:tcW w:type="dxa" w:w="1930"/>
+            <w:tcW w:type="dxa" w:w="1920"/>
           </w:tcPr>
           <w:p>
             <w:r>
@@ -561,7 +561,7 @@
         </w:tc>
         <w:tc>
           <w:tcPr>
-            <w:tcW w:type="dxa" w:w="1930"/>
+            <w:tcW w:type="dxa" w:w="1920"/>
           </w:tcPr>
           <w:p>
             <w:r>
@@ -574,7 +574,7 @@
         </w:tc>
         <w:tc>
           <w:tcPr>
-            <w:tcW w:type="dxa" w:w="1930"/>
+            <w:tcW w:type="dxa" w:w="1920"/>
           </w:tcPr>
           <w:p>
             <w:r>
@@ -587,7 +587,7 @@
         </w:tc>
         <w:tc>
           <w:tcPr>
-            <w:tcW w:type="dxa" w:w="1930"/>
+            <w:tcW w:type="dxa" w:w="1920"/>
           </w:tcPr>
           <w:p>
             <w:r>
@@ -602,7 +602,7 @@
       <w:tr>
         <w:tc>
           <w:tcPr>
-            <w:tcW w:type="dxa" w:w="1930"/>
+            <w:tcW w:type="dxa" w:w="1919"/>
           </w:tcPr>
           <w:p>
             <w:r>
@@ -615,7 +615,7 @@
         </w:tc>
         <w:tc>
           <w:tcPr>
-            <w:tcW w:type="dxa" w:w="1930"/>
+            <w:tcW w:type="dxa" w:w="1920"/>
           </w:tcPr>
           <w:p>
             <w:r>
@@ -628,7 +628,7 @@
         </w:tc>
         <w:tc>
           <w:tcPr>
-            <w:tcW w:type="dxa" w:w="1930"/>
+            <w:tcW w:type="dxa" w:w="1920"/>
           </w:tcPr>
           <w:p>
             <w:r>
@@ -641,7 +641,7 @@
         </w:tc>
         <w:tc>
           <w:tcPr>
-            <w:tcW w:type="dxa" w:w="1930"/>
+            <w:tcW w:type="dxa" w:w="1920"/>
           </w:tcPr>
           <w:p>
             <w:r>
@@ -654,7 +654,7 @@
         </w:tc>
         <w:tc>
           <w:tcPr>
-            <w:tcW w:type="dxa" w:w="1930"/>
+            <w:tcW w:type="dxa" w:w="1920"/>
           </w:tcPr>
           <w:p>
             <w:r>
@@ -669,7 +669,7 @@
       <w:tr>
         <w:tc>
           <w:tcPr>
-            <w:tcW w:type="dxa" w:w="1930"/>
+            <w:tcW w:type="dxa" w:w="1919"/>
           </w:tcPr>
           <w:p>
             <w:r>
@@ -682,7 +682,7 @@
         </w:tc>
         <w:tc>
           <w:tcPr>
-            <w:tcW w:type="dxa" w:w="1930"/>
+            <w:tcW w:type="dxa" w:w="1920"/>
           </w:tcPr>
           <w:p>
             <w:r>
@@ -695,7 +695,7 @@
         </w:tc>
         <w:tc>
           <w:tcPr>
-            <w:tcW w:type="dxa" w:w="1930"/>
+            <w:tcW w:type="dxa" w:w="1920"/>
           </w:tcPr>
           <w:p>
             <w:r>
@@ -708,7 +708,7 @@
         </w:tc>
         <w:tc>
           <w:tcPr>
-            <w:tcW w:type="dxa" w:w="1930"/>
+            <w:tcW w:type="dxa" w:w="1920"/>
           </w:tcPr>
           <w:p>
             <w:r>
@@ -721,7 +721,7 @@
         </w:tc>
         <w:tc>
           <w:tcPr>
-            <w:tcW w:type="dxa" w:w="1930"/>
+            <w:tcW w:type="dxa" w:w="1920"/>
           </w:tcPr>
           <w:p>
             <w:r>
@@ -736,7 +736,7 @@
       <w:tr>
         <w:tc>
           <w:tcPr>
-            <w:tcW w:type="dxa" w:w="1930"/>
+            <w:tcW w:type="dxa" w:w="1919"/>
           </w:tcPr>
           <w:p>
             <w:r>
@@ -749,7 +749,7 @@
         </w:tc>
         <w:tc>
           <w:tcPr>
-            <w:tcW w:type="dxa" w:w="1930"/>
+            <w:tcW w:type="dxa" w:w="1920"/>
           </w:tcPr>
           <w:p>
             <w:r>
@@ -762,7 +762,7 @@
         </w:tc>
         <w:tc>
           <w:tcPr>
-            <w:tcW w:type="dxa" w:w="1930"/>
+            <w:tcW w:type="dxa" w:w="1920"/>
           </w:tcPr>
           <w:p>
             <w:r>
@@ -775,7 +775,7 @@
         </w:tc>
         <w:tc>
           <w:tcPr>
-            <w:tcW w:type="dxa" w:w="1930"/>
+            <w:tcW w:type="dxa" w:w="1920"/>
           </w:tcPr>
           <w:p>
             <w:r>
@@ -788,7 +788,7 @@
         </w:tc>
         <w:tc>
           <w:tcPr>
-            <w:tcW w:type="dxa" w:w="1930"/>
+            <w:tcW w:type="dxa" w:w="1920"/>
           </w:tcPr>
           <w:p>
             <w:r>
@@ -803,7 +803,7 @@
       <w:tr>
         <w:tc>
           <w:tcPr>
-            <w:tcW w:type="dxa" w:w="1930"/>
+            <w:tcW w:type="dxa" w:w="1919"/>
           </w:tcPr>
           <w:p>
             <w:r>
@@ -816,7 +816,7 @@
         </w:tc>
         <w:tc>
           <w:tcPr>
-            <w:tcW w:type="dxa" w:w="1930"/>
+            <w:tcW w:type="dxa" w:w="1920"/>
           </w:tcPr>
           <w:p>
             <w:r>
@@ -829,7 +829,7 @@
         </w:tc>
         <w:tc>
           <w:tcPr>
-            <w:tcW w:type="dxa" w:w="1930"/>
+            <w:tcW w:type="dxa" w:w="1920"/>
           </w:tcPr>
           <w:p>
             <w:r>
@@ -842,7 +842,7 @@
         </w:tc>
         <w:tc>
           <w:tcPr>
-            <w:tcW w:type="dxa" w:w="1930"/>
+            <w:tcW w:type="dxa" w:w="1920"/>
           </w:tcPr>
           <w:p>
             <w:r>
@@ -855,7 +855,7 @@
         </w:tc>
         <w:tc>
           <w:tcPr>
-            <w:tcW w:type="dxa" w:w="1930"/>
+            <w:tcW w:type="dxa" w:w="1920"/>
           </w:tcPr>
           <w:p>
             <w:r>
@@ -870,7 +870,7 @@
       <w:tr>
         <w:tc>
           <w:tcPr>
-            <w:tcW w:type="dxa" w:w="1930"/>
+            <w:tcW w:type="dxa" w:w="1919"/>
           </w:tcPr>
           <w:p>
             <w:r>
@@ -883,7 +883,7 @@
         </w:tc>
         <w:tc>
           <w:tcPr>
-            <w:tcW w:type="dxa" w:w="1930"/>
+            <w:tcW w:type="dxa" w:w="1920"/>
           </w:tcPr>
           <w:p>
             <w:r>
@@ -896,7 +896,7 @@
         </w:tc>
         <w:tc>
           <w:tcPr>
-            <w:tcW w:type="dxa" w:w="1930"/>
+            <w:tcW w:type="dxa" w:w="1920"/>
           </w:tcPr>
           <w:p>
             <w:r>
@@ -909,7 +909,7 @@
         </w:tc>
         <w:tc>
           <w:tcPr>
-            <w:tcW w:type="dxa" w:w="1930"/>
+            <w:tcW w:type="dxa" w:w="1920"/>
           </w:tcPr>
           <w:p>
             <w:r>
@@ -922,7 +922,7 @@
         </w:tc>
         <w:tc>
           <w:tcPr>
-            <w:tcW w:type="dxa" w:w="1930"/>
+            <w:tcW w:type="dxa" w:w="1920"/>
           </w:tcPr>
           <w:p>
             <w:r>
@@ -937,7 +937,7 @@
       <w:tr>
         <w:tc>
           <w:tcPr>
-            <w:tcW w:type="dxa" w:w="1930"/>
+            <w:tcW w:type="dxa" w:w="1919"/>
           </w:tcPr>
           <w:p>
             <w:r>
@@ -950,7 +950,7 @@
         </w:tc>
         <w:tc>
           <w:tcPr>
-            <w:tcW w:type="dxa" w:w="1930"/>
+            <w:tcW w:type="dxa" w:w="1920"/>
           </w:tcPr>
           <w:p>
             <w:r>
@@ -963,7 +963,7 @@
         </w:tc>
         <w:tc>
           <w:tcPr>
-            <w:tcW w:type="dxa" w:w="1930"/>
+            <w:tcW w:type="dxa" w:w="1920"/>
           </w:tcPr>
           <w:p>
             <w:r>
@@ -976,7 +976,7 @@
         </w:tc>
         <w:tc>
           <w:tcPr>
-            <w:tcW w:type="dxa" w:w="1930"/>
+            <w:tcW w:type="dxa" w:w="1920"/>
           </w:tcPr>
           <w:p>
             <w:r>
@@ -989,7 +989,7 @@
         </w:tc>
         <w:tc>
           <w:tcPr>
-            <w:tcW w:type="dxa" w:w="1930"/>
+            <w:tcW w:type="dxa" w:w="1920"/>
           </w:tcPr>
           <w:p>
             <w:r>
@@ -1030,17 +1030,17 @@
     <w:tbl>
       <w:tblPr>
         <w:tblStyle w:val="LightGrid-Accent1"/>
-        <w:tblW w:type="auto" w:w="0"/>
+        <w:tblW w:type="dxa" w:w="9599"/>
         <w:tblLook w:firstColumn="1" w:firstRow="1" w:lastColumn="0" w:lastRow="0" w:noHBand="0" w:noVBand="1" w:val="04A0"/>
       </w:tblPr>
       <w:tblGrid>
-        <w:gridCol w:w="4824"/>
-        <w:gridCol w:w="4824"/>
+        <w:gridCol w:w="4799"/>
+        <w:gridCol w:w="4800"/>
       </w:tblGrid>
       <w:tr>
         <w:tc>
           <w:tcPr>
-            <w:tcW w:type="dxa" w:w="4824"/>
+            <w:tcW w:type="dxa" w:w="4799"/>
           </w:tcPr>
           <w:p>
             <w:r>
@@ -1053,7 +1053,7 @@
         </w:tc>
         <w:tc>
           <w:tcPr>
-            <w:tcW w:type="dxa" w:w="4824"/>
+            <w:tcW w:type="dxa" w:w="4800"/>
           </w:tcPr>
           <w:p>
             <w:r>
@@ -1068,7 +1068,7 @@
       <w:tr>
         <w:tc>
           <w:tcPr>
-            <w:tcW w:type="dxa" w:w="4824"/>
+            <w:tcW w:type="dxa" w:w="4799"/>
           </w:tcPr>
           <w:p>
             <w:r>
@@ -1081,7 +1081,7 @@
         </w:tc>
         <w:tc>
           <w:tcPr>
-            <w:tcW w:type="dxa" w:w="4824"/>
+            <w:tcW w:type="dxa" w:w="4800"/>
           </w:tcPr>
           <w:p>
             <w:r>
@@ -1096,7 +1096,7 @@
       <w:tr>
         <w:tc>
           <w:tcPr>
-            <w:tcW w:type="dxa" w:w="4824"/>
+            <w:tcW w:type="dxa" w:w="4799"/>
           </w:tcPr>
           <w:p>
             <w:r>
@@ -1109,7 +1109,7 @@
         </w:tc>
         <w:tc>
           <w:tcPr>
-            <w:tcW w:type="dxa" w:w="4824"/>
+            <w:tcW w:type="dxa" w:w="4800"/>
           </w:tcPr>
           <w:p>
             <w:r>
@@ -1124,7 +1124,7 @@
       <w:tr>
         <w:tc>
           <w:tcPr>
-            <w:tcW w:type="dxa" w:w="4824"/>
+            <w:tcW w:type="dxa" w:w="4799"/>
           </w:tcPr>
           <w:p>
             <w:r>
@@ -1137,7 +1137,7 @@
         </w:tc>
         <w:tc>
           <w:tcPr>
-            <w:tcW w:type="dxa" w:w="4824"/>
+            <w:tcW w:type="dxa" w:w="4800"/>
           </w:tcPr>
           <w:p>
             <w:r>
@@ -1152,7 +1152,7 @@
       <w:tr>
         <w:tc>
           <w:tcPr>
-            <w:tcW w:type="dxa" w:w="4824"/>
+            <w:tcW w:type="dxa" w:w="4799"/>
           </w:tcPr>
           <w:p>
             <w:r>
@@ -1165,7 +1165,7 @@
         </w:tc>
         <w:tc>
           <w:tcPr>
-            <w:tcW w:type="dxa" w:w="4824"/>
+            <w:tcW w:type="dxa" w:w="4800"/>
           </w:tcPr>
           <w:p>
             <w:r>
@@ -1180,7 +1180,7 @@
       <w:tr>
         <w:tc>
           <w:tcPr>
-            <w:tcW w:type="dxa" w:w="4824"/>
+            <w:tcW w:type="dxa" w:w="4799"/>
           </w:tcPr>
           <w:p>
             <w:r>
@@ -1193,7 +1193,7 @@
         </w:tc>
         <w:tc>
           <w:tcPr>
-            <w:tcW w:type="dxa" w:w="4824"/>
+            <w:tcW w:type="dxa" w:w="4800"/>
           </w:tcPr>
           <w:p>
             <w:r>
@@ -1208,7 +1208,7 @@
       <w:tr>
         <w:tc>
           <w:tcPr>
-            <w:tcW w:type="dxa" w:w="4824"/>
+            <w:tcW w:type="dxa" w:w="4799"/>
           </w:tcPr>
           <w:p>
             <w:r>
@@ -1221,7 +1221,7 @@
         </w:tc>
         <w:tc>
           <w:tcPr>
-            <w:tcW w:type="dxa" w:w="4824"/>
+            <w:tcW w:type="dxa" w:w="4800"/>
           </w:tcPr>
           <w:p>
             <w:r>
@@ -1236,7 +1236,7 @@
       <w:tr>
         <w:tc>
           <w:tcPr>
-            <w:tcW w:type="dxa" w:w="4824"/>
+            <w:tcW w:type="dxa" w:w="4799"/>
           </w:tcPr>
           <w:p>
             <w:r>
@@ -1249,7 +1249,7 @@
         </w:tc>
         <w:tc>
           <w:tcPr>
-            <w:tcW w:type="dxa" w:w="4824"/>
+            <w:tcW w:type="dxa" w:w="4800"/>
           </w:tcPr>
           <w:p>
             <w:r>
@@ -1268,25 +1268,25 @@
         <w:rPr>
           <w:i/>
         </w:rPr>
-        <w:t>Table S2b. Incomplete-run rate by model. Incomplete runs are those whose generation did not return a parseable portfolio; they carry no configuration label, so they cannot be attributed to a configuration.</w:t>
+        <w:t>Table S2b. Incomplete-run rate by model. Incomplete runs are those whose strategy generation did not complete. Of the 917 such runs, 190 recorded a specific cause — 159 API rate limits, 18 timeouts, 12 unparseable outputs and one connection error — and 727 recorded only a generic failure, concentrated on three run dates and written in bursts consistent with interrupted batch sessions. The failure records carry no metadata, so they cannot be labelled with a configuration directly.</w:t>
       </w:r>
     </w:p>
     <w:tbl>
       <w:tblPr>
         <w:tblStyle w:val="LightGrid-Accent1"/>
-        <w:tblW w:type="auto" w:w="0"/>
+        <w:tblW w:type="dxa" w:w="9599"/>
         <w:tblLook w:firstColumn="1" w:firstRow="1" w:lastColumn="0" w:lastRow="0" w:noHBand="0" w:noVBand="1" w:val="04A0"/>
       </w:tblPr>
       <w:tblGrid>
-        <w:gridCol w:w="2412"/>
-        <w:gridCol w:w="2412"/>
-        <w:gridCol w:w="2412"/>
-        <w:gridCol w:w="2412"/>
+        <w:gridCol w:w="2399"/>
+        <w:gridCol w:w="2400"/>
+        <w:gridCol w:w="2400"/>
+        <w:gridCol w:w="2400"/>
       </w:tblGrid>
       <w:tr>
         <w:tc>
           <w:tcPr>
-            <w:tcW w:type="dxa" w:w="2412"/>
+            <w:tcW w:type="dxa" w:w="2399"/>
           </w:tcPr>
           <w:p>
             <w:r>
@@ -1299,7 +1299,7 @@
         </w:tc>
         <w:tc>
           <w:tcPr>
-            <w:tcW w:type="dxa" w:w="2412"/>
+            <w:tcW w:type="dxa" w:w="2400"/>
           </w:tcPr>
           <w:p>
             <w:r>
@@ -1312,7 +1312,7 @@
         </w:tc>
         <w:tc>
           <w:tcPr>
-            <w:tcW w:type="dxa" w:w="2412"/>
+            <w:tcW w:type="dxa" w:w="2400"/>
           </w:tcPr>
           <w:p>
             <w:r>
@@ -1325,7 +1325,7 @@
         </w:tc>
         <w:tc>
           <w:tcPr>
-            <w:tcW w:type="dxa" w:w="2412"/>
+            <w:tcW w:type="dxa" w:w="2400"/>
           </w:tcPr>
           <w:p>
             <w:r>
@@ -1340,7 +1340,7 @@
       <w:tr>
         <w:tc>
           <w:tcPr>
-            <w:tcW w:type="dxa" w:w="2412"/>
+            <w:tcW w:type="dxa" w:w="2399"/>
           </w:tcPr>
           <w:p>
             <w:r>
@@ -1353,7 +1353,7 @@
         </w:tc>
         <w:tc>
           <w:tcPr>
-            <w:tcW w:type="dxa" w:w="2412"/>
+            <w:tcW w:type="dxa" w:w="2400"/>
           </w:tcPr>
           <w:p>
             <w:r>
@@ -1366,7 +1366,7 @@
         </w:tc>
         <w:tc>
           <w:tcPr>
-            <w:tcW w:type="dxa" w:w="2412"/>
+            <w:tcW w:type="dxa" w:w="2400"/>
           </w:tcPr>
           <w:p>
             <w:r>
@@ -1379,7 +1379,7 @@
         </w:tc>
         <w:tc>
           <w:tcPr>
-            <w:tcW w:type="dxa" w:w="2412"/>
+            <w:tcW w:type="dxa" w:w="2400"/>
           </w:tcPr>
           <w:p>
             <w:r>
@@ -1394,7 +1394,7 @@
       <w:tr>
         <w:tc>
           <w:tcPr>
-            <w:tcW w:type="dxa" w:w="2412"/>
+            <w:tcW w:type="dxa" w:w="2399"/>
           </w:tcPr>
           <w:p>
             <w:r>
@@ -1407,7 +1407,7 @@
         </w:tc>
         <w:tc>
           <w:tcPr>
-            <w:tcW w:type="dxa" w:w="2412"/>
+            <w:tcW w:type="dxa" w:w="2400"/>
           </w:tcPr>
           <w:p>
             <w:r>
@@ -1420,7 +1420,7 @@
         </w:tc>
         <w:tc>
           <w:tcPr>
-            <w:tcW w:type="dxa" w:w="2412"/>
+            <w:tcW w:type="dxa" w:w="2400"/>
           </w:tcPr>
           <w:p>
             <w:r>
@@ -1433,7 +1433,7 @@
         </w:tc>
         <w:tc>
           <w:tcPr>
-            <w:tcW w:type="dxa" w:w="2412"/>
+            <w:tcW w:type="dxa" w:w="2400"/>
           </w:tcPr>
           <w:p>
             <w:r>
@@ -1448,7 +1448,7 @@
       <w:tr>
         <w:tc>
           <w:tcPr>
-            <w:tcW w:type="dxa" w:w="2412"/>
+            <w:tcW w:type="dxa" w:w="2399"/>
           </w:tcPr>
           <w:p>
             <w:r>
@@ -1461,7 +1461,7 @@
         </w:tc>
         <w:tc>
           <w:tcPr>
-            <w:tcW w:type="dxa" w:w="2412"/>
+            <w:tcW w:type="dxa" w:w="2400"/>
           </w:tcPr>
           <w:p>
             <w:r>
@@ -1474,7 +1474,7 @@
         </w:tc>
         <w:tc>
           <w:tcPr>
-            <w:tcW w:type="dxa" w:w="2412"/>
+            <w:tcW w:type="dxa" w:w="2400"/>
           </w:tcPr>
           <w:p>
             <w:r>
@@ -1487,7 +1487,7 @@
         </w:tc>
         <w:tc>
           <w:tcPr>
-            <w:tcW w:type="dxa" w:w="2412"/>
+            <w:tcW w:type="dxa" w:w="2400"/>
           </w:tcPr>
           <w:p>
             <w:r>
@@ -1502,7 +1502,7 @@
       <w:tr>
         <w:tc>
           <w:tcPr>
-            <w:tcW w:type="dxa" w:w="2412"/>
+            <w:tcW w:type="dxa" w:w="2399"/>
           </w:tcPr>
           <w:p>
             <w:r>
@@ -1515,7 +1515,7 @@
         </w:tc>
         <w:tc>
           <w:tcPr>
-            <w:tcW w:type="dxa" w:w="2412"/>
+            <w:tcW w:type="dxa" w:w="2400"/>
           </w:tcPr>
           <w:p>
             <w:r>
@@ -1528,7 +1528,7 @@
         </w:tc>
         <w:tc>
           <w:tcPr>
-            <w:tcW w:type="dxa" w:w="2412"/>
+            <w:tcW w:type="dxa" w:w="2400"/>
           </w:tcPr>
           <w:p>
             <w:r>
@@ -1541,7 +1541,7 @@
         </w:tc>
         <w:tc>
           <w:tcPr>
-            <w:tcW w:type="dxa" w:w="2412"/>
+            <w:tcW w:type="dxa" w:w="2400"/>
           </w:tcPr>
           <w:p>
             <w:r>
@@ -1566,19 +1566,19 @@
     <w:tbl>
       <w:tblPr>
         <w:tblStyle w:val="LightGrid-Accent1"/>
-        <w:tblW w:type="auto" w:w="0"/>
+        <w:tblW w:type="dxa" w:w="9599"/>
         <w:tblLook w:firstColumn="1" w:firstRow="1" w:lastColumn="0" w:lastRow="0" w:noHBand="0" w:noVBand="1" w:val="04A0"/>
       </w:tblPr>
       <w:tblGrid>
-        <w:gridCol w:w="2412"/>
-        <w:gridCol w:w="2412"/>
-        <w:gridCol w:w="2412"/>
-        <w:gridCol w:w="2412"/>
+        <w:gridCol w:w="2399"/>
+        <w:gridCol w:w="2400"/>
+        <w:gridCol w:w="2400"/>
+        <w:gridCol w:w="2400"/>
       </w:tblGrid>
       <w:tr>
         <w:tc>
           <w:tcPr>
-            <w:tcW w:type="dxa" w:w="2412"/>
+            <w:tcW w:type="dxa" w:w="2399"/>
           </w:tcPr>
           <w:p>
             <w:r>
@@ -1591,7 +1591,7 @@
         </w:tc>
         <w:tc>
           <w:tcPr>
-            <w:tcW w:type="dxa" w:w="2412"/>
+            <w:tcW w:type="dxa" w:w="2400"/>
           </w:tcPr>
           <w:p>
             <w:r>
@@ -1604,7 +1604,7 @@
         </w:tc>
         <w:tc>
           <w:tcPr>
-            <w:tcW w:type="dxa" w:w="2412"/>
+            <w:tcW w:type="dxa" w:w="2400"/>
           </w:tcPr>
           <w:p>
             <w:r>
@@ -1617,7 +1617,7 @@
         </w:tc>
         <w:tc>
           <w:tcPr>
-            <w:tcW w:type="dxa" w:w="2412"/>
+            <w:tcW w:type="dxa" w:w="2400"/>
           </w:tcPr>
           <w:p>
             <w:r>
@@ -1632,7 +1632,7 @@
       <w:tr>
         <w:tc>
           <w:tcPr>
-            <w:tcW w:type="dxa" w:w="2412"/>
+            <w:tcW w:type="dxa" w:w="2399"/>
           </w:tcPr>
           <w:p>
             <w:r>
@@ -1645,7 +1645,7 @@
         </w:tc>
         <w:tc>
           <w:tcPr>
-            <w:tcW w:type="dxa" w:w="2412"/>
+            <w:tcW w:type="dxa" w:w="2400"/>
           </w:tcPr>
           <w:p>
             <w:r>
@@ -1658,7 +1658,7 @@
         </w:tc>
         <w:tc>
           <w:tcPr>
-            <w:tcW w:type="dxa" w:w="2412"/>
+            <w:tcW w:type="dxa" w:w="2400"/>
           </w:tcPr>
           <w:p>
             <w:r>
@@ -1671,7 +1671,7 @@
         </w:tc>
         <w:tc>
           <w:tcPr>
-            <w:tcW w:type="dxa" w:w="2412"/>
+            <w:tcW w:type="dxa" w:w="2400"/>
           </w:tcPr>
           <w:p>
             <w:r>
@@ -1686,7 +1686,7 @@
       <w:tr>
         <w:tc>
           <w:tcPr>
-            <w:tcW w:type="dxa" w:w="2412"/>
+            <w:tcW w:type="dxa" w:w="2399"/>
           </w:tcPr>
           <w:p>
             <w:r>
@@ -1699,7 +1699,7 @@
         </w:tc>
         <w:tc>
           <w:tcPr>
-            <w:tcW w:type="dxa" w:w="2412"/>
+            <w:tcW w:type="dxa" w:w="2400"/>
           </w:tcPr>
           <w:p>
             <w:r>
@@ -1712,7 +1712,7 @@
         </w:tc>
         <w:tc>
           <w:tcPr>
-            <w:tcW w:type="dxa" w:w="2412"/>
+            <w:tcW w:type="dxa" w:w="2400"/>
           </w:tcPr>
           <w:p>
             <w:r>
@@ -1725,7 +1725,7 @@
         </w:tc>
         <w:tc>
           <w:tcPr>
-            <w:tcW w:type="dxa" w:w="2412"/>
+            <w:tcW w:type="dxa" w:w="2400"/>
           </w:tcPr>
           <w:p>
             <w:r>
@@ -1740,7 +1740,7 @@
       <w:tr>
         <w:tc>
           <w:tcPr>
-            <w:tcW w:type="dxa" w:w="2412"/>
+            <w:tcW w:type="dxa" w:w="2399"/>
           </w:tcPr>
           <w:p>
             <w:r>
@@ -1753,7 +1753,7 @@
         </w:tc>
         <w:tc>
           <w:tcPr>
-            <w:tcW w:type="dxa" w:w="2412"/>
+            <w:tcW w:type="dxa" w:w="2400"/>
           </w:tcPr>
           <w:p>
             <w:r>
@@ -1766,7 +1766,7 @@
         </w:tc>
         <w:tc>
           <w:tcPr>
-            <w:tcW w:type="dxa" w:w="2412"/>
+            <w:tcW w:type="dxa" w:w="2400"/>
           </w:tcPr>
           <w:p>
             <w:r>
@@ -1779,7 +1779,7 @@
         </w:tc>
         <w:tc>
           <w:tcPr>
-            <w:tcW w:type="dxa" w:w="2412"/>
+            <w:tcW w:type="dxa" w:w="2400"/>
           </w:tcPr>
           <w:p>
             <w:r>
@@ -1794,7 +1794,7 @@
       <w:tr>
         <w:tc>
           <w:tcPr>
-            <w:tcW w:type="dxa" w:w="2412"/>
+            <w:tcW w:type="dxa" w:w="2399"/>
           </w:tcPr>
           <w:p>
             <w:r>
@@ -1807,7 +1807,7 @@
         </w:tc>
         <w:tc>
           <w:tcPr>
-            <w:tcW w:type="dxa" w:w="2412"/>
+            <w:tcW w:type="dxa" w:w="2400"/>
           </w:tcPr>
           <w:p>
             <w:r>
@@ -1820,7 +1820,7 @@
         </w:tc>
         <w:tc>
           <w:tcPr>
-            <w:tcW w:type="dxa" w:w="2412"/>
+            <w:tcW w:type="dxa" w:w="2400"/>
           </w:tcPr>
           <w:p>
             <w:r>
@@ -1833,7 +1833,7 @@
         </w:tc>
         <w:tc>
           <w:tcPr>
-            <w:tcW w:type="dxa" w:w="2412"/>
+            <w:tcW w:type="dxa" w:w="2400"/>
           </w:tcPr>
           <w:p>
             <w:r>
@@ -1848,7 +1848,7 @@
       <w:tr>
         <w:tc>
           <w:tcPr>
-            <w:tcW w:type="dxa" w:w="2412"/>
+            <w:tcW w:type="dxa" w:w="2399"/>
           </w:tcPr>
           <w:p>
             <w:r>
@@ -1861,7 +1861,7 @@
         </w:tc>
         <w:tc>
           <w:tcPr>
-            <w:tcW w:type="dxa" w:w="2412"/>
+            <w:tcW w:type="dxa" w:w="2400"/>
           </w:tcPr>
           <w:p>
             <w:r>
@@ -1874,7 +1874,7 @@
         </w:tc>
         <w:tc>
           <w:tcPr>
-            <w:tcW w:type="dxa" w:w="2412"/>
+            <w:tcW w:type="dxa" w:w="2400"/>
           </w:tcPr>
           <w:p>
             <w:r>
@@ -1887,7 +1887,7 @@
         </w:tc>
         <w:tc>
           <w:tcPr>
-            <w:tcW w:type="dxa" w:w="2412"/>
+            <w:tcW w:type="dxa" w:w="2400"/>
           </w:tcPr>
           <w:p>
             <w:r>
@@ -1902,7 +1902,7 @@
       <w:tr>
         <w:tc>
           <w:tcPr>
-            <w:tcW w:type="dxa" w:w="2412"/>
+            <w:tcW w:type="dxa" w:w="2399"/>
           </w:tcPr>
           <w:p>
             <w:r>
@@ -1915,7 +1915,7 @@
         </w:tc>
         <w:tc>
           <w:tcPr>
-            <w:tcW w:type="dxa" w:w="2412"/>
+            <w:tcW w:type="dxa" w:w="2400"/>
           </w:tcPr>
           <w:p>
             <w:r>
@@ -1928,7 +1928,7 @@
         </w:tc>
         <w:tc>
           <w:tcPr>
-            <w:tcW w:type="dxa" w:w="2412"/>
+            <w:tcW w:type="dxa" w:w="2400"/>
           </w:tcPr>
           <w:p>
             <w:r>
@@ -1941,7 +1941,7 @@
         </w:tc>
         <w:tc>
           <w:tcPr>
-            <w:tcW w:type="dxa" w:w="2412"/>
+            <w:tcW w:type="dxa" w:w="2400"/>
           </w:tcPr>
           <w:p>
             <w:r>
@@ -1956,7 +1956,7 @@
       <w:tr>
         <w:tc>
           <w:tcPr>
-            <w:tcW w:type="dxa" w:w="2412"/>
+            <w:tcW w:type="dxa" w:w="2399"/>
           </w:tcPr>
           <w:p>
             <w:r>
@@ -1969,7 +1969,7 @@
         </w:tc>
         <w:tc>
           <w:tcPr>
-            <w:tcW w:type="dxa" w:w="2412"/>
+            <w:tcW w:type="dxa" w:w="2400"/>
           </w:tcPr>
           <w:p>
             <w:r>
@@ -1982,7 +1982,7 @@
         </w:tc>
         <w:tc>
           <w:tcPr>
-            <w:tcW w:type="dxa" w:w="2412"/>
+            <w:tcW w:type="dxa" w:w="2400"/>
           </w:tcPr>
           <w:p>
             <w:r>
@@ -1995,7 +1995,7 @@
         </w:tc>
         <w:tc>
           <w:tcPr>
-            <w:tcW w:type="dxa" w:w="2412"/>
+            <w:tcW w:type="dxa" w:w="2400"/>
           </w:tcPr>
           <w:p>
             <w:r>
@@ -2010,7 +2010,7 @@
       <w:tr>
         <w:tc>
           <w:tcPr>
-            <w:tcW w:type="dxa" w:w="2412"/>
+            <w:tcW w:type="dxa" w:w="2399"/>
           </w:tcPr>
           <w:p>
             <w:r>
@@ -2023,7 +2023,7 @@
         </w:tc>
         <w:tc>
           <w:tcPr>
-            <w:tcW w:type="dxa" w:w="2412"/>
+            <w:tcW w:type="dxa" w:w="2400"/>
           </w:tcPr>
           <w:p>
             <w:r>
@@ -2036,7 +2036,7 @@
         </w:tc>
         <w:tc>
           <w:tcPr>
-            <w:tcW w:type="dxa" w:w="2412"/>
+            <w:tcW w:type="dxa" w:w="2400"/>
           </w:tcPr>
           <w:p>
             <w:r>
@@ -2049,7 +2049,7 @@
         </w:tc>
         <w:tc>
           <w:tcPr>
-            <w:tcW w:type="dxa" w:w="2412"/>
+            <w:tcW w:type="dxa" w:w="2400"/>
           </w:tcPr>
           <w:p>
             <w:r>
@@ -2064,7 +2064,7 @@
       <w:tr>
         <w:tc>
           <w:tcPr>
-            <w:tcW w:type="dxa" w:w="2412"/>
+            <w:tcW w:type="dxa" w:w="2399"/>
           </w:tcPr>
           <w:p>
             <w:r>
@@ -2077,7 +2077,7 @@
         </w:tc>
         <w:tc>
           <w:tcPr>
-            <w:tcW w:type="dxa" w:w="2412"/>
+            <w:tcW w:type="dxa" w:w="2400"/>
           </w:tcPr>
           <w:p>
             <w:r>
@@ -2090,7 +2090,7 @@
         </w:tc>
         <w:tc>
           <w:tcPr>
-            <w:tcW w:type="dxa" w:w="2412"/>
+            <w:tcW w:type="dxa" w:w="2400"/>
           </w:tcPr>
           <w:p>
             <w:r>
@@ -2103,7 +2103,7 @@
         </w:tc>
         <w:tc>
           <w:tcPr>
-            <w:tcW w:type="dxa" w:w="2412"/>
+            <w:tcW w:type="dxa" w:w="2400"/>
           </w:tcPr>
           <w:p>
             <w:r>
@@ -2118,7 +2118,7 @@
       <w:tr>
         <w:tc>
           <w:tcPr>
-            <w:tcW w:type="dxa" w:w="2412"/>
+            <w:tcW w:type="dxa" w:w="2399"/>
           </w:tcPr>
           <w:p>
             <w:r>
@@ -2131,7 +2131,7 @@
         </w:tc>
         <w:tc>
           <w:tcPr>
-            <w:tcW w:type="dxa" w:w="2412"/>
+            <w:tcW w:type="dxa" w:w="2400"/>
           </w:tcPr>
           <w:p>
             <w:r>
@@ -2144,7 +2144,7 @@
         </w:tc>
         <w:tc>
           <w:tcPr>
-            <w:tcW w:type="dxa" w:w="2412"/>
+            <w:tcW w:type="dxa" w:w="2400"/>
           </w:tcPr>
           <w:p>
             <w:r>
@@ -2157,7 +2157,7 @@
         </w:tc>
         <w:tc>
           <w:tcPr>
-            <w:tcW w:type="dxa" w:w="2412"/>
+            <w:tcW w:type="dxa" w:w="2400"/>
           </w:tcPr>
           <w:p>
             <w:r>
@@ -2172,7 +2172,7 @@
       <w:tr>
         <w:tc>
           <w:tcPr>
-            <w:tcW w:type="dxa" w:w="2412"/>
+            <w:tcW w:type="dxa" w:w="2399"/>
           </w:tcPr>
           <w:p>
             <w:r>
@@ -2185,7 +2185,7 @@
         </w:tc>
         <w:tc>
           <w:tcPr>
-            <w:tcW w:type="dxa" w:w="2412"/>
+            <w:tcW w:type="dxa" w:w="2400"/>
           </w:tcPr>
           <w:p>
             <w:r>
@@ -2198,7 +2198,7 @@
         </w:tc>
         <w:tc>
           <w:tcPr>
-            <w:tcW w:type="dxa" w:w="2412"/>
+            <w:tcW w:type="dxa" w:w="2400"/>
           </w:tcPr>
           <w:p>
             <w:r>
@@ -2211,7 +2211,7 @@
         </w:tc>
         <w:tc>
           <w:tcPr>
-            <w:tcW w:type="dxa" w:w="2412"/>
+            <w:tcW w:type="dxa" w:w="2400"/>
           </w:tcPr>
           <w:p>
             <w:r>
@@ -2226,7 +2226,7 @@
       <w:tr>
         <w:tc>
           <w:tcPr>
-            <w:tcW w:type="dxa" w:w="2412"/>
+            <w:tcW w:type="dxa" w:w="2399"/>
           </w:tcPr>
           <w:p>
             <w:r>
@@ -2239,7 +2239,7 @@
         </w:tc>
         <w:tc>
           <w:tcPr>
-            <w:tcW w:type="dxa" w:w="2412"/>
+            <w:tcW w:type="dxa" w:w="2400"/>
           </w:tcPr>
           <w:p>
             <w:r>
@@ -2252,7 +2252,7 @@
         </w:tc>
         <w:tc>
           <w:tcPr>
-            <w:tcW w:type="dxa" w:w="2412"/>
+            <w:tcW w:type="dxa" w:w="2400"/>
           </w:tcPr>
           <w:p>
             <w:r>
@@ -2265,7 +2265,7 @@
         </w:tc>
         <w:tc>
           <w:tcPr>
-            <w:tcW w:type="dxa" w:w="2412"/>
+            <w:tcW w:type="dxa" w:w="2400"/>
           </w:tcPr>
           <w:p>
             <w:r>
@@ -2280,7 +2280,7 @@
       <w:tr>
         <w:tc>
           <w:tcPr>
-            <w:tcW w:type="dxa" w:w="2412"/>
+            <w:tcW w:type="dxa" w:w="2399"/>
           </w:tcPr>
           <w:p>
             <w:r>
@@ -2293,7 +2293,7 @@
         </w:tc>
         <w:tc>
           <w:tcPr>
-            <w:tcW w:type="dxa" w:w="2412"/>
+            <w:tcW w:type="dxa" w:w="2400"/>
           </w:tcPr>
           <w:p>
             <w:r>
@@ -2306,7 +2306,7 @@
         </w:tc>
         <w:tc>
           <w:tcPr>
-            <w:tcW w:type="dxa" w:w="2412"/>
+            <w:tcW w:type="dxa" w:w="2400"/>
           </w:tcPr>
           <w:p>
             <w:r>
@@ -2319,7 +2319,7 @@
         </w:tc>
         <w:tc>
           <w:tcPr>
-            <w:tcW w:type="dxa" w:w="2412"/>
+            <w:tcW w:type="dxa" w:w="2400"/>
           </w:tcPr>
           <w:p>
             <w:r>
@@ -2360,26 +2360,26 @@
     <w:tbl>
       <w:tblPr>
         <w:tblStyle w:val="LightGrid-Accent1"/>
-        <w:tblW w:type="auto" w:w="0"/>
+        <w:tblW w:type="dxa" w:w="9599"/>
         <w:tblLook w:firstColumn="1" w:firstRow="1" w:lastColumn="0" w:lastRow="0" w:noHBand="0" w:noVBand="1" w:val="04A0"/>
       </w:tblPr>
       <w:tblGrid>
-        <w:gridCol w:w="877"/>
-        <w:gridCol w:w="877"/>
-        <w:gridCol w:w="877"/>
-        <w:gridCol w:w="877"/>
-        <w:gridCol w:w="877"/>
-        <w:gridCol w:w="877"/>
-        <w:gridCol w:w="877"/>
-        <w:gridCol w:w="877"/>
-        <w:gridCol w:w="877"/>
-        <w:gridCol w:w="877"/>
-        <w:gridCol w:w="877"/>
+        <w:gridCol w:w="869"/>
+        <w:gridCol w:w="873"/>
+        <w:gridCol w:w="873"/>
+        <w:gridCol w:w="873"/>
+        <w:gridCol w:w="873"/>
+        <w:gridCol w:w="873"/>
+        <w:gridCol w:w="873"/>
+        <w:gridCol w:w="873"/>
+        <w:gridCol w:w="873"/>
+        <w:gridCol w:w="873"/>
+        <w:gridCol w:w="873"/>
       </w:tblGrid>
       <w:tr>
         <w:tc>
           <w:tcPr>
-            <w:tcW w:type="dxa" w:w="877"/>
+            <w:tcW w:type="dxa" w:w="869"/>
           </w:tcPr>
           <w:p>
             <w:r>
@@ -2392,7 +2392,7 @@
         </w:tc>
         <w:tc>
           <w:tcPr>
-            <w:tcW w:type="dxa" w:w="877"/>
+            <w:tcW w:type="dxa" w:w="873"/>
           </w:tcPr>
           <w:p>
             <w:r>
@@ -2405,7 +2405,7 @@
         </w:tc>
         <w:tc>
           <w:tcPr>
-            <w:tcW w:type="dxa" w:w="877"/>
+            <w:tcW w:type="dxa" w:w="873"/>
           </w:tcPr>
           <w:p>
             <w:r>
@@ -2418,7 +2418,7 @@
         </w:tc>
         <w:tc>
           <w:tcPr>
-            <w:tcW w:type="dxa" w:w="877"/>
+            <w:tcW w:type="dxa" w:w="873"/>
           </w:tcPr>
           <w:p>
             <w:r>
@@ -2431,7 +2431,7 @@
         </w:tc>
         <w:tc>
           <w:tcPr>
-            <w:tcW w:type="dxa" w:w="877"/>
+            <w:tcW w:type="dxa" w:w="873"/>
           </w:tcPr>
           <w:p>
             <w:r>
@@ -2444,7 +2444,7 @@
         </w:tc>
         <w:tc>
           <w:tcPr>
-            <w:tcW w:type="dxa" w:w="877"/>
+            <w:tcW w:type="dxa" w:w="873"/>
           </w:tcPr>
           <w:p>
             <w:r>
@@ -2457,7 +2457,7 @@
         </w:tc>
         <w:tc>
           <w:tcPr>
-            <w:tcW w:type="dxa" w:w="877"/>
+            <w:tcW w:type="dxa" w:w="873"/>
           </w:tcPr>
           <w:p>
             <w:r>
@@ -2470,7 +2470,7 @@
         </w:tc>
         <w:tc>
           <w:tcPr>
-            <w:tcW w:type="dxa" w:w="877"/>
+            <w:tcW w:type="dxa" w:w="873"/>
           </w:tcPr>
           <w:p>
             <w:r>
@@ -2483,7 +2483,7 @@
         </w:tc>
         <w:tc>
           <w:tcPr>
-            <w:tcW w:type="dxa" w:w="877"/>
+            <w:tcW w:type="dxa" w:w="873"/>
           </w:tcPr>
           <w:p>
             <w:r>
@@ -2496,7 +2496,7 @@
         </w:tc>
         <w:tc>
           <w:tcPr>
-            <w:tcW w:type="dxa" w:w="877"/>
+            <w:tcW w:type="dxa" w:w="873"/>
           </w:tcPr>
           <w:p>
             <w:r>
@@ -2509,7 +2509,7 @@
         </w:tc>
         <w:tc>
           <w:tcPr>
-            <w:tcW w:type="dxa" w:w="877"/>
+            <w:tcW w:type="dxa" w:w="873"/>
           </w:tcPr>
           <w:p>
             <w:r>
@@ -2524,7 +2524,7 @@
       <w:tr>
         <w:tc>
           <w:tcPr>
-            <w:tcW w:type="dxa" w:w="877"/>
+            <w:tcW w:type="dxa" w:w="869"/>
           </w:tcPr>
           <w:p>
             <w:r>
@@ -2537,7 +2537,7 @@
         </w:tc>
         <w:tc>
           <w:tcPr>
-            <w:tcW w:type="dxa" w:w="877"/>
+            <w:tcW w:type="dxa" w:w="873"/>
           </w:tcPr>
           <w:p>
             <w:r>
@@ -2550,7 +2550,7 @@
         </w:tc>
         <w:tc>
           <w:tcPr>
-            <w:tcW w:type="dxa" w:w="877"/>
+            <w:tcW w:type="dxa" w:w="873"/>
           </w:tcPr>
           <w:p>
             <w:r>
@@ -2563,7 +2563,7 @@
         </w:tc>
         <w:tc>
           <w:tcPr>
-            <w:tcW w:type="dxa" w:w="877"/>
+            <w:tcW w:type="dxa" w:w="873"/>
           </w:tcPr>
           <w:p>
             <w:r>
@@ -2576,7 +2576,7 @@
         </w:tc>
         <w:tc>
           <w:tcPr>
-            <w:tcW w:type="dxa" w:w="877"/>
+            <w:tcW w:type="dxa" w:w="873"/>
           </w:tcPr>
           <w:p>
             <w:r>
@@ -2589,7 +2589,7 @@
         </w:tc>
         <w:tc>
           <w:tcPr>
-            <w:tcW w:type="dxa" w:w="877"/>
+            <w:tcW w:type="dxa" w:w="873"/>
           </w:tcPr>
           <w:p>
             <w:r>
@@ -2602,7 +2602,7 @@
         </w:tc>
         <w:tc>
           <w:tcPr>
-            <w:tcW w:type="dxa" w:w="877"/>
+            <w:tcW w:type="dxa" w:w="873"/>
           </w:tcPr>
           <w:p>
             <w:r>
@@ -2615,7 +2615,7 @@
         </w:tc>
         <w:tc>
           <w:tcPr>
-            <w:tcW w:type="dxa" w:w="877"/>
+            <w:tcW w:type="dxa" w:w="873"/>
           </w:tcPr>
           <w:p>
             <w:r>
@@ -2628,7 +2628,7 @@
         </w:tc>
         <w:tc>
           <w:tcPr>
-            <w:tcW w:type="dxa" w:w="877"/>
+            <w:tcW w:type="dxa" w:w="873"/>
           </w:tcPr>
           <w:p>
             <w:r>
@@ -2641,7 +2641,7 @@
         </w:tc>
         <w:tc>
           <w:tcPr>
-            <w:tcW w:type="dxa" w:w="877"/>
+            <w:tcW w:type="dxa" w:w="873"/>
           </w:tcPr>
           <w:p>
             <w:r>
@@ -2654,7 +2654,7 @@
         </w:tc>
         <w:tc>
           <w:tcPr>
-            <w:tcW w:type="dxa" w:w="877"/>
+            <w:tcW w:type="dxa" w:w="873"/>
           </w:tcPr>
           <w:p>
             <w:r>
@@ -2669,7 +2669,7 @@
       <w:tr>
         <w:tc>
           <w:tcPr>
-            <w:tcW w:type="dxa" w:w="877"/>
+            <w:tcW w:type="dxa" w:w="869"/>
           </w:tcPr>
           <w:p>
             <w:r>
@@ -2682,7 +2682,7 @@
         </w:tc>
         <w:tc>
           <w:tcPr>
-            <w:tcW w:type="dxa" w:w="877"/>
+            <w:tcW w:type="dxa" w:w="873"/>
           </w:tcPr>
           <w:p>
             <w:r>
@@ -2695,7 +2695,7 @@
         </w:tc>
         <w:tc>
           <w:tcPr>
-            <w:tcW w:type="dxa" w:w="877"/>
+            <w:tcW w:type="dxa" w:w="873"/>
           </w:tcPr>
           <w:p>
             <w:r>
@@ -2708,7 +2708,7 @@
         </w:tc>
         <w:tc>
           <w:tcPr>
-            <w:tcW w:type="dxa" w:w="877"/>
+            <w:tcW w:type="dxa" w:w="873"/>
           </w:tcPr>
           <w:p>
             <w:r>
@@ -2721,7 +2721,7 @@
         </w:tc>
         <w:tc>
           <w:tcPr>
-            <w:tcW w:type="dxa" w:w="877"/>
+            <w:tcW w:type="dxa" w:w="873"/>
           </w:tcPr>
           <w:p>
             <w:r>
@@ -2734,7 +2734,7 @@
         </w:tc>
         <w:tc>
           <w:tcPr>
-            <w:tcW w:type="dxa" w:w="877"/>
+            <w:tcW w:type="dxa" w:w="873"/>
           </w:tcPr>
           <w:p>
             <w:r>
@@ -2747,7 +2747,7 @@
         </w:tc>
         <w:tc>
           <w:tcPr>
-            <w:tcW w:type="dxa" w:w="877"/>
+            <w:tcW w:type="dxa" w:w="873"/>
           </w:tcPr>
           <w:p>
             <w:r>
@@ -2760,7 +2760,7 @@
         </w:tc>
         <w:tc>
           <w:tcPr>
-            <w:tcW w:type="dxa" w:w="877"/>
+            <w:tcW w:type="dxa" w:w="873"/>
           </w:tcPr>
           <w:p>
             <w:r>
@@ -2773,7 +2773,7 @@
         </w:tc>
         <w:tc>
           <w:tcPr>
-            <w:tcW w:type="dxa" w:w="877"/>
+            <w:tcW w:type="dxa" w:w="873"/>
           </w:tcPr>
           <w:p>
             <w:r>
@@ -2786,7 +2786,7 @@
         </w:tc>
         <w:tc>
           <w:tcPr>
-            <w:tcW w:type="dxa" w:w="877"/>
+            <w:tcW w:type="dxa" w:w="873"/>
           </w:tcPr>
           <w:p>
             <w:r>
@@ -2799,7 +2799,7 @@
         </w:tc>
         <w:tc>
           <w:tcPr>
-            <w:tcW w:type="dxa" w:w="877"/>
+            <w:tcW w:type="dxa" w:w="873"/>
           </w:tcPr>
           <w:p>
             <w:r>
@@ -2814,7 +2814,7 @@
       <w:tr>
         <w:tc>
           <w:tcPr>
-            <w:tcW w:type="dxa" w:w="877"/>
+            <w:tcW w:type="dxa" w:w="869"/>
           </w:tcPr>
           <w:p>
             <w:r>
@@ -2827,7 +2827,7 @@
         </w:tc>
         <w:tc>
           <w:tcPr>
-            <w:tcW w:type="dxa" w:w="877"/>
+            <w:tcW w:type="dxa" w:w="873"/>
           </w:tcPr>
           <w:p>
             <w:r>
@@ -2840,7 +2840,7 @@
         </w:tc>
         <w:tc>
           <w:tcPr>
-            <w:tcW w:type="dxa" w:w="877"/>
+            <w:tcW w:type="dxa" w:w="873"/>
           </w:tcPr>
           <w:p>
             <w:r>
@@ -2853,7 +2853,7 @@
         </w:tc>
         <w:tc>
           <w:tcPr>
-            <w:tcW w:type="dxa" w:w="877"/>
+            <w:tcW w:type="dxa" w:w="873"/>
           </w:tcPr>
           <w:p>
             <w:r>
@@ -2866,7 +2866,7 @@
         </w:tc>
         <w:tc>
           <w:tcPr>
-            <w:tcW w:type="dxa" w:w="877"/>
+            <w:tcW w:type="dxa" w:w="873"/>
           </w:tcPr>
           <w:p>
             <w:r>
@@ -2879,7 +2879,7 @@
         </w:tc>
         <w:tc>
           <w:tcPr>
-            <w:tcW w:type="dxa" w:w="877"/>
+            <w:tcW w:type="dxa" w:w="873"/>
           </w:tcPr>
           <w:p>
             <w:r>
@@ -2892,7 +2892,7 @@
         </w:tc>
         <w:tc>
           <w:tcPr>
-            <w:tcW w:type="dxa" w:w="877"/>
+            <w:tcW w:type="dxa" w:w="873"/>
           </w:tcPr>
           <w:p>
             <w:r>
@@ -2905,7 +2905,7 @@
         </w:tc>
         <w:tc>
           <w:tcPr>
-            <w:tcW w:type="dxa" w:w="877"/>
+            <w:tcW w:type="dxa" w:w="873"/>
           </w:tcPr>
           <w:p>
             <w:r>
@@ -2918,7 +2918,7 @@
         </w:tc>
         <w:tc>
           <w:tcPr>
-            <w:tcW w:type="dxa" w:w="877"/>
+            <w:tcW w:type="dxa" w:w="873"/>
           </w:tcPr>
           <w:p>
             <w:r>
@@ -2931,7 +2931,7 @@
         </w:tc>
         <w:tc>
           <w:tcPr>
-            <w:tcW w:type="dxa" w:w="877"/>
+            <w:tcW w:type="dxa" w:w="873"/>
           </w:tcPr>
           <w:p>
             <w:r>
@@ -2944,7 +2944,7 @@
         </w:tc>
         <w:tc>
           <w:tcPr>
-            <w:tcW w:type="dxa" w:w="877"/>
+            <w:tcW w:type="dxa" w:w="873"/>
           </w:tcPr>
           <w:p>
             <w:r>
@@ -2959,7 +2959,7 @@
       <w:tr>
         <w:tc>
           <w:tcPr>
-            <w:tcW w:type="dxa" w:w="877"/>
+            <w:tcW w:type="dxa" w:w="869"/>
           </w:tcPr>
           <w:p>
             <w:r>
@@ -2972,7 +2972,7 @@
         </w:tc>
         <w:tc>
           <w:tcPr>
-            <w:tcW w:type="dxa" w:w="877"/>
+            <w:tcW w:type="dxa" w:w="873"/>
           </w:tcPr>
           <w:p>
             <w:r>
@@ -2985,7 +2985,7 @@
         </w:tc>
         <w:tc>
           <w:tcPr>
-            <w:tcW w:type="dxa" w:w="877"/>
+            <w:tcW w:type="dxa" w:w="873"/>
           </w:tcPr>
           <w:p>
             <w:r>
@@ -2998,7 +2998,7 @@
         </w:tc>
         <w:tc>
           <w:tcPr>
-            <w:tcW w:type="dxa" w:w="877"/>
+            <w:tcW w:type="dxa" w:w="873"/>
           </w:tcPr>
           <w:p>
             <w:r>
@@ -3011,7 +3011,7 @@
         </w:tc>
         <w:tc>
           <w:tcPr>
-            <w:tcW w:type="dxa" w:w="877"/>
+            <w:tcW w:type="dxa" w:w="873"/>
           </w:tcPr>
           <w:p>
             <w:r>
@@ -3024,7 +3024,7 @@
         </w:tc>
         <w:tc>
           <w:tcPr>
-            <w:tcW w:type="dxa" w:w="877"/>
+            <w:tcW w:type="dxa" w:w="873"/>
           </w:tcPr>
           <w:p>
             <w:r>
@@ -3037,7 +3037,7 @@
         </w:tc>
         <w:tc>
           <w:tcPr>
-            <w:tcW w:type="dxa" w:w="877"/>
+            <w:tcW w:type="dxa" w:w="873"/>
           </w:tcPr>
           <w:p>
             <w:r>
@@ -3050,7 +3050,7 @@
         </w:tc>
         <w:tc>
           <w:tcPr>
-            <w:tcW w:type="dxa" w:w="877"/>
+            <w:tcW w:type="dxa" w:w="873"/>
           </w:tcPr>
           <w:p>
             <w:r>
@@ -3063,7 +3063,7 @@
         </w:tc>
         <w:tc>
           <w:tcPr>
-            <w:tcW w:type="dxa" w:w="877"/>
+            <w:tcW w:type="dxa" w:w="873"/>
           </w:tcPr>
           <w:p>
             <w:r>
@@ -3076,7 +3076,7 @@
         </w:tc>
         <w:tc>
           <w:tcPr>
-            <w:tcW w:type="dxa" w:w="877"/>
+            <w:tcW w:type="dxa" w:w="873"/>
           </w:tcPr>
           <w:p>
             <w:r>
@@ -3089,7 +3089,7 @@
         </w:tc>
         <w:tc>
           <w:tcPr>
-            <w:tcW w:type="dxa" w:w="877"/>
+            <w:tcW w:type="dxa" w:w="873"/>
           </w:tcPr>
           <w:p>
             <w:r>
@@ -3104,7 +3104,7 @@
       <w:tr>
         <w:tc>
           <w:tcPr>
-            <w:tcW w:type="dxa" w:w="877"/>
+            <w:tcW w:type="dxa" w:w="869"/>
           </w:tcPr>
           <w:p>
             <w:r>
@@ -3117,7 +3117,7 @@
         </w:tc>
         <w:tc>
           <w:tcPr>
-            <w:tcW w:type="dxa" w:w="877"/>
+            <w:tcW w:type="dxa" w:w="873"/>
           </w:tcPr>
           <w:p>
             <w:r>
@@ -3130,7 +3130,7 @@
         </w:tc>
         <w:tc>
           <w:tcPr>
-            <w:tcW w:type="dxa" w:w="877"/>
+            <w:tcW w:type="dxa" w:w="873"/>
           </w:tcPr>
           <w:p>
             <w:r>
@@ -3143,7 +3143,7 @@
         </w:tc>
         <w:tc>
           <w:tcPr>
-            <w:tcW w:type="dxa" w:w="877"/>
+            <w:tcW w:type="dxa" w:w="873"/>
           </w:tcPr>
           <w:p>
             <w:r>
@@ -3156,7 +3156,7 @@
         </w:tc>
         <w:tc>
           <w:tcPr>
-            <w:tcW w:type="dxa" w:w="877"/>
+            <w:tcW w:type="dxa" w:w="873"/>
           </w:tcPr>
           <w:p>
             <w:r>
@@ -3169,7 +3169,7 @@
         </w:tc>
         <w:tc>
           <w:tcPr>
-            <w:tcW w:type="dxa" w:w="877"/>
+            <w:tcW w:type="dxa" w:w="873"/>
           </w:tcPr>
           <w:p>
             <w:r>
@@ -3182,7 +3182,7 @@
         </w:tc>
         <w:tc>
           <w:tcPr>
-            <w:tcW w:type="dxa" w:w="877"/>
+            <w:tcW w:type="dxa" w:w="873"/>
           </w:tcPr>
           <w:p>
             <w:r>
@@ -3195,7 +3195,7 @@
         </w:tc>
         <w:tc>
           <w:tcPr>
-            <w:tcW w:type="dxa" w:w="877"/>
+            <w:tcW w:type="dxa" w:w="873"/>
           </w:tcPr>
           <w:p>
             <w:r>
@@ -3208,7 +3208,7 @@
         </w:tc>
         <w:tc>
           <w:tcPr>
-            <w:tcW w:type="dxa" w:w="877"/>
+            <w:tcW w:type="dxa" w:w="873"/>
           </w:tcPr>
           <w:p>
             <w:r>
@@ -3221,7 +3221,7 @@
         </w:tc>
         <w:tc>
           <w:tcPr>
-            <w:tcW w:type="dxa" w:w="877"/>
+            <w:tcW w:type="dxa" w:w="873"/>
           </w:tcPr>
           <w:p>
             <w:r>
@@ -3234,7 +3234,7 @@
         </w:tc>
         <w:tc>
           <w:tcPr>
-            <w:tcW w:type="dxa" w:w="877"/>
+            <w:tcW w:type="dxa" w:w="873"/>
           </w:tcPr>
           <w:p>
             <w:r>
@@ -3249,7 +3249,7 @@
       <w:tr>
         <w:tc>
           <w:tcPr>
-            <w:tcW w:type="dxa" w:w="877"/>
+            <w:tcW w:type="dxa" w:w="869"/>
           </w:tcPr>
           <w:p>
             <w:r>
@@ -3262,7 +3262,7 @@
         </w:tc>
         <w:tc>
           <w:tcPr>
-            <w:tcW w:type="dxa" w:w="877"/>
+            <w:tcW w:type="dxa" w:w="873"/>
           </w:tcPr>
           <w:p>
             <w:r>
@@ -3275,7 +3275,7 @@
         </w:tc>
         <w:tc>
           <w:tcPr>
-            <w:tcW w:type="dxa" w:w="877"/>
+            <w:tcW w:type="dxa" w:w="873"/>
           </w:tcPr>
           <w:p>
             <w:r>
@@ -3288,7 +3288,7 @@
         </w:tc>
         <w:tc>
           <w:tcPr>
-            <w:tcW w:type="dxa" w:w="877"/>
+            <w:tcW w:type="dxa" w:w="873"/>
           </w:tcPr>
           <w:p>
             <w:r>
@@ -3301,7 +3301,7 @@
         </w:tc>
         <w:tc>
           <w:tcPr>
-            <w:tcW w:type="dxa" w:w="877"/>
+            <w:tcW w:type="dxa" w:w="873"/>
           </w:tcPr>
           <w:p>
             <w:r>
@@ -3314,7 +3314,7 @@
         </w:tc>
         <w:tc>
           <w:tcPr>
-            <w:tcW w:type="dxa" w:w="877"/>
+            <w:tcW w:type="dxa" w:w="873"/>
           </w:tcPr>
           <w:p>
             <w:r>
@@ -3327,7 +3327,7 @@
         </w:tc>
         <w:tc>
           <w:tcPr>
-            <w:tcW w:type="dxa" w:w="877"/>
+            <w:tcW w:type="dxa" w:w="873"/>
           </w:tcPr>
           <w:p>
             <w:r>
@@ -3340,7 +3340,7 @@
         </w:tc>
         <w:tc>
           <w:tcPr>
-            <w:tcW w:type="dxa" w:w="877"/>
+            <w:tcW w:type="dxa" w:w="873"/>
           </w:tcPr>
           <w:p>
             <w:r>
@@ -3353,7 +3353,7 @@
         </w:tc>
         <w:tc>
           <w:tcPr>
-            <w:tcW w:type="dxa" w:w="877"/>
+            <w:tcW w:type="dxa" w:w="873"/>
           </w:tcPr>
           <w:p>
             <w:r>
@@ -3366,7 +3366,7 @@
         </w:tc>
         <w:tc>
           <w:tcPr>
-            <w:tcW w:type="dxa" w:w="877"/>
+            <w:tcW w:type="dxa" w:w="873"/>
           </w:tcPr>
           <w:p>
             <w:r>
@@ -3379,7 +3379,7 @@
         </w:tc>
         <w:tc>
           <w:tcPr>
-            <w:tcW w:type="dxa" w:w="877"/>
+            <w:tcW w:type="dxa" w:w="873"/>
           </w:tcPr>
           <w:p>
             <w:r>
@@ -3394,7 +3394,7 @@
       <w:tr>
         <w:tc>
           <w:tcPr>
-            <w:tcW w:type="dxa" w:w="877"/>
+            <w:tcW w:type="dxa" w:w="869"/>
           </w:tcPr>
           <w:p>
             <w:r>
@@ -3407,7 +3407,7 @@
         </w:tc>
         <w:tc>
           <w:tcPr>
-            <w:tcW w:type="dxa" w:w="877"/>
+            <w:tcW w:type="dxa" w:w="873"/>
           </w:tcPr>
           <w:p>
             <w:r>
@@ -3420,7 +3420,7 @@
         </w:tc>
         <w:tc>
           <w:tcPr>
-            <w:tcW w:type="dxa" w:w="877"/>
+            <w:tcW w:type="dxa" w:w="873"/>
           </w:tcPr>
           <w:p>
             <w:r>
@@ -3433,7 +3433,7 @@
         </w:tc>
         <w:tc>
           <w:tcPr>
-            <w:tcW w:type="dxa" w:w="877"/>
+            <w:tcW w:type="dxa" w:w="873"/>
           </w:tcPr>
           <w:p>
             <w:r>
@@ -3446,7 +3446,7 @@
         </w:tc>
         <w:tc>
           <w:tcPr>
-            <w:tcW w:type="dxa" w:w="877"/>
+            <w:tcW w:type="dxa" w:w="873"/>
           </w:tcPr>
           <w:p>
             <w:r>
@@ -3459,7 +3459,7 @@
         </w:tc>
         <w:tc>
           <w:tcPr>
-            <w:tcW w:type="dxa" w:w="877"/>
+            <w:tcW w:type="dxa" w:w="873"/>
           </w:tcPr>
           <w:p>
             <w:r>
@@ -3472,7 +3472,7 @@
         </w:tc>
         <w:tc>
           <w:tcPr>
-            <w:tcW w:type="dxa" w:w="877"/>
+            <w:tcW w:type="dxa" w:w="873"/>
           </w:tcPr>
           <w:p>
             <w:r>
@@ -3485,7 +3485,7 @@
         </w:tc>
         <w:tc>
           <w:tcPr>
-            <w:tcW w:type="dxa" w:w="877"/>
+            <w:tcW w:type="dxa" w:w="873"/>
           </w:tcPr>
           <w:p>
             <w:r>
@@ -3498,7 +3498,7 @@
         </w:tc>
         <w:tc>
           <w:tcPr>
-            <w:tcW w:type="dxa" w:w="877"/>
+            <w:tcW w:type="dxa" w:w="873"/>
           </w:tcPr>
           <w:p>
             <w:r>
@@ -3511,7 +3511,7 @@
         </w:tc>
         <w:tc>
           <w:tcPr>
-            <w:tcW w:type="dxa" w:w="877"/>
+            <w:tcW w:type="dxa" w:w="873"/>
           </w:tcPr>
           <w:p>
             <w:r>
@@ -3524,7 +3524,7 @@
         </w:tc>
         <w:tc>
           <w:tcPr>
-            <w:tcW w:type="dxa" w:w="877"/>
+            <w:tcW w:type="dxa" w:w="873"/>
           </w:tcPr>
           <w:p>
             <w:r>
@@ -3539,7 +3539,7 @@
       <w:tr>
         <w:tc>
           <w:tcPr>
-            <w:tcW w:type="dxa" w:w="877"/>
+            <w:tcW w:type="dxa" w:w="869"/>
           </w:tcPr>
           <w:p>
             <w:r>
@@ -3552,7 +3552,7 @@
         </w:tc>
         <w:tc>
           <w:tcPr>
-            <w:tcW w:type="dxa" w:w="877"/>
+            <w:tcW w:type="dxa" w:w="873"/>
           </w:tcPr>
           <w:p>
             <w:r>
@@ -3565,7 +3565,7 @@
         </w:tc>
         <w:tc>
           <w:tcPr>
-            <w:tcW w:type="dxa" w:w="877"/>
+            <w:tcW w:type="dxa" w:w="873"/>
           </w:tcPr>
           <w:p>
             <w:r>
@@ -3578,7 +3578,7 @@
         </w:tc>
         <w:tc>
           <w:tcPr>
-            <w:tcW w:type="dxa" w:w="877"/>
+            <w:tcW w:type="dxa" w:w="873"/>
           </w:tcPr>
           <w:p>
             <w:r>
@@ -3591,7 +3591,7 @@
         </w:tc>
         <w:tc>
           <w:tcPr>
-            <w:tcW w:type="dxa" w:w="877"/>
+            <w:tcW w:type="dxa" w:w="873"/>
           </w:tcPr>
           <w:p>
             <w:r>
@@ -3604,7 +3604,7 @@
         </w:tc>
         <w:tc>
           <w:tcPr>
-            <w:tcW w:type="dxa" w:w="877"/>
+            <w:tcW w:type="dxa" w:w="873"/>
           </w:tcPr>
           <w:p>
             <w:r>
@@ -3617,7 +3617,7 @@
         </w:tc>
         <w:tc>
           <w:tcPr>
-            <w:tcW w:type="dxa" w:w="877"/>
+            <w:tcW w:type="dxa" w:w="873"/>
           </w:tcPr>
           <w:p>
             <w:r>
@@ -3630,7 +3630,7 @@
         </w:tc>
         <w:tc>
           <w:tcPr>
-            <w:tcW w:type="dxa" w:w="877"/>
+            <w:tcW w:type="dxa" w:w="873"/>
           </w:tcPr>
           <w:p>
             <w:r>
@@ -3643,7 +3643,7 @@
         </w:tc>
         <w:tc>
           <w:tcPr>
-            <w:tcW w:type="dxa" w:w="877"/>
+            <w:tcW w:type="dxa" w:w="873"/>
           </w:tcPr>
           <w:p>
             <w:r>
@@ -3656,7 +3656,7 @@
         </w:tc>
         <w:tc>
           <w:tcPr>
-            <w:tcW w:type="dxa" w:w="877"/>
+            <w:tcW w:type="dxa" w:w="873"/>
           </w:tcPr>
           <w:p>
             <w:r>
@@ -3669,7 +3669,7 @@
         </w:tc>
         <w:tc>
           <w:tcPr>
-            <w:tcW w:type="dxa" w:w="877"/>
+            <w:tcW w:type="dxa" w:w="873"/>
           </w:tcPr>
           <w:p>
             <w:r>
@@ -3684,7 +3684,7 @@
       <w:tr>
         <w:tc>
           <w:tcPr>
-            <w:tcW w:type="dxa" w:w="877"/>
+            <w:tcW w:type="dxa" w:w="869"/>
           </w:tcPr>
           <w:p>
             <w:r>
@@ -3697,7 +3697,7 @@
         </w:tc>
         <w:tc>
           <w:tcPr>
-            <w:tcW w:type="dxa" w:w="877"/>
+            <w:tcW w:type="dxa" w:w="873"/>
           </w:tcPr>
           <w:p>
             <w:r>
@@ -3710,7 +3710,7 @@
         </w:tc>
         <w:tc>
           <w:tcPr>
-            <w:tcW w:type="dxa" w:w="877"/>
+            <w:tcW w:type="dxa" w:w="873"/>
           </w:tcPr>
           <w:p>
             <w:r>
@@ -3723,7 +3723,7 @@
         </w:tc>
         <w:tc>
           <w:tcPr>
-            <w:tcW w:type="dxa" w:w="877"/>
+            <w:tcW w:type="dxa" w:w="873"/>
           </w:tcPr>
           <w:p>
             <w:r>
@@ -3736,7 +3736,7 @@
         </w:tc>
         <w:tc>
           <w:tcPr>
-            <w:tcW w:type="dxa" w:w="877"/>
+            <w:tcW w:type="dxa" w:w="873"/>
           </w:tcPr>
           <w:p>
             <w:r>
@@ -3749,7 +3749,7 @@
         </w:tc>
         <w:tc>
           <w:tcPr>
-            <w:tcW w:type="dxa" w:w="877"/>
+            <w:tcW w:type="dxa" w:w="873"/>
           </w:tcPr>
           <w:p>
             <w:r>
@@ -3762,7 +3762,7 @@
         </w:tc>
         <w:tc>
           <w:tcPr>
-            <w:tcW w:type="dxa" w:w="877"/>
+            <w:tcW w:type="dxa" w:w="873"/>
           </w:tcPr>
           <w:p>
             <w:r>
@@ -3775,7 +3775,7 @@
         </w:tc>
         <w:tc>
           <w:tcPr>
-            <w:tcW w:type="dxa" w:w="877"/>
+            <w:tcW w:type="dxa" w:w="873"/>
           </w:tcPr>
           <w:p>
             <w:r>
@@ -3788,7 +3788,7 @@
         </w:tc>
         <w:tc>
           <w:tcPr>
-            <w:tcW w:type="dxa" w:w="877"/>
+            <w:tcW w:type="dxa" w:w="873"/>
           </w:tcPr>
           <w:p>
             <w:r>
@@ -3801,7 +3801,7 @@
         </w:tc>
         <w:tc>
           <w:tcPr>
-            <w:tcW w:type="dxa" w:w="877"/>
+            <w:tcW w:type="dxa" w:w="873"/>
           </w:tcPr>
           <w:p>
             <w:r>
@@ -3814,7 +3814,7 @@
         </w:tc>
         <w:tc>
           <w:tcPr>
-            <w:tcW w:type="dxa" w:w="877"/>
+            <w:tcW w:type="dxa" w:w="873"/>
           </w:tcPr>
           <w:p>
             <w:r>
@@ -3829,7 +3829,7 @@
       <w:tr>
         <w:tc>
           <w:tcPr>
-            <w:tcW w:type="dxa" w:w="877"/>
+            <w:tcW w:type="dxa" w:w="869"/>
           </w:tcPr>
           <w:p>
             <w:r>
@@ -3842,7 +3842,7 @@
         </w:tc>
         <w:tc>
           <w:tcPr>
-            <w:tcW w:type="dxa" w:w="877"/>
+            <w:tcW w:type="dxa" w:w="873"/>
           </w:tcPr>
           <w:p>
             <w:r>
@@ -3855,7 +3855,7 @@
         </w:tc>
         <w:tc>
           <w:tcPr>
-            <w:tcW w:type="dxa" w:w="877"/>
+            <w:tcW w:type="dxa" w:w="873"/>
           </w:tcPr>
           <w:p>
             <w:r>
@@ -3868,7 +3868,7 @@
         </w:tc>
         <w:tc>
           <w:tcPr>
-            <w:tcW w:type="dxa" w:w="877"/>
+            <w:tcW w:type="dxa" w:w="873"/>
           </w:tcPr>
           <w:p>
             <w:r>
@@ -3881,7 +3881,7 @@
         </w:tc>
         <w:tc>
           <w:tcPr>
-            <w:tcW w:type="dxa" w:w="877"/>
+            <w:tcW w:type="dxa" w:w="873"/>
           </w:tcPr>
           <w:p>
             <w:r>
@@ -3894,7 +3894,7 @@
         </w:tc>
         <w:tc>
           <w:tcPr>
-            <w:tcW w:type="dxa" w:w="877"/>
+            <w:tcW w:type="dxa" w:w="873"/>
           </w:tcPr>
           <w:p>
             <w:r>
@@ -3907,7 +3907,7 @@
         </w:tc>
         <w:tc>
           <w:tcPr>
-            <w:tcW w:type="dxa" w:w="877"/>
+            <w:tcW w:type="dxa" w:w="873"/>
           </w:tcPr>
           <w:p>
             <w:r>
@@ -3920,7 +3920,7 @@
         </w:tc>
         <w:tc>
           <w:tcPr>
-            <w:tcW w:type="dxa" w:w="877"/>
+            <w:tcW w:type="dxa" w:w="873"/>
           </w:tcPr>
           <w:p>
             <w:r>
@@ -3933,7 +3933,7 @@
         </w:tc>
         <w:tc>
           <w:tcPr>
-            <w:tcW w:type="dxa" w:w="877"/>
+            <w:tcW w:type="dxa" w:w="873"/>
           </w:tcPr>
           <w:p>
             <w:r>
@@ -3946,7 +3946,7 @@
         </w:tc>
         <w:tc>
           <w:tcPr>
-            <w:tcW w:type="dxa" w:w="877"/>
+            <w:tcW w:type="dxa" w:w="873"/>
           </w:tcPr>
           <w:p>
             <w:r>
@@ -3959,7 +3959,7 @@
         </w:tc>
         <w:tc>
           <w:tcPr>
-            <w:tcW w:type="dxa" w:w="877"/>
+            <w:tcW w:type="dxa" w:w="873"/>
           </w:tcPr>
           <w:p>
             <w:r>
@@ -3974,7 +3974,7 @@
       <w:tr>
         <w:tc>
           <w:tcPr>
-            <w:tcW w:type="dxa" w:w="877"/>
+            <w:tcW w:type="dxa" w:w="869"/>
           </w:tcPr>
           <w:p>
             <w:r>
@@ -3987,7 +3987,7 @@
         </w:tc>
         <w:tc>
           <w:tcPr>
-            <w:tcW w:type="dxa" w:w="877"/>
+            <w:tcW w:type="dxa" w:w="873"/>
           </w:tcPr>
           <w:p>
             <w:r>
@@ -4000,7 +4000,7 @@
         </w:tc>
         <w:tc>
           <w:tcPr>
-            <w:tcW w:type="dxa" w:w="877"/>
+            <w:tcW w:type="dxa" w:w="873"/>
           </w:tcPr>
           <w:p>
             <w:r>
@@ -4013,7 +4013,7 @@
         </w:tc>
         <w:tc>
           <w:tcPr>
-            <w:tcW w:type="dxa" w:w="877"/>
+            <w:tcW w:type="dxa" w:w="873"/>
           </w:tcPr>
           <w:p>
             <w:r>
@@ -4026,7 +4026,7 @@
         </w:tc>
         <w:tc>
           <w:tcPr>
-            <w:tcW w:type="dxa" w:w="877"/>
+            <w:tcW w:type="dxa" w:w="873"/>
           </w:tcPr>
           <w:p>
             <w:r>
@@ -4039,7 +4039,7 @@
         </w:tc>
         <w:tc>
           <w:tcPr>
-            <w:tcW w:type="dxa" w:w="877"/>
+            <w:tcW w:type="dxa" w:w="873"/>
           </w:tcPr>
           <w:p>
             <w:r>
@@ -4052,7 +4052,7 @@
         </w:tc>
         <w:tc>
           <w:tcPr>
-            <w:tcW w:type="dxa" w:w="877"/>
+            <w:tcW w:type="dxa" w:w="873"/>
           </w:tcPr>
           <w:p>
             <w:r>
@@ -4065,7 +4065,7 @@
         </w:tc>
         <w:tc>
           <w:tcPr>
-            <w:tcW w:type="dxa" w:w="877"/>
+            <w:tcW w:type="dxa" w:w="873"/>
           </w:tcPr>
           <w:p>
             <w:r>
@@ -4078,7 +4078,7 @@
         </w:tc>
         <w:tc>
           <w:tcPr>
-            <w:tcW w:type="dxa" w:w="877"/>
+            <w:tcW w:type="dxa" w:w="873"/>
           </w:tcPr>
           <w:p>
             <w:r>
@@ -4091,7 +4091,7 @@
         </w:tc>
         <w:tc>
           <w:tcPr>
-            <w:tcW w:type="dxa" w:w="877"/>
+            <w:tcW w:type="dxa" w:w="873"/>
           </w:tcPr>
           <w:p>
             <w:r>
@@ -4104,7 +4104,7 @@
         </w:tc>
         <w:tc>
           <w:tcPr>
-            <w:tcW w:type="dxa" w:w="877"/>
+            <w:tcW w:type="dxa" w:w="873"/>
           </w:tcPr>
           <w:p>
             <w:r>
@@ -4119,7 +4119,7 @@
       <w:tr>
         <w:tc>
           <w:tcPr>
-            <w:tcW w:type="dxa" w:w="877"/>
+            <w:tcW w:type="dxa" w:w="869"/>
           </w:tcPr>
           <w:p>
             <w:r>
@@ -4132,7 +4132,7 @@
         </w:tc>
         <w:tc>
           <w:tcPr>
-            <w:tcW w:type="dxa" w:w="877"/>
+            <w:tcW w:type="dxa" w:w="873"/>
           </w:tcPr>
           <w:p>
             <w:r>
@@ -4145,7 +4145,7 @@
         </w:tc>
         <w:tc>
           <w:tcPr>
-            <w:tcW w:type="dxa" w:w="877"/>
+            <w:tcW w:type="dxa" w:w="873"/>
           </w:tcPr>
           <w:p>
             <w:r>
@@ -4158,7 +4158,7 @@
         </w:tc>
         <w:tc>
           <w:tcPr>
-            <w:tcW w:type="dxa" w:w="877"/>
+            <w:tcW w:type="dxa" w:w="873"/>
           </w:tcPr>
           <w:p>
             <w:r>
@@ -4171,7 +4171,7 @@
         </w:tc>
         <w:tc>
           <w:tcPr>
-            <w:tcW w:type="dxa" w:w="877"/>
+            <w:tcW w:type="dxa" w:w="873"/>
           </w:tcPr>
           <w:p>
             <w:r>
@@ -4184,7 +4184,7 @@
         </w:tc>
         <w:tc>
           <w:tcPr>
-            <w:tcW w:type="dxa" w:w="877"/>
+            <w:tcW w:type="dxa" w:w="873"/>
           </w:tcPr>
           <w:p>
             <w:r>
@@ -4197,7 +4197,7 @@
         </w:tc>
         <w:tc>
           <w:tcPr>
-            <w:tcW w:type="dxa" w:w="877"/>
+            <w:tcW w:type="dxa" w:w="873"/>
           </w:tcPr>
           <w:p>
             <w:r>
@@ -4210,7 +4210,7 @@
         </w:tc>
         <w:tc>
           <w:tcPr>
-            <w:tcW w:type="dxa" w:w="877"/>
+            <w:tcW w:type="dxa" w:w="873"/>
           </w:tcPr>
           <w:p>
             <w:r>
@@ -4223,7 +4223,7 @@
         </w:tc>
         <w:tc>
           <w:tcPr>
-            <w:tcW w:type="dxa" w:w="877"/>
+            <w:tcW w:type="dxa" w:w="873"/>
           </w:tcPr>
           <w:p>
             <w:r>
@@ -4236,7 +4236,7 @@
         </w:tc>
         <w:tc>
           <w:tcPr>
-            <w:tcW w:type="dxa" w:w="877"/>
+            <w:tcW w:type="dxa" w:w="873"/>
           </w:tcPr>
           <w:p>
             <w:r>
@@ -4249,7 +4249,7 @@
         </w:tc>
         <w:tc>
           <w:tcPr>
-            <w:tcW w:type="dxa" w:w="877"/>
+            <w:tcW w:type="dxa" w:w="873"/>
           </w:tcPr>
           <w:p>
             <w:r>
@@ -4264,7 +4264,7 @@
       <w:tr>
         <w:tc>
           <w:tcPr>
-            <w:tcW w:type="dxa" w:w="877"/>
+            <w:tcW w:type="dxa" w:w="869"/>
           </w:tcPr>
           <w:p>
             <w:r>
@@ -4277,7 +4277,7 @@
         </w:tc>
         <w:tc>
           <w:tcPr>
-            <w:tcW w:type="dxa" w:w="877"/>
+            <w:tcW w:type="dxa" w:w="873"/>
           </w:tcPr>
           <w:p>
             <w:r>
@@ -4290,7 +4290,7 @@
         </w:tc>
         <w:tc>
           <w:tcPr>
-            <w:tcW w:type="dxa" w:w="877"/>
+            <w:tcW w:type="dxa" w:w="873"/>
           </w:tcPr>
           <w:p>
             <w:r>
@@ -4303,7 +4303,7 @@
         </w:tc>
         <w:tc>
           <w:tcPr>
-            <w:tcW w:type="dxa" w:w="877"/>
+            <w:tcW w:type="dxa" w:w="873"/>
           </w:tcPr>
           <w:p>
             <w:r>
@@ -4316,7 +4316,7 @@
         </w:tc>
         <w:tc>
           <w:tcPr>
-            <w:tcW w:type="dxa" w:w="877"/>
+            <w:tcW w:type="dxa" w:w="873"/>
           </w:tcPr>
           <w:p>
             <w:r>
@@ -4329,7 +4329,7 @@
         </w:tc>
         <w:tc>
           <w:tcPr>
-            <w:tcW w:type="dxa" w:w="877"/>
+            <w:tcW w:type="dxa" w:w="873"/>
           </w:tcPr>
           <w:p>
             <w:r>
@@ -4342,7 +4342,7 @@
         </w:tc>
         <w:tc>
           <w:tcPr>
-            <w:tcW w:type="dxa" w:w="877"/>
+            <w:tcW w:type="dxa" w:w="873"/>
           </w:tcPr>
           <w:p>
             <w:r>
@@ -4355,7 +4355,7 @@
         </w:tc>
         <w:tc>
           <w:tcPr>
-            <w:tcW w:type="dxa" w:w="877"/>
+            <w:tcW w:type="dxa" w:w="873"/>
           </w:tcPr>
           <w:p>
             <w:r>
@@ -4368,7 +4368,7 @@
         </w:tc>
         <w:tc>
           <w:tcPr>
-            <w:tcW w:type="dxa" w:w="877"/>
+            <w:tcW w:type="dxa" w:w="873"/>
           </w:tcPr>
           <w:p>
             <w:r>
@@ -4381,7 +4381,7 @@
         </w:tc>
         <w:tc>
           <w:tcPr>
-            <w:tcW w:type="dxa" w:w="877"/>
+            <w:tcW w:type="dxa" w:w="873"/>
           </w:tcPr>
           <w:p>
             <w:r>
@@ -4394,7 +4394,7 @@
         </w:tc>
         <w:tc>
           <w:tcPr>
-            <w:tcW w:type="dxa" w:w="877"/>
+            <w:tcW w:type="dxa" w:w="873"/>
           </w:tcPr>
           <w:p>
             <w:r>
@@ -4419,26 +4419,26 @@
     <w:tbl>
       <w:tblPr>
         <w:tblStyle w:val="LightGrid-Accent1"/>
-        <w:tblW w:type="auto" w:w="0"/>
+        <w:tblW w:type="dxa" w:w="9599"/>
         <w:tblLook w:firstColumn="1" w:firstRow="1" w:lastColumn="0" w:lastRow="0" w:noHBand="0" w:noVBand="1" w:val="04A0"/>
       </w:tblPr>
       <w:tblGrid>
-        <w:gridCol w:w="877"/>
-        <w:gridCol w:w="877"/>
-        <w:gridCol w:w="877"/>
-        <w:gridCol w:w="877"/>
-        <w:gridCol w:w="877"/>
-        <w:gridCol w:w="877"/>
-        <w:gridCol w:w="877"/>
-        <w:gridCol w:w="877"/>
-        <w:gridCol w:w="877"/>
-        <w:gridCol w:w="877"/>
-        <w:gridCol w:w="877"/>
+        <w:gridCol w:w="869"/>
+        <w:gridCol w:w="873"/>
+        <w:gridCol w:w="873"/>
+        <w:gridCol w:w="873"/>
+        <w:gridCol w:w="873"/>
+        <w:gridCol w:w="873"/>
+        <w:gridCol w:w="873"/>
+        <w:gridCol w:w="873"/>
+        <w:gridCol w:w="873"/>
+        <w:gridCol w:w="873"/>
+        <w:gridCol w:w="873"/>
       </w:tblGrid>
       <w:tr>
         <w:tc>
           <w:tcPr>
-            <w:tcW w:type="dxa" w:w="877"/>
+            <w:tcW w:type="dxa" w:w="869"/>
           </w:tcPr>
           <w:p>
             <w:r>
@@ -4451,7 +4451,7 @@
         </w:tc>
         <w:tc>
           <w:tcPr>
-            <w:tcW w:type="dxa" w:w="877"/>
+            <w:tcW w:type="dxa" w:w="873"/>
           </w:tcPr>
           <w:p>
             <w:r>
@@ -4464,7 +4464,7 @@
         </w:tc>
         <w:tc>
           <w:tcPr>
-            <w:tcW w:type="dxa" w:w="877"/>
+            <w:tcW w:type="dxa" w:w="873"/>
           </w:tcPr>
           <w:p>
             <w:r>
@@ -4477,7 +4477,7 @@
         </w:tc>
         <w:tc>
           <w:tcPr>
-            <w:tcW w:type="dxa" w:w="877"/>
+            <w:tcW w:type="dxa" w:w="873"/>
           </w:tcPr>
           <w:p>
             <w:r>
@@ -4490,7 +4490,7 @@
         </w:tc>
         <w:tc>
           <w:tcPr>
-            <w:tcW w:type="dxa" w:w="877"/>
+            <w:tcW w:type="dxa" w:w="873"/>
           </w:tcPr>
           <w:p>
             <w:r>
@@ -4503,7 +4503,7 @@
         </w:tc>
         <w:tc>
           <w:tcPr>
-            <w:tcW w:type="dxa" w:w="877"/>
+            <w:tcW w:type="dxa" w:w="873"/>
           </w:tcPr>
           <w:p>
             <w:r>
@@ -4516,7 +4516,7 @@
         </w:tc>
         <w:tc>
           <w:tcPr>
-            <w:tcW w:type="dxa" w:w="877"/>
+            <w:tcW w:type="dxa" w:w="873"/>
           </w:tcPr>
           <w:p>
             <w:r>
@@ -4529,7 +4529,7 @@
         </w:tc>
         <w:tc>
           <w:tcPr>
-            <w:tcW w:type="dxa" w:w="877"/>
+            <w:tcW w:type="dxa" w:w="873"/>
           </w:tcPr>
           <w:p>
             <w:r>
@@ -4542,7 +4542,7 @@
         </w:tc>
         <w:tc>
           <w:tcPr>
-            <w:tcW w:type="dxa" w:w="877"/>
+            <w:tcW w:type="dxa" w:w="873"/>
           </w:tcPr>
           <w:p>
             <w:r>
@@ -4555,7 +4555,7 @@
         </w:tc>
         <w:tc>
           <w:tcPr>
-            <w:tcW w:type="dxa" w:w="877"/>
+            <w:tcW w:type="dxa" w:w="873"/>
           </w:tcPr>
           <w:p>
             <w:r>
@@ -4568,7 +4568,7 @@
         </w:tc>
         <w:tc>
           <w:tcPr>
-            <w:tcW w:type="dxa" w:w="877"/>
+            <w:tcW w:type="dxa" w:w="873"/>
           </w:tcPr>
           <w:p>
             <w:r>
@@ -4583,7 +4583,7 @@
       <w:tr>
         <w:tc>
           <w:tcPr>
-            <w:tcW w:type="dxa" w:w="877"/>
+            <w:tcW w:type="dxa" w:w="869"/>
           </w:tcPr>
           <w:p>
             <w:r>
@@ -4596,7 +4596,7 @@
         </w:tc>
         <w:tc>
           <w:tcPr>
-            <w:tcW w:type="dxa" w:w="877"/>
+            <w:tcW w:type="dxa" w:w="873"/>
           </w:tcPr>
           <w:p>
             <w:r>
@@ -4609,7 +4609,7 @@
         </w:tc>
         <w:tc>
           <w:tcPr>
-            <w:tcW w:type="dxa" w:w="877"/>
+            <w:tcW w:type="dxa" w:w="873"/>
           </w:tcPr>
           <w:p>
             <w:r>
@@ -4622,7 +4622,7 @@
         </w:tc>
         <w:tc>
           <w:tcPr>
-            <w:tcW w:type="dxa" w:w="877"/>
+            <w:tcW w:type="dxa" w:w="873"/>
           </w:tcPr>
           <w:p>
             <w:r>
@@ -4635,7 +4635,7 @@
         </w:tc>
         <w:tc>
           <w:tcPr>
-            <w:tcW w:type="dxa" w:w="877"/>
+            <w:tcW w:type="dxa" w:w="873"/>
           </w:tcPr>
           <w:p>
             <w:r>
@@ -4648,7 +4648,7 @@
         </w:tc>
         <w:tc>
           <w:tcPr>
-            <w:tcW w:type="dxa" w:w="877"/>
+            <w:tcW w:type="dxa" w:w="873"/>
           </w:tcPr>
           <w:p>
             <w:r>
@@ -4661,7 +4661,7 @@
         </w:tc>
         <w:tc>
           <w:tcPr>
-            <w:tcW w:type="dxa" w:w="877"/>
+            <w:tcW w:type="dxa" w:w="873"/>
           </w:tcPr>
           <w:p>
             <w:r>
@@ -4674,7 +4674,7 @@
         </w:tc>
         <w:tc>
           <w:tcPr>
-            <w:tcW w:type="dxa" w:w="877"/>
+            <w:tcW w:type="dxa" w:w="873"/>
           </w:tcPr>
           <w:p>
             <w:r>
@@ -4687,7 +4687,7 @@
         </w:tc>
         <w:tc>
           <w:tcPr>
-            <w:tcW w:type="dxa" w:w="877"/>
+            <w:tcW w:type="dxa" w:w="873"/>
           </w:tcPr>
           <w:p>
             <w:r>
@@ -4700,7 +4700,7 @@
         </w:tc>
         <w:tc>
           <w:tcPr>
-            <w:tcW w:type="dxa" w:w="877"/>
+            <w:tcW w:type="dxa" w:w="873"/>
           </w:tcPr>
           <w:p>
             <w:r>
@@ -4713,7 +4713,7 @@
         </w:tc>
         <w:tc>
           <w:tcPr>
-            <w:tcW w:type="dxa" w:w="877"/>
+            <w:tcW w:type="dxa" w:w="873"/>
           </w:tcPr>
           <w:p>
             <w:r>
@@ -4728,7 +4728,7 @@
       <w:tr>
         <w:tc>
           <w:tcPr>
-            <w:tcW w:type="dxa" w:w="877"/>
+            <w:tcW w:type="dxa" w:w="869"/>
           </w:tcPr>
           <w:p>
             <w:r>
@@ -4741,7 +4741,7 @@
         </w:tc>
         <w:tc>
           <w:tcPr>
-            <w:tcW w:type="dxa" w:w="877"/>
+            <w:tcW w:type="dxa" w:w="873"/>
           </w:tcPr>
           <w:p>
             <w:r>
@@ -4754,7 +4754,7 @@
         </w:tc>
         <w:tc>
           <w:tcPr>
-            <w:tcW w:type="dxa" w:w="877"/>
+            <w:tcW w:type="dxa" w:w="873"/>
           </w:tcPr>
           <w:p>
             <w:r>
@@ -4767,7 +4767,7 @@
         </w:tc>
         <w:tc>
           <w:tcPr>
-            <w:tcW w:type="dxa" w:w="877"/>
+            <w:tcW w:type="dxa" w:w="873"/>
           </w:tcPr>
           <w:p>
             <w:r>
@@ -4780,7 +4780,7 @@
         </w:tc>
         <w:tc>
           <w:tcPr>
-            <w:tcW w:type="dxa" w:w="877"/>
+            <w:tcW w:type="dxa" w:w="873"/>
           </w:tcPr>
           <w:p>
             <w:r>
@@ -4793,7 +4793,7 @@
         </w:tc>
         <w:tc>
           <w:tcPr>
-            <w:tcW w:type="dxa" w:w="877"/>
+            <w:tcW w:type="dxa" w:w="873"/>
           </w:tcPr>
           <w:p>
             <w:r>
@@ -4806,7 +4806,7 @@
         </w:tc>
         <w:tc>
           <w:tcPr>
-            <w:tcW w:type="dxa" w:w="877"/>
+            <w:tcW w:type="dxa" w:w="873"/>
           </w:tcPr>
           <w:p>
             <w:r>
@@ -4819,7 +4819,7 @@
         </w:tc>
         <w:tc>
           <w:tcPr>
-            <w:tcW w:type="dxa" w:w="877"/>
+            <w:tcW w:type="dxa" w:w="873"/>
           </w:tcPr>
           <w:p>
             <w:r>
@@ -4832,7 +4832,7 @@
         </w:tc>
         <w:tc>
           <w:tcPr>
-            <w:tcW w:type="dxa" w:w="877"/>
+            <w:tcW w:type="dxa" w:w="873"/>
           </w:tcPr>
           <w:p>
             <w:r>
@@ -4845,7 +4845,7 @@
         </w:tc>
         <w:tc>
           <w:tcPr>
-            <w:tcW w:type="dxa" w:w="877"/>
+            <w:tcW w:type="dxa" w:w="873"/>
           </w:tcPr>
           <w:p>
             <w:r>
@@ -4858,7 +4858,7 @@
         </w:tc>
         <w:tc>
           <w:tcPr>
-            <w:tcW w:type="dxa" w:w="877"/>
+            <w:tcW w:type="dxa" w:w="873"/>
           </w:tcPr>
           <w:p>
             <w:r>
@@ -4873,7 +4873,7 @@
       <w:tr>
         <w:tc>
           <w:tcPr>
-            <w:tcW w:type="dxa" w:w="877"/>
+            <w:tcW w:type="dxa" w:w="869"/>
           </w:tcPr>
           <w:p>
             <w:r>
@@ -4886,7 +4886,7 @@
         </w:tc>
         <w:tc>
           <w:tcPr>
-            <w:tcW w:type="dxa" w:w="877"/>
+            <w:tcW w:type="dxa" w:w="873"/>
           </w:tcPr>
           <w:p>
             <w:r>
@@ -4899,7 +4899,7 @@
         </w:tc>
         <w:tc>
           <w:tcPr>
-            <w:tcW w:type="dxa" w:w="877"/>
+            <w:tcW w:type="dxa" w:w="873"/>
           </w:tcPr>
           <w:p>
             <w:r>
@@ -4912,7 +4912,7 @@
         </w:tc>
         <w:tc>
           <w:tcPr>
-            <w:tcW w:type="dxa" w:w="877"/>
+            <w:tcW w:type="dxa" w:w="873"/>
           </w:tcPr>
           <w:p>
             <w:r>
@@ -4925,7 +4925,7 @@
         </w:tc>
         <w:tc>
           <w:tcPr>
-            <w:tcW w:type="dxa" w:w="877"/>
+            <w:tcW w:type="dxa" w:w="873"/>
           </w:tcPr>
           <w:p>
             <w:r>
@@ -4938,7 +4938,7 @@
         </w:tc>
         <w:tc>
           <w:tcPr>
-            <w:tcW w:type="dxa" w:w="877"/>
+            <w:tcW w:type="dxa" w:w="873"/>
           </w:tcPr>
           <w:p>
             <w:r>
@@ -4951,7 +4951,7 @@
         </w:tc>
         <w:tc>
           <w:tcPr>
-            <w:tcW w:type="dxa" w:w="877"/>
+            <w:tcW w:type="dxa" w:w="873"/>
           </w:tcPr>
           <w:p>
             <w:r>
@@ -4964,7 +4964,7 @@
         </w:tc>
         <w:tc>
           <w:tcPr>
-            <w:tcW w:type="dxa" w:w="877"/>
+            <w:tcW w:type="dxa" w:w="873"/>
           </w:tcPr>
           <w:p>
             <w:r>
@@ -4977,7 +4977,7 @@
         </w:tc>
         <w:tc>
           <w:tcPr>
-            <w:tcW w:type="dxa" w:w="877"/>
+            <w:tcW w:type="dxa" w:w="873"/>
           </w:tcPr>
           <w:p>
             <w:r>
@@ -4990,7 +4990,7 @@
         </w:tc>
         <w:tc>
           <w:tcPr>
-            <w:tcW w:type="dxa" w:w="877"/>
+            <w:tcW w:type="dxa" w:w="873"/>
           </w:tcPr>
           <w:p>
             <w:r>
@@ -5003,7 +5003,7 @@
         </w:tc>
         <w:tc>
           <w:tcPr>
-            <w:tcW w:type="dxa" w:w="877"/>
+            <w:tcW w:type="dxa" w:w="873"/>
           </w:tcPr>
           <w:p>
             <w:r>
@@ -5018,7 +5018,7 @@
       <w:tr>
         <w:tc>
           <w:tcPr>
-            <w:tcW w:type="dxa" w:w="877"/>
+            <w:tcW w:type="dxa" w:w="869"/>
           </w:tcPr>
           <w:p>
             <w:r>
@@ -5031,7 +5031,7 @@
         </w:tc>
         <w:tc>
           <w:tcPr>
-            <w:tcW w:type="dxa" w:w="877"/>
+            <w:tcW w:type="dxa" w:w="873"/>
           </w:tcPr>
           <w:p>
             <w:r>
@@ -5044,7 +5044,7 @@
         </w:tc>
         <w:tc>
           <w:tcPr>
-            <w:tcW w:type="dxa" w:w="877"/>
+            <w:tcW w:type="dxa" w:w="873"/>
           </w:tcPr>
           <w:p>
             <w:r>
@@ -5057,7 +5057,7 @@
         </w:tc>
         <w:tc>
           <w:tcPr>
-            <w:tcW w:type="dxa" w:w="877"/>
+            <w:tcW w:type="dxa" w:w="873"/>
           </w:tcPr>
           <w:p>
             <w:r>
@@ -5070,7 +5070,7 @@
         </w:tc>
         <w:tc>
           <w:tcPr>
-            <w:tcW w:type="dxa" w:w="877"/>
+            <w:tcW w:type="dxa" w:w="873"/>
           </w:tcPr>
           <w:p>
             <w:r>
@@ -5083,7 +5083,7 @@
         </w:tc>
         <w:tc>
           <w:tcPr>
-            <w:tcW w:type="dxa" w:w="877"/>
+            <w:tcW w:type="dxa" w:w="873"/>
           </w:tcPr>
           <w:p>
             <w:r>
@@ -5096,7 +5096,7 @@
         </w:tc>
         <w:tc>
           <w:tcPr>
-            <w:tcW w:type="dxa" w:w="877"/>
+            <w:tcW w:type="dxa" w:w="873"/>
           </w:tcPr>
           <w:p>
             <w:r>
@@ -5109,7 +5109,7 @@
         </w:tc>
         <w:tc>
           <w:tcPr>
-            <w:tcW w:type="dxa" w:w="877"/>
+            <w:tcW w:type="dxa" w:w="873"/>
           </w:tcPr>
           <w:p>
             <w:r>
@@ -5122,7 +5122,7 @@
         </w:tc>
         <w:tc>
           <w:tcPr>
-            <w:tcW w:type="dxa" w:w="877"/>
+            <w:tcW w:type="dxa" w:w="873"/>
           </w:tcPr>
           <w:p>
             <w:r>
@@ -5135,7 +5135,7 @@
         </w:tc>
         <w:tc>
           <w:tcPr>
-            <w:tcW w:type="dxa" w:w="877"/>
+            <w:tcW w:type="dxa" w:w="873"/>
           </w:tcPr>
           <w:p>
             <w:r>
@@ -5148,7 +5148,7 @@
         </w:tc>
         <w:tc>
           <w:tcPr>
-            <w:tcW w:type="dxa" w:w="877"/>
+            <w:tcW w:type="dxa" w:w="873"/>
           </w:tcPr>
           <w:p>
             <w:r>
@@ -5163,7 +5163,7 @@
       <w:tr>
         <w:tc>
           <w:tcPr>
-            <w:tcW w:type="dxa" w:w="877"/>
+            <w:tcW w:type="dxa" w:w="869"/>
           </w:tcPr>
           <w:p>
             <w:r>
@@ -5176,7 +5176,7 @@
         </w:tc>
         <w:tc>
           <w:tcPr>
-            <w:tcW w:type="dxa" w:w="877"/>
+            <w:tcW w:type="dxa" w:w="873"/>
           </w:tcPr>
           <w:p>
             <w:r>
@@ -5189,7 +5189,7 @@
         </w:tc>
         <w:tc>
           <w:tcPr>
-            <w:tcW w:type="dxa" w:w="877"/>
+            <w:tcW w:type="dxa" w:w="873"/>
           </w:tcPr>
           <w:p>
             <w:r>
@@ -5202,7 +5202,7 @@
         </w:tc>
         <w:tc>
           <w:tcPr>
-            <w:tcW w:type="dxa" w:w="877"/>
+            <w:tcW w:type="dxa" w:w="873"/>
           </w:tcPr>
           <w:p>
             <w:r>
@@ -5215,7 +5215,7 @@
         </w:tc>
         <w:tc>
           <w:tcPr>
-            <w:tcW w:type="dxa" w:w="877"/>
+            <w:tcW w:type="dxa" w:w="873"/>
           </w:tcPr>
           <w:p>
             <w:r>
@@ -5228,7 +5228,7 @@
         </w:tc>
         <w:tc>
           <w:tcPr>
-            <w:tcW w:type="dxa" w:w="877"/>
+            <w:tcW w:type="dxa" w:w="873"/>
           </w:tcPr>
           <w:p>
             <w:r>
@@ -5241,7 +5241,7 @@
         </w:tc>
         <w:tc>
           <w:tcPr>
-            <w:tcW w:type="dxa" w:w="877"/>
+            <w:tcW w:type="dxa" w:w="873"/>
           </w:tcPr>
           <w:p>
             <w:r>
@@ -5254,7 +5254,7 @@
         </w:tc>
         <w:tc>
           <w:tcPr>
-            <w:tcW w:type="dxa" w:w="877"/>
+            <w:tcW w:type="dxa" w:w="873"/>
           </w:tcPr>
           <w:p>
             <w:r>
@@ -5267,7 +5267,7 @@
         </w:tc>
         <w:tc>
           <w:tcPr>
-            <w:tcW w:type="dxa" w:w="877"/>
+            <w:tcW w:type="dxa" w:w="873"/>
           </w:tcPr>
           <w:p>
             <w:r>
@@ -5280,7 +5280,7 @@
         </w:tc>
         <w:tc>
           <w:tcPr>
-            <w:tcW w:type="dxa" w:w="877"/>
+            <w:tcW w:type="dxa" w:w="873"/>
           </w:tcPr>
           <w:p>
             <w:r>
@@ -5293,7 +5293,7 @@
         </w:tc>
         <w:tc>
           <w:tcPr>
-            <w:tcW w:type="dxa" w:w="877"/>
+            <w:tcW w:type="dxa" w:w="873"/>
           </w:tcPr>
           <w:p>
             <w:r>
@@ -5308,7 +5308,7 @@
       <w:tr>
         <w:tc>
           <w:tcPr>
-            <w:tcW w:type="dxa" w:w="877"/>
+            <w:tcW w:type="dxa" w:w="869"/>
           </w:tcPr>
           <w:p>
             <w:r>
@@ -5321,7 +5321,7 @@
         </w:tc>
         <w:tc>
           <w:tcPr>
-            <w:tcW w:type="dxa" w:w="877"/>
+            <w:tcW w:type="dxa" w:w="873"/>
           </w:tcPr>
           <w:p>
             <w:r>
@@ -5334,7 +5334,7 @@
         </w:tc>
         <w:tc>
           <w:tcPr>
-            <w:tcW w:type="dxa" w:w="877"/>
+            <w:tcW w:type="dxa" w:w="873"/>
           </w:tcPr>
           <w:p>
             <w:r>
@@ -5347,7 +5347,7 @@
         </w:tc>
         <w:tc>
           <w:tcPr>
-            <w:tcW w:type="dxa" w:w="877"/>
+            <w:tcW w:type="dxa" w:w="873"/>
           </w:tcPr>
           <w:p>
             <w:r>
@@ -5360,7 +5360,7 @@
         </w:tc>
         <w:tc>
           <w:tcPr>
-            <w:tcW w:type="dxa" w:w="877"/>
+            <w:tcW w:type="dxa" w:w="873"/>
           </w:tcPr>
           <w:p>
             <w:r>
@@ -5373,7 +5373,7 @@
         </w:tc>
         <w:tc>
           <w:tcPr>
-            <w:tcW w:type="dxa" w:w="877"/>
+            <w:tcW w:type="dxa" w:w="873"/>
           </w:tcPr>
           <w:p>
             <w:r>
@@ -5386,7 +5386,7 @@
         </w:tc>
         <w:tc>
           <w:tcPr>
-            <w:tcW w:type="dxa" w:w="877"/>
+            <w:tcW w:type="dxa" w:w="873"/>
           </w:tcPr>
           <w:p>
             <w:r>
@@ -5399,7 +5399,7 @@
         </w:tc>
         <w:tc>
           <w:tcPr>
-            <w:tcW w:type="dxa" w:w="877"/>
+            <w:tcW w:type="dxa" w:w="873"/>
           </w:tcPr>
           <w:p>
             <w:r>
@@ -5412,7 +5412,7 @@
         </w:tc>
         <w:tc>
           <w:tcPr>
-            <w:tcW w:type="dxa" w:w="877"/>
+            <w:tcW w:type="dxa" w:w="873"/>
           </w:tcPr>
           <w:p>
             <w:r>
@@ -5425,7 +5425,7 @@
         </w:tc>
         <w:tc>
           <w:tcPr>
-            <w:tcW w:type="dxa" w:w="877"/>
+            <w:tcW w:type="dxa" w:w="873"/>
           </w:tcPr>
           <w:p>
             <w:r>
@@ -5438,7 +5438,7 @@
         </w:tc>
         <w:tc>
           <w:tcPr>
-            <w:tcW w:type="dxa" w:w="877"/>
+            <w:tcW w:type="dxa" w:w="873"/>
           </w:tcPr>
           <w:p>
             <w:r>
@@ -5453,7 +5453,7 @@
       <w:tr>
         <w:tc>
           <w:tcPr>
-            <w:tcW w:type="dxa" w:w="877"/>
+            <w:tcW w:type="dxa" w:w="869"/>
           </w:tcPr>
           <w:p>
             <w:r>
@@ -5466,7 +5466,7 @@
         </w:tc>
         <w:tc>
           <w:tcPr>
-            <w:tcW w:type="dxa" w:w="877"/>
+            <w:tcW w:type="dxa" w:w="873"/>
           </w:tcPr>
           <w:p>
             <w:r>
@@ -5479,7 +5479,7 @@
         </w:tc>
         <w:tc>
           <w:tcPr>
-            <w:tcW w:type="dxa" w:w="877"/>
+            <w:tcW w:type="dxa" w:w="873"/>
           </w:tcPr>
           <w:p>
             <w:r>
@@ -5492,7 +5492,7 @@
         </w:tc>
         <w:tc>
           <w:tcPr>
-            <w:tcW w:type="dxa" w:w="877"/>
+            <w:tcW w:type="dxa" w:w="873"/>
           </w:tcPr>
           <w:p>
             <w:r>
@@ -5505,7 +5505,7 @@
         </w:tc>
         <w:tc>
           <w:tcPr>
-            <w:tcW w:type="dxa" w:w="877"/>
+            <w:tcW w:type="dxa" w:w="873"/>
           </w:tcPr>
           <w:p>
             <w:r>
@@ -5518,7 +5518,7 @@
         </w:tc>
         <w:tc>
           <w:tcPr>
-            <w:tcW w:type="dxa" w:w="877"/>
+            <w:tcW w:type="dxa" w:w="873"/>
           </w:tcPr>
           <w:p>
             <w:r>
@@ -5531,7 +5531,7 @@
         </w:tc>
         <w:tc>
           <w:tcPr>
-            <w:tcW w:type="dxa" w:w="877"/>
+            <w:tcW w:type="dxa" w:w="873"/>
           </w:tcPr>
           <w:p>
             <w:r>
@@ -5544,7 +5544,7 @@
         </w:tc>
         <w:tc>
           <w:tcPr>
-            <w:tcW w:type="dxa" w:w="877"/>
+            <w:tcW w:type="dxa" w:w="873"/>
           </w:tcPr>
           <w:p>
             <w:r>
@@ -5557,7 +5557,7 @@
         </w:tc>
         <w:tc>
           <w:tcPr>
-            <w:tcW w:type="dxa" w:w="877"/>
+            <w:tcW w:type="dxa" w:w="873"/>
           </w:tcPr>
           <w:p>
             <w:r>
@@ -5570,7 +5570,7 @@
         </w:tc>
         <w:tc>
           <w:tcPr>
-            <w:tcW w:type="dxa" w:w="877"/>
+            <w:tcW w:type="dxa" w:w="873"/>
           </w:tcPr>
           <w:p>
             <w:r>
@@ -5583,7 +5583,7 @@
         </w:tc>
         <w:tc>
           <w:tcPr>
-            <w:tcW w:type="dxa" w:w="877"/>
+            <w:tcW w:type="dxa" w:w="873"/>
           </w:tcPr>
           <w:p>
             <w:r>
@@ -5598,7 +5598,7 @@
       <w:tr>
         <w:tc>
           <w:tcPr>
-            <w:tcW w:type="dxa" w:w="877"/>
+            <w:tcW w:type="dxa" w:w="869"/>
           </w:tcPr>
           <w:p>
             <w:r>
@@ -5611,7 +5611,7 @@
         </w:tc>
         <w:tc>
           <w:tcPr>
-            <w:tcW w:type="dxa" w:w="877"/>
+            <w:tcW w:type="dxa" w:w="873"/>
           </w:tcPr>
           <w:p>
             <w:r>
@@ -5624,7 +5624,7 @@
         </w:tc>
         <w:tc>
           <w:tcPr>
-            <w:tcW w:type="dxa" w:w="877"/>
+            <w:tcW w:type="dxa" w:w="873"/>
           </w:tcPr>
           <w:p>
             <w:r>
@@ -5637,7 +5637,7 @@
         </w:tc>
         <w:tc>
           <w:tcPr>
-            <w:tcW w:type="dxa" w:w="877"/>
+            <w:tcW w:type="dxa" w:w="873"/>
           </w:tcPr>
           <w:p>
             <w:r>
@@ -5650,7 +5650,7 @@
         </w:tc>
         <w:tc>
           <w:tcPr>
-            <w:tcW w:type="dxa" w:w="877"/>
+            <w:tcW w:type="dxa" w:w="873"/>
           </w:tcPr>
           <w:p>
             <w:r>
@@ -5663,7 +5663,7 @@
         </w:tc>
         <w:tc>
           <w:tcPr>
-            <w:tcW w:type="dxa" w:w="877"/>
+            <w:tcW w:type="dxa" w:w="873"/>
           </w:tcPr>
           <w:p>
             <w:r>
@@ -5676,7 +5676,7 @@
         </w:tc>
         <w:tc>
           <w:tcPr>
-            <w:tcW w:type="dxa" w:w="877"/>
+            <w:tcW w:type="dxa" w:w="873"/>
           </w:tcPr>
           <w:p>
             <w:r>
@@ -5689,7 +5689,7 @@
         </w:tc>
         <w:tc>
           <w:tcPr>
-            <w:tcW w:type="dxa" w:w="877"/>
+            <w:tcW w:type="dxa" w:w="873"/>
           </w:tcPr>
           <w:p>
             <w:r>
@@ -5702,7 +5702,7 @@
         </w:tc>
         <w:tc>
           <w:tcPr>
-            <w:tcW w:type="dxa" w:w="877"/>
+            <w:tcW w:type="dxa" w:w="873"/>
           </w:tcPr>
           <w:p>
             <w:r>
@@ -5715,7 +5715,7 @@
         </w:tc>
         <w:tc>
           <w:tcPr>
-            <w:tcW w:type="dxa" w:w="877"/>
+            <w:tcW w:type="dxa" w:w="873"/>
           </w:tcPr>
           <w:p>
             <w:r>
@@ -5728,7 +5728,7 @@
         </w:tc>
         <w:tc>
           <w:tcPr>
-            <w:tcW w:type="dxa" w:w="877"/>
+            <w:tcW w:type="dxa" w:w="873"/>
           </w:tcPr>
           <w:p>
             <w:r>
@@ -5743,7 +5743,7 @@
       <w:tr>
         <w:tc>
           <w:tcPr>
-            <w:tcW w:type="dxa" w:w="877"/>
+            <w:tcW w:type="dxa" w:w="869"/>
           </w:tcPr>
           <w:p>
             <w:r>
@@ -5756,7 +5756,7 @@
         </w:tc>
         <w:tc>
           <w:tcPr>
-            <w:tcW w:type="dxa" w:w="877"/>
+            <w:tcW w:type="dxa" w:w="873"/>
           </w:tcPr>
           <w:p>
             <w:r>
@@ -5769,7 +5769,7 @@
         </w:tc>
         <w:tc>
           <w:tcPr>
-            <w:tcW w:type="dxa" w:w="877"/>
+            <w:tcW w:type="dxa" w:w="873"/>
           </w:tcPr>
           <w:p>
             <w:r>
@@ -5782,7 +5782,7 @@
         </w:tc>
         <w:tc>
           <w:tcPr>
-            <w:tcW w:type="dxa" w:w="877"/>
+            <w:tcW w:type="dxa" w:w="873"/>
           </w:tcPr>
           <w:p>
             <w:r>
@@ -5795,7 +5795,7 @@
         </w:tc>
         <w:tc>
           <w:tcPr>
-            <w:tcW w:type="dxa" w:w="877"/>
+            <w:tcW w:type="dxa" w:w="873"/>
           </w:tcPr>
           <w:p>
             <w:r>
@@ -5808,7 +5808,7 @@
         </w:tc>
         <w:tc>
           <w:tcPr>
-            <w:tcW w:type="dxa" w:w="877"/>
+            <w:tcW w:type="dxa" w:w="873"/>
           </w:tcPr>
           <w:p>
             <w:r>
@@ -5821,7 +5821,7 @@
         </w:tc>
         <w:tc>
           <w:tcPr>
-            <w:tcW w:type="dxa" w:w="877"/>
+            <w:tcW w:type="dxa" w:w="873"/>
           </w:tcPr>
           <w:p>
             <w:r>
@@ -5834,7 +5834,7 @@
         </w:tc>
         <w:tc>
           <w:tcPr>
-            <w:tcW w:type="dxa" w:w="877"/>
+            <w:tcW w:type="dxa" w:w="873"/>
           </w:tcPr>
           <w:p>
             <w:r>
@@ -5847,7 +5847,7 @@
         </w:tc>
         <w:tc>
           <w:tcPr>
-            <w:tcW w:type="dxa" w:w="877"/>
+            <w:tcW w:type="dxa" w:w="873"/>
           </w:tcPr>
           <w:p>
             <w:r>
@@ -5860,7 +5860,7 @@
         </w:tc>
         <w:tc>
           <w:tcPr>
-            <w:tcW w:type="dxa" w:w="877"/>
+            <w:tcW w:type="dxa" w:w="873"/>
           </w:tcPr>
           <w:p>
             <w:r>
@@ -5873,7 +5873,7 @@
         </w:tc>
         <w:tc>
           <w:tcPr>
-            <w:tcW w:type="dxa" w:w="877"/>
+            <w:tcW w:type="dxa" w:w="873"/>
           </w:tcPr>
           <w:p>
             <w:r>
@@ -5888,7 +5888,7 @@
       <w:tr>
         <w:tc>
           <w:tcPr>
-            <w:tcW w:type="dxa" w:w="877"/>
+            <w:tcW w:type="dxa" w:w="869"/>
           </w:tcPr>
           <w:p>
             <w:r>
@@ -5901,7 +5901,7 @@
         </w:tc>
         <w:tc>
           <w:tcPr>
-            <w:tcW w:type="dxa" w:w="877"/>
+            <w:tcW w:type="dxa" w:w="873"/>
           </w:tcPr>
           <w:p>
             <w:r>
@@ -5914,7 +5914,7 @@
         </w:tc>
         <w:tc>
           <w:tcPr>
-            <w:tcW w:type="dxa" w:w="877"/>
+            <w:tcW w:type="dxa" w:w="873"/>
           </w:tcPr>
           <w:p>
             <w:r>
@@ -5927,7 +5927,7 @@
         </w:tc>
         <w:tc>
           <w:tcPr>
-            <w:tcW w:type="dxa" w:w="877"/>
+            <w:tcW w:type="dxa" w:w="873"/>
           </w:tcPr>
           <w:p>
             <w:r>
@@ -5940,7 +5940,7 @@
         </w:tc>
         <w:tc>
           <w:tcPr>
-            <w:tcW w:type="dxa" w:w="877"/>
+            <w:tcW w:type="dxa" w:w="873"/>
           </w:tcPr>
           <w:p>
             <w:r>
@@ -5953,7 +5953,7 @@
         </w:tc>
         <w:tc>
           <w:tcPr>
-            <w:tcW w:type="dxa" w:w="877"/>
+            <w:tcW w:type="dxa" w:w="873"/>
           </w:tcPr>
           <w:p>
             <w:r>
@@ -5966,7 +5966,7 @@
         </w:tc>
         <w:tc>
           <w:tcPr>
-            <w:tcW w:type="dxa" w:w="877"/>
+            <w:tcW w:type="dxa" w:w="873"/>
           </w:tcPr>
           <w:p>
             <w:r>
@@ -5979,7 +5979,7 @@
         </w:tc>
         <w:tc>
           <w:tcPr>
-            <w:tcW w:type="dxa" w:w="877"/>
+            <w:tcW w:type="dxa" w:w="873"/>
           </w:tcPr>
           <w:p>
             <w:r>
@@ -5992,7 +5992,7 @@
         </w:tc>
         <w:tc>
           <w:tcPr>
-            <w:tcW w:type="dxa" w:w="877"/>
+            <w:tcW w:type="dxa" w:w="873"/>
           </w:tcPr>
           <w:p>
             <w:r>
@@ -6005,7 +6005,7 @@
         </w:tc>
         <w:tc>
           <w:tcPr>
-            <w:tcW w:type="dxa" w:w="877"/>
+            <w:tcW w:type="dxa" w:w="873"/>
           </w:tcPr>
           <w:p>
             <w:r>
@@ -6018,7 +6018,7 @@
         </w:tc>
         <w:tc>
           <w:tcPr>
-            <w:tcW w:type="dxa" w:w="877"/>
+            <w:tcW w:type="dxa" w:w="873"/>
           </w:tcPr>
           <w:p>
             <w:r>
@@ -6033,7 +6033,7 @@
       <w:tr>
         <w:tc>
           <w:tcPr>
-            <w:tcW w:type="dxa" w:w="877"/>
+            <w:tcW w:type="dxa" w:w="869"/>
           </w:tcPr>
           <w:p>
             <w:r>
@@ -6046,7 +6046,7 @@
         </w:tc>
         <w:tc>
           <w:tcPr>
-            <w:tcW w:type="dxa" w:w="877"/>
+            <w:tcW w:type="dxa" w:w="873"/>
           </w:tcPr>
           <w:p>
             <w:r>
@@ -6059,7 +6059,7 @@
         </w:tc>
         <w:tc>
           <w:tcPr>
-            <w:tcW w:type="dxa" w:w="877"/>
+            <w:tcW w:type="dxa" w:w="873"/>
           </w:tcPr>
           <w:p>
             <w:r>
@@ -6072,7 +6072,7 @@
         </w:tc>
         <w:tc>
           <w:tcPr>
-            <w:tcW w:type="dxa" w:w="877"/>
+            <w:tcW w:type="dxa" w:w="873"/>
           </w:tcPr>
           <w:p>
             <w:r>
@@ -6085,7 +6085,7 @@
         </w:tc>
         <w:tc>
           <w:tcPr>
-            <w:tcW w:type="dxa" w:w="877"/>
+            <w:tcW w:type="dxa" w:w="873"/>
           </w:tcPr>
           <w:p>
             <w:r>
@@ -6098,7 +6098,7 @@
         </w:tc>
         <w:tc>
           <w:tcPr>
-            <w:tcW w:type="dxa" w:w="877"/>
+            <w:tcW w:type="dxa" w:w="873"/>
           </w:tcPr>
           <w:p>
             <w:r>
@@ -6111,7 +6111,7 @@
         </w:tc>
         <w:tc>
           <w:tcPr>
-            <w:tcW w:type="dxa" w:w="877"/>
+            <w:tcW w:type="dxa" w:w="873"/>
           </w:tcPr>
           <w:p>
             <w:r>
@@ -6124,7 +6124,7 @@
         </w:tc>
         <w:tc>
           <w:tcPr>
-            <w:tcW w:type="dxa" w:w="877"/>
+            <w:tcW w:type="dxa" w:w="873"/>
           </w:tcPr>
           <w:p>
             <w:r>
@@ -6137,7 +6137,7 @@
         </w:tc>
         <w:tc>
           <w:tcPr>
-            <w:tcW w:type="dxa" w:w="877"/>
+            <w:tcW w:type="dxa" w:w="873"/>
           </w:tcPr>
           <w:p>
             <w:r>
@@ -6150,7 +6150,7 @@
         </w:tc>
         <w:tc>
           <w:tcPr>
-            <w:tcW w:type="dxa" w:w="877"/>
+            <w:tcW w:type="dxa" w:w="873"/>
           </w:tcPr>
           <w:p>
             <w:r>
@@ -6163,7 +6163,7 @@
         </w:tc>
         <w:tc>
           <w:tcPr>
-            <w:tcW w:type="dxa" w:w="877"/>
+            <w:tcW w:type="dxa" w:w="873"/>
           </w:tcPr>
           <w:p>
             <w:r>
@@ -6178,7 +6178,7 @@
       <w:tr>
         <w:tc>
           <w:tcPr>
-            <w:tcW w:type="dxa" w:w="877"/>
+            <w:tcW w:type="dxa" w:w="869"/>
           </w:tcPr>
           <w:p>
             <w:r>
@@ -6191,7 +6191,7 @@
         </w:tc>
         <w:tc>
           <w:tcPr>
-            <w:tcW w:type="dxa" w:w="877"/>
+            <w:tcW w:type="dxa" w:w="873"/>
           </w:tcPr>
           <w:p>
             <w:r>
@@ -6204,7 +6204,7 @@
         </w:tc>
         <w:tc>
           <w:tcPr>
-            <w:tcW w:type="dxa" w:w="877"/>
+            <w:tcW w:type="dxa" w:w="873"/>
           </w:tcPr>
           <w:p>
             <w:r>
@@ -6217,7 +6217,7 @@
         </w:tc>
         <w:tc>
           <w:tcPr>
-            <w:tcW w:type="dxa" w:w="877"/>
+            <w:tcW w:type="dxa" w:w="873"/>
           </w:tcPr>
           <w:p>
             <w:r>
@@ -6230,7 +6230,7 @@
         </w:tc>
         <w:tc>
           <w:tcPr>
-            <w:tcW w:type="dxa" w:w="877"/>
+            <w:tcW w:type="dxa" w:w="873"/>
           </w:tcPr>
           <w:p>
             <w:r>
@@ -6243,7 +6243,7 @@
         </w:tc>
         <w:tc>
           <w:tcPr>
-            <w:tcW w:type="dxa" w:w="877"/>
+            <w:tcW w:type="dxa" w:w="873"/>
           </w:tcPr>
           <w:p>
             <w:r>
@@ -6256,7 +6256,7 @@
         </w:tc>
         <w:tc>
           <w:tcPr>
-            <w:tcW w:type="dxa" w:w="877"/>
+            <w:tcW w:type="dxa" w:w="873"/>
           </w:tcPr>
           <w:p>
             <w:r>
@@ -6269,7 +6269,7 @@
         </w:tc>
         <w:tc>
           <w:tcPr>
-            <w:tcW w:type="dxa" w:w="877"/>
+            <w:tcW w:type="dxa" w:w="873"/>
           </w:tcPr>
           <w:p>
             <w:r>
@@ -6282,7 +6282,7 @@
         </w:tc>
         <w:tc>
           <w:tcPr>
-            <w:tcW w:type="dxa" w:w="877"/>
+            <w:tcW w:type="dxa" w:w="873"/>
           </w:tcPr>
           <w:p>
             <w:r>
@@ -6295,7 +6295,7 @@
         </w:tc>
         <w:tc>
           <w:tcPr>
-            <w:tcW w:type="dxa" w:w="877"/>
+            <w:tcW w:type="dxa" w:w="873"/>
           </w:tcPr>
           <w:p>
             <w:r>
@@ -6308,7 +6308,7 @@
         </w:tc>
         <w:tc>
           <w:tcPr>
-            <w:tcW w:type="dxa" w:w="877"/>
+            <w:tcW w:type="dxa" w:w="873"/>
           </w:tcPr>
           <w:p>
             <w:r>
@@ -6323,7 +6323,7 @@
       <w:tr>
         <w:tc>
           <w:tcPr>
-            <w:tcW w:type="dxa" w:w="877"/>
+            <w:tcW w:type="dxa" w:w="869"/>
           </w:tcPr>
           <w:p>
             <w:r>
@@ -6336,7 +6336,7 @@
         </w:tc>
         <w:tc>
           <w:tcPr>
-            <w:tcW w:type="dxa" w:w="877"/>
+            <w:tcW w:type="dxa" w:w="873"/>
           </w:tcPr>
           <w:p>
             <w:r>
@@ -6349,7 +6349,7 @@
         </w:tc>
         <w:tc>
           <w:tcPr>
-            <w:tcW w:type="dxa" w:w="877"/>
+            <w:tcW w:type="dxa" w:w="873"/>
           </w:tcPr>
           <w:p>
             <w:r>
@@ -6362,7 +6362,7 @@
         </w:tc>
         <w:tc>
           <w:tcPr>
-            <w:tcW w:type="dxa" w:w="877"/>
+            <w:tcW w:type="dxa" w:w="873"/>
           </w:tcPr>
           <w:p>
             <w:r>
@@ -6375,7 +6375,7 @@
         </w:tc>
         <w:tc>
           <w:tcPr>
-            <w:tcW w:type="dxa" w:w="877"/>
+            <w:tcW w:type="dxa" w:w="873"/>
           </w:tcPr>
           <w:p>
             <w:r>
@@ -6388,7 +6388,7 @@
         </w:tc>
         <w:tc>
           <w:tcPr>
-            <w:tcW w:type="dxa" w:w="877"/>
+            <w:tcW w:type="dxa" w:w="873"/>
           </w:tcPr>
           <w:p>
             <w:r>
@@ -6401,7 +6401,7 @@
         </w:tc>
         <w:tc>
           <w:tcPr>
-            <w:tcW w:type="dxa" w:w="877"/>
+            <w:tcW w:type="dxa" w:w="873"/>
           </w:tcPr>
           <w:p>
             <w:r>
@@ -6414,7 +6414,7 @@
         </w:tc>
         <w:tc>
           <w:tcPr>
-            <w:tcW w:type="dxa" w:w="877"/>
+            <w:tcW w:type="dxa" w:w="873"/>
           </w:tcPr>
           <w:p>
             <w:r>
@@ -6427,7 +6427,7 @@
         </w:tc>
         <w:tc>
           <w:tcPr>
-            <w:tcW w:type="dxa" w:w="877"/>
+            <w:tcW w:type="dxa" w:w="873"/>
           </w:tcPr>
           <w:p>
             <w:r>
@@ -6440,7 +6440,7 @@
         </w:tc>
         <w:tc>
           <w:tcPr>
-            <w:tcW w:type="dxa" w:w="877"/>
+            <w:tcW w:type="dxa" w:w="873"/>
           </w:tcPr>
           <w:p>
             <w:r>
@@ -6453,7 +6453,7 @@
         </w:tc>
         <w:tc>
           <w:tcPr>
-            <w:tcW w:type="dxa" w:w="877"/>
+            <w:tcW w:type="dxa" w:w="873"/>
           </w:tcPr>
           <w:p>
             <w:r>
@@ -6478,26 +6478,26 @@
     <w:tbl>
       <w:tblPr>
         <w:tblStyle w:val="LightGrid-Accent1"/>
-        <w:tblW w:type="auto" w:w="0"/>
+        <w:tblW w:type="dxa" w:w="9599"/>
         <w:tblLook w:firstColumn="1" w:firstRow="1" w:lastColumn="0" w:lastRow="0" w:noHBand="0" w:noVBand="1" w:val="04A0"/>
       </w:tblPr>
       <w:tblGrid>
-        <w:gridCol w:w="877"/>
-        <w:gridCol w:w="877"/>
-        <w:gridCol w:w="877"/>
-        <w:gridCol w:w="877"/>
-        <w:gridCol w:w="877"/>
-        <w:gridCol w:w="877"/>
-        <w:gridCol w:w="877"/>
-        <w:gridCol w:w="877"/>
-        <w:gridCol w:w="877"/>
-        <w:gridCol w:w="877"/>
-        <w:gridCol w:w="877"/>
+        <w:gridCol w:w="869"/>
+        <w:gridCol w:w="873"/>
+        <w:gridCol w:w="873"/>
+        <w:gridCol w:w="873"/>
+        <w:gridCol w:w="873"/>
+        <w:gridCol w:w="873"/>
+        <w:gridCol w:w="873"/>
+        <w:gridCol w:w="873"/>
+        <w:gridCol w:w="873"/>
+        <w:gridCol w:w="873"/>
+        <w:gridCol w:w="873"/>
       </w:tblGrid>
       <w:tr>
         <w:tc>
           <w:tcPr>
-            <w:tcW w:type="dxa" w:w="877"/>
+            <w:tcW w:type="dxa" w:w="869"/>
           </w:tcPr>
           <w:p>
             <w:r>
@@ -6510,7 +6510,7 @@
         </w:tc>
         <w:tc>
           <w:tcPr>
-            <w:tcW w:type="dxa" w:w="877"/>
+            <w:tcW w:type="dxa" w:w="873"/>
           </w:tcPr>
           <w:p>
             <w:r>
@@ -6523,7 +6523,7 @@
         </w:tc>
         <w:tc>
           <w:tcPr>
-            <w:tcW w:type="dxa" w:w="877"/>
+            <w:tcW w:type="dxa" w:w="873"/>
           </w:tcPr>
           <w:p>
             <w:r>
@@ -6536,7 +6536,7 @@
         </w:tc>
         <w:tc>
           <w:tcPr>
-            <w:tcW w:type="dxa" w:w="877"/>
+            <w:tcW w:type="dxa" w:w="873"/>
           </w:tcPr>
           <w:p>
             <w:r>
@@ -6549,7 +6549,7 @@
         </w:tc>
         <w:tc>
           <w:tcPr>
-            <w:tcW w:type="dxa" w:w="877"/>
+            <w:tcW w:type="dxa" w:w="873"/>
           </w:tcPr>
           <w:p>
             <w:r>
@@ -6562,7 +6562,7 @@
         </w:tc>
         <w:tc>
           <w:tcPr>
-            <w:tcW w:type="dxa" w:w="877"/>
+            <w:tcW w:type="dxa" w:w="873"/>
           </w:tcPr>
           <w:p>
             <w:r>
@@ -6575,7 +6575,7 @@
         </w:tc>
         <w:tc>
           <w:tcPr>
-            <w:tcW w:type="dxa" w:w="877"/>
+            <w:tcW w:type="dxa" w:w="873"/>
           </w:tcPr>
           <w:p>
             <w:r>
@@ -6588,7 +6588,7 @@
         </w:tc>
         <w:tc>
           <w:tcPr>
-            <w:tcW w:type="dxa" w:w="877"/>
+            <w:tcW w:type="dxa" w:w="873"/>
           </w:tcPr>
           <w:p>
             <w:r>
@@ -6601,7 +6601,7 @@
         </w:tc>
         <w:tc>
           <w:tcPr>
-            <w:tcW w:type="dxa" w:w="877"/>
+            <w:tcW w:type="dxa" w:w="873"/>
           </w:tcPr>
           <w:p>
             <w:r>
@@ -6614,7 +6614,7 @@
         </w:tc>
         <w:tc>
           <w:tcPr>
-            <w:tcW w:type="dxa" w:w="877"/>
+            <w:tcW w:type="dxa" w:w="873"/>
           </w:tcPr>
           <w:p>
             <w:r>
@@ -6627,7 +6627,7 @@
         </w:tc>
         <w:tc>
           <w:tcPr>
-            <w:tcW w:type="dxa" w:w="877"/>
+            <w:tcW w:type="dxa" w:w="873"/>
           </w:tcPr>
           <w:p>
             <w:r>
@@ -6642,7 +6642,7 @@
       <w:tr>
         <w:tc>
           <w:tcPr>
-            <w:tcW w:type="dxa" w:w="877"/>
+            <w:tcW w:type="dxa" w:w="869"/>
           </w:tcPr>
           <w:p>
             <w:r>
@@ -6655,7 +6655,7 @@
         </w:tc>
         <w:tc>
           <w:tcPr>
-            <w:tcW w:type="dxa" w:w="877"/>
+            <w:tcW w:type="dxa" w:w="873"/>
           </w:tcPr>
           <w:p>
             <w:r>
@@ -6668,7 +6668,7 @@
         </w:tc>
         <w:tc>
           <w:tcPr>
-            <w:tcW w:type="dxa" w:w="877"/>
+            <w:tcW w:type="dxa" w:w="873"/>
           </w:tcPr>
           <w:p>
             <w:r>
@@ -6681,7 +6681,7 @@
         </w:tc>
         <w:tc>
           <w:tcPr>
-            <w:tcW w:type="dxa" w:w="877"/>
+            <w:tcW w:type="dxa" w:w="873"/>
           </w:tcPr>
           <w:p>
             <w:r>
@@ -6694,7 +6694,7 @@
         </w:tc>
         <w:tc>
           <w:tcPr>
-            <w:tcW w:type="dxa" w:w="877"/>
+            <w:tcW w:type="dxa" w:w="873"/>
           </w:tcPr>
           <w:p>
             <w:r>
@@ -6707,7 +6707,7 @@
         </w:tc>
         <w:tc>
           <w:tcPr>
-            <w:tcW w:type="dxa" w:w="877"/>
+            <w:tcW w:type="dxa" w:w="873"/>
           </w:tcPr>
           <w:p>
             <w:r>
@@ -6720,7 +6720,7 @@
         </w:tc>
         <w:tc>
           <w:tcPr>
-            <w:tcW w:type="dxa" w:w="877"/>
+            <w:tcW w:type="dxa" w:w="873"/>
           </w:tcPr>
           <w:p>
             <w:r>
@@ -6733,7 +6733,7 @@
         </w:tc>
         <w:tc>
           <w:tcPr>
-            <w:tcW w:type="dxa" w:w="877"/>
+            <w:tcW w:type="dxa" w:w="873"/>
           </w:tcPr>
           <w:p>
             <w:r>
@@ -6746,7 +6746,7 @@
         </w:tc>
         <w:tc>
           <w:tcPr>
-            <w:tcW w:type="dxa" w:w="877"/>
+            <w:tcW w:type="dxa" w:w="873"/>
           </w:tcPr>
           <w:p>
             <w:r>
@@ -6759,7 +6759,7 @@
         </w:tc>
         <w:tc>
           <w:tcPr>
-            <w:tcW w:type="dxa" w:w="877"/>
+            <w:tcW w:type="dxa" w:w="873"/>
           </w:tcPr>
           <w:p>
             <w:r>
@@ -6772,7 +6772,7 @@
         </w:tc>
         <w:tc>
           <w:tcPr>
-            <w:tcW w:type="dxa" w:w="877"/>
+            <w:tcW w:type="dxa" w:w="873"/>
           </w:tcPr>
           <w:p>
             <w:r>
@@ -6787,7 +6787,7 @@
       <w:tr>
         <w:tc>
           <w:tcPr>
-            <w:tcW w:type="dxa" w:w="877"/>
+            <w:tcW w:type="dxa" w:w="869"/>
           </w:tcPr>
           <w:p>
             <w:r>
@@ -6800,7 +6800,7 @@
         </w:tc>
         <w:tc>
           <w:tcPr>
-            <w:tcW w:type="dxa" w:w="877"/>
+            <w:tcW w:type="dxa" w:w="873"/>
           </w:tcPr>
           <w:p>
             <w:r>
@@ -6813,7 +6813,7 @@
         </w:tc>
         <w:tc>
           <w:tcPr>
-            <w:tcW w:type="dxa" w:w="877"/>
+            <w:tcW w:type="dxa" w:w="873"/>
           </w:tcPr>
           <w:p>
             <w:r>
@@ -6826,7 +6826,7 @@
         </w:tc>
         <w:tc>
           <w:tcPr>
-            <w:tcW w:type="dxa" w:w="877"/>
+            <w:tcW w:type="dxa" w:w="873"/>
           </w:tcPr>
           <w:p>
             <w:r>
@@ -6839,7 +6839,7 @@
         </w:tc>
         <w:tc>
           <w:tcPr>
-            <w:tcW w:type="dxa" w:w="877"/>
+            <w:tcW w:type="dxa" w:w="873"/>
           </w:tcPr>
           <w:p>
             <w:r>
@@ -6852,7 +6852,7 @@
         </w:tc>
         <w:tc>
           <w:tcPr>
-            <w:tcW w:type="dxa" w:w="877"/>
+            <w:tcW w:type="dxa" w:w="873"/>
           </w:tcPr>
           <w:p>
             <w:r>
@@ -6865,7 +6865,7 @@
         </w:tc>
         <w:tc>
           <w:tcPr>
-            <w:tcW w:type="dxa" w:w="877"/>
+            <w:tcW w:type="dxa" w:w="873"/>
           </w:tcPr>
           <w:p>
             <w:r>
@@ -6878,7 +6878,7 @@
         </w:tc>
         <w:tc>
           <w:tcPr>
-            <w:tcW w:type="dxa" w:w="877"/>
+            <w:tcW w:type="dxa" w:w="873"/>
           </w:tcPr>
           <w:p>
             <w:r>
@@ -6891,7 +6891,7 @@
         </w:tc>
         <w:tc>
           <w:tcPr>
-            <w:tcW w:type="dxa" w:w="877"/>
+            <w:tcW w:type="dxa" w:w="873"/>
           </w:tcPr>
           <w:p>
             <w:r>
@@ -6904,7 +6904,7 @@
         </w:tc>
         <w:tc>
           <w:tcPr>
-            <w:tcW w:type="dxa" w:w="877"/>
+            <w:tcW w:type="dxa" w:w="873"/>
           </w:tcPr>
           <w:p>
             <w:r>
@@ -6917,7 +6917,7 @@
         </w:tc>
         <w:tc>
           <w:tcPr>
-            <w:tcW w:type="dxa" w:w="877"/>
+            <w:tcW w:type="dxa" w:w="873"/>
           </w:tcPr>
           <w:p>
             <w:r>
@@ -6932,7 +6932,7 @@
       <w:tr>
         <w:tc>
           <w:tcPr>
-            <w:tcW w:type="dxa" w:w="877"/>
+            <w:tcW w:type="dxa" w:w="869"/>
           </w:tcPr>
           <w:p>
             <w:r>
@@ -6945,7 +6945,7 @@
         </w:tc>
         <w:tc>
           <w:tcPr>
-            <w:tcW w:type="dxa" w:w="877"/>
+            <w:tcW w:type="dxa" w:w="873"/>
           </w:tcPr>
           <w:p>
             <w:r>
@@ -6958,7 +6958,7 @@
         </w:tc>
         <w:tc>
           <w:tcPr>
-            <w:tcW w:type="dxa" w:w="877"/>
+            <w:tcW w:type="dxa" w:w="873"/>
           </w:tcPr>
           <w:p>
             <w:r>
@@ -6971,7 +6971,7 @@
         </w:tc>
         <w:tc>
           <w:tcPr>
-            <w:tcW w:type="dxa" w:w="877"/>
+            <w:tcW w:type="dxa" w:w="873"/>
           </w:tcPr>
           <w:p>
             <w:r>
@@ -6984,7 +6984,7 @@
         </w:tc>
         <w:tc>
           <w:tcPr>
-            <w:tcW w:type="dxa" w:w="877"/>
+            <w:tcW w:type="dxa" w:w="873"/>
           </w:tcPr>
           <w:p>
             <w:r>
@@ -6997,7 +6997,7 @@
         </w:tc>
         <w:tc>
           <w:tcPr>
-            <w:tcW w:type="dxa" w:w="877"/>
+            <w:tcW w:type="dxa" w:w="873"/>
           </w:tcPr>
           <w:p>
             <w:r>
@@ -7010,7 +7010,7 @@
         </w:tc>
         <w:tc>
           <w:tcPr>
-            <w:tcW w:type="dxa" w:w="877"/>
+            <w:tcW w:type="dxa" w:w="873"/>
           </w:tcPr>
           <w:p>
             <w:r>
@@ -7023,7 +7023,7 @@
         </w:tc>
         <w:tc>
           <w:tcPr>
-            <w:tcW w:type="dxa" w:w="877"/>
+            <w:tcW w:type="dxa" w:w="873"/>
           </w:tcPr>
           <w:p>
             <w:r>
@@ -7036,7 +7036,7 @@
         </w:tc>
         <w:tc>
           <w:tcPr>
-            <w:tcW w:type="dxa" w:w="877"/>
+            <w:tcW w:type="dxa" w:w="873"/>
           </w:tcPr>
           <w:p>
             <w:r>
@@ -7049,7 +7049,7 @@
         </w:tc>
         <w:tc>
           <w:tcPr>
-            <w:tcW w:type="dxa" w:w="877"/>
+            <w:tcW w:type="dxa" w:w="873"/>
           </w:tcPr>
           <w:p>
             <w:r>
@@ -7062,7 +7062,7 @@
         </w:tc>
         <w:tc>
           <w:tcPr>
-            <w:tcW w:type="dxa" w:w="877"/>
+            <w:tcW w:type="dxa" w:w="873"/>
           </w:tcPr>
           <w:p>
             <w:r>
@@ -7077,7 +7077,7 @@
       <w:tr>
         <w:tc>
           <w:tcPr>
-            <w:tcW w:type="dxa" w:w="877"/>
+            <w:tcW w:type="dxa" w:w="869"/>
           </w:tcPr>
           <w:p>
             <w:r>
@@ -7090,7 +7090,7 @@
         </w:tc>
         <w:tc>
           <w:tcPr>
-            <w:tcW w:type="dxa" w:w="877"/>
+            <w:tcW w:type="dxa" w:w="873"/>
           </w:tcPr>
           <w:p>
             <w:r>
@@ -7103,7 +7103,7 @@
         </w:tc>
         <w:tc>
           <w:tcPr>
-            <w:tcW w:type="dxa" w:w="877"/>
+            <w:tcW w:type="dxa" w:w="873"/>
           </w:tcPr>
           <w:p>
             <w:r>
@@ -7116,7 +7116,7 @@
         </w:tc>
         <w:tc>
           <w:tcPr>
-            <w:tcW w:type="dxa" w:w="877"/>
+            <w:tcW w:type="dxa" w:w="873"/>
           </w:tcPr>
           <w:p>
             <w:r>
@@ -7129,7 +7129,7 @@
         </w:tc>
         <w:tc>
           <w:tcPr>
-            <w:tcW w:type="dxa" w:w="877"/>
+            <w:tcW w:type="dxa" w:w="873"/>
           </w:tcPr>
           <w:p>
             <w:r>
@@ -7142,7 +7142,7 @@
         </w:tc>
         <w:tc>
           <w:tcPr>
-            <w:tcW w:type="dxa" w:w="877"/>
+            <w:tcW w:type="dxa" w:w="873"/>
           </w:tcPr>
           <w:p>
             <w:r>
@@ -7155,7 +7155,7 @@
         </w:tc>
         <w:tc>
           <w:tcPr>
-            <w:tcW w:type="dxa" w:w="877"/>
+            <w:tcW w:type="dxa" w:w="873"/>
           </w:tcPr>
           <w:p>
             <w:r>
@@ -7168,7 +7168,7 @@
         </w:tc>
         <w:tc>
           <w:tcPr>
-            <w:tcW w:type="dxa" w:w="877"/>
+            <w:tcW w:type="dxa" w:w="873"/>
           </w:tcPr>
           <w:p>
             <w:r>
@@ -7181,7 +7181,7 @@
         </w:tc>
         <w:tc>
           <w:tcPr>
-            <w:tcW w:type="dxa" w:w="877"/>
+            <w:tcW w:type="dxa" w:w="873"/>
           </w:tcPr>
           <w:p>
             <w:r>
@@ -7194,7 +7194,7 @@
         </w:tc>
         <w:tc>
           <w:tcPr>
-            <w:tcW w:type="dxa" w:w="877"/>
+            <w:tcW w:type="dxa" w:w="873"/>
           </w:tcPr>
           <w:p>
             <w:r>
@@ -7207,7 +7207,7 @@
         </w:tc>
         <w:tc>
           <w:tcPr>
-            <w:tcW w:type="dxa" w:w="877"/>
+            <w:tcW w:type="dxa" w:w="873"/>
           </w:tcPr>
           <w:p>
             <w:r>
@@ -7222,7 +7222,7 @@
       <w:tr>
         <w:tc>
           <w:tcPr>
-            <w:tcW w:type="dxa" w:w="877"/>
+            <w:tcW w:type="dxa" w:w="869"/>
           </w:tcPr>
           <w:p>
             <w:r>
@@ -7235,7 +7235,7 @@
         </w:tc>
         <w:tc>
           <w:tcPr>
-            <w:tcW w:type="dxa" w:w="877"/>
+            <w:tcW w:type="dxa" w:w="873"/>
           </w:tcPr>
           <w:p>
             <w:r>
@@ -7248,7 +7248,7 @@
         </w:tc>
         <w:tc>
           <w:tcPr>
-            <w:tcW w:type="dxa" w:w="877"/>
+            <w:tcW w:type="dxa" w:w="873"/>
           </w:tcPr>
           <w:p>
             <w:r>
@@ -7261,7 +7261,7 @@
         </w:tc>
         <w:tc>
           <w:tcPr>
-            <w:tcW w:type="dxa" w:w="877"/>
+            <w:tcW w:type="dxa" w:w="873"/>
           </w:tcPr>
           <w:p>
             <w:r>
@@ -7274,7 +7274,7 @@
         </w:tc>
         <w:tc>
           <w:tcPr>
-            <w:tcW w:type="dxa" w:w="877"/>
+            <w:tcW w:type="dxa" w:w="873"/>
           </w:tcPr>
           <w:p>
             <w:r>
@@ -7287,7 +7287,7 @@
         </w:tc>
         <w:tc>
           <w:tcPr>
-            <w:tcW w:type="dxa" w:w="877"/>
+            <w:tcW w:type="dxa" w:w="873"/>
           </w:tcPr>
           <w:p>
             <w:r>
@@ -7300,7 +7300,7 @@
         </w:tc>
         <w:tc>
           <w:tcPr>
-            <w:tcW w:type="dxa" w:w="877"/>
+            <w:tcW w:type="dxa" w:w="873"/>
           </w:tcPr>
           <w:p>
             <w:r>
@@ -7313,7 +7313,7 @@
         </w:tc>
         <w:tc>
           <w:tcPr>
-            <w:tcW w:type="dxa" w:w="877"/>
+            <w:tcW w:type="dxa" w:w="873"/>
           </w:tcPr>
           <w:p>
             <w:r>
@@ -7326,7 +7326,7 @@
         </w:tc>
         <w:tc>
           <w:tcPr>
-            <w:tcW w:type="dxa" w:w="877"/>
+            <w:tcW w:type="dxa" w:w="873"/>
           </w:tcPr>
           <w:p>
             <w:r>
@@ -7339,7 +7339,7 @@
         </w:tc>
         <w:tc>
           <w:tcPr>
-            <w:tcW w:type="dxa" w:w="877"/>
+            <w:tcW w:type="dxa" w:w="873"/>
           </w:tcPr>
           <w:p>
             <w:r>
@@ -7352,7 +7352,7 @@
         </w:tc>
         <w:tc>
           <w:tcPr>
-            <w:tcW w:type="dxa" w:w="877"/>
+            <w:tcW w:type="dxa" w:w="873"/>
           </w:tcPr>
           <w:p>
             <w:r>
@@ -7367,7 +7367,7 @@
       <w:tr>
         <w:tc>
           <w:tcPr>
-            <w:tcW w:type="dxa" w:w="877"/>
+            <w:tcW w:type="dxa" w:w="869"/>
           </w:tcPr>
           <w:p>
             <w:r>
@@ -7380,7 +7380,7 @@
         </w:tc>
         <w:tc>
           <w:tcPr>
-            <w:tcW w:type="dxa" w:w="877"/>
+            <w:tcW w:type="dxa" w:w="873"/>
           </w:tcPr>
           <w:p>
             <w:r>
@@ -7393,7 +7393,7 @@
         </w:tc>
         <w:tc>
           <w:tcPr>
-            <w:tcW w:type="dxa" w:w="877"/>
+            <w:tcW w:type="dxa" w:w="873"/>
           </w:tcPr>
           <w:p>
             <w:r>
@@ -7406,7 +7406,7 @@
         </w:tc>
         <w:tc>
           <w:tcPr>
-            <w:tcW w:type="dxa" w:w="877"/>
+            <w:tcW w:type="dxa" w:w="873"/>
           </w:tcPr>
           <w:p>
             <w:r>
@@ -7419,7 +7419,7 @@
         </w:tc>
         <w:tc>
           <w:tcPr>
-            <w:tcW w:type="dxa" w:w="877"/>
+            <w:tcW w:type="dxa" w:w="873"/>
           </w:tcPr>
           <w:p>
             <w:r>
@@ -7432,7 +7432,7 @@
         </w:tc>
         <w:tc>
           <w:tcPr>
-            <w:tcW w:type="dxa" w:w="877"/>
+            <w:tcW w:type="dxa" w:w="873"/>
           </w:tcPr>
           <w:p>
             <w:r>
@@ -7445,7 +7445,7 @@
         </w:tc>
         <w:tc>
           <w:tcPr>
-            <w:tcW w:type="dxa" w:w="877"/>
+            <w:tcW w:type="dxa" w:w="873"/>
           </w:tcPr>
           <w:p>
             <w:r>
@@ -7458,7 +7458,7 @@
         </w:tc>
         <w:tc>
           <w:tcPr>
-            <w:tcW w:type="dxa" w:w="877"/>
+            <w:tcW w:type="dxa" w:w="873"/>
           </w:tcPr>
           <w:p>
             <w:r>
@@ -7471,7 +7471,7 @@
         </w:tc>
         <w:tc>
           <w:tcPr>
-            <w:tcW w:type="dxa" w:w="877"/>
+            <w:tcW w:type="dxa" w:w="873"/>
           </w:tcPr>
           <w:p>
             <w:r>
@@ -7484,7 +7484,7 @@
         </w:tc>
         <w:tc>
           <w:tcPr>
-            <w:tcW w:type="dxa" w:w="877"/>
+            <w:tcW w:type="dxa" w:w="873"/>
           </w:tcPr>
           <w:p>
             <w:r>
@@ -7497,7 +7497,7 @@
         </w:tc>
         <w:tc>
           <w:tcPr>
-            <w:tcW w:type="dxa" w:w="877"/>
+            <w:tcW w:type="dxa" w:w="873"/>
           </w:tcPr>
           <w:p>
             <w:r>
@@ -7512,7 +7512,7 @@
       <w:tr>
         <w:tc>
           <w:tcPr>
-            <w:tcW w:type="dxa" w:w="877"/>
+            <w:tcW w:type="dxa" w:w="869"/>
           </w:tcPr>
           <w:p>
             <w:r>
@@ -7525,7 +7525,7 @@
         </w:tc>
         <w:tc>
           <w:tcPr>
-            <w:tcW w:type="dxa" w:w="877"/>
+            <w:tcW w:type="dxa" w:w="873"/>
           </w:tcPr>
           <w:p>
             <w:r>
@@ -7538,7 +7538,7 @@
         </w:tc>
         <w:tc>
           <w:tcPr>
-            <w:tcW w:type="dxa" w:w="877"/>
+            <w:tcW w:type="dxa" w:w="873"/>
           </w:tcPr>
           <w:p>
             <w:r>
@@ -7551,7 +7551,7 @@
         </w:tc>
         <w:tc>
           <w:tcPr>
-            <w:tcW w:type="dxa" w:w="877"/>
+            <w:tcW w:type="dxa" w:w="873"/>
           </w:tcPr>
           <w:p>
             <w:r>
@@ -7564,7 +7564,7 @@
         </w:tc>
         <w:tc>
           <w:tcPr>
-            <w:tcW w:type="dxa" w:w="877"/>
+            <w:tcW w:type="dxa" w:w="873"/>
           </w:tcPr>
           <w:p>
             <w:r>
@@ -7577,7 +7577,7 @@
         </w:tc>
         <w:tc>
           <w:tcPr>
-            <w:tcW w:type="dxa" w:w="877"/>
+            <w:tcW w:type="dxa" w:w="873"/>
           </w:tcPr>
           <w:p>
             <w:r>
@@ -7590,7 +7590,7 @@
         </w:tc>
         <w:tc>
           <w:tcPr>
-            <w:tcW w:type="dxa" w:w="877"/>
+            <w:tcW w:type="dxa" w:w="873"/>
           </w:tcPr>
           <w:p>
             <w:r>
@@ -7603,7 +7603,7 @@
         </w:tc>
         <w:tc>
           <w:tcPr>
-            <w:tcW w:type="dxa" w:w="877"/>
+            <w:tcW w:type="dxa" w:w="873"/>
           </w:tcPr>
           <w:p>
             <w:r>
@@ -7616,7 +7616,7 @@
         </w:tc>
         <w:tc>
           <w:tcPr>
-            <w:tcW w:type="dxa" w:w="877"/>
+            <w:tcW w:type="dxa" w:w="873"/>
           </w:tcPr>
           <w:p>
             <w:r>
@@ -7629,7 +7629,7 @@
         </w:tc>
         <w:tc>
           <w:tcPr>
-            <w:tcW w:type="dxa" w:w="877"/>
+            <w:tcW w:type="dxa" w:w="873"/>
           </w:tcPr>
           <w:p>
             <w:r>
@@ -7642,7 +7642,7 @@
         </w:tc>
         <w:tc>
           <w:tcPr>
-            <w:tcW w:type="dxa" w:w="877"/>
+            <w:tcW w:type="dxa" w:w="873"/>
           </w:tcPr>
           <w:p>
             <w:r>
@@ -7657,7 +7657,7 @@
       <w:tr>
         <w:tc>
           <w:tcPr>
-            <w:tcW w:type="dxa" w:w="877"/>
+            <w:tcW w:type="dxa" w:w="869"/>
           </w:tcPr>
           <w:p>
             <w:r>
@@ -7670,7 +7670,7 @@
         </w:tc>
         <w:tc>
           <w:tcPr>
-            <w:tcW w:type="dxa" w:w="877"/>
+            <w:tcW w:type="dxa" w:w="873"/>
           </w:tcPr>
           <w:p>
             <w:r>
@@ -7683,7 +7683,7 @@
         </w:tc>
         <w:tc>
           <w:tcPr>
-            <w:tcW w:type="dxa" w:w="877"/>
+            <w:tcW w:type="dxa" w:w="873"/>
           </w:tcPr>
           <w:p>
             <w:r>
@@ -7696,7 +7696,7 @@
         </w:tc>
         <w:tc>
           <w:tcPr>
-            <w:tcW w:type="dxa" w:w="877"/>
+            <w:tcW w:type="dxa" w:w="873"/>
           </w:tcPr>
           <w:p>
             <w:r>
@@ -7709,7 +7709,7 @@
         </w:tc>
         <w:tc>
           <w:tcPr>
-            <w:tcW w:type="dxa" w:w="877"/>
+            <w:tcW w:type="dxa" w:w="873"/>
           </w:tcPr>
           <w:p>
             <w:r>
@@ -7722,7 +7722,7 @@
         </w:tc>
         <w:tc>
           <w:tcPr>
-            <w:tcW w:type="dxa" w:w="877"/>
+            <w:tcW w:type="dxa" w:w="873"/>
           </w:tcPr>
           <w:p>
             <w:r>
@@ -7735,7 +7735,7 @@
         </w:tc>
         <w:tc>
           <w:tcPr>
-            <w:tcW w:type="dxa" w:w="877"/>
+            <w:tcW w:type="dxa" w:w="873"/>
           </w:tcPr>
           <w:p>
             <w:r>
@@ -7748,7 +7748,7 @@
         </w:tc>
         <w:tc>
           <w:tcPr>
-            <w:tcW w:type="dxa" w:w="877"/>
+            <w:tcW w:type="dxa" w:w="873"/>
           </w:tcPr>
           <w:p>
             <w:r>
@@ -7761,7 +7761,7 @@
         </w:tc>
         <w:tc>
           <w:tcPr>
-            <w:tcW w:type="dxa" w:w="877"/>
+            <w:tcW w:type="dxa" w:w="873"/>
           </w:tcPr>
           <w:p>
             <w:r>
@@ -7774,7 +7774,7 @@
         </w:tc>
         <w:tc>
           <w:tcPr>
-            <w:tcW w:type="dxa" w:w="877"/>
+            <w:tcW w:type="dxa" w:w="873"/>
           </w:tcPr>
           <w:p>
             <w:r>
@@ -7787,7 +7787,7 @@
         </w:tc>
         <w:tc>
           <w:tcPr>
-            <w:tcW w:type="dxa" w:w="877"/>
+            <w:tcW w:type="dxa" w:w="873"/>
           </w:tcPr>
           <w:p>
             <w:r>
@@ -7802,7 +7802,7 @@
       <w:tr>
         <w:tc>
           <w:tcPr>
-            <w:tcW w:type="dxa" w:w="877"/>
+            <w:tcW w:type="dxa" w:w="869"/>
           </w:tcPr>
           <w:p>
             <w:r>
@@ -7815,7 +7815,7 @@
         </w:tc>
         <w:tc>
           <w:tcPr>
-            <w:tcW w:type="dxa" w:w="877"/>
+            <w:tcW w:type="dxa" w:w="873"/>
           </w:tcPr>
           <w:p>
             <w:r>
@@ -7828,7 +7828,7 @@
         </w:tc>
         <w:tc>
           <w:tcPr>
-            <w:tcW w:type="dxa" w:w="877"/>
+            <w:tcW w:type="dxa" w:w="873"/>
           </w:tcPr>
           <w:p>
             <w:r>
@@ -7841,7 +7841,7 @@
         </w:tc>
         <w:tc>
           <w:tcPr>
-            <w:tcW w:type="dxa" w:w="877"/>
+            <w:tcW w:type="dxa" w:w="873"/>
           </w:tcPr>
           <w:p>
             <w:r>
@@ -7854,7 +7854,7 @@
         </w:tc>
         <w:tc>
           <w:tcPr>
-            <w:tcW w:type="dxa" w:w="877"/>
+            <w:tcW w:type="dxa" w:w="873"/>
           </w:tcPr>
           <w:p>
             <w:r>
@@ -7867,7 +7867,7 @@
         </w:tc>
         <w:tc>
           <w:tcPr>
-            <w:tcW w:type="dxa" w:w="877"/>
+            <w:tcW w:type="dxa" w:w="873"/>
           </w:tcPr>
           <w:p>
             <w:r>
@@ -7880,7 +7880,7 @@
         </w:tc>
         <w:tc>
           <w:tcPr>
-            <w:tcW w:type="dxa" w:w="877"/>
+            <w:tcW w:type="dxa" w:w="873"/>
           </w:tcPr>
           <w:p>
             <w:r>
@@ -7893,7 +7893,7 @@
         </w:tc>
         <w:tc>
           <w:tcPr>
-            <w:tcW w:type="dxa" w:w="877"/>
+            <w:tcW w:type="dxa" w:w="873"/>
           </w:tcPr>
           <w:p>
             <w:r>
@@ -7906,7 +7906,7 @@
         </w:tc>
         <w:tc>
           <w:tcPr>
-            <w:tcW w:type="dxa" w:w="877"/>
+            <w:tcW w:type="dxa" w:w="873"/>
           </w:tcPr>
           <w:p>
             <w:r>
@@ -7919,7 +7919,7 @@
         </w:tc>
         <w:tc>
           <w:tcPr>
-            <w:tcW w:type="dxa" w:w="877"/>
+            <w:tcW w:type="dxa" w:w="873"/>
           </w:tcPr>
           <w:p>
             <w:r>
@@ -7932,7 +7932,7 @@
         </w:tc>
         <w:tc>
           <w:tcPr>
-            <w:tcW w:type="dxa" w:w="877"/>
+            <w:tcW w:type="dxa" w:w="873"/>
           </w:tcPr>
           <w:p>
             <w:r>
@@ -7973,26 +7973,26 @@
     <w:tbl>
       <w:tblPr>
         <w:tblStyle w:val="LightGrid-Accent1"/>
-        <w:tblW w:type="auto" w:w="0"/>
+        <w:tblW w:type="dxa" w:w="9599"/>
         <w:tblLook w:firstColumn="1" w:firstRow="1" w:lastColumn="0" w:lastRow="0" w:noHBand="0" w:noVBand="1" w:val="04A0"/>
       </w:tblPr>
       <w:tblGrid>
-        <w:gridCol w:w="877"/>
-        <w:gridCol w:w="877"/>
-        <w:gridCol w:w="877"/>
-        <w:gridCol w:w="877"/>
-        <w:gridCol w:w="877"/>
-        <w:gridCol w:w="877"/>
-        <w:gridCol w:w="877"/>
-        <w:gridCol w:w="877"/>
-        <w:gridCol w:w="877"/>
-        <w:gridCol w:w="877"/>
-        <w:gridCol w:w="877"/>
+        <w:gridCol w:w="869"/>
+        <w:gridCol w:w="873"/>
+        <w:gridCol w:w="873"/>
+        <w:gridCol w:w="873"/>
+        <w:gridCol w:w="873"/>
+        <w:gridCol w:w="873"/>
+        <w:gridCol w:w="873"/>
+        <w:gridCol w:w="873"/>
+        <w:gridCol w:w="873"/>
+        <w:gridCol w:w="873"/>
+        <w:gridCol w:w="873"/>
       </w:tblGrid>
       <w:tr>
         <w:tc>
           <w:tcPr>
-            <w:tcW w:type="dxa" w:w="877"/>
+            <w:tcW w:type="dxa" w:w="869"/>
           </w:tcPr>
           <w:p>
             <w:r>
@@ -8005,7 +8005,7 @@
         </w:tc>
         <w:tc>
           <w:tcPr>
-            <w:tcW w:type="dxa" w:w="877"/>
+            <w:tcW w:type="dxa" w:w="873"/>
           </w:tcPr>
           <w:p>
             <w:r>
@@ -8018,7 +8018,7 @@
         </w:tc>
         <w:tc>
           <w:tcPr>
-            <w:tcW w:type="dxa" w:w="877"/>
+            <w:tcW w:type="dxa" w:w="873"/>
           </w:tcPr>
           <w:p>
             <w:r>
@@ -8031,7 +8031,7 @@
         </w:tc>
         <w:tc>
           <w:tcPr>
-            <w:tcW w:type="dxa" w:w="877"/>
+            <w:tcW w:type="dxa" w:w="873"/>
           </w:tcPr>
           <w:p>
             <w:r>
@@ -8044,7 +8044,7 @@
         </w:tc>
         <w:tc>
           <w:tcPr>
-            <w:tcW w:type="dxa" w:w="877"/>
+            <w:tcW w:type="dxa" w:w="873"/>
           </w:tcPr>
           <w:p>
             <w:r>
@@ -8057,7 +8057,7 @@
         </w:tc>
         <w:tc>
           <w:tcPr>
-            <w:tcW w:type="dxa" w:w="877"/>
+            <w:tcW w:type="dxa" w:w="873"/>
           </w:tcPr>
           <w:p>
             <w:r>
@@ -8070,7 +8070,7 @@
         </w:tc>
         <w:tc>
           <w:tcPr>
-            <w:tcW w:type="dxa" w:w="877"/>
+            <w:tcW w:type="dxa" w:w="873"/>
           </w:tcPr>
           <w:p>
             <w:r>
@@ -8083,7 +8083,7 @@
         </w:tc>
         <w:tc>
           <w:tcPr>
-            <w:tcW w:type="dxa" w:w="877"/>
+            <w:tcW w:type="dxa" w:w="873"/>
           </w:tcPr>
           <w:p>
             <w:r>
@@ -8096,7 +8096,7 @@
         </w:tc>
         <w:tc>
           <w:tcPr>
-            <w:tcW w:type="dxa" w:w="877"/>
+            <w:tcW w:type="dxa" w:w="873"/>
           </w:tcPr>
           <w:p>
             <w:r>
@@ -8109,7 +8109,7 @@
         </w:tc>
         <w:tc>
           <w:tcPr>
-            <w:tcW w:type="dxa" w:w="877"/>
+            <w:tcW w:type="dxa" w:w="873"/>
           </w:tcPr>
           <w:p>
             <w:r>
@@ -8122,7 +8122,7 @@
         </w:tc>
         <w:tc>
           <w:tcPr>
-            <w:tcW w:type="dxa" w:w="877"/>
+            <w:tcW w:type="dxa" w:w="873"/>
           </w:tcPr>
           <w:p>
             <w:r>
@@ -8137,7 +8137,7 @@
       <w:tr>
         <w:tc>
           <w:tcPr>
-            <w:tcW w:type="dxa" w:w="877"/>
+            <w:tcW w:type="dxa" w:w="869"/>
           </w:tcPr>
           <w:p>
             <w:r>
@@ -8150,7 +8150,7 @@
         </w:tc>
         <w:tc>
           <w:tcPr>
-            <w:tcW w:type="dxa" w:w="877"/>
+            <w:tcW w:type="dxa" w:w="873"/>
           </w:tcPr>
           <w:p>
             <w:r>
@@ -8163,7 +8163,7 @@
         </w:tc>
         <w:tc>
           <w:tcPr>
-            <w:tcW w:type="dxa" w:w="877"/>
+            <w:tcW w:type="dxa" w:w="873"/>
           </w:tcPr>
           <w:p>
             <w:r>
@@ -8176,7 +8176,7 @@
         </w:tc>
         <w:tc>
           <w:tcPr>
-            <w:tcW w:type="dxa" w:w="877"/>
+            <w:tcW w:type="dxa" w:w="873"/>
           </w:tcPr>
           <w:p>
             <w:r>
@@ -8189,7 +8189,7 @@
         </w:tc>
         <w:tc>
           <w:tcPr>
-            <w:tcW w:type="dxa" w:w="877"/>
+            <w:tcW w:type="dxa" w:w="873"/>
           </w:tcPr>
           <w:p>
             <w:r>
@@ -8202,7 +8202,7 @@
         </w:tc>
         <w:tc>
           <w:tcPr>
-            <w:tcW w:type="dxa" w:w="877"/>
+            <w:tcW w:type="dxa" w:w="873"/>
           </w:tcPr>
           <w:p>
             <w:r>
@@ -8215,7 +8215,7 @@
         </w:tc>
         <w:tc>
           <w:tcPr>
-            <w:tcW w:type="dxa" w:w="877"/>
+            <w:tcW w:type="dxa" w:w="873"/>
           </w:tcPr>
           <w:p>
             <w:r>
@@ -8228,7 +8228,7 @@
         </w:tc>
         <w:tc>
           <w:tcPr>
-            <w:tcW w:type="dxa" w:w="877"/>
+            <w:tcW w:type="dxa" w:w="873"/>
           </w:tcPr>
           <w:p>
             <w:r>
@@ -8241,7 +8241,7 @@
         </w:tc>
         <w:tc>
           <w:tcPr>
-            <w:tcW w:type="dxa" w:w="877"/>
+            <w:tcW w:type="dxa" w:w="873"/>
           </w:tcPr>
           <w:p>
             <w:r>
@@ -8254,7 +8254,7 @@
         </w:tc>
         <w:tc>
           <w:tcPr>
-            <w:tcW w:type="dxa" w:w="877"/>
+            <w:tcW w:type="dxa" w:w="873"/>
           </w:tcPr>
           <w:p>
             <w:r>
@@ -8267,7 +8267,7 @@
         </w:tc>
         <w:tc>
           <w:tcPr>
-            <w:tcW w:type="dxa" w:w="877"/>
+            <w:tcW w:type="dxa" w:w="873"/>
           </w:tcPr>
           <w:p>
             <w:r>
@@ -8282,7 +8282,7 @@
       <w:tr>
         <w:tc>
           <w:tcPr>
-            <w:tcW w:type="dxa" w:w="877"/>
+            <w:tcW w:type="dxa" w:w="869"/>
           </w:tcPr>
           <w:p>
             <w:r>
@@ -8295,7 +8295,7 @@
         </w:tc>
         <w:tc>
           <w:tcPr>
-            <w:tcW w:type="dxa" w:w="877"/>
+            <w:tcW w:type="dxa" w:w="873"/>
           </w:tcPr>
           <w:p>
             <w:r>
@@ -8308,7 +8308,7 @@
         </w:tc>
         <w:tc>
           <w:tcPr>
-            <w:tcW w:type="dxa" w:w="877"/>
+            <w:tcW w:type="dxa" w:w="873"/>
           </w:tcPr>
           <w:p>
             <w:r>
@@ -8321,7 +8321,7 @@
         </w:tc>
         <w:tc>
           <w:tcPr>
-            <w:tcW w:type="dxa" w:w="877"/>
+            <w:tcW w:type="dxa" w:w="873"/>
           </w:tcPr>
           <w:p>
             <w:r>
@@ -8334,7 +8334,7 @@
         </w:tc>
         <w:tc>
           <w:tcPr>
-            <w:tcW w:type="dxa" w:w="877"/>
+            <w:tcW w:type="dxa" w:w="873"/>
           </w:tcPr>
           <w:p>
             <w:r>
@@ -8347,7 +8347,7 @@
         </w:tc>
         <w:tc>
           <w:tcPr>
-            <w:tcW w:type="dxa" w:w="877"/>
+            <w:tcW w:type="dxa" w:w="873"/>
           </w:tcPr>
           <w:p>
             <w:r>
@@ -8360,7 +8360,7 @@
         </w:tc>
         <w:tc>
           <w:tcPr>
-            <w:tcW w:type="dxa" w:w="877"/>
+            <w:tcW w:type="dxa" w:w="873"/>
           </w:tcPr>
           <w:p>
             <w:r>
@@ -8373,7 +8373,7 @@
         </w:tc>
         <w:tc>
           <w:tcPr>
-            <w:tcW w:type="dxa" w:w="877"/>
+            <w:tcW w:type="dxa" w:w="873"/>
           </w:tcPr>
           <w:p>
             <w:r>
@@ -8386,7 +8386,7 @@
         </w:tc>
         <w:tc>
           <w:tcPr>
-            <w:tcW w:type="dxa" w:w="877"/>
+            <w:tcW w:type="dxa" w:w="873"/>
           </w:tcPr>
           <w:p>
             <w:r>
@@ -8399,7 +8399,7 @@
         </w:tc>
         <w:tc>
           <w:tcPr>
-            <w:tcW w:type="dxa" w:w="877"/>
+            <w:tcW w:type="dxa" w:w="873"/>
           </w:tcPr>
           <w:p>
             <w:r>
@@ -8412,7 +8412,7 @@
         </w:tc>
         <w:tc>
           <w:tcPr>
-            <w:tcW w:type="dxa" w:w="877"/>
+            <w:tcW w:type="dxa" w:w="873"/>
           </w:tcPr>
           <w:p>
             <w:r>
@@ -8427,7 +8427,7 @@
       <w:tr>
         <w:tc>
           <w:tcPr>
-            <w:tcW w:type="dxa" w:w="877"/>
+            <w:tcW w:type="dxa" w:w="869"/>
           </w:tcPr>
           <w:p>
             <w:r>
@@ -8440,7 +8440,7 @@
         </w:tc>
         <w:tc>
           <w:tcPr>
-            <w:tcW w:type="dxa" w:w="877"/>
+            <w:tcW w:type="dxa" w:w="873"/>
           </w:tcPr>
           <w:p>
             <w:r>
@@ -8453,7 +8453,7 @@
         </w:tc>
         <w:tc>
           <w:tcPr>
-            <w:tcW w:type="dxa" w:w="877"/>
+            <w:tcW w:type="dxa" w:w="873"/>
           </w:tcPr>
           <w:p>
             <w:r>
@@ -8466,7 +8466,7 @@
         </w:tc>
         <w:tc>
           <w:tcPr>
-            <w:tcW w:type="dxa" w:w="877"/>
+            <w:tcW w:type="dxa" w:w="873"/>
           </w:tcPr>
           <w:p>
             <w:r>
@@ -8479,7 +8479,7 @@
         </w:tc>
         <w:tc>
           <w:tcPr>
-            <w:tcW w:type="dxa" w:w="877"/>
+            <w:tcW w:type="dxa" w:w="873"/>
           </w:tcPr>
           <w:p>
             <w:r>
@@ -8492,7 +8492,7 @@
         </w:tc>
         <w:tc>
           <w:tcPr>
-            <w:tcW w:type="dxa" w:w="877"/>
+            <w:tcW w:type="dxa" w:w="873"/>
           </w:tcPr>
           <w:p>
             <w:r>
@@ -8505,7 +8505,7 @@
         </w:tc>
         <w:tc>
           <w:tcPr>
-            <w:tcW w:type="dxa" w:w="877"/>
+            <w:tcW w:type="dxa" w:w="873"/>
           </w:tcPr>
           <w:p>
             <w:r>
@@ -8518,7 +8518,7 @@
         </w:tc>
         <w:tc>
           <w:tcPr>
-            <w:tcW w:type="dxa" w:w="877"/>
+            <w:tcW w:type="dxa" w:w="873"/>
           </w:tcPr>
           <w:p>
             <w:r>
@@ -8531,7 +8531,7 @@
         </w:tc>
         <w:tc>
           <w:tcPr>
-            <w:tcW w:type="dxa" w:w="877"/>
+            <w:tcW w:type="dxa" w:w="873"/>
           </w:tcPr>
           <w:p>
             <w:r>
@@ -8544,7 +8544,7 @@
         </w:tc>
         <w:tc>
           <w:tcPr>
-            <w:tcW w:type="dxa" w:w="877"/>
+            <w:tcW w:type="dxa" w:w="873"/>
           </w:tcPr>
           <w:p>
             <w:r>
@@ -8557,7 +8557,7 @@
         </w:tc>
         <w:tc>
           <w:tcPr>
-            <w:tcW w:type="dxa" w:w="877"/>
+            <w:tcW w:type="dxa" w:w="873"/>
           </w:tcPr>
           <w:p>
             <w:r>
@@ -8572,7 +8572,7 @@
       <w:tr>
         <w:tc>
           <w:tcPr>
-            <w:tcW w:type="dxa" w:w="877"/>
+            <w:tcW w:type="dxa" w:w="869"/>
           </w:tcPr>
           <w:p>
             <w:r>
@@ -8585,7 +8585,7 @@
         </w:tc>
         <w:tc>
           <w:tcPr>
-            <w:tcW w:type="dxa" w:w="877"/>
+            <w:tcW w:type="dxa" w:w="873"/>
           </w:tcPr>
           <w:p>
             <w:r>
@@ -8598,7 +8598,7 @@
         </w:tc>
         <w:tc>
           <w:tcPr>
-            <w:tcW w:type="dxa" w:w="877"/>
+            <w:tcW w:type="dxa" w:w="873"/>
           </w:tcPr>
           <w:p>
             <w:r>
@@ -8611,7 +8611,7 @@
         </w:tc>
         <w:tc>
           <w:tcPr>
-            <w:tcW w:type="dxa" w:w="877"/>
+            <w:tcW w:type="dxa" w:w="873"/>
           </w:tcPr>
           <w:p>
             <w:r>
@@ -8624,7 +8624,7 @@
         </w:tc>
         <w:tc>
           <w:tcPr>
-            <w:tcW w:type="dxa" w:w="877"/>
+            <w:tcW w:type="dxa" w:w="873"/>
           </w:tcPr>
           <w:p>
             <w:r>
@@ -8637,7 +8637,7 @@
         </w:tc>
         <w:tc>
           <w:tcPr>
-            <w:tcW w:type="dxa" w:w="877"/>
+            <w:tcW w:type="dxa" w:w="873"/>
           </w:tcPr>
           <w:p>
             <w:r>
@@ -8650,7 +8650,7 @@
         </w:tc>
         <w:tc>
           <w:tcPr>
-            <w:tcW w:type="dxa" w:w="877"/>
+            <w:tcW w:type="dxa" w:w="873"/>
           </w:tcPr>
           <w:p>
             <w:r>
@@ -8663,7 +8663,7 @@
         </w:tc>
         <w:tc>
           <w:tcPr>
-            <w:tcW w:type="dxa" w:w="877"/>
+            <w:tcW w:type="dxa" w:w="873"/>
           </w:tcPr>
           <w:p>
             <w:r>
@@ -8676,7 +8676,7 @@
         </w:tc>
         <w:tc>
           <w:tcPr>
-            <w:tcW w:type="dxa" w:w="877"/>
+            <w:tcW w:type="dxa" w:w="873"/>
           </w:tcPr>
           <w:p>
             <w:r>
@@ -8689,7 +8689,7 @@
         </w:tc>
         <w:tc>
           <w:tcPr>
-            <w:tcW w:type="dxa" w:w="877"/>
+            <w:tcW w:type="dxa" w:w="873"/>
           </w:tcPr>
           <w:p>
             <w:r>
@@ -8702,7 +8702,7 @@
         </w:tc>
         <w:tc>
           <w:tcPr>
-            <w:tcW w:type="dxa" w:w="877"/>
+            <w:tcW w:type="dxa" w:w="873"/>
           </w:tcPr>
           <w:p>
             <w:r>
@@ -8717,7 +8717,7 @@
       <w:tr>
         <w:tc>
           <w:tcPr>
-            <w:tcW w:type="dxa" w:w="877"/>
+            <w:tcW w:type="dxa" w:w="869"/>
           </w:tcPr>
           <w:p>
             <w:r>
@@ -8730,7 +8730,7 @@
         </w:tc>
         <w:tc>
           <w:tcPr>
-            <w:tcW w:type="dxa" w:w="877"/>
+            <w:tcW w:type="dxa" w:w="873"/>
           </w:tcPr>
           <w:p>
             <w:r>
@@ -8743,7 +8743,7 @@
         </w:tc>
         <w:tc>
           <w:tcPr>
-            <w:tcW w:type="dxa" w:w="877"/>
+            <w:tcW w:type="dxa" w:w="873"/>
           </w:tcPr>
           <w:p>
             <w:r>
@@ -8756,7 +8756,7 @@
         </w:tc>
         <w:tc>
           <w:tcPr>
-            <w:tcW w:type="dxa" w:w="877"/>
+            <w:tcW w:type="dxa" w:w="873"/>
           </w:tcPr>
           <w:p>
             <w:r>
@@ -8769,7 +8769,7 @@
         </w:tc>
         <w:tc>
           <w:tcPr>
-            <w:tcW w:type="dxa" w:w="877"/>
+            <w:tcW w:type="dxa" w:w="873"/>
           </w:tcPr>
           <w:p>
             <w:r>
@@ -8782,7 +8782,7 @@
         </w:tc>
         <w:tc>
           <w:tcPr>
-            <w:tcW w:type="dxa" w:w="877"/>
+            <w:tcW w:type="dxa" w:w="873"/>
           </w:tcPr>
           <w:p>
             <w:r>
@@ -8795,7 +8795,7 @@
         </w:tc>
         <w:tc>
           <w:tcPr>
-            <w:tcW w:type="dxa" w:w="877"/>
+            <w:tcW w:type="dxa" w:w="873"/>
           </w:tcPr>
           <w:p>
             <w:r>
@@ -8808,7 +8808,7 @@
         </w:tc>
         <w:tc>
           <w:tcPr>
-            <w:tcW w:type="dxa" w:w="877"/>
+            <w:tcW w:type="dxa" w:w="873"/>
           </w:tcPr>
           <w:p>
             <w:r>
@@ -8821,7 +8821,7 @@
         </w:tc>
         <w:tc>
           <w:tcPr>
-            <w:tcW w:type="dxa" w:w="877"/>
+            <w:tcW w:type="dxa" w:w="873"/>
           </w:tcPr>
           <w:p>
             <w:r>
@@ -8834,7 +8834,7 @@
         </w:tc>
         <w:tc>
           <w:tcPr>
-            <w:tcW w:type="dxa" w:w="877"/>
+            <w:tcW w:type="dxa" w:w="873"/>
           </w:tcPr>
           <w:p>
             <w:r>
@@ -8847,7 +8847,7 @@
         </w:tc>
         <w:tc>
           <w:tcPr>
-            <w:tcW w:type="dxa" w:w="877"/>
+            <w:tcW w:type="dxa" w:w="873"/>
           </w:tcPr>
           <w:p>
             <w:r>
@@ -8862,7 +8862,7 @@
       <w:tr>
         <w:tc>
           <w:tcPr>
-            <w:tcW w:type="dxa" w:w="877"/>
+            <w:tcW w:type="dxa" w:w="869"/>
           </w:tcPr>
           <w:p>
             <w:r>
@@ -8875,7 +8875,7 @@
         </w:tc>
         <w:tc>
           <w:tcPr>
-            <w:tcW w:type="dxa" w:w="877"/>
+            <w:tcW w:type="dxa" w:w="873"/>
           </w:tcPr>
           <w:p>
             <w:r>
@@ -8888,7 +8888,7 @@
         </w:tc>
         <w:tc>
           <w:tcPr>
-            <w:tcW w:type="dxa" w:w="877"/>
+            <w:tcW w:type="dxa" w:w="873"/>
           </w:tcPr>
           <w:p>
             <w:r>
@@ -8901,7 +8901,7 @@
         </w:tc>
         <w:tc>
           <w:tcPr>
-            <w:tcW w:type="dxa" w:w="877"/>
+            <w:tcW w:type="dxa" w:w="873"/>
           </w:tcPr>
           <w:p>
             <w:r>
@@ -8914,7 +8914,7 @@
         </w:tc>
         <w:tc>
           <w:tcPr>
-            <w:tcW w:type="dxa" w:w="877"/>
+            <w:tcW w:type="dxa" w:w="873"/>
           </w:tcPr>
           <w:p>
             <w:r>
@@ -8927,7 +8927,7 @@
         </w:tc>
         <w:tc>
           <w:tcPr>
-            <w:tcW w:type="dxa" w:w="877"/>
+            <w:tcW w:type="dxa" w:w="873"/>
           </w:tcPr>
           <w:p>
             <w:r>
@@ -8940,7 +8940,7 @@
         </w:tc>
         <w:tc>
           <w:tcPr>
-            <w:tcW w:type="dxa" w:w="877"/>
+            <w:tcW w:type="dxa" w:w="873"/>
           </w:tcPr>
           <w:p>
             <w:r>
@@ -8953,7 +8953,7 @@
         </w:tc>
         <w:tc>
           <w:tcPr>
-            <w:tcW w:type="dxa" w:w="877"/>
+            <w:tcW w:type="dxa" w:w="873"/>
           </w:tcPr>
           <w:p>
             <w:r>
@@ -8966,7 +8966,7 @@
         </w:tc>
         <w:tc>
           <w:tcPr>
-            <w:tcW w:type="dxa" w:w="877"/>
+            <w:tcW w:type="dxa" w:w="873"/>
           </w:tcPr>
           <w:p>
             <w:r>
@@ -8979,7 +8979,7 @@
         </w:tc>
         <w:tc>
           <w:tcPr>
-            <w:tcW w:type="dxa" w:w="877"/>
+            <w:tcW w:type="dxa" w:w="873"/>
           </w:tcPr>
           <w:p>
             <w:r>
@@ -8992,7 +8992,7 @@
         </w:tc>
         <w:tc>
           <w:tcPr>
-            <w:tcW w:type="dxa" w:w="877"/>
+            <w:tcW w:type="dxa" w:w="873"/>
           </w:tcPr>
           <w:p>
             <w:r>
@@ -9007,7 +9007,7 @@
       <w:tr>
         <w:tc>
           <w:tcPr>
-            <w:tcW w:type="dxa" w:w="877"/>
+            <w:tcW w:type="dxa" w:w="869"/>
           </w:tcPr>
           <w:p>
             <w:r>
@@ -9020,7 +9020,7 @@
         </w:tc>
         <w:tc>
           <w:tcPr>
-            <w:tcW w:type="dxa" w:w="877"/>
+            <w:tcW w:type="dxa" w:w="873"/>
           </w:tcPr>
           <w:p>
             <w:r>
@@ -9033,7 +9033,7 @@
         </w:tc>
         <w:tc>
           <w:tcPr>
-            <w:tcW w:type="dxa" w:w="877"/>
+            <w:tcW w:type="dxa" w:w="873"/>
           </w:tcPr>
           <w:p>
             <w:r>
@@ -9046,7 +9046,7 @@
         </w:tc>
         <w:tc>
           <w:tcPr>
-            <w:tcW w:type="dxa" w:w="877"/>
+            <w:tcW w:type="dxa" w:w="873"/>
           </w:tcPr>
           <w:p>
             <w:r>
@@ -9059,7 +9059,7 @@
         </w:tc>
         <w:tc>
           <w:tcPr>
-            <w:tcW w:type="dxa" w:w="877"/>
+            <w:tcW w:type="dxa" w:w="873"/>
           </w:tcPr>
           <w:p>
             <w:r>
@@ -9072,7 +9072,7 @@
         </w:tc>
         <w:tc>
           <w:tcPr>
-            <w:tcW w:type="dxa" w:w="877"/>
+            <w:tcW w:type="dxa" w:w="873"/>
           </w:tcPr>
           <w:p>
             <w:r>
@@ -9085,7 +9085,7 @@
         </w:tc>
         <w:tc>
           <w:tcPr>
-            <w:tcW w:type="dxa" w:w="877"/>
+            <w:tcW w:type="dxa" w:w="873"/>
           </w:tcPr>
           <w:p>
             <w:r>
@@ -9098,7 +9098,7 @@
         </w:tc>
         <w:tc>
           <w:tcPr>
-            <w:tcW w:type="dxa" w:w="877"/>
+            <w:tcW w:type="dxa" w:w="873"/>
           </w:tcPr>
           <w:p>
             <w:r>
@@ -9111,7 +9111,7 @@
         </w:tc>
         <w:tc>
           <w:tcPr>
-            <w:tcW w:type="dxa" w:w="877"/>
+            <w:tcW w:type="dxa" w:w="873"/>
           </w:tcPr>
           <w:p>
             <w:r>
@@ -9124,7 +9124,7 @@
         </w:tc>
         <w:tc>
           <w:tcPr>
-            <w:tcW w:type="dxa" w:w="877"/>
+            <w:tcW w:type="dxa" w:w="873"/>
           </w:tcPr>
           <w:p>
             <w:r>
@@ -9137,7 +9137,7 @@
         </w:tc>
         <w:tc>
           <w:tcPr>
-            <w:tcW w:type="dxa" w:w="877"/>
+            <w:tcW w:type="dxa" w:w="873"/>
           </w:tcPr>
           <w:p>
             <w:r>
@@ -9152,7 +9152,7 @@
       <w:tr>
         <w:tc>
           <w:tcPr>
-            <w:tcW w:type="dxa" w:w="877"/>
+            <w:tcW w:type="dxa" w:w="869"/>
           </w:tcPr>
           <w:p>
             <w:r>
@@ -9165,7 +9165,7 @@
         </w:tc>
         <w:tc>
           <w:tcPr>
-            <w:tcW w:type="dxa" w:w="877"/>
+            <w:tcW w:type="dxa" w:w="873"/>
           </w:tcPr>
           <w:p>
             <w:r>
@@ -9178,7 +9178,7 @@
         </w:tc>
         <w:tc>
           <w:tcPr>
-            <w:tcW w:type="dxa" w:w="877"/>
+            <w:tcW w:type="dxa" w:w="873"/>
           </w:tcPr>
           <w:p>
             <w:r>
@@ -9191,7 +9191,7 @@
         </w:tc>
         <w:tc>
           <w:tcPr>
-            <w:tcW w:type="dxa" w:w="877"/>
+            <w:tcW w:type="dxa" w:w="873"/>
           </w:tcPr>
           <w:p>
             <w:r>
@@ -9204,7 +9204,7 @@
         </w:tc>
         <w:tc>
           <w:tcPr>
-            <w:tcW w:type="dxa" w:w="877"/>
+            <w:tcW w:type="dxa" w:w="873"/>
           </w:tcPr>
           <w:p>
             <w:r>
@@ -9217,7 +9217,7 @@
         </w:tc>
         <w:tc>
           <w:tcPr>
-            <w:tcW w:type="dxa" w:w="877"/>
+            <w:tcW w:type="dxa" w:w="873"/>
           </w:tcPr>
           <w:p>
             <w:r>
@@ -9230,7 +9230,7 @@
         </w:tc>
         <w:tc>
           <w:tcPr>
-            <w:tcW w:type="dxa" w:w="877"/>
+            <w:tcW w:type="dxa" w:w="873"/>
           </w:tcPr>
           <w:p>
             <w:r>
@@ -9243,7 +9243,7 @@
         </w:tc>
         <w:tc>
           <w:tcPr>
-            <w:tcW w:type="dxa" w:w="877"/>
+            <w:tcW w:type="dxa" w:w="873"/>
           </w:tcPr>
           <w:p>
             <w:r>
@@ -9256,7 +9256,7 @@
         </w:tc>
         <w:tc>
           <w:tcPr>
-            <w:tcW w:type="dxa" w:w="877"/>
+            <w:tcW w:type="dxa" w:w="873"/>
           </w:tcPr>
           <w:p>
             <w:r>
@@ -9269,7 +9269,7 @@
         </w:tc>
         <w:tc>
           <w:tcPr>
-            <w:tcW w:type="dxa" w:w="877"/>
+            <w:tcW w:type="dxa" w:w="873"/>
           </w:tcPr>
           <w:p>
             <w:r>
@@ -9282,7 +9282,7 @@
         </w:tc>
         <w:tc>
           <w:tcPr>
-            <w:tcW w:type="dxa" w:w="877"/>
+            <w:tcW w:type="dxa" w:w="873"/>
           </w:tcPr>
           <w:p>
             <w:r>
@@ -9297,7 +9297,7 @@
       <w:tr>
         <w:tc>
           <w:tcPr>
-            <w:tcW w:type="dxa" w:w="877"/>
+            <w:tcW w:type="dxa" w:w="869"/>
           </w:tcPr>
           <w:p>
             <w:r>
@@ -9310,7 +9310,7 @@
         </w:tc>
         <w:tc>
           <w:tcPr>
-            <w:tcW w:type="dxa" w:w="877"/>
+            <w:tcW w:type="dxa" w:w="873"/>
           </w:tcPr>
           <w:p>
             <w:r>
@@ -9323,7 +9323,7 @@
         </w:tc>
         <w:tc>
           <w:tcPr>
-            <w:tcW w:type="dxa" w:w="877"/>
+            <w:tcW w:type="dxa" w:w="873"/>
           </w:tcPr>
           <w:p>
             <w:r>
@@ -9336,7 +9336,7 @@
         </w:tc>
         <w:tc>
           <w:tcPr>
-            <w:tcW w:type="dxa" w:w="877"/>
+            <w:tcW w:type="dxa" w:w="873"/>
           </w:tcPr>
           <w:p>
             <w:r>
@@ -9349,7 +9349,7 @@
         </w:tc>
         <w:tc>
           <w:tcPr>
-            <w:tcW w:type="dxa" w:w="877"/>
+            <w:tcW w:type="dxa" w:w="873"/>
           </w:tcPr>
           <w:p>
             <w:r>
@@ -9362,7 +9362,7 @@
         </w:tc>
         <w:tc>
           <w:tcPr>
-            <w:tcW w:type="dxa" w:w="877"/>
+            <w:tcW w:type="dxa" w:w="873"/>
           </w:tcPr>
           <w:p>
             <w:r>
@@ -9375,7 +9375,7 @@
         </w:tc>
         <w:tc>
           <w:tcPr>
-            <w:tcW w:type="dxa" w:w="877"/>
+            <w:tcW w:type="dxa" w:w="873"/>
           </w:tcPr>
           <w:p>
             <w:r>
@@ -9388,7 +9388,7 @@
         </w:tc>
         <w:tc>
           <w:tcPr>
-            <w:tcW w:type="dxa" w:w="877"/>
+            <w:tcW w:type="dxa" w:w="873"/>
           </w:tcPr>
           <w:p>
             <w:r>
@@ -9401,7 +9401,7 @@
         </w:tc>
         <w:tc>
           <w:tcPr>
-            <w:tcW w:type="dxa" w:w="877"/>
+            <w:tcW w:type="dxa" w:w="873"/>
           </w:tcPr>
           <w:p>
             <w:r>
@@ -9414,7 +9414,7 @@
         </w:tc>
         <w:tc>
           <w:tcPr>
-            <w:tcW w:type="dxa" w:w="877"/>
+            <w:tcW w:type="dxa" w:w="873"/>
           </w:tcPr>
           <w:p>
             <w:r>
@@ -9427,7 +9427,7 @@
         </w:tc>
         <w:tc>
           <w:tcPr>
-            <w:tcW w:type="dxa" w:w="877"/>
+            <w:tcW w:type="dxa" w:w="873"/>
           </w:tcPr>
           <w:p>
             <w:r>
@@ -9442,7 +9442,7 @@
       <w:tr>
         <w:tc>
           <w:tcPr>
-            <w:tcW w:type="dxa" w:w="877"/>
+            <w:tcW w:type="dxa" w:w="869"/>
           </w:tcPr>
           <w:p>
             <w:r>
@@ -9455,7 +9455,7 @@
         </w:tc>
         <w:tc>
           <w:tcPr>
-            <w:tcW w:type="dxa" w:w="877"/>
+            <w:tcW w:type="dxa" w:w="873"/>
           </w:tcPr>
           <w:p>
             <w:r>
@@ -9468,7 +9468,7 @@
         </w:tc>
         <w:tc>
           <w:tcPr>
-            <w:tcW w:type="dxa" w:w="877"/>
+            <w:tcW w:type="dxa" w:w="873"/>
           </w:tcPr>
           <w:p>
             <w:r>
@@ -9481,7 +9481,7 @@
         </w:tc>
         <w:tc>
           <w:tcPr>
-            <w:tcW w:type="dxa" w:w="877"/>
+            <w:tcW w:type="dxa" w:w="873"/>
           </w:tcPr>
           <w:p>
             <w:r>
@@ -9494,7 +9494,7 @@
         </w:tc>
         <w:tc>
           <w:tcPr>
-            <w:tcW w:type="dxa" w:w="877"/>
+            <w:tcW w:type="dxa" w:w="873"/>
           </w:tcPr>
           <w:p>
             <w:r>
@@ -9507,7 +9507,7 @@
         </w:tc>
         <w:tc>
           <w:tcPr>
-            <w:tcW w:type="dxa" w:w="877"/>
+            <w:tcW w:type="dxa" w:w="873"/>
           </w:tcPr>
           <w:p>
             <w:r>
@@ -9520,7 +9520,7 @@
         </w:tc>
         <w:tc>
           <w:tcPr>
-            <w:tcW w:type="dxa" w:w="877"/>
+            <w:tcW w:type="dxa" w:w="873"/>
           </w:tcPr>
           <w:p>
             <w:r>
@@ -9533,7 +9533,7 @@
         </w:tc>
         <w:tc>
           <w:tcPr>
-            <w:tcW w:type="dxa" w:w="877"/>
+            <w:tcW w:type="dxa" w:w="873"/>
           </w:tcPr>
           <w:p>
             <w:r>
@@ -9546,7 +9546,7 @@
         </w:tc>
         <w:tc>
           <w:tcPr>
-            <w:tcW w:type="dxa" w:w="877"/>
+            <w:tcW w:type="dxa" w:w="873"/>
           </w:tcPr>
           <w:p>
             <w:r>
@@ -9559,7 +9559,7 @@
         </w:tc>
         <w:tc>
           <w:tcPr>
-            <w:tcW w:type="dxa" w:w="877"/>
+            <w:tcW w:type="dxa" w:w="873"/>
           </w:tcPr>
           <w:p>
             <w:r>
@@ -9572,7 +9572,7 @@
         </w:tc>
         <w:tc>
           <w:tcPr>
-            <w:tcW w:type="dxa" w:w="877"/>
+            <w:tcW w:type="dxa" w:w="873"/>
           </w:tcPr>
           <w:p>
             <w:r>
@@ -9597,26 +9597,26 @@
     <w:tbl>
       <w:tblPr>
         <w:tblStyle w:val="LightGrid-Accent1"/>
-        <w:tblW w:type="auto" w:w="0"/>
+        <w:tblW w:type="dxa" w:w="9599"/>
         <w:tblLook w:firstColumn="1" w:firstRow="1" w:lastColumn="0" w:lastRow="0" w:noHBand="0" w:noVBand="1" w:val="04A0"/>
       </w:tblPr>
       <w:tblGrid>
-        <w:gridCol w:w="877"/>
-        <w:gridCol w:w="877"/>
-        <w:gridCol w:w="877"/>
-        <w:gridCol w:w="877"/>
-        <w:gridCol w:w="877"/>
-        <w:gridCol w:w="877"/>
-        <w:gridCol w:w="877"/>
-        <w:gridCol w:w="877"/>
-        <w:gridCol w:w="877"/>
-        <w:gridCol w:w="877"/>
-        <w:gridCol w:w="877"/>
+        <w:gridCol w:w="869"/>
+        <w:gridCol w:w="873"/>
+        <w:gridCol w:w="873"/>
+        <w:gridCol w:w="873"/>
+        <w:gridCol w:w="873"/>
+        <w:gridCol w:w="873"/>
+        <w:gridCol w:w="873"/>
+        <w:gridCol w:w="873"/>
+        <w:gridCol w:w="873"/>
+        <w:gridCol w:w="873"/>
+        <w:gridCol w:w="873"/>
       </w:tblGrid>
       <w:tr>
         <w:tc>
           <w:tcPr>
-            <w:tcW w:type="dxa" w:w="877"/>
+            <w:tcW w:type="dxa" w:w="869"/>
           </w:tcPr>
           <w:p>
             <w:r>
@@ -9629,7 +9629,7 @@
         </w:tc>
         <w:tc>
           <w:tcPr>
-            <w:tcW w:type="dxa" w:w="877"/>
+            <w:tcW w:type="dxa" w:w="873"/>
           </w:tcPr>
           <w:p>
             <w:r>
@@ -9642,7 +9642,7 @@
         </w:tc>
         <w:tc>
           <w:tcPr>
-            <w:tcW w:type="dxa" w:w="877"/>
+            <w:tcW w:type="dxa" w:w="873"/>
           </w:tcPr>
           <w:p>
             <w:r>
@@ -9655,7 +9655,7 @@
         </w:tc>
         <w:tc>
           <w:tcPr>
-            <w:tcW w:type="dxa" w:w="877"/>
+            <w:tcW w:type="dxa" w:w="873"/>
           </w:tcPr>
           <w:p>
             <w:r>
@@ -9668,7 +9668,7 @@
         </w:tc>
         <w:tc>
           <w:tcPr>
-            <w:tcW w:type="dxa" w:w="877"/>
+            <w:tcW w:type="dxa" w:w="873"/>
           </w:tcPr>
           <w:p>
             <w:r>
@@ -9681,7 +9681,7 @@
         </w:tc>
         <w:tc>
           <w:tcPr>
-            <w:tcW w:type="dxa" w:w="877"/>
+            <w:tcW w:type="dxa" w:w="873"/>
           </w:tcPr>
           <w:p>
             <w:r>
@@ -9694,7 +9694,7 @@
         </w:tc>
         <w:tc>
           <w:tcPr>
-            <w:tcW w:type="dxa" w:w="877"/>
+            <w:tcW w:type="dxa" w:w="873"/>
           </w:tcPr>
           <w:p>
             <w:r>
@@ -9707,7 +9707,7 @@
         </w:tc>
         <w:tc>
           <w:tcPr>
-            <w:tcW w:type="dxa" w:w="877"/>
+            <w:tcW w:type="dxa" w:w="873"/>
           </w:tcPr>
           <w:p>
             <w:r>
@@ -9720,7 +9720,7 @@
         </w:tc>
         <w:tc>
           <w:tcPr>
-            <w:tcW w:type="dxa" w:w="877"/>
+            <w:tcW w:type="dxa" w:w="873"/>
           </w:tcPr>
           <w:p>
             <w:r>
@@ -9733,7 +9733,7 @@
         </w:tc>
         <w:tc>
           <w:tcPr>
-            <w:tcW w:type="dxa" w:w="877"/>
+            <w:tcW w:type="dxa" w:w="873"/>
           </w:tcPr>
           <w:p>
             <w:r>
@@ -9746,7 +9746,7 @@
         </w:tc>
         <w:tc>
           <w:tcPr>
-            <w:tcW w:type="dxa" w:w="877"/>
+            <w:tcW w:type="dxa" w:w="873"/>
           </w:tcPr>
           <w:p>
             <w:r>
@@ -9761,7 +9761,7 @@
       <w:tr>
         <w:tc>
           <w:tcPr>
-            <w:tcW w:type="dxa" w:w="877"/>
+            <w:tcW w:type="dxa" w:w="869"/>
           </w:tcPr>
           <w:p>
             <w:r>
@@ -9774,7 +9774,7 @@
         </w:tc>
         <w:tc>
           <w:tcPr>
-            <w:tcW w:type="dxa" w:w="877"/>
+            <w:tcW w:type="dxa" w:w="873"/>
           </w:tcPr>
           <w:p>
             <w:r>
@@ -9787,7 +9787,7 @@
         </w:tc>
         <w:tc>
           <w:tcPr>
-            <w:tcW w:type="dxa" w:w="877"/>
+            <w:tcW w:type="dxa" w:w="873"/>
           </w:tcPr>
           <w:p>
             <w:r>
@@ -9800,7 +9800,7 @@
         </w:tc>
         <w:tc>
           <w:tcPr>
-            <w:tcW w:type="dxa" w:w="877"/>
+            <w:tcW w:type="dxa" w:w="873"/>
           </w:tcPr>
           <w:p>
             <w:r>
@@ -9813,7 +9813,7 @@
         </w:tc>
         <w:tc>
           <w:tcPr>
-            <w:tcW w:type="dxa" w:w="877"/>
+            <w:tcW w:type="dxa" w:w="873"/>
           </w:tcPr>
           <w:p>
             <w:r>
@@ -9826,7 +9826,7 @@
         </w:tc>
         <w:tc>
           <w:tcPr>
-            <w:tcW w:type="dxa" w:w="877"/>
+            <w:tcW w:type="dxa" w:w="873"/>
           </w:tcPr>
           <w:p>
             <w:r>
@@ -9839,7 +9839,7 @@
         </w:tc>
         <w:tc>
           <w:tcPr>
-            <w:tcW w:type="dxa" w:w="877"/>
+            <w:tcW w:type="dxa" w:w="873"/>
           </w:tcPr>
           <w:p>
             <w:r>
@@ -9852,7 +9852,7 @@
         </w:tc>
         <w:tc>
           <w:tcPr>
-            <w:tcW w:type="dxa" w:w="877"/>
+            <w:tcW w:type="dxa" w:w="873"/>
           </w:tcPr>
           <w:p>
             <w:r>
@@ -9865,7 +9865,7 @@
         </w:tc>
         <w:tc>
           <w:tcPr>
-            <w:tcW w:type="dxa" w:w="877"/>
+            <w:tcW w:type="dxa" w:w="873"/>
           </w:tcPr>
           <w:p>
             <w:r>
@@ -9878,7 +9878,7 @@
         </w:tc>
         <w:tc>
           <w:tcPr>
-            <w:tcW w:type="dxa" w:w="877"/>
+            <w:tcW w:type="dxa" w:w="873"/>
           </w:tcPr>
           <w:p>
             <w:r>
@@ -9891,7 +9891,7 @@
         </w:tc>
         <w:tc>
           <w:tcPr>
-            <w:tcW w:type="dxa" w:w="877"/>
+            <w:tcW w:type="dxa" w:w="873"/>
           </w:tcPr>
           <w:p>
             <w:r>
@@ -9906,7 +9906,7 @@
       <w:tr>
         <w:tc>
           <w:tcPr>
-            <w:tcW w:type="dxa" w:w="877"/>
+            <w:tcW w:type="dxa" w:w="869"/>
           </w:tcPr>
           <w:p>
             <w:r>
@@ -9919,7 +9919,7 @@
         </w:tc>
         <w:tc>
           <w:tcPr>
-            <w:tcW w:type="dxa" w:w="877"/>
+            <w:tcW w:type="dxa" w:w="873"/>
           </w:tcPr>
           <w:p>
             <w:r>
@@ -9932,7 +9932,7 @@
         </w:tc>
         <w:tc>
           <w:tcPr>
-            <w:tcW w:type="dxa" w:w="877"/>
+            <w:tcW w:type="dxa" w:w="873"/>
           </w:tcPr>
           <w:p>
             <w:r>
@@ -9945,7 +9945,7 @@
         </w:tc>
         <w:tc>
           <w:tcPr>
-            <w:tcW w:type="dxa" w:w="877"/>
+            <w:tcW w:type="dxa" w:w="873"/>
           </w:tcPr>
           <w:p>
             <w:r>
@@ -9958,7 +9958,7 @@
         </w:tc>
         <w:tc>
           <w:tcPr>
-            <w:tcW w:type="dxa" w:w="877"/>
+            <w:tcW w:type="dxa" w:w="873"/>
           </w:tcPr>
           <w:p>
             <w:r>
@@ -9971,7 +9971,7 @@
         </w:tc>
         <w:tc>
           <w:tcPr>
-            <w:tcW w:type="dxa" w:w="877"/>
+            <w:tcW w:type="dxa" w:w="873"/>
           </w:tcPr>
           <w:p>
             <w:r>
@@ -9984,7 +9984,7 @@
         </w:tc>
         <w:tc>
           <w:tcPr>
-            <w:tcW w:type="dxa" w:w="877"/>
+            <w:tcW w:type="dxa" w:w="873"/>
           </w:tcPr>
           <w:p>
             <w:r>
@@ -9997,7 +9997,7 @@
         </w:tc>
         <w:tc>
           <w:tcPr>
-            <w:tcW w:type="dxa" w:w="877"/>
+            <w:tcW w:type="dxa" w:w="873"/>
           </w:tcPr>
           <w:p>
             <w:r>
@@ -10010,7 +10010,7 @@
         </w:tc>
         <w:tc>
           <w:tcPr>
-            <w:tcW w:type="dxa" w:w="877"/>
+            <w:tcW w:type="dxa" w:w="873"/>
           </w:tcPr>
           <w:p>
             <w:r>
@@ -10023,7 +10023,7 @@
         </w:tc>
         <w:tc>
           <w:tcPr>
-            <w:tcW w:type="dxa" w:w="877"/>
+            <w:tcW w:type="dxa" w:w="873"/>
           </w:tcPr>
           <w:p>
             <w:r>
@@ -10036,7 +10036,7 @@
         </w:tc>
         <w:tc>
           <w:tcPr>
-            <w:tcW w:type="dxa" w:w="877"/>
+            <w:tcW w:type="dxa" w:w="873"/>
           </w:tcPr>
           <w:p>
             <w:r>
@@ -10051,7 +10051,7 @@
       <w:tr>
         <w:tc>
           <w:tcPr>
-            <w:tcW w:type="dxa" w:w="877"/>
+            <w:tcW w:type="dxa" w:w="869"/>
           </w:tcPr>
           <w:p>
             <w:r>
@@ -10064,7 +10064,7 @@
         </w:tc>
         <w:tc>
           <w:tcPr>
-            <w:tcW w:type="dxa" w:w="877"/>
+            <w:tcW w:type="dxa" w:w="873"/>
           </w:tcPr>
           <w:p>
             <w:r>
@@ -10077,7 +10077,7 @@
         </w:tc>
         <w:tc>
           <w:tcPr>
-            <w:tcW w:type="dxa" w:w="877"/>
+            <w:tcW w:type="dxa" w:w="873"/>
           </w:tcPr>
           <w:p>
             <w:r>
@@ -10090,7 +10090,7 @@
         </w:tc>
         <w:tc>
           <w:tcPr>
-            <w:tcW w:type="dxa" w:w="877"/>
+            <w:tcW w:type="dxa" w:w="873"/>
           </w:tcPr>
           <w:p>
             <w:r>
@@ -10103,7 +10103,7 @@
         </w:tc>
         <w:tc>
           <w:tcPr>
-            <w:tcW w:type="dxa" w:w="877"/>
+            <w:tcW w:type="dxa" w:w="873"/>
           </w:tcPr>
           <w:p>
             <w:r>
@@ -10116,7 +10116,7 @@
         </w:tc>
         <w:tc>
           <w:tcPr>
-            <w:tcW w:type="dxa" w:w="877"/>
+            <w:tcW w:type="dxa" w:w="873"/>
           </w:tcPr>
           <w:p>
             <w:r>
@@ -10129,7 +10129,7 @@
         </w:tc>
         <w:tc>
           <w:tcPr>
-            <w:tcW w:type="dxa" w:w="877"/>
+            <w:tcW w:type="dxa" w:w="873"/>
           </w:tcPr>
           <w:p>
             <w:r>
@@ -10142,7 +10142,7 @@
         </w:tc>
         <w:tc>
           <w:tcPr>
-            <w:tcW w:type="dxa" w:w="877"/>
+            <w:tcW w:type="dxa" w:w="873"/>
           </w:tcPr>
           <w:p>
             <w:r>
@@ -10155,7 +10155,7 @@
         </w:tc>
         <w:tc>
           <w:tcPr>
-            <w:tcW w:type="dxa" w:w="877"/>
+            <w:tcW w:type="dxa" w:w="873"/>
           </w:tcPr>
           <w:p>
             <w:r>
@@ -10168,7 +10168,7 @@
         </w:tc>
         <w:tc>
           <w:tcPr>
-            <w:tcW w:type="dxa" w:w="877"/>
+            <w:tcW w:type="dxa" w:w="873"/>
           </w:tcPr>
           <w:p>
             <w:r>
@@ -10181,7 +10181,7 @@
         </w:tc>
         <w:tc>
           <w:tcPr>
-            <w:tcW w:type="dxa" w:w="877"/>
+            <w:tcW w:type="dxa" w:w="873"/>
           </w:tcPr>
           <w:p>
             <w:r>
@@ -10196,7 +10196,7 @@
       <w:tr>
         <w:tc>
           <w:tcPr>
-            <w:tcW w:type="dxa" w:w="877"/>
+            <w:tcW w:type="dxa" w:w="869"/>
           </w:tcPr>
           <w:p>
             <w:r>
@@ -10209,7 +10209,7 @@
         </w:tc>
         <w:tc>
           <w:tcPr>
-            <w:tcW w:type="dxa" w:w="877"/>
+            <w:tcW w:type="dxa" w:w="873"/>
           </w:tcPr>
           <w:p>
             <w:r>
@@ -10222,7 +10222,7 @@
         </w:tc>
         <w:tc>
           <w:tcPr>
-            <w:tcW w:type="dxa" w:w="877"/>
+            <w:tcW w:type="dxa" w:w="873"/>
           </w:tcPr>
           <w:p>
             <w:r>
@@ -10235,7 +10235,7 @@
         </w:tc>
         <w:tc>
           <w:tcPr>
-            <w:tcW w:type="dxa" w:w="877"/>
+            <w:tcW w:type="dxa" w:w="873"/>
           </w:tcPr>
           <w:p>
             <w:r>
@@ -10248,7 +10248,7 @@
         </w:tc>
         <w:tc>
           <w:tcPr>
-            <w:tcW w:type="dxa" w:w="877"/>
+            <w:tcW w:type="dxa" w:w="873"/>
           </w:tcPr>
           <w:p>
             <w:r>
@@ -10261,7 +10261,7 @@
         </w:tc>
         <w:tc>
           <w:tcPr>
-            <w:tcW w:type="dxa" w:w="877"/>
+            <w:tcW w:type="dxa" w:w="873"/>
           </w:tcPr>
           <w:p>
             <w:r>
@@ -10274,7 +10274,7 @@
         </w:tc>
         <w:tc>
           <w:tcPr>
-            <w:tcW w:type="dxa" w:w="877"/>
+            <w:tcW w:type="dxa" w:w="873"/>
           </w:tcPr>
           <w:p>
             <w:r>
@@ -10287,7 +10287,7 @@
         </w:tc>
         <w:tc>
           <w:tcPr>
-            <w:tcW w:type="dxa" w:w="877"/>
+            <w:tcW w:type="dxa" w:w="873"/>
           </w:tcPr>
           <w:p>
             <w:r>
@@ -10300,7 +10300,7 @@
         </w:tc>
         <w:tc>
           <w:tcPr>
-            <w:tcW w:type="dxa" w:w="877"/>
+            <w:tcW w:type="dxa" w:w="873"/>
           </w:tcPr>
           <w:p>
             <w:r>
@@ -10313,7 +10313,7 @@
         </w:tc>
         <w:tc>
           <w:tcPr>
-            <w:tcW w:type="dxa" w:w="877"/>
+            <w:tcW w:type="dxa" w:w="873"/>
           </w:tcPr>
           <w:p>
             <w:r>
@@ -10326,7 +10326,7 @@
         </w:tc>
         <w:tc>
           <w:tcPr>
-            <w:tcW w:type="dxa" w:w="877"/>
+            <w:tcW w:type="dxa" w:w="873"/>
           </w:tcPr>
           <w:p>
             <w:r>
@@ -10341,7 +10341,7 @@
       <w:tr>
         <w:tc>
           <w:tcPr>
-            <w:tcW w:type="dxa" w:w="877"/>
+            <w:tcW w:type="dxa" w:w="869"/>
           </w:tcPr>
           <w:p>
             <w:r>
@@ -10354,7 +10354,7 @@
         </w:tc>
         <w:tc>
           <w:tcPr>
-            <w:tcW w:type="dxa" w:w="877"/>
+            <w:tcW w:type="dxa" w:w="873"/>
           </w:tcPr>
           <w:p>
             <w:r>
@@ -10367,7 +10367,7 @@
         </w:tc>
         <w:tc>
           <w:tcPr>
-            <w:tcW w:type="dxa" w:w="877"/>
+            <w:tcW w:type="dxa" w:w="873"/>
           </w:tcPr>
           <w:p>
             <w:r>
@@ -10380,7 +10380,7 @@
         </w:tc>
         <w:tc>
           <w:tcPr>
-            <w:tcW w:type="dxa" w:w="877"/>
+            <w:tcW w:type="dxa" w:w="873"/>
           </w:tcPr>
           <w:p>
             <w:r>
@@ -10393,7 +10393,7 @@
         </w:tc>
         <w:tc>
           <w:tcPr>
-            <w:tcW w:type="dxa" w:w="877"/>
+            <w:tcW w:type="dxa" w:w="873"/>
           </w:tcPr>
           <w:p>
             <w:r>
@@ -10406,7 +10406,7 @@
         </w:tc>
         <w:tc>
           <w:tcPr>
-            <w:tcW w:type="dxa" w:w="877"/>
+            <w:tcW w:type="dxa" w:w="873"/>
           </w:tcPr>
           <w:p>
             <w:r>
@@ -10419,7 +10419,7 @@
         </w:tc>
         <w:tc>
           <w:tcPr>
-            <w:tcW w:type="dxa" w:w="877"/>
+            <w:tcW w:type="dxa" w:w="873"/>
           </w:tcPr>
           <w:p>
             <w:r>
@@ -10432,7 +10432,7 @@
         </w:tc>
         <w:tc>
           <w:tcPr>
-            <w:tcW w:type="dxa" w:w="877"/>
+            <w:tcW w:type="dxa" w:w="873"/>
           </w:tcPr>
           <w:p>
             <w:r>
@@ -10445,7 +10445,7 @@
         </w:tc>
         <w:tc>
           <w:tcPr>
-            <w:tcW w:type="dxa" w:w="877"/>
+            <w:tcW w:type="dxa" w:w="873"/>
           </w:tcPr>
           <w:p>
             <w:r>
@@ -10458,7 +10458,7 @@
         </w:tc>
         <w:tc>
           <w:tcPr>
-            <w:tcW w:type="dxa" w:w="877"/>
+            <w:tcW w:type="dxa" w:w="873"/>
           </w:tcPr>
           <w:p>
             <w:r>
@@ -10471,7 +10471,7 @@
         </w:tc>
         <w:tc>
           <w:tcPr>
-            <w:tcW w:type="dxa" w:w="877"/>
+            <w:tcW w:type="dxa" w:w="873"/>
           </w:tcPr>
           <w:p>
             <w:r>
@@ -10486,7 +10486,7 @@
       <w:tr>
         <w:tc>
           <w:tcPr>
-            <w:tcW w:type="dxa" w:w="877"/>
+            <w:tcW w:type="dxa" w:w="869"/>
           </w:tcPr>
           <w:p>
             <w:r>
@@ -10499,7 +10499,7 @@
         </w:tc>
         <w:tc>
           <w:tcPr>
-            <w:tcW w:type="dxa" w:w="877"/>
+            <w:tcW w:type="dxa" w:w="873"/>
           </w:tcPr>
           <w:p>
             <w:r>
@@ -10512,7 +10512,7 @@
         </w:tc>
         <w:tc>
           <w:tcPr>
-            <w:tcW w:type="dxa" w:w="877"/>
+            <w:tcW w:type="dxa" w:w="873"/>
           </w:tcPr>
           <w:p>
             <w:r>
@@ -10525,7 +10525,7 @@
         </w:tc>
         <w:tc>
           <w:tcPr>
-            <w:tcW w:type="dxa" w:w="877"/>
+            <w:tcW w:type="dxa" w:w="873"/>
           </w:tcPr>
           <w:p>
             <w:r>
@@ -10538,7 +10538,7 @@
         </w:tc>
         <w:tc>
           <w:tcPr>
-            <w:tcW w:type="dxa" w:w="877"/>
+            <w:tcW w:type="dxa" w:w="873"/>
           </w:tcPr>
           <w:p>
             <w:r>
@@ -10551,7 +10551,7 @@
         </w:tc>
         <w:tc>
           <w:tcPr>
-            <w:tcW w:type="dxa" w:w="877"/>
+            <w:tcW w:type="dxa" w:w="873"/>
           </w:tcPr>
           <w:p>
             <w:r>
@@ -10564,7 +10564,7 @@
         </w:tc>
         <w:tc>
           <w:tcPr>
-            <w:tcW w:type="dxa" w:w="877"/>
+            <w:tcW w:type="dxa" w:w="873"/>
           </w:tcPr>
           <w:p>
             <w:r>
@@ -10577,7 +10577,7 @@
         </w:tc>
         <w:tc>
           <w:tcPr>
-            <w:tcW w:type="dxa" w:w="877"/>
+            <w:tcW w:type="dxa" w:w="873"/>
           </w:tcPr>
           <w:p>
             <w:r>
@@ -10590,7 +10590,7 @@
         </w:tc>
         <w:tc>
           <w:tcPr>
-            <w:tcW w:type="dxa" w:w="877"/>
+            <w:tcW w:type="dxa" w:w="873"/>
           </w:tcPr>
           <w:p>
             <w:r>
@@ -10603,7 +10603,7 @@
         </w:tc>
         <w:tc>
           <w:tcPr>
-            <w:tcW w:type="dxa" w:w="877"/>
+            <w:tcW w:type="dxa" w:w="873"/>
           </w:tcPr>
           <w:p>
             <w:r>
@@ -10616,7 +10616,7 @@
         </w:tc>
         <w:tc>
           <w:tcPr>
-            <w:tcW w:type="dxa" w:w="877"/>
+            <w:tcW w:type="dxa" w:w="873"/>
           </w:tcPr>
           <w:p>
             <w:r>
@@ -10631,7 +10631,7 @@
       <w:tr>
         <w:tc>
           <w:tcPr>
-            <w:tcW w:type="dxa" w:w="877"/>
+            <w:tcW w:type="dxa" w:w="869"/>
           </w:tcPr>
           <w:p>
             <w:r>
@@ -10644,7 +10644,7 @@
         </w:tc>
         <w:tc>
           <w:tcPr>
-            <w:tcW w:type="dxa" w:w="877"/>
+            <w:tcW w:type="dxa" w:w="873"/>
           </w:tcPr>
           <w:p>
             <w:r>
@@ -10657,7 +10657,7 @@
         </w:tc>
         <w:tc>
           <w:tcPr>
-            <w:tcW w:type="dxa" w:w="877"/>
+            <w:tcW w:type="dxa" w:w="873"/>
           </w:tcPr>
           <w:p>
             <w:r>
@@ -10670,7 +10670,7 @@
         </w:tc>
         <w:tc>
           <w:tcPr>
-            <w:tcW w:type="dxa" w:w="877"/>
+            <w:tcW w:type="dxa" w:w="873"/>
           </w:tcPr>
           <w:p>
             <w:r>
@@ -10683,7 +10683,7 @@
         </w:tc>
         <w:tc>
           <w:tcPr>
-            <w:tcW w:type="dxa" w:w="877"/>
+            <w:tcW w:type="dxa" w:w="873"/>
           </w:tcPr>
           <w:p>
             <w:r>
@@ -10696,7 +10696,7 @@
         </w:tc>
         <w:tc>
           <w:tcPr>
-            <w:tcW w:type="dxa" w:w="877"/>
+            <w:tcW w:type="dxa" w:w="873"/>
           </w:tcPr>
           <w:p>
             <w:r>
@@ -10709,7 +10709,7 @@
         </w:tc>
         <w:tc>
           <w:tcPr>
-            <w:tcW w:type="dxa" w:w="877"/>
+            <w:tcW w:type="dxa" w:w="873"/>
           </w:tcPr>
           <w:p>
             <w:r>
@@ -10722,7 +10722,7 @@
         </w:tc>
         <w:tc>
           <w:tcPr>
-            <w:tcW w:type="dxa" w:w="877"/>
+            <w:tcW w:type="dxa" w:w="873"/>
           </w:tcPr>
           <w:p>
             <w:r>
@@ -10735,7 +10735,7 @@
         </w:tc>
         <w:tc>
           <w:tcPr>
-            <w:tcW w:type="dxa" w:w="877"/>
+            <w:tcW w:type="dxa" w:w="873"/>
           </w:tcPr>
           <w:p>
             <w:r>
@@ -10748,7 +10748,7 @@
         </w:tc>
         <w:tc>
           <w:tcPr>
-            <w:tcW w:type="dxa" w:w="877"/>
+            <w:tcW w:type="dxa" w:w="873"/>
           </w:tcPr>
           <w:p>
             <w:r>
@@ -10761,7 +10761,7 @@
         </w:tc>
         <w:tc>
           <w:tcPr>
-            <w:tcW w:type="dxa" w:w="877"/>
+            <w:tcW w:type="dxa" w:w="873"/>
           </w:tcPr>
           <w:p>
             <w:r>
@@ -10776,7 +10776,7 @@
       <w:tr>
         <w:tc>
           <w:tcPr>
-            <w:tcW w:type="dxa" w:w="877"/>
+            <w:tcW w:type="dxa" w:w="869"/>
           </w:tcPr>
           <w:p>
             <w:r>
@@ -10789,7 +10789,7 @@
         </w:tc>
         <w:tc>
           <w:tcPr>
-            <w:tcW w:type="dxa" w:w="877"/>
+            <w:tcW w:type="dxa" w:w="873"/>
           </w:tcPr>
           <w:p>
             <w:r>
@@ -10802,7 +10802,7 @@
         </w:tc>
         <w:tc>
           <w:tcPr>
-            <w:tcW w:type="dxa" w:w="877"/>
+            <w:tcW w:type="dxa" w:w="873"/>
           </w:tcPr>
           <w:p>
             <w:r>
@@ -10815,7 +10815,7 @@
         </w:tc>
         <w:tc>
           <w:tcPr>
-            <w:tcW w:type="dxa" w:w="877"/>
+            <w:tcW w:type="dxa" w:w="873"/>
           </w:tcPr>
           <w:p>
             <w:r>
@@ -10828,7 +10828,7 @@
         </w:tc>
         <w:tc>
           <w:tcPr>
-            <w:tcW w:type="dxa" w:w="877"/>
+            <w:tcW w:type="dxa" w:w="873"/>
           </w:tcPr>
           <w:p>
             <w:r>
@@ -10841,7 +10841,7 @@
         </w:tc>
         <w:tc>
           <w:tcPr>
-            <w:tcW w:type="dxa" w:w="877"/>
+            <w:tcW w:type="dxa" w:w="873"/>
           </w:tcPr>
           <w:p>
             <w:r>
@@ -10854,7 +10854,7 @@
         </w:tc>
         <w:tc>
           <w:tcPr>
-            <w:tcW w:type="dxa" w:w="877"/>
+            <w:tcW w:type="dxa" w:w="873"/>
           </w:tcPr>
           <w:p>
             <w:r>
@@ -10867,7 +10867,7 @@
         </w:tc>
         <w:tc>
           <w:tcPr>
-            <w:tcW w:type="dxa" w:w="877"/>
+            <w:tcW w:type="dxa" w:w="873"/>
           </w:tcPr>
           <w:p>
             <w:r>
@@ -10880,7 +10880,7 @@
         </w:tc>
         <w:tc>
           <w:tcPr>
-            <w:tcW w:type="dxa" w:w="877"/>
+            <w:tcW w:type="dxa" w:w="873"/>
           </w:tcPr>
           <w:p>
             <w:r>
@@ -10893,7 +10893,7 @@
         </w:tc>
         <w:tc>
           <w:tcPr>
-            <w:tcW w:type="dxa" w:w="877"/>
+            <w:tcW w:type="dxa" w:w="873"/>
           </w:tcPr>
           <w:p>
             <w:r>
@@ -10906,7 +10906,7 @@
         </w:tc>
         <w:tc>
           <w:tcPr>
-            <w:tcW w:type="dxa" w:w="877"/>
+            <w:tcW w:type="dxa" w:w="873"/>
           </w:tcPr>
           <w:p>
             <w:r>
@@ -10921,7 +10921,7 @@
       <w:tr>
         <w:tc>
           <w:tcPr>
-            <w:tcW w:type="dxa" w:w="877"/>
+            <w:tcW w:type="dxa" w:w="869"/>
           </w:tcPr>
           <w:p>
             <w:r>
@@ -10934,7 +10934,7 @@
         </w:tc>
         <w:tc>
           <w:tcPr>
-            <w:tcW w:type="dxa" w:w="877"/>
+            <w:tcW w:type="dxa" w:w="873"/>
           </w:tcPr>
           <w:p>
             <w:r>
@@ -10947,7 +10947,7 @@
         </w:tc>
         <w:tc>
           <w:tcPr>
-            <w:tcW w:type="dxa" w:w="877"/>
+            <w:tcW w:type="dxa" w:w="873"/>
           </w:tcPr>
           <w:p>
             <w:r>
@@ -10960,7 +10960,7 @@
         </w:tc>
         <w:tc>
           <w:tcPr>
-            <w:tcW w:type="dxa" w:w="877"/>
+            <w:tcW w:type="dxa" w:w="873"/>
           </w:tcPr>
           <w:p>
             <w:r>
@@ -10973,7 +10973,7 @@
         </w:tc>
         <w:tc>
           <w:tcPr>
-            <w:tcW w:type="dxa" w:w="877"/>
+            <w:tcW w:type="dxa" w:w="873"/>
           </w:tcPr>
           <w:p>
             <w:r>
@@ -10986,7 +10986,7 @@
         </w:tc>
         <w:tc>
           <w:tcPr>
-            <w:tcW w:type="dxa" w:w="877"/>
+            <w:tcW w:type="dxa" w:w="873"/>
           </w:tcPr>
           <w:p>
             <w:r>
@@ -10999,7 +10999,7 @@
         </w:tc>
         <w:tc>
           <w:tcPr>
-            <w:tcW w:type="dxa" w:w="877"/>
+            <w:tcW w:type="dxa" w:w="873"/>
           </w:tcPr>
           <w:p>
             <w:r>
@@ -11012,7 +11012,7 @@
         </w:tc>
         <w:tc>
           <w:tcPr>
-            <w:tcW w:type="dxa" w:w="877"/>
+            <w:tcW w:type="dxa" w:w="873"/>
           </w:tcPr>
           <w:p>
             <w:r>
@@ -11025,7 +11025,7 @@
         </w:tc>
         <w:tc>
           <w:tcPr>
-            <w:tcW w:type="dxa" w:w="877"/>
+            <w:tcW w:type="dxa" w:w="873"/>
           </w:tcPr>
           <w:p>
             <w:r>
@@ -11038,7 +11038,7 @@
         </w:tc>
         <w:tc>
           <w:tcPr>
-            <w:tcW w:type="dxa" w:w="877"/>
+            <w:tcW w:type="dxa" w:w="873"/>
           </w:tcPr>
           <w:p>
             <w:r>
@@ -11051,7 +11051,7 @@
         </w:tc>
         <w:tc>
           <w:tcPr>
-            <w:tcW w:type="dxa" w:w="877"/>
+            <w:tcW w:type="dxa" w:w="873"/>
           </w:tcPr>
           <w:p>
             <w:r>
@@ -11066,7 +11066,7 @@
       <w:tr>
         <w:tc>
           <w:tcPr>
-            <w:tcW w:type="dxa" w:w="877"/>
+            <w:tcW w:type="dxa" w:w="869"/>
           </w:tcPr>
           <w:p>
             <w:r>
@@ -11079,7 +11079,7 @@
         </w:tc>
         <w:tc>
           <w:tcPr>
-            <w:tcW w:type="dxa" w:w="877"/>
+            <w:tcW w:type="dxa" w:w="873"/>
           </w:tcPr>
           <w:p>
             <w:r>
@@ -11092,7 +11092,7 @@
         </w:tc>
         <w:tc>
           <w:tcPr>
-            <w:tcW w:type="dxa" w:w="877"/>
+            <w:tcW w:type="dxa" w:w="873"/>
           </w:tcPr>
           <w:p>
             <w:r>
@@ -11105,7 +11105,7 @@
         </w:tc>
         <w:tc>
           <w:tcPr>
-            <w:tcW w:type="dxa" w:w="877"/>
+            <w:tcW w:type="dxa" w:w="873"/>
           </w:tcPr>
           <w:p>
             <w:r>
@@ -11118,7 +11118,7 @@
         </w:tc>
         <w:tc>
           <w:tcPr>
-            <w:tcW w:type="dxa" w:w="877"/>
+            <w:tcW w:type="dxa" w:w="873"/>
           </w:tcPr>
           <w:p>
             <w:r>
@@ -11131,7 +11131,7 @@
         </w:tc>
         <w:tc>
           <w:tcPr>
-            <w:tcW w:type="dxa" w:w="877"/>
+            <w:tcW w:type="dxa" w:w="873"/>
           </w:tcPr>
           <w:p>
             <w:r>
@@ -11144,7 +11144,7 @@
         </w:tc>
         <w:tc>
           <w:tcPr>
-            <w:tcW w:type="dxa" w:w="877"/>
+            <w:tcW w:type="dxa" w:w="873"/>
           </w:tcPr>
           <w:p>
             <w:r>
@@ -11157,7 +11157,7 @@
         </w:tc>
         <w:tc>
           <w:tcPr>
-            <w:tcW w:type="dxa" w:w="877"/>
+            <w:tcW w:type="dxa" w:w="873"/>
           </w:tcPr>
           <w:p>
             <w:r>
@@ -11170,7 +11170,7 @@
         </w:tc>
         <w:tc>
           <w:tcPr>
-            <w:tcW w:type="dxa" w:w="877"/>
+            <w:tcW w:type="dxa" w:w="873"/>
           </w:tcPr>
           <w:p>
             <w:r>
@@ -11183,7 +11183,7 @@
         </w:tc>
         <w:tc>
           <w:tcPr>
-            <w:tcW w:type="dxa" w:w="877"/>
+            <w:tcW w:type="dxa" w:w="873"/>
           </w:tcPr>
           <w:p>
             <w:r>
@@ -11196,7 +11196,7 @@
         </w:tc>
         <w:tc>
           <w:tcPr>
-            <w:tcW w:type="dxa" w:w="877"/>
+            <w:tcW w:type="dxa" w:w="873"/>
           </w:tcPr>
           <w:p>
             <w:r>
@@ -11221,26 +11221,26 @@
     <w:tbl>
       <w:tblPr>
         <w:tblStyle w:val="LightGrid-Accent1"/>
-        <w:tblW w:type="auto" w:w="0"/>
+        <w:tblW w:type="dxa" w:w="9599"/>
         <w:tblLook w:firstColumn="1" w:firstRow="1" w:lastColumn="0" w:lastRow="0" w:noHBand="0" w:noVBand="1" w:val="04A0"/>
       </w:tblPr>
       <w:tblGrid>
-        <w:gridCol w:w="877"/>
-        <w:gridCol w:w="877"/>
-        <w:gridCol w:w="877"/>
-        <w:gridCol w:w="877"/>
-        <w:gridCol w:w="877"/>
-        <w:gridCol w:w="877"/>
-        <w:gridCol w:w="877"/>
-        <w:gridCol w:w="877"/>
-        <w:gridCol w:w="877"/>
-        <w:gridCol w:w="877"/>
-        <w:gridCol w:w="877"/>
+        <w:gridCol w:w="869"/>
+        <w:gridCol w:w="873"/>
+        <w:gridCol w:w="873"/>
+        <w:gridCol w:w="873"/>
+        <w:gridCol w:w="873"/>
+        <w:gridCol w:w="873"/>
+        <w:gridCol w:w="873"/>
+        <w:gridCol w:w="873"/>
+        <w:gridCol w:w="873"/>
+        <w:gridCol w:w="873"/>
+        <w:gridCol w:w="873"/>
       </w:tblGrid>
       <w:tr>
         <w:tc>
           <w:tcPr>
-            <w:tcW w:type="dxa" w:w="877"/>
+            <w:tcW w:type="dxa" w:w="869"/>
           </w:tcPr>
           <w:p>
             <w:r>
@@ -11253,7 +11253,7 @@
         </w:tc>
         <w:tc>
           <w:tcPr>
-            <w:tcW w:type="dxa" w:w="877"/>
+            <w:tcW w:type="dxa" w:w="873"/>
           </w:tcPr>
           <w:p>
             <w:r>
@@ -11266,7 +11266,7 @@
         </w:tc>
         <w:tc>
           <w:tcPr>
-            <w:tcW w:type="dxa" w:w="877"/>
+            <w:tcW w:type="dxa" w:w="873"/>
           </w:tcPr>
           <w:p>
             <w:r>
@@ -11279,7 +11279,7 @@
         </w:tc>
         <w:tc>
           <w:tcPr>
-            <w:tcW w:type="dxa" w:w="877"/>
+            <w:tcW w:type="dxa" w:w="873"/>
           </w:tcPr>
           <w:p>
             <w:r>
@@ -11292,7 +11292,7 @@
         </w:tc>
         <w:tc>
           <w:tcPr>
-            <w:tcW w:type="dxa" w:w="877"/>
+            <w:tcW w:type="dxa" w:w="873"/>
           </w:tcPr>
           <w:p>
             <w:r>
@@ -11305,7 +11305,7 @@
         </w:tc>
         <w:tc>
           <w:tcPr>
-            <w:tcW w:type="dxa" w:w="877"/>
+            <w:tcW w:type="dxa" w:w="873"/>
           </w:tcPr>
           <w:p>
             <w:r>
@@ -11318,7 +11318,7 @@
         </w:tc>
         <w:tc>
           <w:tcPr>
-            <w:tcW w:type="dxa" w:w="877"/>
+            <w:tcW w:type="dxa" w:w="873"/>
           </w:tcPr>
           <w:p>
             <w:r>
@@ -11331,7 +11331,7 @@
         </w:tc>
         <w:tc>
           <w:tcPr>
-            <w:tcW w:type="dxa" w:w="877"/>
+            <w:tcW w:type="dxa" w:w="873"/>
           </w:tcPr>
           <w:p>
             <w:r>
@@ -11344,7 +11344,7 @@
         </w:tc>
         <w:tc>
           <w:tcPr>
-            <w:tcW w:type="dxa" w:w="877"/>
+            <w:tcW w:type="dxa" w:w="873"/>
           </w:tcPr>
           <w:p>
             <w:r>
@@ -11357,7 +11357,7 @@
         </w:tc>
         <w:tc>
           <w:tcPr>
-            <w:tcW w:type="dxa" w:w="877"/>
+            <w:tcW w:type="dxa" w:w="873"/>
           </w:tcPr>
           <w:p>
             <w:r>
@@ -11370,7 +11370,7 @@
         </w:tc>
         <w:tc>
           <w:tcPr>
-            <w:tcW w:type="dxa" w:w="877"/>
+            <w:tcW w:type="dxa" w:w="873"/>
           </w:tcPr>
           <w:p>
             <w:r>
@@ -11385,7 +11385,7 @@
       <w:tr>
         <w:tc>
           <w:tcPr>
-            <w:tcW w:type="dxa" w:w="877"/>
+            <w:tcW w:type="dxa" w:w="869"/>
           </w:tcPr>
           <w:p>
             <w:r>
@@ -11398,7 +11398,7 @@
         </w:tc>
         <w:tc>
           <w:tcPr>
-            <w:tcW w:type="dxa" w:w="877"/>
+            <w:tcW w:type="dxa" w:w="873"/>
           </w:tcPr>
           <w:p>
             <w:r>
@@ -11411,7 +11411,7 @@
         </w:tc>
         <w:tc>
           <w:tcPr>
-            <w:tcW w:type="dxa" w:w="877"/>
+            <w:tcW w:type="dxa" w:w="873"/>
           </w:tcPr>
           <w:p>
             <w:r>
@@ -11424,7 +11424,7 @@
         </w:tc>
         <w:tc>
           <w:tcPr>
-            <w:tcW w:type="dxa" w:w="877"/>
+            <w:tcW w:type="dxa" w:w="873"/>
           </w:tcPr>
           <w:p>
             <w:r>
@@ -11437,7 +11437,7 @@
         </w:tc>
         <w:tc>
           <w:tcPr>
-            <w:tcW w:type="dxa" w:w="877"/>
+            <w:tcW w:type="dxa" w:w="873"/>
           </w:tcPr>
           <w:p>
             <w:r>
@@ -11450,7 +11450,7 @@
         </w:tc>
         <w:tc>
           <w:tcPr>
-            <w:tcW w:type="dxa" w:w="877"/>
+            <w:tcW w:type="dxa" w:w="873"/>
           </w:tcPr>
           <w:p>
             <w:r>
@@ -11463,7 +11463,7 @@
         </w:tc>
         <w:tc>
           <w:tcPr>
-            <w:tcW w:type="dxa" w:w="877"/>
+            <w:tcW w:type="dxa" w:w="873"/>
           </w:tcPr>
           <w:p>
             <w:r>
@@ -11476,7 +11476,7 @@
         </w:tc>
         <w:tc>
           <w:tcPr>
-            <w:tcW w:type="dxa" w:w="877"/>
+            <w:tcW w:type="dxa" w:w="873"/>
           </w:tcPr>
           <w:p>
             <w:r>
@@ -11489,7 +11489,7 @@
         </w:tc>
         <w:tc>
           <w:tcPr>
-            <w:tcW w:type="dxa" w:w="877"/>
+            <w:tcW w:type="dxa" w:w="873"/>
           </w:tcPr>
           <w:p>
             <w:r>
@@ -11502,7 +11502,7 @@
         </w:tc>
         <w:tc>
           <w:tcPr>
-            <w:tcW w:type="dxa" w:w="877"/>
+            <w:tcW w:type="dxa" w:w="873"/>
           </w:tcPr>
           <w:p>
             <w:r>
@@ -11515,7 +11515,7 @@
         </w:tc>
         <w:tc>
           <w:tcPr>
-            <w:tcW w:type="dxa" w:w="877"/>
+            <w:tcW w:type="dxa" w:w="873"/>
           </w:tcPr>
           <w:p>
             <w:r>
@@ -11530,7 +11530,7 @@
       <w:tr>
         <w:tc>
           <w:tcPr>
-            <w:tcW w:type="dxa" w:w="877"/>
+            <w:tcW w:type="dxa" w:w="869"/>
           </w:tcPr>
           <w:p>
             <w:r>
@@ -11543,7 +11543,7 @@
         </w:tc>
         <w:tc>
           <w:tcPr>
-            <w:tcW w:type="dxa" w:w="877"/>
+            <w:tcW w:type="dxa" w:w="873"/>
           </w:tcPr>
           <w:p>
             <w:r>
@@ -11556,7 +11556,7 @@
         </w:tc>
         <w:tc>
           <w:tcPr>
-            <w:tcW w:type="dxa" w:w="877"/>
+            <w:tcW w:type="dxa" w:w="873"/>
           </w:tcPr>
           <w:p>
             <w:r>
@@ -11569,7 +11569,7 @@
         </w:tc>
         <w:tc>
           <w:tcPr>
-            <w:tcW w:type="dxa" w:w="877"/>
+            <w:tcW w:type="dxa" w:w="873"/>
           </w:tcPr>
           <w:p>
             <w:r>
@@ -11582,7 +11582,7 @@
         </w:tc>
         <w:tc>
           <w:tcPr>
-            <w:tcW w:type="dxa" w:w="877"/>
+            <w:tcW w:type="dxa" w:w="873"/>
           </w:tcPr>
           <w:p>
             <w:r>
@@ -11595,7 +11595,7 @@
         </w:tc>
         <w:tc>
           <w:tcPr>
-            <w:tcW w:type="dxa" w:w="877"/>
+            <w:tcW w:type="dxa" w:w="873"/>
           </w:tcPr>
           <w:p>
             <w:r>
@@ -11608,7 +11608,7 @@
         </w:tc>
         <w:tc>
           <w:tcPr>
-            <w:tcW w:type="dxa" w:w="877"/>
+            <w:tcW w:type="dxa" w:w="873"/>
           </w:tcPr>
           <w:p>
             <w:r>
@@ -11621,7 +11621,7 @@
         </w:tc>
         <w:tc>
           <w:tcPr>
-            <w:tcW w:type="dxa" w:w="877"/>
+            <w:tcW w:type="dxa" w:w="873"/>
           </w:tcPr>
           <w:p>
             <w:r>
@@ -11634,7 +11634,7 @@
         </w:tc>
         <w:tc>
           <w:tcPr>
-            <w:tcW w:type="dxa" w:w="877"/>
+            <w:tcW w:type="dxa" w:w="873"/>
           </w:tcPr>
           <w:p>
             <w:r>
@@ -11647,7 +11647,7 @@
         </w:tc>
         <w:tc>
           <w:tcPr>
-            <w:tcW w:type="dxa" w:w="877"/>
+            <w:tcW w:type="dxa" w:w="873"/>
           </w:tcPr>
           <w:p>
             <w:r>
@@ -11660,7 +11660,7 @@
         </w:tc>
         <w:tc>
           <w:tcPr>
-            <w:tcW w:type="dxa" w:w="877"/>
+            <w:tcW w:type="dxa" w:w="873"/>
           </w:tcPr>
           <w:p>
             <w:r>
@@ -11675,7 +11675,7 @@
       <w:tr>
         <w:tc>
           <w:tcPr>
-            <w:tcW w:type="dxa" w:w="877"/>
+            <w:tcW w:type="dxa" w:w="869"/>
           </w:tcPr>
           <w:p>
             <w:r>
@@ -11688,7 +11688,7 @@
         </w:tc>
         <w:tc>
           <w:tcPr>
-            <w:tcW w:type="dxa" w:w="877"/>
+            <w:tcW w:type="dxa" w:w="873"/>
           </w:tcPr>
           <w:p>
             <w:r>
@@ -11701,7 +11701,7 @@
         </w:tc>
         <w:tc>
           <w:tcPr>
-            <w:tcW w:type="dxa" w:w="877"/>
+            <w:tcW w:type="dxa" w:w="873"/>
           </w:tcPr>
           <w:p>
             <w:r>
@@ -11714,7 +11714,7 @@
         </w:tc>
         <w:tc>
           <w:tcPr>
-            <w:tcW w:type="dxa" w:w="877"/>
+            <w:tcW w:type="dxa" w:w="873"/>
           </w:tcPr>
           <w:p>
             <w:r>
@@ -11727,7 +11727,7 @@
         </w:tc>
         <w:tc>
           <w:tcPr>
-            <w:tcW w:type="dxa" w:w="877"/>
+            <w:tcW w:type="dxa" w:w="873"/>
           </w:tcPr>
           <w:p>
             <w:r>
@@ -11740,7 +11740,7 @@
         </w:tc>
         <w:tc>
           <w:tcPr>
-            <w:tcW w:type="dxa" w:w="877"/>
+            <w:tcW w:type="dxa" w:w="873"/>
           </w:tcPr>
           <w:p>
             <w:r>
@@ -11753,7 +11753,7 @@
         </w:tc>
         <w:tc>
           <w:tcPr>
-            <w:tcW w:type="dxa" w:w="877"/>
+            <w:tcW w:type="dxa" w:w="873"/>
           </w:tcPr>
           <w:p>
             <w:r>
@@ -11766,7 +11766,7 @@
         </w:tc>
         <w:tc>
           <w:tcPr>
-            <w:tcW w:type="dxa" w:w="877"/>
+            <w:tcW w:type="dxa" w:w="873"/>
           </w:tcPr>
           <w:p>
             <w:r>
@@ -11779,7 +11779,7 @@
         </w:tc>
         <w:tc>
           <w:tcPr>
-            <w:tcW w:type="dxa" w:w="877"/>
+            <w:tcW w:type="dxa" w:w="873"/>
           </w:tcPr>
           <w:p>
             <w:r>
@@ -11792,7 +11792,7 @@
         </w:tc>
         <w:tc>
           <w:tcPr>
-            <w:tcW w:type="dxa" w:w="877"/>
+            <w:tcW w:type="dxa" w:w="873"/>
           </w:tcPr>
           <w:p>
             <w:r>
@@ -11805,7 +11805,7 @@
         </w:tc>
         <w:tc>
           <w:tcPr>
-            <w:tcW w:type="dxa" w:w="877"/>
+            <w:tcW w:type="dxa" w:w="873"/>
           </w:tcPr>
           <w:p>
             <w:r>
@@ -11820,7 +11820,7 @@
       <w:tr>
         <w:tc>
           <w:tcPr>
-            <w:tcW w:type="dxa" w:w="877"/>
+            <w:tcW w:type="dxa" w:w="869"/>
           </w:tcPr>
           <w:p>
             <w:r>
@@ -11833,7 +11833,7 @@
         </w:tc>
         <w:tc>
           <w:tcPr>
-            <w:tcW w:type="dxa" w:w="877"/>
+            <w:tcW w:type="dxa" w:w="873"/>
           </w:tcPr>
           <w:p>
             <w:r>
@@ -11846,7 +11846,7 @@
         </w:tc>
         <w:tc>
           <w:tcPr>
-            <w:tcW w:type="dxa" w:w="877"/>
+            <w:tcW w:type="dxa" w:w="873"/>
           </w:tcPr>
           <w:p>
             <w:r>
@@ -11859,7 +11859,7 @@
         </w:tc>
         <w:tc>
           <w:tcPr>
-            <w:tcW w:type="dxa" w:w="877"/>
+            <w:tcW w:type="dxa" w:w="873"/>
           </w:tcPr>
           <w:p>
             <w:r>
@@ -11872,7 +11872,7 @@
         </w:tc>
         <w:tc>
           <w:tcPr>
-            <w:tcW w:type="dxa" w:w="877"/>
+            <w:tcW w:type="dxa" w:w="873"/>
           </w:tcPr>
           <w:p>
             <w:r>
@@ -11885,7 +11885,7 @@
         </w:tc>
         <w:tc>
           <w:tcPr>
-            <w:tcW w:type="dxa" w:w="877"/>
+            <w:tcW w:type="dxa" w:w="873"/>
           </w:tcPr>
           <w:p>
             <w:r>
@@ -11898,7 +11898,7 @@
         </w:tc>
         <w:tc>
           <w:tcPr>
-            <w:tcW w:type="dxa" w:w="877"/>
+            <w:tcW w:type="dxa" w:w="873"/>
           </w:tcPr>
           <w:p>
             <w:r>
@@ -11911,7 +11911,7 @@
         </w:tc>
         <w:tc>
           <w:tcPr>
-            <w:tcW w:type="dxa" w:w="877"/>
+            <w:tcW w:type="dxa" w:w="873"/>
           </w:tcPr>
           <w:p>
             <w:r>
@@ -11924,7 +11924,7 @@
         </w:tc>
         <w:tc>
           <w:tcPr>
-            <w:tcW w:type="dxa" w:w="877"/>
+            <w:tcW w:type="dxa" w:w="873"/>
           </w:tcPr>
           <w:p>
             <w:r>
@@ -11937,7 +11937,7 @@
         </w:tc>
         <w:tc>
           <w:tcPr>
-            <w:tcW w:type="dxa" w:w="877"/>
+            <w:tcW w:type="dxa" w:w="873"/>
           </w:tcPr>
           <w:p>
             <w:r>
@@ -11950,7 +11950,7 @@
         </w:tc>
         <w:tc>
           <w:tcPr>
-            <w:tcW w:type="dxa" w:w="877"/>
+            <w:tcW w:type="dxa" w:w="873"/>
           </w:tcPr>
           <w:p>
             <w:r>
@@ -11965,7 +11965,7 @@
       <w:tr>
         <w:tc>
           <w:tcPr>
-            <w:tcW w:type="dxa" w:w="877"/>
+            <w:tcW w:type="dxa" w:w="869"/>
           </w:tcPr>
           <w:p>
             <w:r>
@@ -11978,7 +11978,7 @@
         </w:tc>
         <w:tc>
           <w:tcPr>
-            <w:tcW w:type="dxa" w:w="877"/>
+            <w:tcW w:type="dxa" w:w="873"/>
           </w:tcPr>
           <w:p>
             <w:r>
@@ -11991,7 +11991,7 @@
         </w:tc>
         <w:tc>
           <w:tcPr>
-            <w:tcW w:type="dxa" w:w="877"/>
+            <w:tcW w:type="dxa" w:w="873"/>
           </w:tcPr>
           <w:p>
             <w:r>
@@ -12004,7 +12004,7 @@
         </w:tc>
         <w:tc>
           <w:tcPr>
-            <w:tcW w:type="dxa" w:w="877"/>
+            <w:tcW w:type="dxa" w:w="873"/>
           </w:tcPr>
           <w:p>
             <w:r>
@@ -12017,7 +12017,7 @@
         </w:tc>
         <w:tc>
           <w:tcPr>
-            <w:tcW w:type="dxa" w:w="877"/>
+            <w:tcW w:type="dxa" w:w="873"/>
           </w:tcPr>
           <w:p>
             <w:r>
@@ -12030,7 +12030,7 @@
         </w:tc>
         <w:tc>
           <w:tcPr>
-            <w:tcW w:type="dxa" w:w="877"/>
+            <w:tcW w:type="dxa" w:w="873"/>
           </w:tcPr>
           <w:p>
             <w:r>
@@ -12043,7 +12043,7 @@
         </w:tc>
         <w:tc>
           <w:tcPr>
-            <w:tcW w:type="dxa" w:w="877"/>
+            <w:tcW w:type="dxa" w:w="873"/>
           </w:tcPr>
           <w:p>
             <w:r>
@@ -12056,7 +12056,7 @@
         </w:tc>
         <w:tc>
           <w:tcPr>
-            <w:tcW w:type="dxa" w:w="877"/>
+            <w:tcW w:type="dxa" w:w="873"/>
           </w:tcPr>
           <w:p>
             <w:r>
@@ -12069,7 +12069,7 @@
         </w:tc>
         <w:tc>
           <w:tcPr>
-            <w:tcW w:type="dxa" w:w="877"/>
+            <w:tcW w:type="dxa" w:w="873"/>
           </w:tcPr>
           <w:p>
             <w:r>
@@ -12082,7 +12082,7 @@
         </w:tc>
         <w:tc>
           <w:tcPr>
-            <w:tcW w:type="dxa" w:w="877"/>
+            <w:tcW w:type="dxa" w:w="873"/>
           </w:tcPr>
           <w:p>
             <w:r>
@@ -12095,7 +12095,7 @@
         </w:tc>
         <w:tc>
           <w:tcPr>
-            <w:tcW w:type="dxa" w:w="877"/>
+            <w:tcW w:type="dxa" w:w="873"/>
           </w:tcPr>
           <w:p>
             <w:r>
@@ -12110,7 +12110,7 @@
       <w:tr>
         <w:tc>
           <w:tcPr>
-            <w:tcW w:type="dxa" w:w="877"/>
+            <w:tcW w:type="dxa" w:w="869"/>
           </w:tcPr>
           <w:p>
             <w:r>
@@ -12123,7 +12123,7 @@
         </w:tc>
         <w:tc>
           <w:tcPr>
-            <w:tcW w:type="dxa" w:w="877"/>
+            <w:tcW w:type="dxa" w:w="873"/>
           </w:tcPr>
           <w:p>
             <w:r>
@@ -12136,7 +12136,7 @@
         </w:tc>
         <w:tc>
           <w:tcPr>
-            <w:tcW w:type="dxa" w:w="877"/>
+            <w:tcW w:type="dxa" w:w="873"/>
           </w:tcPr>
           <w:p>
             <w:r>
@@ -12149,7 +12149,7 @@
         </w:tc>
         <w:tc>
           <w:tcPr>
-            <w:tcW w:type="dxa" w:w="877"/>
+            <w:tcW w:type="dxa" w:w="873"/>
           </w:tcPr>
           <w:p>
             <w:r>
@@ -12162,7 +12162,7 @@
         </w:tc>
         <w:tc>
           <w:tcPr>
-            <w:tcW w:type="dxa" w:w="877"/>
+            <w:tcW w:type="dxa" w:w="873"/>
           </w:tcPr>
           <w:p>
             <w:r>
@@ -12175,7 +12175,7 @@
         </w:tc>
         <w:tc>
           <w:tcPr>
-            <w:tcW w:type="dxa" w:w="877"/>
+            <w:tcW w:type="dxa" w:w="873"/>
           </w:tcPr>
           <w:p>
             <w:r>
@@ -12188,7 +12188,7 @@
         </w:tc>
         <w:tc>
           <w:tcPr>
-            <w:tcW w:type="dxa" w:w="877"/>
+            <w:tcW w:type="dxa" w:w="873"/>
           </w:tcPr>
           <w:p>
             <w:r>
@@ -12201,7 +12201,7 @@
         </w:tc>
         <w:tc>
           <w:tcPr>
-            <w:tcW w:type="dxa" w:w="877"/>
+            <w:tcW w:type="dxa" w:w="873"/>
           </w:tcPr>
           <w:p>
             <w:r>
@@ -12214,7 +12214,7 @@
         </w:tc>
         <w:tc>
           <w:tcPr>
-            <w:tcW w:type="dxa" w:w="877"/>
+            <w:tcW w:type="dxa" w:w="873"/>
           </w:tcPr>
           <w:p>
             <w:r>
@@ -12227,7 +12227,7 @@
         </w:tc>
         <w:tc>
           <w:tcPr>
-            <w:tcW w:type="dxa" w:w="877"/>
+            <w:tcW w:type="dxa" w:w="873"/>
           </w:tcPr>
           <w:p>
             <w:r>
@@ -12240,7 +12240,7 @@
         </w:tc>
         <w:tc>
           <w:tcPr>
-            <w:tcW w:type="dxa" w:w="877"/>
+            <w:tcW w:type="dxa" w:w="873"/>
           </w:tcPr>
           <w:p>
             <w:r>
@@ -12255,7 +12255,7 @@
       <w:tr>
         <w:tc>
           <w:tcPr>
-            <w:tcW w:type="dxa" w:w="877"/>
+            <w:tcW w:type="dxa" w:w="869"/>
           </w:tcPr>
           <w:p>
             <w:r>
@@ -12268,7 +12268,7 @@
         </w:tc>
         <w:tc>
           <w:tcPr>
-            <w:tcW w:type="dxa" w:w="877"/>
+            <w:tcW w:type="dxa" w:w="873"/>
           </w:tcPr>
           <w:p>
             <w:r>
@@ -12281,7 +12281,7 @@
         </w:tc>
         <w:tc>
           <w:tcPr>
-            <w:tcW w:type="dxa" w:w="877"/>
+            <w:tcW w:type="dxa" w:w="873"/>
           </w:tcPr>
           <w:p>
             <w:r>
@@ -12294,7 +12294,7 @@
         </w:tc>
         <w:tc>
           <w:tcPr>
-            <w:tcW w:type="dxa" w:w="877"/>
+            <w:tcW w:type="dxa" w:w="873"/>
           </w:tcPr>
           <w:p>
             <w:r>
@@ -12307,7 +12307,7 @@
         </w:tc>
         <w:tc>
           <w:tcPr>
-            <w:tcW w:type="dxa" w:w="877"/>
+            <w:tcW w:type="dxa" w:w="873"/>
           </w:tcPr>
           <w:p>
             <w:r>
@@ -12320,7 +12320,7 @@
         </w:tc>
         <w:tc>
           <w:tcPr>
-            <w:tcW w:type="dxa" w:w="877"/>
+            <w:tcW w:type="dxa" w:w="873"/>
           </w:tcPr>
           <w:p>
             <w:r>
@@ -12333,7 +12333,7 @@
         </w:tc>
         <w:tc>
           <w:tcPr>
-            <w:tcW w:type="dxa" w:w="877"/>
+            <w:tcW w:type="dxa" w:w="873"/>
           </w:tcPr>
           <w:p>
             <w:r>
@@ -12346,7 +12346,7 @@
         </w:tc>
         <w:tc>
           <w:tcPr>
-            <w:tcW w:type="dxa" w:w="877"/>
+            <w:tcW w:type="dxa" w:w="873"/>
           </w:tcPr>
           <w:p>
             <w:r>
@@ -12359,7 +12359,7 @@
         </w:tc>
         <w:tc>
           <w:tcPr>
-            <w:tcW w:type="dxa" w:w="877"/>
+            <w:tcW w:type="dxa" w:w="873"/>
           </w:tcPr>
           <w:p>
             <w:r>
@@ -12372,7 +12372,7 @@
         </w:tc>
         <w:tc>
           <w:tcPr>
-            <w:tcW w:type="dxa" w:w="877"/>
+            <w:tcW w:type="dxa" w:w="873"/>
           </w:tcPr>
           <w:p>
             <w:r>
@@ -12385,7 +12385,7 @@
         </w:tc>
         <w:tc>
           <w:tcPr>
-            <w:tcW w:type="dxa" w:w="877"/>
+            <w:tcW w:type="dxa" w:w="873"/>
           </w:tcPr>
           <w:p>
             <w:r>
@@ -12400,7 +12400,7 @@
       <w:tr>
         <w:tc>
           <w:tcPr>
-            <w:tcW w:type="dxa" w:w="877"/>
+            <w:tcW w:type="dxa" w:w="869"/>
           </w:tcPr>
           <w:p>
             <w:r>
@@ -12413,7 +12413,7 @@
         </w:tc>
         <w:tc>
           <w:tcPr>
-            <w:tcW w:type="dxa" w:w="877"/>
+            <w:tcW w:type="dxa" w:w="873"/>
           </w:tcPr>
           <w:p>
             <w:r>
@@ -12426,7 +12426,7 @@
         </w:tc>
         <w:tc>
           <w:tcPr>
-            <w:tcW w:type="dxa" w:w="877"/>
+            <w:tcW w:type="dxa" w:w="873"/>
           </w:tcPr>
           <w:p>
             <w:r>
@@ -12439,7 +12439,7 @@
         </w:tc>
         <w:tc>
           <w:tcPr>
-            <w:tcW w:type="dxa" w:w="877"/>
+            <w:tcW w:type="dxa" w:w="873"/>
           </w:tcPr>
           <w:p>
             <w:r>
@@ -12452,7 +12452,7 @@
         </w:tc>
         <w:tc>
           <w:tcPr>
-            <w:tcW w:type="dxa" w:w="877"/>
+            <w:tcW w:type="dxa" w:w="873"/>
           </w:tcPr>
           <w:p>
             <w:r>
@@ -12465,7 +12465,7 @@
         </w:tc>
         <w:tc>
           <w:tcPr>
-            <w:tcW w:type="dxa" w:w="877"/>
+            <w:tcW w:type="dxa" w:w="873"/>
           </w:tcPr>
           <w:p>
             <w:r>
@@ -12478,7 +12478,7 @@
         </w:tc>
         <w:tc>
           <w:tcPr>
-            <w:tcW w:type="dxa" w:w="877"/>
+            <w:tcW w:type="dxa" w:w="873"/>
           </w:tcPr>
           <w:p>
             <w:r>
@@ -12491,7 +12491,7 @@
         </w:tc>
         <w:tc>
           <w:tcPr>
-            <w:tcW w:type="dxa" w:w="877"/>
+            <w:tcW w:type="dxa" w:w="873"/>
           </w:tcPr>
           <w:p>
             <w:r>
@@ -12504,7 +12504,7 @@
         </w:tc>
         <w:tc>
           <w:tcPr>
-            <w:tcW w:type="dxa" w:w="877"/>
+            <w:tcW w:type="dxa" w:w="873"/>
           </w:tcPr>
           <w:p>
             <w:r>
@@ -12517,7 +12517,7 @@
         </w:tc>
         <w:tc>
           <w:tcPr>
-            <w:tcW w:type="dxa" w:w="877"/>
+            <w:tcW w:type="dxa" w:w="873"/>
           </w:tcPr>
           <w:p>
             <w:r>
@@ -12530,7 +12530,7 @@
         </w:tc>
         <w:tc>
           <w:tcPr>
-            <w:tcW w:type="dxa" w:w="877"/>
+            <w:tcW w:type="dxa" w:w="873"/>
           </w:tcPr>
           <w:p>
             <w:r>
@@ -12545,7 +12545,7 @@
       <w:tr>
         <w:tc>
           <w:tcPr>
-            <w:tcW w:type="dxa" w:w="877"/>
+            <w:tcW w:type="dxa" w:w="869"/>
           </w:tcPr>
           <w:p>
             <w:r>
@@ -12558,7 +12558,7 @@
         </w:tc>
         <w:tc>
           <w:tcPr>
-            <w:tcW w:type="dxa" w:w="877"/>
+            <w:tcW w:type="dxa" w:w="873"/>
           </w:tcPr>
           <w:p>
             <w:r>
@@ -12571,7 +12571,7 @@
         </w:tc>
         <w:tc>
           <w:tcPr>
-            <w:tcW w:type="dxa" w:w="877"/>
+            <w:tcW w:type="dxa" w:w="873"/>
           </w:tcPr>
           <w:p>
             <w:r>
@@ -12584,7 +12584,7 @@
         </w:tc>
         <w:tc>
           <w:tcPr>
-            <w:tcW w:type="dxa" w:w="877"/>
+            <w:tcW w:type="dxa" w:w="873"/>
           </w:tcPr>
           <w:p>
             <w:r>
@@ -12597,7 +12597,7 @@
         </w:tc>
         <w:tc>
           <w:tcPr>
-            <w:tcW w:type="dxa" w:w="877"/>
+            <w:tcW w:type="dxa" w:w="873"/>
           </w:tcPr>
           <w:p>
             <w:r>
@@ -12610,7 +12610,7 @@
         </w:tc>
         <w:tc>
           <w:tcPr>
-            <w:tcW w:type="dxa" w:w="877"/>
+            <w:tcW w:type="dxa" w:w="873"/>
           </w:tcPr>
           <w:p>
             <w:r>
@@ -12623,7 +12623,7 @@
         </w:tc>
         <w:tc>
           <w:tcPr>
-            <w:tcW w:type="dxa" w:w="877"/>
+            <w:tcW w:type="dxa" w:w="873"/>
           </w:tcPr>
           <w:p>
             <w:r>
@@ -12636,7 +12636,7 @@
         </w:tc>
         <w:tc>
           <w:tcPr>
-            <w:tcW w:type="dxa" w:w="877"/>
+            <w:tcW w:type="dxa" w:w="873"/>
           </w:tcPr>
           <w:p>
             <w:r>
@@ -12649,7 +12649,7 @@
         </w:tc>
         <w:tc>
           <w:tcPr>
-            <w:tcW w:type="dxa" w:w="877"/>
+            <w:tcW w:type="dxa" w:w="873"/>
           </w:tcPr>
           <w:p>
             <w:r>
@@ -12662,7 +12662,7 @@
         </w:tc>
         <w:tc>
           <w:tcPr>
-            <w:tcW w:type="dxa" w:w="877"/>
+            <w:tcW w:type="dxa" w:w="873"/>
           </w:tcPr>
           <w:p>
             <w:r>
@@ -12675,7 +12675,7 @@
         </w:tc>
         <w:tc>
           <w:tcPr>
-            <w:tcW w:type="dxa" w:w="877"/>
+            <w:tcW w:type="dxa" w:w="873"/>
           </w:tcPr>
           <w:p>
             <w:r>
@@ -12690,7 +12690,7 @@
       <w:tr>
         <w:tc>
           <w:tcPr>
-            <w:tcW w:type="dxa" w:w="877"/>
+            <w:tcW w:type="dxa" w:w="869"/>
           </w:tcPr>
           <w:p>
             <w:r>
@@ -12703,7 +12703,7 @@
         </w:tc>
         <w:tc>
           <w:tcPr>
-            <w:tcW w:type="dxa" w:w="877"/>
+            <w:tcW w:type="dxa" w:w="873"/>
           </w:tcPr>
           <w:p>
             <w:r>
@@ -12716,7 +12716,7 @@
         </w:tc>
         <w:tc>
           <w:tcPr>
-            <w:tcW w:type="dxa" w:w="877"/>
+            <w:tcW w:type="dxa" w:w="873"/>
           </w:tcPr>
           <w:p>
             <w:r>
@@ -12729,7 +12729,7 @@
         </w:tc>
         <w:tc>
           <w:tcPr>
-            <w:tcW w:type="dxa" w:w="877"/>
+            <w:tcW w:type="dxa" w:w="873"/>
           </w:tcPr>
           <w:p>
             <w:r>
@@ -12742,7 +12742,7 @@
         </w:tc>
         <w:tc>
           <w:tcPr>
-            <w:tcW w:type="dxa" w:w="877"/>
+            <w:tcW w:type="dxa" w:w="873"/>
           </w:tcPr>
           <w:p>
             <w:r>
@@ -12755,7 +12755,7 @@
         </w:tc>
         <w:tc>
           <w:tcPr>
-            <w:tcW w:type="dxa" w:w="877"/>
+            <w:tcW w:type="dxa" w:w="873"/>
           </w:tcPr>
           <w:p>
             <w:r>
@@ -12768,7 +12768,7 @@
         </w:tc>
         <w:tc>
           <w:tcPr>
-            <w:tcW w:type="dxa" w:w="877"/>
+            <w:tcW w:type="dxa" w:w="873"/>
           </w:tcPr>
           <w:p>
             <w:r>
@@ -12781,7 +12781,7 @@
         </w:tc>
         <w:tc>
           <w:tcPr>
-            <w:tcW w:type="dxa" w:w="877"/>
+            <w:tcW w:type="dxa" w:w="873"/>
           </w:tcPr>
           <w:p>
             <w:r>
@@ -12794,7 +12794,7 @@
         </w:tc>
         <w:tc>
           <w:tcPr>
-            <w:tcW w:type="dxa" w:w="877"/>
+            <w:tcW w:type="dxa" w:w="873"/>
           </w:tcPr>
           <w:p>
             <w:r>
@@ -12807,7 +12807,7 @@
         </w:tc>
         <w:tc>
           <w:tcPr>
-            <w:tcW w:type="dxa" w:w="877"/>
+            <w:tcW w:type="dxa" w:w="873"/>
           </w:tcPr>
           <w:p>
             <w:r>
@@ -12820,7 +12820,7 @@
         </w:tc>
         <w:tc>
           <w:tcPr>
-            <w:tcW w:type="dxa" w:w="877"/>
+            <w:tcW w:type="dxa" w:w="873"/>
           </w:tcPr>
           <w:p>
             <w:r>
@@ -12853,20 +12853,21 @@
     <w:tbl>
       <w:tblPr>
         <w:tblStyle w:val="LightGrid-Accent1"/>
-        <w:tblW w:type="auto" w:w="0"/>
+        <w:tblW w:type="dxa" w:w="9599"/>
         <w:tblLook w:firstColumn="1" w:firstRow="1" w:lastColumn="0" w:lastRow="0" w:noHBand="0" w:noVBand="1" w:val="04A0"/>
       </w:tblPr>
       <w:tblGrid>
-        <w:gridCol w:w="1930"/>
-        <w:gridCol w:w="1930"/>
-        <w:gridCol w:w="1930"/>
-        <w:gridCol w:w="1930"/>
-        <w:gridCol w:w="1930"/>
+        <w:gridCol w:w="3266"/>
+        <w:gridCol w:w="831"/>
+        <w:gridCol w:w="1060"/>
+        <w:gridCol w:w="1204"/>
+        <w:gridCol w:w="1347"/>
+        <w:gridCol w:w="1891"/>
       </w:tblGrid>
       <w:tr>
         <w:tc>
           <w:tcPr>
-            <w:tcW w:type="dxa" w:w="1930"/>
+            <w:tcW w:type="dxa" w:w="3266"/>
           </w:tcPr>
           <w:p>
             <w:r>
@@ -12879,7 +12880,7 @@
         </w:tc>
         <w:tc>
           <w:tcPr>
-            <w:tcW w:type="dxa" w:w="1930"/>
+            <w:tcW w:type="dxa" w:w="831"/>
           </w:tcPr>
           <w:p>
             <w:r>
@@ -12892,7 +12893,7 @@
         </w:tc>
         <w:tc>
           <w:tcPr>
-            <w:tcW w:type="dxa" w:w="1930"/>
+            <w:tcW w:type="dxa" w:w="1060"/>
           </w:tcPr>
           <w:p>
             <w:r>
@@ -12905,7 +12906,7 @@
         </w:tc>
         <w:tc>
           <w:tcPr>
-            <w:tcW w:type="dxa" w:w="1930"/>
+            <w:tcW w:type="dxa" w:w="1204"/>
           </w:tcPr>
           <w:p>
             <w:r>
@@ -12918,7 +12919,7 @@
         </w:tc>
         <w:tc>
           <w:tcPr>
-            <w:tcW w:type="dxa" w:w="1930"/>
+            <w:tcW w:type="dxa" w:w="1347"/>
           </w:tcPr>
           <w:p>
             <w:r>
@@ -12926,6 +12927,19 @@
                 <w:sz w:val="16"/>
               </w:rPr>
               <w:t>Median_ROI</w:t>
+            </w:r>
+          </w:p>
+        </w:tc>
+        <w:tc>
+          <w:tcPr>
+            <w:tcW w:type="dxa" w:w="1891"/>
+          </w:tcPr>
+          <w:p>
+            <w:r>
+              <w:rPr>
+                <w:sz w:val="16"/>
+              </w:rPr>
+              <w:t>Mean arm tokens</w:t>
             </w:r>
           </w:p>
         </w:tc>
@@ -12933,7 +12947,7 @@
       <w:tr>
         <w:tc>
           <w:tcPr>
-            <w:tcW w:type="dxa" w:w="1930"/>
+            <w:tcW w:type="dxa" w:w="3266"/>
           </w:tcPr>
           <w:p>
             <w:r>
@@ -12946,7 +12960,7 @@
         </w:tc>
         <w:tc>
           <w:tcPr>
-            <w:tcW w:type="dxa" w:w="1930"/>
+            <w:tcW w:type="dxa" w:w="831"/>
           </w:tcPr>
           <w:p>
             <w:r>
@@ -12959,7 +12973,7 @@
         </w:tc>
         <w:tc>
           <w:tcPr>
-            <w:tcW w:type="dxa" w:w="1930"/>
+            <w:tcW w:type="dxa" w:w="1060"/>
           </w:tcPr>
           <w:p>
             <w:r>
@@ -12972,7 +12986,7 @@
         </w:tc>
         <w:tc>
           <w:tcPr>
-            <w:tcW w:type="dxa" w:w="1930"/>
+            <w:tcW w:type="dxa" w:w="1204"/>
           </w:tcPr>
           <w:p>
             <w:r>
@@ -12985,7 +12999,7 @@
         </w:tc>
         <w:tc>
           <w:tcPr>
-            <w:tcW w:type="dxa" w:w="1930"/>
+            <w:tcW w:type="dxa" w:w="1347"/>
           </w:tcPr>
           <w:p>
             <w:r>
@@ -12993,6 +13007,19 @@
                 <w:sz w:val="16"/>
               </w:rPr>
               <w:t>47.90</w:t>
+            </w:r>
+          </w:p>
+        </w:tc>
+        <w:tc>
+          <w:tcPr>
+            <w:tcW w:type="dxa" w:w="1891"/>
+          </w:tcPr>
+          <w:p>
+            <w:r>
+              <w:rPr>
+                <w:sz w:val="16"/>
+              </w:rPr>
+              <w:t>9,620</w:t>
             </w:r>
           </w:p>
         </w:tc>
@@ -13000,7 +13027,7 @@
       <w:tr>
         <w:tc>
           <w:tcPr>
-            <w:tcW w:type="dxa" w:w="1930"/>
+            <w:tcW w:type="dxa" w:w="3266"/>
           </w:tcPr>
           <w:p>
             <w:r>
@@ -13013,7 +13040,7 @@
         </w:tc>
         <w:tc>
           <w:tcPr>
-            <w:tcW w:type="dxa" w:w="1930"/>
+            <w:tcW w:type="dxa" w:w="831"/>
           </w:tcPr>
           <w:p>
             <w:r>
@@ -13026,7 +13053,7 @@
         </w:tc>
         <w:tc>
           <w:tcPr>
-            <w:tcW w:type="dxa" w:w="1930"/>
+            <w:tcW w:type="dxa" w:w="1060"/>
           </w:tcPr>
           <w:p>
             <w:r>
@@ -13039,7 +13066,7 @@
         </w:tc>
         <w:tc>
           <w:tcPr>
-            <w:tcW w:type="dxa" w:w="1930"/>
+            <w:tcW w:type="dxa" w:w="1204"/>
           </w:tcPr>
           <w:p>
             <w:r>
@@ -13052,7 +13079,7 @@
         </w:tc>
         <w:tc>
           <w:tcPr>
-            <w:tcW w:type="dxa" w:w="1930"/>
+            <w:tcW w:type="dxa" w:w="1347"/>
           </w:tcPr>
           <w:p>
             <w:r>
@@ -13060,6 +13087,19 @@
                 <w:sz w:val="16"/>
               </w:rPr>
               <w:t>48.00</w:t>
+            </w:r>
+          </w:p>
+        </w:tc>
+        <w:tc>
+          <w:tcPr>
+            <w:tcW w:type="dxa" w:w="1891"/>
+          </w:tcPr>
+          <w:p>
+            <w:r>
+              <w:rPr>
+                <w:sz w:val="16"/>
+              </w:rPr>
+              <w:t>9,615</w:t>
             </w:r>
           </w:p>
         </w:tc>
@@ -13067,7 +13107,7 @@
       <w:tr>
         <w:tc>
           <w:tcPr>
-            <w:tcW w:type="dxa" w:w="1930"/>
+            <w:tcW w:type="dxa" w:w="3266"/>
           </w:tcPr>
           <w:p>
             <w:r>
@@ -13080,7 +13120,7 @@
         </w:tc>
         <w:tc>
           <w:tcPr>
-            <w:tcW w:type="dxa" w:w="1930"/>
+            <w:tcW w:type="dxa" w:w="831"/>
           </w:tcPr>
           <w:p>
             <w:r>
@@ -13093,7 +13133,7 @@
         </w:tc>
         <w:tc>
           <w:tcPr>
-            <w:tcW w:type="dxa" w:w="1930"/>
+            <w:tcW w:type="dxa" w:w="1060"/>
           </w:tcPr>
           <w:p>
             <w:r>
@@ -13106,7 +13146,7 @@
         </w:tc>
         <w:tc>
           <w:tcPr>
-            <w:tcW w:type="dxa" w:w="1930"/>
+            <w:tcW w:type="dxa" w:w="1204"/>
           </w:tcPr>
           <w:p>
             <w:r>
@@ -13119,7 +13159,7 @@
         </w:tc>
         <w:tc>
           <w:tcPr>
-            <w:tcW w:type="dxa" w:w="1930"/>
+            <w:tcW w:type="dxa" w:w="1347"/>
           </w:tcPr>
           <w:p>
             <w:r>
@@ -13127,6 +13167,19 @@
                 <w:sz w:val="16"/>
               </w:rPr>
               <w:t>55.70</w:t>
+            </w:r>
+          </w:p>
+        </w:tc>
+        <w:tc>
+          <w:tcPr>
+            <w:tcW w:type="dxa" w:w="1891"/>
+          </w:tcPr>
+          <w:p>
+            <w:r>
+              <w:rPr>
+                <w:sz w:val="16"/>
+              </w:rPr>
+              <w:t>17,315</w:t>
             </w:r>
           </w:p>
         </w:tc>
@@ -13134,7 +13187,7 @@
       <w:tr>
         <w:tc>
           <w:tcPr>
-            <w:tcW w:type="dxa" w:w="1930"/>
+            <w:tcW w:type="dxa" w:w="3266"/>
           </w:tcPr>
           <w:p>
             <w:r>
@@ -13147,7 +13200,7 @@
         </w:tc>
         <w:tc>
           <w:tcPr>
-            <w:tcW w:type="dxa" w:w="1930"/>
+            <w:tcW w:type="dxa" w:w="831"/>
           </w:tcPr>
           <w:p>
             <w:r>
@@ -13160,7 +13213,7 @@
         </w:tc>
         <w:tc>
           <w:tcPr>
-            <w:tcW w:type="dxa" w:w="1930"/>
+            <w:tcW w:type="dxa" w:w="1060"/>
           </w:tcPr>
           <w:p>
             <w:r>
@@ -13173,7 +13226,7 @@
         </w:tc>
         <w:tc>
           <w:tcPr>
-            <w:tcW w:type="dxa" w:w="1930"/>
+            <w:tcW w:type="dxa" w:w="1204"/>
           </w:tcPr>
           <w:p>
             <w:r>
@@ -13186,7 +13239,7 @@
         </w:tc>
         <w:tc>
           <w:tcPr>
-            <w:tcW w:type="dxa" w:w="1930"/>
+            <w:tcW w:type="dxa" w:w="1347"/>
           </w:tcPr>
           <w:p>
             <w:r>
@@ -13194,6 +13247,19 @@
                 <w:sz w:val="16"/>
               </w:rPr>
               <w:t>47.30</w:t>
+            </w:r>
+          </w:p>
+        </w:tc>
+        <w:tc>
+          <w:tcPr>
+            <w:tcW w:type="dxa" w:w="1891"/>
+          </w:tcPr>
+          <w:p>
+            <w:r>
+              <w:rPr>
+                <w:sz w:val="16"/>
+              </w:rPr>
+              <w:t>21,401</w:t>
             </w:r>
           </w:p>
         </w:tc>
@@ -13201,7 +13267,7 @@
       <w:tr>
         <w:tc>
           <w:tcPr>
-            <w:tcW w:type="dxa" w:w="1930"/>
+            <w:tcW w:type="dxa" w:w="3266"/>
           </w:tcPr>
           <w:p>
             <w:r>
@@ -13214,7 +13280,7 @@
         </w:tc>
         <w:tc>
           <w:tcPr>
-            <w:tcW w:type="dxa" w:w="1930"/>
+            <w:tcW w:type="dxa" w:w="831"/>
           </w:tcPr>
           <w:p>
             <w:r>
@@ -13227,7 +13293,7 @@
         </w:tc>
         <w:tc>
           <w:tcPr>
-            <w:tcW w:type="dxa" w:w="1930"/>
+            <w:tcW w:type="dxa" w:w="1060"/>
           </w:tcPr>
           <w:p>
             <w:r>
@@ -13240,7 +13306,7 @@
         </w:tc>
         <w:tc>
           <w:tcPr>
-            <w:tcW w:type="dxa" w:w="1930"/>
+            <w:tcW w:type="dxa" w:w="1204"/>
           </w:tcPr>
           <w:p>
             <w:r>
@@ -13253,7 +13319,7 @@
         </w:tc>
         <w:tc>
           <w:tcPr>
-            <w:tcW w:type="dxa" w:w="1930"/>
+            <w:tcW w:type="dxa" w:w="1347"/>
           </w:tcPr>
           <w:p>
             <w:r>
@@ -13261,6 +13327,19 @@
                 <w:sz w:val="16"/>
               </w:rPr>
               <w:t>45.90</w:t>
+            </w:r>
+          </w:p>
+        </w:tc>
+        <w:tc>
+          <w:tcPr>
+            <w:tcW w:type="dxa" w:w="1891"/>
+          </w:tcPr>
+          <w:p>
+            <w:r>
+              <w:rPr>
+                <w:sz w:val="16"/>
+              </w:rPr>
+              <w:t>19,198</w:t>
             </w:r>
           </w:p>
         </w:tc>
@@ -13268,7 +13347,7 @@
       <w:tr>
         <w:tc>
           <w:tcPr>
-            <w:tcW w:type="dxa" w:w="1930"/>
+            <w:tcW w:type="dxa" w:w="3266"/>
           </w:tcPr>
           <w:p>
             <w:r>
@@ -13281,7 +13360,7 @@
         </w:tc>
         <w:tc>
           <w:tcPr>
-            <w:tcW w:type="dxa" w:w="1930"/>
+            <w:tcW w:type="dxa" w:w="831"/>
           </w:tcPr>
           <w:p>
             <w:r>
@@ -13294,7 +13373,7 @@
         </w:tc>
         <w:tc>
           <w:tcPr>
-            <w:tcW w:type="dxa" w:w="1930"/>
+            <w:tcW w:type="dxa" w:w="1060"/>
           </w:tcPr>
           <w:p>
             <w:r>
@@ -13307,7 +13386,7 @@
         </w:tc>
         <w:tc>
           <w:tcPr>
-            <w:tcW w:type="dxa" w:w="1930"/>
+            <w:tcW w:type="dxa" w:w="1204"/>
           </w:tcPr>
           <w:p>
             <w:r>
@@ -13320,7 +13399,7 @@
         </w:tc>
         <w:tc>
           <w:tcPr>
-            <w:tcW w:type="dxa" w:w="1930"/>
+            <w:tcW w:type="dxa" w:w="1347"/>
           </w:tcPr>
           <w:p>
             <w:r>
@@ -13328,6 +13407,19 @@
                 <w:sz w:val="16"/>
               </w:rPr>
               <w:t>42.60</w:t>
+            </w:r>
+          </w:p>
+        </w:tc>
+        <w:tc>
+          <w:tcPr>
+            <w:tcW w:type="dxa" w:w="1891"/>
+          </w:tcPr>
+          <w:p>
+            <w:r>
+              <w:rPr>
+                <w:sz w:val="16"/>
+              </w:rPr>
+              <w:t>9,792</w:t>
             </w:r>
           </w:p>
         </w:tc>
@@ -13335,7 +13427,7 @@
       <w:tr>
         <w:tc>
           <w:tcPr>
-            <w:tcW w:type="dxa" w:w="1930"/>
+            <w:tcW w:type="dxa" w:w="3266"/>
           </w:tcPr>
           <w:p>
             <w:r>
@@ -13348,7 +13440,7 @@
         </w:tc>
         <w:tc>
           <w:tcPr>
-            <w:tcW w:type="dxa" w:w="1930"/>
+            <w:tcW w:type="dxa" w:w="831"/>
           </w:tcPr>
           <w:p>
             <w:r>
@@ -13361,7 +13453,7 @@
         </w:tc>
         <w:tc>
           <w:tcPr>
-            <w:tcW w:type="dxa" w:w="1930"/>
+            <w:tcW w:type="dxa" w:w="1060"/>
           </w:tcPr>
           <w:p>
             <w:r>
@@ -13374,7 +13466,7 @@
         </w:tc>
         <w:tc>
           <w:tcPr>
-            <w:tcW w:type="dxa" w:w="1930"/>
+            <w:tcW w:type="dxa" w:w="1204"/>
           </w:tcPr>
           <w:p>
             <w:r>
@@ -13387,7 +13479,7 @@
         </w:tc>
         <w:tc>
           <w:tcPr>
-            <w:tcW w:type="dxa" w:w="1930"/>
+            <w:tcW w:type="dxa" w:w="1347"/>
           </w:tcPr>
           <w:p>
             <w:r>
@@ -13395,11 +13487,32 @@
                 <w:sz w:val="16"/>
               </w:rPr>
               <w:t>39.90</w:t>
+            </w:r>
+          </w:p>
+        </w:tc>
+        <w:tc>
+          <w:tcPr>
+            <w:tcW w:type="dxa" w:w="1891"/>
+          </w:tcPr>
+          <w:p>
+            <w:r>
+              <w:rPr>
+                <w:sz w:val="16"/>
+              </w:rPr>
+              <w:t>9,609</w:t>
             </w:r>
           </w:p>
         </w:tc>
       </w:tr>
     </w:tbl>
+    <w:p>
+      <w:pPr>
+        <w:pStyle w:val="Title"/>
+      </w:pPr>
+      <w:r>
+        <w:t>Tokens are the mean arm-specific prompt tokens per run, excluding the Stage-One and report-retrieval calls that every arm shares. The three sequential arms are matched to within 0.1%, so the degradation from shuffling the reports is a content effect rather than a length effect. The single-pass arms carry roughly twice the arm-specific input; “budget-matched” denotes trimming relative to the full-pool prompt, not parity with the pipeline. Across 204 arm-runs, prompt length does not predict return once the evaluation window is controlled (r = +0.03).</w:t>
+      </w:r>
+    </w:p>
     <w:p/>
     <w:p>
       <w:r>
@@ -13412,20 +13525,20 @@
     <w:tbl>
       <w:tblPr>
         <w:tblStyle w:val="LightGrid-Accent1"/>
-        <w:tblW w:type="auto" w:w="0"/>
+        <w:tblW w:type="dxa" w:w="9599"/>
         <w:tblLook w:firstColumn="1" w:firstRow="1" w:lastColumn="0" w:lastRow="0" w:noHBand="0" w:noVBand="1" w:val="04A0"/>
       </w:tblPr>
       <w:tblGrid>
-        <w:gridCol w:w="1930"/>
-        <w:gridCol w:w="1930"/>
-        <w:gridCol w:w="1930"/>
-        <w:gridCol w:w="1930"/>
-        <w:gridCol w:w="1930"/>
+        <w:gridCol w:w="1919"/>
+        <w:gridCol w:w="1920"/>
+        <w:gridCol w:w="1920"/>
+        <w:gridCol w:w="1920"/>
+        <w:gridCol w:w="1920"/>
       </w:tblGrid>
       <w:tr>
         <w:tc>
           <w:tcPr>
-            <w:tcW w:type="dxa" w:w="1930"/>
+            <w:tcW w:type="dxa" w:w="1919"/>
           </w:tcPr>
           <w:p>
             <w:r>
@@ -13438,7 +13551,7 @@
         </w:tc>
         <w:tc>
           <w:tcPr>
-            <w:tcW w:type="dxa" w:w="1930"/>
+            <w:tcW w:type="dxa" w:w="1920"/>
           </w:tcPr>
           <w:p>
             <w:r>
@@ -13451,7 +13564,7 @@
         </w:tc>
         <w:tc>
           <w:tcPr>
-            <w:tcW w:type="dxa" w:w="1930"/>
+            <w:tcW w:type="dxa" w:w="1920"/>
           </w:tcPr>
           <w:p>
             <w:r>
@@ -13464,7 +13577,7 @@
         </w:tc>
         <w:tc>
           <w:tcPr>
-            <w:tcW w:type="dxa" w:w="1930"/>
+            <w:tcW w:type="dxa" w:w="1920"/>
           </w:tcPr>
           <w:p>
             <w:r>
@@ -13477,7 +13590,7 @@
         </w:tc>
         <w:tc>
           <w:tcPr>
-            <w:tcW w:type="dxa" w:w="1930"/>
+            <w:tcW w:type="dxa" w:w="1920"/>
           </w:tcPr>
           <w:p>
             <w:r>
@@ -13492,7 +13605,7 @@
       <w:tr>
         <w:tc>
           <w:tcPr>
-            <w:tcW w:type="dxa" w:w="1930"/>
+            <w:tcW w:type="dxa" w:w="1919"/>
           </w:tcPr>
           <w:p>
             <w:r>
@@ -13505,7 +13618,7 @@
         </w:tc>
         <w:tc>
           <w:tcPr>
-            <w:tcW w:type="dxa" w:w="1930"/>
+            <w:tcW w:type="dxa" w:w="1920"/>
           </w:tcPr>
           <w:p>
             <w:r>
@@ -13518,7 +13631,7 @@
         </w:tc>
         <w:tc>
           <w:tcPr>
-            <w:tcW w:type="dxa" w:w="1930"/>
+            <w:tcW w:type="dxa" w:w="1920"/>
           </w:tcPr>
           <w:p>
             <w:r>
@@ -13531,7 +13644,7 @@
         </w:tc>
         <w:tc>
           <w:tcPr>
-            <w:tcW w:type="dxa" w:w="1930"/>
+            <w:tcW w:type="dxa" w:w="1920"/>
           </w:tcPr>
           <w:p>
             <w:r>
@@ -13544,7 +13657,7 @@
         </w:tc>
         <w:tc>
           <w:tcPr>
-            <w:tcW w:type="dxa" w:w="1930"/>
+            <w:tcW w:type="dxa" w:w="1920"/>
           </w:tcPr>
           <w:p>
             <w:r>
@@ -13559,7 +13672,7 @@
       <w:tr>
         <w:tc>
           <w:tcPr>
-            <w:tcW w:type="dxa" w:w="1930"/>
+            <w:tcW w:type="dxa" w:w="1919"/>
           </w:tcPr>
           <w:p>
             <w:r>
@@ -13572,7 +13685,7 @@
         </w:tc>
         <w:tc>
           <w:tcPr>
-            <w:tcW w:type="dxa" w:w="1930"/>
+            <w:tcW w:type="dxa" w:w="1920"/>
           </w:tcPr>
           <w:p>
             <w:r>
@@ -13585,7 +13698,7 @@
         </w:tc>
         <w:tc>
           <w:tcPr>
-            <w:tcW w:type="dxa" w:w="1930"/>
+            <w:tcW w:type="dxa" w:w="1920"/>
           </w:tcPr>
           <w:p>
             <w:r>
@@ -13598,7 +13711,7 @@
         </w:tc>
         <w:tc>
           <w:tcPr>
-            <w:tcW w:type="dxa" w:w="1930"/>
+            <w:tcW w:type="dxa" w:w="1920"/>
           </w:tcPr>
           <w:p>
             <w:r>
@@ -13611,7 +13724,7 @@
         </w:tc>
         <w:tc>
           <w:tcPr>
-            <w:tcW w:type="dxa" w:w="1930"/>
+            <w:tcW w:type="dxa" w:w="1920"/>
           </w:tcPr>
           <w:p>
             <w:r>
@@ -13626,7 +13739,7 @@
       <w:tr>
         <w:tc>
           <w:tcPr>
-            <w:tcW w:type="dxa" w:w="1930"/>
+            <w:tcW w:type="dxa" w:w="1919"/>
           </w:tcPr>
           <w:p>
             <w:r>
@@ -13639,7 +13752,7 @@
         </w:tc>
         <w:tc>
           <w:tcPr>
-            <w:tcW w:type="dxa" w:w="1930"/>
+            <w:tcW w:type="dxa" w:w="1920"/>
           </w:tcPr>
           <w:p>
             <w:r>
@@ -13652,7 +13765,7 @@
         </w:tc>
         <w:tc>
           <w:tcPr>
-            <w:tcW w:type="dxa" w:w="1930"/>
+            <w:tcW w:type="dxa" w:w="1920"/>
           </w:tcPr>
           <w:p>
             <w:r>
@@ -13665,7 +13778,7 @@
         </w:tc>
         <w:tc>
           <w:tcPr>
-            <w:tcW w:type="dxa" w:w="1930"/>
+            <w:tcW w:type="dxa" w:w="1920"/>
           </w:tcPr>
           <w:p>
             <w:r>
@@ -13678,7 +13791,7 @@
         </w:tc>
         <w:tc>
           <w:tcPr>
-            <w:tcW w:type="dxa" w:w="1930"/>
+            <w:tcW w:type="dxa" w:w="1920"/>
           </w:tcPr>
           <w:p>
             <w:r>
@@ -13693,7 +13806,7 @@
       <w:tr>
         <w:tc>
           <w:tcPr>
-            <w:tcW w:type="dxa" w:w="1930"/>
+            <w:tcW w:type="dxa" w:w="1919"/>
           </w:tcPr>
           <w:p>
             <w:r>
@@ -13706,7 +13819,7 @@
         </w:tc>
         <w:tc>
           <w:tcPr>
-            <w:tcW w:type="dxa" w:w="1930"/>
+            <w:tcW w:type="dxa" w:w="1920"/>
           </w:tcPr>
           <w:p>
             <w:r>
@@ -13719,7 +13832,7 @@
         </w:tc>
         <w:tc>
           <w:tcPr>
-            <w:tcW w:type="dxa" w:w="1930"/>
+            <w:tcW w:type="dxa" w:w="1920"/>
           </w:tcPr>
           <w:p>
             <w:r>
@@ -13732,7 +13845,7 @@
         </w:tc>
         <w:tc>
           <w:tcPr>
-            <w:tcW w:type="dxa" w:w="1930"/>
+            <w:tcW w:type="dxa" w:w="1920"/>
           </w:tcPr>
           <w:p>
             <w:r>
@@ -13745,7 +13858,7 @@
         </w:tc>
         <w:tc>
           <w:tcPr>
-            <w:tcW w:type="dxa" w:w="1930"/>
+            <w:tcW w:type="dxa" w:w="1920"/>
           </w:tcPr>
           <w:p>
             <w:r>
@@ -13760,7 +13873,7 @@
       <w:tr>
         <w:tc>
           <w:tcPr>
-            <w:tcW w:type="dxa" w:w="1930"/>
+            <w:tcW w:type="dxa" w:w="1919"/>
           </w:tcPr>
           <w:p>
             <w:r>
@@ -13773,7 +13886,7 @@
         </w:tc>
         <w:tc>
           <w:tcPr>
-            <w:tcW w:type="dxa" w:w="1930"/>
+            <w:tcW w:type="dxa" w:w="1920"/>
           </w:tcPr>
           <w:p>
             <w:r>
@@ -13786,7 +13899,7 @@
         </w:tc>
         <w:tc>
           <w:tcPr>
-            <w:tcW w:type="dxa" w:w="1930"/>
+            <w:tcW w:type="dxa" w:w="1920"/>
           </w:tcPr>
           <w:p>
             <w:r>
@@ -13799,7 +13912,7 @@
         </w:tc>
         <w:tc>
           <w:tcPr>
-            <w:tcW w:type="dxa" w:w="1930"/>
+            <w:tcW w:type="dxa" w:w="1920"/>
           </w:tcPr>
           <w:p>
             <w:r>
@@ -13812,7 +13925,7 @@
         </w:tc>
         <w:tc>
           <w:tcPr>
-            <w:tcW w:type="dxa" w:w="1930"/>
+            <w:tcW w:type="dxa" w:w="1920"/>
           </w:tcPr>
           <w:p>
             <w:r>
@@ -13827,7 +13940,7 @@
       <w:tr>
         <w:tc>
           <w:tcPr>
-            <w:tcW w:type="dxa" w:w="1930"/>
+            <w:tcW w:type="dxa" w:w="1919"/>
           </w:tcPr>
           <w:p>
             <w:r>
@@ -13840,7 +13953,7 @@
         </w:tc>
         <w:tc>
           <w:tcPr>
-            <w:tcW w:type="dxa" w:w="1930"/>
+            <w:tcW w:type="dxa" w:w="1920"/>
           </w:tcPr>
           <w:p>
             <w:r>
@@ -13853,7 +13966,7 @@
         </w:tc>
         <w:tc>
           <w:tcPr>
-            <w:tcW w:type="dxa" w:w="1930"/>
+            <w:tcW w:type="dxa" w:w="1920"/>
           </w:tcPr>
           <w:p>
             <w:r>
@@ -13866,7 +13979,7 @@
         </w:tc>
         <w:tc>
           <w:tcPr>
-            <w:tcW w:type="dxa" w:w="1930"/>
+            <w:tcW w:type="dxa" w:w="1920"/>
           </w:tcPr>
           <w:p>
             <w:r>
@@ -13879,7 +13992,7 @@
         </w:tc>
         <w:tc>
           <w:tcPr>
-            <w:tcW w:type="dxa" w:w="1930"/>
+            <w:tcW w:type="dxa" w:w="1920"/>
           </w:tcPr>
           <w:p>
             <w:r>

--- a/paper_assets/docs/NHSJS/Supplementary Information.docx
+++ b/paper_assets/docs/NHSJS/Supplementary Information.docx
@@ -1187,7 +1187,7 @@
               <w:rPr>
                 <w:sz w:val="16"/>
               </w:rPr>
-              <w:t>Excluded: holding period other than 12 months</w:t>
+              <w:t xml:space="preserve">Excluded from the 2,958: holding period other than 12 months</w:t>
             </w:r>
           </w:p>
         </w:tc>
@@ -1200,7 +1200,7 @@
               <w:rPr>
                 <w:sz w:val="16"/>
               </w:rPr>
-              <w:t>119</w:t>
+              <w:t>113</w:t>
             </w:r>
           </w:p>
         </w:tc>
@@ -1215,7 +1215,7 @@
               <w:rPr>
                 <w:sz w:val="16"/>
               </w:rPr>
-              <w:t>Excluded: exploratory model tag outside the three reported</w:t>
+              <w:t xml:space="preserve">Excluded from the 2,958: exploratory model tag outside the three reported</w:t>
             </w:r>
           </w:p>
         </w:tc>
@@ -1228,7 +1228,7 @@
               <w:rPr>
                 <w:sz w:val="16"/>
               </w:rPr>
-              <w:t>622</w:t>
+              <w:t>86</w:t>
             </w:r>
           </w:p>
         </w:tc>
@@ -1262,13 +1262,18 @@
         </w:tc>
       </w:tr>
     </w:tbl>
+    <w:p>
+      <w:r>
+        <w:t xml:space="preserve">Counting all 3,876 generated files regardless of completion, 119 carried a holding period other than 12 months and 621 an exploratory model tag; of these, 6 and 535 respectively never produced a portfolio and are already counted among the incomplete runs in Table S2b. One further file failed to parse.</w:t>
+      </w:r>
+    </w:p>
     <w:p/>
     <w:p>
       <w:r>
         <w:rPr>
           <w:i/>
         </w:rPr>
-        <w:t>Table S2b. Incomplete-run rate by model. Incomplete runs are those whose strategy generation did not complete. Of the 917 such runs, 190 recorded a specific cause — 159 API rate limits, 18 timeouts, 12 unparseable outputs and one connection error — and 727 recorded only a generic failure, concentrated on three run dates and written in bursts consistent with interrupted batch sessions. The failure records carry no metadata, so they cannot be labelled with a configuration directly.</w:t>
+        <w:t xml:space="preserve">Table S2b. Incomplete-run rate by model. Incomplete runs are those whose strategy generation did not complete. In total 918 generated files lack a computed ROI; one of these also failed to parse, leaving 917 incomplete generations. Of these, 190 recorded a specific cause — 159 API rate limits, 18 timeouts, 12 unparseable outputs and one connection error — and 727 recorded only a generic failure, concentrated on three run dates and written in bursts consistent with interrupted batch sessions. The failure records carry no internal metadata, but 399 of the 918 can be attributed to a configuration through the permutation index in their filenames. The attributable failures are not uniform across configurations: under GPT-4o they concentrate in the large-prompt 30-candidate configurations (roughly 18–25% of attributable generated files incomplete, against 0–5% for 10→3, 20→10, and the unfiltered baseline), consistent with rate limits and timeouts striking longer prompts more often. Incompletion therefore correlates with prompt size; every configuration nonetheless survives in every window of the analyzed set (Table S3), and the direction of any survivorship effect on returns is unknown. The table below accounts for every generated file, including the exploratory model tags that are excluded from the analyzed set.</w:t>
       </w:r>
     </w:p>
     <w:tbl>
@@ -1553,6 +1558,114 @@
           </w:p>
         </w:tc>
       </w:tr>
+      <w:tr>
+        <w:tc>
+          <w:tcPr>
+            <w:tcW w:type="dxa" w:w="2399"/>
+          </w:tcPr>
+          <w:p>
+            <w:r>
+              <w:rPr>
+                <w:sz w:val="16"/>
+              </w:rPr>
+              <w:t>gpt-5 (exploratory)</w:t>
+            </w:r>
+          </w:p>
+        </w:tc>
+        <w:tc>
+          <w:tcPr>
+            <w:tcW w:type="dxa" w:w="2400"/>
+          </w:tcPr>
+          <w:p>
+            <w:r>
+              <w:rPr>
+                <w:sz w:val="16"/>
+              </w:rPr>
+              <w:t>615</w:t>
+            </w:r>
+          </w:p>
+        </w:tc>
+        <w:tc>
+          <w:tcPr>
+            <w:tcW w:type="dxa" w:w="2400"/>
+          </w:tcPr>
+          <w:p>
+            <w:r>
+              <w:rPr>
+                <w:sz w:val="16"/>
+              </w:rPr>
+              <w:t>529</w:t>
+            </w:r>
+          </w:p>
+        </w:tc>
+        <w:tc>
+          <w:tcPr>
+            <w:tcW w:type="dxa" w:w="2400"/>
+          </w:tcPr>
+          <w:p>
+            <w:r>
+              <w:rPr>
+                <w:sz w:val="16"/>
+              </w:rPr>
+              <w:t>86.00</w:t>
+            </w:r>
+          </w:p>
+        </w:tc>
+      </w:tr>
+      <w:tr>
+        <w:tc>
+          <w:tcPr>
+            <w:tcW w:type="dxa" w:w="2399"/>
+          </w:tcPr>
+          <w:p>
+            <w:r>
+              <w:rPr>
+                <w:sz w:val="16"/>
+              </w:rPr>
+              <w:t>gpt-50 (exploratory)</w:t>
+            </w:r>
+          </w:p>
+        </w:tc>
+        <w:tc>
+          <w:tcPr>
+            <w:tcW w:type="dxa" w:w="2400"/>
+          </w:tcPr>
+          <w:p>
+            <w:r>
+              <w:rPr>
+                <w:sz w:val="16"/>
+              </w:rPr>
+              <w:t>6</w:t>
+            </w:r>
+          </w:p>
+        </w:tc>
+        <w:tc>
+          <w:tcPr>
+            <w:tcW w:type="dxa" w:w="2400"/>
+          </w:tcPr>
+          <w:p>
+            <w:r>
+              <w:rPr>
+                <w:sz w:val="16"/>
+              </w:rPr>
+              <w:t>6</w:t>
+            </w:r>
+          </w:p>
+        </w:tc>
+        <w:tc>
+          <w:tcPr>
+            <w:tcW w:type="dxa" w:w="2400"/>
+          </w:tcPr>
+          <w:p>
+            <w:r>
+              <w:rPr>
+                <w:sz w:val="16"/>
+              </w:rPr>
+              <w:t>100.00</w:t>
+            </w:r>
+          </w:p>
+        </w:tc>
+      </w:tr>
     </w:tbl>
     <w:p/>
     <w:p>
@@ -1560,7 +1673,7 @@
         <w:rPr>
           <w:i/>
         </w:rPr>
-        <w:t>Table S2c. Incomplete-run rate by window.</w:t>
+        <w:t xml:space="preserve">Table S2c. Incomplete-run rate by window, over the three reported models (3,193 generated files).</w:t>
       </w:r>
     </w:p>
     <w:tbl>
@@ -12835,6 +12948,565 @@
     </w:tbl>
     <w:p/>
     <w:p>
+      <w:r>
+        <w:t xml:space="preserve">Table S4-Windows. Window-level matched comparisons for GPT-5.1 (n = 9 windows). Replicate generations are collapsed to window means; wins count windows in which the configuration’s mean ROI exceeds the matched unfiltered baseline. Sign-test and Wilcoxon signed-rank p-values are exact and two-sided. These window-level tests avoid the pseudo-replication of pairing replicate-group means and are the conservative basis for significance claims in the manuscript.</w:t>
+      </w:r>
+    </w:p>
+    <w:tbl>
+      <w:tblPr>
+        <w:tblStyle w:val="LightGrid-Accent1"/>
+        <w:tblW w:type="dxa" w:w="9599"/>
+        <w:tblLook w:firstColumn="1" w:firstRow="1" w:lastColumn="0" w:lastRow="0" w:noHBand="0" w:noVBand="1" w:val="04A0"/>
+      </w:tblPr>
+      <w:tblGrid>
+        <w:gridCol w:w="2399"/>
+        <w:gridCol w:w="2400"/>
+        <w:gridCol w:w="2400"/>
+        <w:gridCol w:w="2400"/>
+      </w:tblGrid>
+      <w:tr>
+        <w:tc>
+          <w:tcPr>
+            <w:tcW w:type="dxa" w:w="2399"/>
+          </w:tcPr>
+          <w:p>
+            <w:r>
+              <w:rPr>
+                <w:sz w:val="16"/>
+              </w:rPr>
+              <w:t>Configuration</w:t>
+            </w:r>
+          </w:p>
+        </w:tc>
+        <w:tc>
+          <w:tcPr>
+            <w:tcW w:type="dxa" w:w="2400"/>
+          </w:tcPr>
+          <w:p>
+            <w:r>
+              <w:rPr>
+                <w:sz w:val="16"/>
+              </w:rPr>
+              <w:t>Window wins</w:t>
+            </w:r>
+          </w:p>
+        </w:tc>
+        <w:tc>
+          <w:tcPr>
+            <w:tcW w:type="dxa" w:w="2400"/>
+          </w:tcPr>
+          <w:p>
+            <w:r>
+              <w:rPr>
+                <w:sz w:val="16"/>
+              </w:rPr>
+              <w:t>Sign-test p</w:t>
+            </w:r>
+          </w:p>
+        </w:tc>
+        <w:tc>
+          <w:tcPr>
+            <w:tcW w:type="dxa" w:w="2400"/>
+          </w:tcPr>
+          <w:p>
+            <w:r>
+              <w:rPr>
+                <w:sz w:val="16"/>
+              </w:rPr>
+              <w:t>Wilcoxon p</w:t>
+            </w:r>
+          </w:p>
+        </w:tc>
+      </w:tr>
+      <w:tr>
+        <w:tc>
+          <w:tcPr>
+            <w:tcW w:type="dxa" w:w="2399"/>
+          </w:tcPr>
+          <w:p>
+            <w:r>
+              <w:rPr>
+                <w:sz w:val="16"/>
+              </w:rPr>
+              <w:t>20→10</w:t>
+            </w:r>
+          </w:p>
+        </w:tc>
+        <w:tc>
+          <w:tcPr>
+            <w:tcW w:type="dxa" w:w="2400"/>
+          </w:tcPr>
+          <w:p>
+            <w:r>
+              <w:rPr>
+                <w:sz w:val="16"/>
+              </w:rPr>
+              <w:t>8/9</w:t>
+            </w:r>
+          </w:p>
+        </w:tc>
+        <w:tc>
+          <w:tcPr>
+            <w:tcW w:type="dxa" w:w="2400"/>
+          </w:tcPr>
+          <w:p>
+            <w:r>
+              <w:rPr>
+                <w:sz w:val="16"/>
+              </w:rPr>
+              <w:t>0.039</w:t>
+            </w:r>
+          </w:p>
+        </w:tc>
+        <w:tc>
+          <w:tcPr>
+            <w:tcW w:type="dxa" w:w="2400"/>
+          </w:tcPr>
+          <w:p>
+            <w:r>
+              <w:rPr>
+                <w:sz w:val="16"/>
+              </w:rPr>
+              <w:t>0.027</w:t>
+            </w:r>
+          </w:p>
+        </w:tc>
+      </w:tr>
+      <w:tr>
+        <w:tc>
+          <w:tcPr>
+            <w:tcW w:type="dxa" w:w="2399"/>
+          </w:tcPr>
+          <w:p>
+            <w:r>
+              <w:rPr>
+                <w:sz w:val="16"/>
+              </w:rPr>
+              <w:t>10→5</w:t>
+            </w:r>
+          </w:p>
+        </w:tc>
+        <w:tc>
+          <w:tcPr>
+            <w:tcW w:type="dxa" w:w="2400"/>
+          </w:tcPr>
+          <w:p>
+            <w:r>
+              <w:rPr>
+                <w:sz w:val="16"/>
+              </w:rPr>
+              <w:t>7/9</w:t>
+            </w:r>
+          </w:p>
+        </w:tc>
+        <w:tc>
+          <w:tcPr>
+            <w:tcW w:type="dxa" w:w="2400"/>
+          </w:tcPr>
+          <w:p>
+            <w:r>
+              <w:rPr>
+                <w:sz w:val="16"/>
+              </w:rPr>
+              <w:t>0.180</w:t>
+            </w:r>
+          </w:p>
+        </w:tc>
+        <w:tc>
+          <w:tcPr>
+            <w:tcW w:type="dxa" w:w="2400"/>
+          </w:tcPr>
+          <w:p>
+            <w:r>
+              <w:rPr>
+                <w:sz w:val="16"/>
+              </w:rPr>
+              <w:t>0.098</w:t>
+            </w:r>
+          </w:p>
+        </w:tc>
+      </w:tr>
+      <w:tr>
+        <w:tc>
+          <w:tcPr>
+            <w:tcW w:type="dxa" w:w="2399"/>
+          </w:tcPr>
+          <w:p>
+            <w:r>
+              <w:rPr>
+                <w:sz w:val="16"/>
+              </w:rPr>
+              <w:t>10→3</w:t>
+            </w:r>
+          </w:p>
+        </w:tc>
+        <w:tc>
+          <w:tcPr>
+            <w:tcW w:type="dxa" w:w="2400"/>
+          </w:tcPr>
+          <w:p>
+            <w:r>
+              <w:rPr>
+                <w:sz w:val="16"/>
+              </w:rPr>
+              <w:t>7/9</w:t>
+            </w:r>
+          </w:p>
+        </w:tc>
+        <w:tc>
+          <w:tcPr>
+            <w:tcW w:type="dxa" w:w="2400"/>
+          </w:tcPr>
+          <w:p>
+            <w:r>
+              <w:rPr>
+                <w:sz w:val="16"/>
+              </w:rPr>
+              <w:t>0.180</w:t>
+            </w:r>
+          </w:p>
+        </w:tc>
+        <w:tc>
+          <w:tcPr>
+            <w:tcW w:type="dxa" w:w="2400"/>
+          </w:tcPr>
+          <w:p>
+            <w:r>
+              <w:rPr>
+                <w:sz w:val="16"/>
+              </w:rPr>
+              <w:t>0.098</w:t>
+            </w:r>
+          </w:p>
+        </w:tc>
+      </w:tr>
+      <w:tr>
+        <w:tc>
+          <w:tcPr>
+            <w:tcW w:type="dxa" w:w="2399"/>
+          </w:tcPr>
+          <w:p>
+            <w:r>
+              <w:rPr>
+                <w:sz w:val="16"/>
+              </w:rPr>
+              <w:t>20→5</w:t>
+            </w:r>
+          </w:p>
+        </w:tc>
+        <w:tc>
+          <w:tcPr>
+            <w:tcW w:type="dxa" w:w="2400"/>
+          </w:tcPr>
+          <w:p>
+            <w:r>
+              <w:rPr>
+                <w:sz w:val="16"/>
+              </w:rPr>
+              <w:t>8/9</w:t>
+            </w:r>
+          </w:p>
+        </w:tc>
+        <w:tc>
+          <w:tcPr>
+            <w:tcW w:type="dxa" w:w="2400"/>
+          </w:tcPr>
+          <w:p>
+            <w:r>
+              <w:rPr>
+                <w:sz w:val="16"/>
+              </w:rPr>
+              <w:t>0.039</w:t>
+            </w:r>
+          </w:p>
+        </w:tc>
+        <w:tc>
+          <w:tcPr>
+            <w:tcW w:type="dxa" w:w="2400"/>
+          </w:tcPr>
+          <w:p>
+            <w:r>
+              <w:rPr>
+                <w:sz w:val="16"/>
+              </w:rPr>
+              <w:t>0.129</w:t>
+            </w:r>
+          </w:p>
+        </w:tc>
+      </w:tr>
+      <w:tr>
+        <w:tc>
+          <w:tcPr>
+            <w:tcW w:type="dxa" w:w="2399"/>
+          </w:tcPr>
+          <w:p>
+            <w:r>
+              <w:rPr>
+                <w:sz w:val="16"/>
+              </w:rPr>
+              <w:t>30→15</w:t>
+            </w:r>
+          </w:p>
+        </w:tc>
+        <w:tc>
+          <w:tcPr>
+            <w:tcW w:type="dxa" w:w="2400"/>
+          </w:tcPr>
+          <w:p>
+            <w:r>
+              <w:rPr>
+                <w:sz w:val="16"/>
+              </w:rPr>
+              <w:t>6/9</w:t>
+            </w:r>
+          </w:p>
+        </w:tc>
+        <w:tc>
+          <w:tcPr>
+            <w:tcW w:type="dxa" w:w="2400"/>
+          </w:tcPr>
+          <w:p>
+            <w:r>
+              <w:rPr>
+                <w:sz w:val="16"/>
+              </w:rPr>
+              <w:t>0.508</w:t>
+            </w:r>
+          </w:p>
+        </w:tc>
+        <w:tc>
+          <w:tcPr>
+            <w:tcW w:type="dxa" w:w="2400"/>
+          </w:tcPr>
+          <w:p>
+            <w:r>
+              <w:rPr>
+                <w:sz w:val="16"/>
+              </w:rPr>
+              <w:t>0.910</w:t>
+            </w:r>
+          </w:p>
+        </w:tc>
+      </w:tr>
+      <w:tr>
+        <w:tc>
+          <w:tcPr>
+            <w:tcW w:type="dxa" w:w="2399"/>
+          </w:tcPr>
+          <w:p>
+            <w:r>
+              <w:rPr>
+                <w:sz w:val="16"/>
+              </w:rPr>
+              <w:t>5→3</w:t>
+            </w:r>
+          </w:p>
+        </w:tc>
+        <w:tc>
+          <w:tcPr>
+            <w:tcW w:type="dxa" w:w="2400"/>
+          </w:tcPr>
+          <w:p>
+            <w:r>
+              <w:rPr>
+                <w:sz w:val="16"/>
+              </w:rPr>
+              <w:t>3/9</w:t>
+            </w:r>
+          </w:p>
+        </w:tc>
+        <w:tc>
+          <w:tcPr>
+            <w:tcW w:type="dxa" w:w="2400"/>
+          </w:tcPr>
+          <w:p>
+            <w:r>
+              <w:rPr>
+                <w:sz w:val="16"/>
+              </w:rPr>
+              <w:t>0.508</w:t>
+            </w:r>
+          </w:p>
+        </w:tc>
+        <w:tc>
+          <w:tcPr>
+            <w:tcW w:type="dxa" w:w="2400"/>
+          </w:tcPr>
+          <w:p>
+            <w:r>
+              <w:rPr>
+                <w:sz w:val="16"/>
+              </w:rPr>
+              <w:t>0.359</w:t>
+            </w:r>
+          </w:p>
+        </w:tc>
+      </w:tr>
+      <w:tr>
+        <w:tc>
+          <w:tcPr>
+            <w:tcW w:type="dxa" w:w="2399"/>
+          </w:tcPr>
+          <w:p>
+            <w:r>
+              <w:rPr>
+                <w:sz w:val="16"/>
+              </w:rPr>
+              <w:t>30→10</w:t>
+            </w:r>
+          </w:p>
+        </w:tc>
+        <w:tc>
+          <w:tcPr>
+            <w:tcW w:type="dxa" w:w="2400"/>
+          </w:tcPr>
+          <w:p>
+            <w:r>
+              <w:rPr>
+                <w:sz w:val="16"/>
+              </w:rPr>
+              <w:t>4/9</w:t>
+            </w:r>
+          </w:p>
+        </w:tc>
+        <w:tc>
+          <w:tcPr>
+            <w:tcW w:type="dxa" w:w="2400"/>
+          </w:tcPr>
+          <w:p>
+            <w:r>
+              <w:rPr>
+                <w:sz w:val="16"/>
+              </w:rPr>
+              <w:t>1.000</w:t>
+            </w:r>
+          </w:p>
+        </w:tc>
+        <w:tc>
+          <w:tcPr>
+            <w:tcW w:type="dxa" w:w="2400"/>
+          </w:tcPr>
+          <w:p>
+            <w:r>
+              <w:rPr>
+                <w:sz w:val="16"/>
+              </w:rPr>
+              <w:t>0.250</w:t>
+            </w:r>
+          </w:p>
+        </w:tc>
+      </w:tr>
+      <w:tr>
+        <w:tc>
+          <w:tcPr>
+            <w:tcW w:type="dxa" w:w="2399"/>
+          </w:tcPr>
+          <w:p>
+            <w:r>
+              <w:rPr>
+                <w:sz w:val="16"/>
+              </w:rPr>
+              <w:t>Ranked</w:t>
+            </w:r>
+          </w:p>
+        </w:tc>
+        <w:tc>
+          <w:tcPr>
+            <w:tcW w:type="dxa" w:w="2400"/>
+          </w:tcPr>
+          <w:p>
+            <w:r>
+              <w:rPr>
+                <w:sz w:val="16"/>
+              </w:rPr>
+              <w:t>4/9</w:t>
+            </w:r>
+          </w:p>
+        </w:tc>
+        <w:tc>
+          <w:tcPr>
+            <w:tcW w:type="dxa" w:w="2400"/>
+          </w:tcPr>
+          <w:p>
+            <w:r>
+              <w:rPr>
+                <w:sz w:val="16"/>
+              </w:rPr>
+              <w:t>1.000</w:t>
+            </w:r>
+          </w:p>
+        </w:tc>
+        <w:tc>
+          <w:tcPr>
+            <w:tcW w:type="dxa" w:w="2400"/>
+          </w:tcPr>
+          <w:p>
+            <w:r>
+              <w:rPr>
+                <w:sz w:val="16"/>
+              </w:rPr>
+              <w:t>0.250</w:t>
+            </w:r>
+          </w:p>
+        </w:tc>
+      </w:tr>
+      <w:tr>
+        <w:tc>
+          <w:tcPr>
+            <w:tcW w:type="dxa" w:w="2399"/>
+          </w:tcPr>
+          <w:p>
+            <w:r>
+              <w:rPr>
+                <w:sz w:val="16"/>
+              </w:rPr>
+              <w:t>30→5</w:t>
+            </w:r>
+          </w:p>
+        </w:tc>
+        <w:tc>
+          <w:tcPr>
+            <w:tcW w:type="dxa" w:w="2400"/>
+          </w:tcPr>
+          <w:p>
+            <w:r>
+              <w:rPr>
+                <w:sz w:val="16"/>
+              </w:rPr>
+              <w:t>0/9</w:t>
+            </w:r>
+          </w:p>
+        </w:tc>
+        <w:tc>
+          <w:tcPr>
+            <w:tcW w:type="dxa" w:w="2400"/>
+          </w:tcPr>
+          <w:p>
+            <w:r>
+              <w:rPr>
+                <w:sz w:val="16"/>
+              </w:rPr>
+              <w:t>0.004</w:t>
+            </w:r>
+          </w:p>
+        </w:tc>
+        <w:tc>
+          <w:tcPr>
+            <w:tcW w:type="dxa" w:w="2400"/>
+          </w:tcPr>
+          <w:p>
+            <w:r>
+              <w:rPr>
+                <w:sz w:val="16"/>
+              </w:rPr>
+              <w:t>0.004</w:t>
+            </w:r>
+          </w:p>
+        </w:tc>
+      </w:tr>
+    </w:tbl>
+    <w:p/>
+    <w:p>
       <w:pPr>
         <w:pStyle w:val="Heading1"/>
       </w:pPr>
@@ -12993,7 +13665,7 @@
               <w:rPr>
                 <w:sz w:val="16"/>
               </w:rPr>
-              <w:t>52.40</w:t>
+              <w:t>52.42</w:t>
             </w:r>
           </w:p>
         </w:tc>
@@ -13006,7 +13678,7 @@
               <w:rPr>
                 <w:sz w:val="16"/>
               </w:rPr>
-              <w:t>47.90</w:t>
+              <w:t>47.93</w:t>
             </w:r>
           </w:p>
         </w:tc>
@@ -13073,7 +13745,7 @@
               <w:rPr>
                 <w:sz w:val="16"/>
               </w:rPr>
-              <w:t>49.30</w:t>
+              <w:t>49.33</w:t>
             </w:r>
           </w:p>
         </w:tc>
@@ -13086,7 +13758,7 @@
               <w:rPr>
                 <w:sz w:val="16"/>
               </w:rPr>
-              <w:t>48.00</w:t>
+              <w:t>47.96</w:t>
             </w:r>
           </w:p>
         </w:tc>
@@ -13153,7 +13825,7 @@
               <w:rPr>
                 <w:sz w:val="16"/>
               </w:rPr>
-              <w:t>49.20</w:t>
+              <w:t>49.24</w:t>
             </w:r>
           </w:p>
         </w:tc>
@@ -13166,7 +13838,7 @@
               <w:rPr>
                 <w:sz w:val="16"/>
               </w:rPr>
-              <w:t>55.70</w:t>
+              <w:t>55.65</w:t>
             </w:r>
           </w:p>
         </w:tc>
@@ -13233,7 +13905,7 @@
               <w:rPr>
                 <w:sz w:val="16"/>
               </w:rPr>
-              <w:t>49.00</w:t>
+              <w:t>49.03</w:t>
             </w:r>
           </w:p>
         </w:tc>
@@ -13313,7 +13985,7 @@
               <w:rPr>
                 <w:sz w:val="16"/>
               </w:rPr>
-              <w:t>47.20</w:t>
+              <w:t>47.18</w:t>
             </w:r>
           </w:p>
         </w:tc>
@@ -13326,7 +13998,7 @@
               <w:rPr>
                 <w:sz w:val="16"/>
               </w:rPr>
-              <w:t>45.90</w:t>
+              <w:t>45.86</w:t>
             </w:r>
           </w:p>
         </w:tc>
@@ -13393,7 +14065,7 @@
               <w:rPr>
                 <w:sz w:val="16"/>
               </w:rPr>
-              <w:t>46.30</w:t>
+              <w:t>46.32</w:t>
             </w:r>
           </w:p>
         </w:tc>
@@ -13406,7 +14078,7 @@
               <w:rPr>
                 <w:sz w:val="16"/>
               </w:rPr>
-              <w:t>42.60</w:t>
+              <w:t>42.64</w:t>
             </w:r>
           </w:p>
         </w:tc>
@@ -13473,7 +14145,7 @@
               <w:rPr>
                 <w:sz w:val="16"/>
               </w:rPr>
-              <w:t>43.10</w:t>
+              <w:t>43.12</w:t>
             </w:r>
           </w:p>
         </w:tc>
@@ -13486,7 +14158,7 @@
               <w:rPr>
                 <w:sz w:val="16"/>
               </w:rPr>
-              <w:t>39.90</w:t>
+              <w:t>39.91</w:t>
             </w:r>
           </w:p>
         </w:tc>
@@ -13510,7 +14182,7 @@
         <w:pStyle w:val="Title"/>
       </w:pPr>
       <w:r>
-        <w:t>Tokens are the mean arm-specific prompt tokens per run, excluding the Stage-One and report-retrieval calls that every arm shares. The three sequential arms are matched to within 0.1%, so the degradation from shuffling the reports is a content effect rather than a length effect. The single-pass arms carry roughly twice the arm-specific input; “budget-matched” denotes trimming relative to the full-pool prompt, not parity with the pipeline. Across 204 arm-runs, prompt length does not predict return once the evaluation window is controlled (r = +0.03).</w:t>
+        <w:t xml:space="preserve">Tokens are the mean arm-specific prompt tokens per run, excluding the Stage-One and report-retrieval calls that every arm shares. The three sequential arms are matched to within 0.1%, so the degradation from shuffling the reports is a content effect rather than a length effect. The single-pass arms carry roughly twice the arm-specific input; “budget-matched” denotes trimming relative to the full-pool prompt, not parity with the pipeline: a single-pass arm can match the pipeline’s Stage Two budget only by removing documents, which would break the fixed-information-set design, so the trimmed and full-document single-pass arms bracket the feasible range. Across 204 arm-runs, prompt length does not predict return once the evaluation window is controlled (r = +0.03).</w:t>
       </w:r>
     </w:p>
     <w:p/>
